--- a/Self Study MCQ/Self Study DBT MCQ Session 01  to 04.docx
+++ b/Self Study MCQ/Self Study DBT MCQ Session 01  to 04.docx
@@ -1686,7 +1686,29 @@
           <w:sz w:val="20"/>
           <w:szCs w:val="20"/>
         </w:rPr>
-        <w:t>15. Which of the following is NOT a type of relationship in ER modeling?</w:t>
+        <w:t xml:space="preserve">15. Which of the following is NOT a type of relationship in ER </w:t>
+      </w:r>
+      <w:proofErr w:type="spellStart"/>
+      <w:r>
+        <w:rPr>
+          <w:rFonts w:ascii="Arial" w:hAnsi="Arial" w:cs="Arial"/>
+          <w:b/>
+          <w:bCs/>
+          <w:sz w:val="20"/>
+          <w:szCs w:val="20"/>
+        </w:rPr>
+        <w:t>modeling</w:t>
+      </w:r>
+      <w:proofErr w:type="spellEnd"/>
+      <w:r>
+        <w:rPr>
+          <w:rFonts w:ascii="Arial" w:hAnsi="Arial" w:cs="Arial"/>
+          <w:b/>
+          <w:bCs/>
+          <w:sz w:val="20"/>
+          <w:szCs w:val="20"/>
+        </w:rPr>
+        <w:t>?</w:t>
       </w:r>
     </w:p>
     <w:p>
@@ -2040,7 +2062,25 @@
           <w:szCs w:val="20"/>
         </w:rPr>
         <w:br/>
-        <w:t>D) Rule 12 (Nonsubversion)</w:t>
+        <w:t>D) Rule 12 (</w:t>
+      </w:r>
+      <w:proofErr w:type="spellStart"/>
+      <w:r>
+        <w:rPr>
+          <w:rFonts w:ascii="Arial" w:hAnsi="Arial" w:cs="Arial"/>
+          <w:sz w:val="20"/>
+          <w:szCs w:val="20"/>
+        </w:rPr>
+        <w:t>Nonsubversion</w:t>
+      </w:r>
+      <w:proofErr w:type="spellEnd"/>
+      <w:r>
+        <w:rPr>
+          <w:rFonts w:ascii="Arial" w:hAnsi="Arial" w:cs="Arial"/>
+          <w:sz w:val="20"/>
+          <w:szCs w:val="20"/>
+        </w:rPr>
+        <w:t>)</w:t>
       </w:r>
     </w:p>
     <w:p>
@@ -3094,7 +3134,25 @@
           <w:szCs w:val="20"/>
         </w:rPr>
         <w:br/>
-        <w:t>D) Denormalize the database</w:t>
+        <w:t xml:space="preserve">D) </w:t>
+      </w:r>
+      <w:proofErr w:type="spellStart"/>
+      <w:r>
+        <w:rPr>
+          <w:rFonts w:ascii="Arial" w:hAnsi="Arial" w:cs="Arial"/>
+          <w:sz w:val="20"/>
+          <w:szCs w:val="20"/>
+        </w:rPr>
+        <w:t>Denormalize</w:t>
+      </w:r>
+      <w:proofErr w:type="spellEnd"/>
+      <w:r>
+        <w:rPr>
+          <w:rFonts w:ascii="Arial" w:hAnsi="Arial" w:cs="Arial"/>
+          <w:sz w:val="20"/>
+          <w:szCs w:val="20"/>
+        </w:rPr>
+        <w:t xml:space="preserve"> the database</w:t>
       </w:r>
     </w:p>
     <w:p>
@@ -3881,7 +3939,73 @@
           <w:sz w:val="20"/>
           <w:szCs w:val="20"/>
         </w:rPr>
-        <w:t>36. Given a table: Student_Course (StudentID, StudentName, CourseID, CourseName). If StudentID determines StudentName, and CourseID determines CourseName, but the key is (StudentID, CourseID). Which normal form violation?</w:t>
+        <w:t xml:space="preserve">36. Given a table: </w:t>
+      </w:r>
+      <w:proofErr w:type="spellStart"/>
+      <w:r>
+        <w:rPr>
+          <w:rFonts w:ascii="Arial" w:hAnsi="Arial" w:cs="Arial"/>
+          <w:b/>
+          <w:bCs/>
+          <w:sz w:val="20"/>
+          <w:szCs w:val="20"/>
+        </w:rPr>
+        <w:t>Student_Course</w:t>
+      </w:r>
+      <w:proofErr w:type="spellEnd"/>
+      <w:r>
+        <w:rPr>
+          <w:rFonts w:ascii="Arial" w:hAnsi="Arial" w:cs="Arial"/>
+          <w:b/>
+          <w:bCs/>
+          <w:sz w:val="20"/>
+          <w:szCs w:val="20"/>
+        </w:rPr>
+        <w:t xml:space="preserve"> (StudentID, StudentName, CourseID, </w:t>
+      </w:r>
+      <w:proofErr w:type="spellStart"/>
+      <w:r>
+        <w:rPr>
+          <w:rFonts w:ascii="Arial" w:hAnsi="Arial" w:cs="Arial"/>
+          <w:b/>
+          <w:bCs/>
+          <w:sz w:val="20"/>
+          <w:szCs w:val="20"/>
+        </w:rPr>
+        <w:t>CourseName</w:t>
+      </w:r>
+      <w:proofErr w:type="spellEnd"/>
+      <w:r>
+        <w:rPr>
+          <w:rFonts w:ascii="Arial" w:hAnsi="Arial" w:cs="Arial"/>
+          <w:b/>
+          <w:bCs/>
+          <w:sz w:val="20"/>
+          <w:szCs w:val="20"/>
+        </w:rPr>
+        <w:t xml:space="preserve">). If StudentID determines StudentName, and CourseID determines </w:t>
+      </w:r>
+      <w:proofErr w:type="spellStart"/>
+      <w:r>
+        <w:rPr>
+          <w:rFonts w:ascii="Arial" w:hAnsi="Arial" w:cs="Arial"/>
+          <w:b/>
+          <w:bCs/>
+          <w:sz w:val="20"/>
+          <w:szCs w:val="20"/>
+        </w:rPr>
+        <w:t>CourseName</w:t>
+      </w:r>
+      <w:proofErr w:type="spellEnd"/>
+      <w:r>
+        <w:rPr>
+          <w:rFonts w:ascii="Arial" w:hAnsi="Arial" w:cs="Arial"/>
+          <w:b/>
+          <w:bCs/>
+          <w:sz w:val="20"/>
+          <w:szCs w:val="20"/>
+        </w:rPr>
+        <w:t>, but the key is (StudentID, CourseID). Which normal form violation?</w:t>
       </w:r>
     </w:p>
     <w:p>
@@ -3984,7 +4108,161 @@
           <w:sz w:val="20"/>
           <w:szCs w:val="20"/>
         </w:rPr>
-        <w:t>37. An Employee table: EmpID, DeptID, DeptName. If DeptID → DeptName and EmpID → DeptID, then DeptName depends transitively on EmpID. The table is in 1NF but violates:</w:t>
+        <w:t xml:space="preserve">37. An </w:t>
+      </w:r>
+      <w:proofErr w:type="gramStart"/>
+      <w:r>
+        <w:rPr>
+          <w:rFonts w:ascii="Arial" w:hAnsi="Arial" w:cs="Arial"/>
+          <w:b/>
+          <w:bCs/>
+          <w:sz w:val="20"/>
+          <w:szCs w:val="20"/>
+        </w:rPr>
+        <w:t>Employee</w:t>
+      </w:r>
+      <w:proofErr w:type="gramEnd"/>
+      <w:r>
+        <w:rPr>
+          <w:rFonts w:ascii="Arial" w:hAnsi="Arial" w:cs="Arial"/>
+          <w:b/>
+          <w:bCs/>
+          <w:sz w:val="20"/>
+          <w:szCs w:val="20"/>
+        </w:rPr>
+        <w:t xml:space="preserve"> table: EmpID, </w:t>
+      </w:r>
+      <w:proofErr w:type="spellStart"/>
+      <w:r>
+        <w:rPr>
+          <w:rFonts w:ascii="Arial" w:hAnsi="Arial" w:cs="Arial"/>
+          <w:b/>
+          <w:bCs/>
+          <w:sz w:val="20"/>
+          <w:szCs w:val="20"/>
+        </w:rPr>
+        <w:t>DeptID</w:t>
+      </w:r>
+      <w:proofErr w:type="spellEnd"/>
+      <w:r>
+        <w:rPr>
+          <w:rFonts w:ascii="Arial" w:hAnsi="Arial" w:cs="Arial"/>
+          <w:b/>
+          <w:bCs/>
+          <w:sz w:val="20"/>
+          <w:szCs w:val="20"/>
+        </w:rPr>
+        <w:t xml:space="preserve">, </w:t>
+      </w:r>
+      <w:proofErr w:type="spellStart"/>
+      <w:r>
+        <w:rPr>
+          <w:rFonts w:ascii="Arial" w:hAnsi="Arial" w:cs="Arial"/>
+          <w:b/>
+          <w:bCs/>
+          <w:sz w:val="20"/>
+          <w:szCs w:val="20"/>
+        </w:rPr>
+        <w:t>DeptName</w:t>
+      </w:r>
+      <w:proofErr w:type="spellEnd"/>
+      <w:r>
+        <w:rPr>
+          <w:rFonts w:ascii="Arial" w:hAnsi="Arial" w:cs="Arial"/>
+          <w:b/>
+          <w:bCs/>
+          <w:sz w:val="20"/>
+          <w:szCs w:val="20"/>
+        </w:rPr>
+        <w:t xml:space="preserve">. If </w:t>
+      </w:r>
+      <w:proofErr w:type="spellStart"/>
+      <w:r>
+        <w:rPr>
+          <w:rFonts w:ascii="Arial" w:hAnsi="Arial" w:cs="Arial"/>
+          <w:b/>
+          <w:bCs/>
+          <w:sz w:val="20"/>
+          <w:szCs w:val="20"/>
+        </w:rPr>
+        <w:t>DeptID</w:t>
+      </w:r>
+      <w:proofErr w:type="spellEnd"/>
+      <w:r>
+        <w:rPr>
+          <w:rFonts w:ascii="Arial" w:hAnsi="Arial" w:cs="Arial"/>
+          <w:b/>
+          <w:bCs/>
+          <w:sz w:val="20"/>
+          <w:szCs w:val="20"/>
+        </w:rPr>
+        <w:t xml:space="preserve"> → </w:t>
+      </w:r>
+      <w:proofErr w:type="spellStart"/>
+      <w:r>
+        <w:rPr>
+          <w:rFonts w:ascii="Arial" w:hAnsi="Arial" w:cs="Arial"/>
+          <w:b/>
+          <w:bCs/>
+          <w:sz w:val="20"/>
+          <w:szCs w:val="20"/>
+        </w:rPr>
+        <w:t>DeptName</w:t>
+      </w:r>
+      <w:proofErr w:type="spellEnd"/>
+      <w:r>
+        <w:rPr>
+          <w:rFonts w:ascii="Arial" w:hAnsi="Arial" w:cs="Arial"/>
+          <w:b/>
+          <w:bCs/>
+          <w:sz w:val="20"/>
+          <w:szCs w:val="20"/>
+        </w:rPr>
+        <w:t xml:space="preserve"> and EmpID → </w:t>
+      </w:r>
+      <w:proofErr w:type="spellStart"/>
+      <w:r>
+        <w:rPr>
+          <w:rFonts w:ascii="Arial" w:hAnsi="Arial" w:cs="Arial"/>
+          <w:b/>
+          <w:bCs/>
+          <w:sz w:val="20"/>
+          <w:szCs w:val="20"/>
+        </w:rPr>
+        <w:t>DeptID</w:t>
+      </w:r>
+      <w:proofErr w:type="spellEnd"/>
+      <w:r>
+        <w:rPr>
+          <w:rFonts w:ascii="Arial" w:hAnsi="Arial" w:cs="Arial"/>
+          <w:b/>
+          <w:bCs/>
+          <w:sz w:val="20"/>
+          <w:szCs w:val="20"/>
+        </w:rPr>
+        <w:t xml:space="preserve">, then </w:t>
+      </w:r>
+      <w:proofErr w:type="spellStart"/>
+      <w:r>
+        <w:rPr>
+          <w:rFonts w:ascii="Arial" w:hAnsi="Arial" w:cs="Arial"/>
+          <w:b/>
+          <w:bCs/>
+          <w:sz w:val="20"/>
+          <w:szCs w:val="20"/>
+        </w:rPr>
+        <w:t>DeptName</w:t>
+      </w:r>
+      <w:proofErr w:type="spellEnd"/>
+      <w:r>
+        <w:rPr>
+          <w:rFonts w:ascii="Arial" w:hAnsi="Arial" w:cs="Arial"/>
+          <w:b/>
+          <w:bCs/>
+          <w:sz w:val="20"/>
+          <w:szCs w:val="20"/>
+        </w:rPr>
+        <w:t xml:space="preserve"> depends transitively on EmpID. The table is in 1NF but violates:</w:t>
       </w:r>
     </w:p>
     <w:p>
@@ -4420,8 +4698,20 @@
           <w:sz w:val="20"/>
           <w:szCs w:val="20"/>
         </w:rPr>
-        <w:t>41. What happens if you run DELETE FROM student WHERE 1=1;?</w:t>
-      </w:r>
+        <w:t>41. What happens if you run DELETE FROM student WHERE 1=</w:t>
+      </w:r>
+      <w:proofErr w:type="gramStart"/>
+      <w:r>
+        <w:rPr>
+          <w:rFonts w:ascii="Arial" w:hAnsi="Arial" w:cs="Arial"/>
+          <w:b/>
+          <w:bCs/>
+          <w:sz w:val="20"/>
+          <w:szCs w:val="20"/>
+        </w:rPr>
+        <w:t>1;?</w:t>
+      </w:r>
+      <w:proofErr w:type="gramEnd"/>
     </w:p>
     <w:p>
       <w:pPr>
@@ -4662,7 +4952,25 @@
           <w:szCs w:val="20"/>
         </w:rPr>
         <w:br/>
-        <w:t>C) ALTER TABLE users ADD email VARCHAR(100);</w:t>
+        <w:t xml:space="preserve">C) ALTER TABLE users ADD email </w:t>
+      </w:r>
+      <w:proofErr w:type="gramStart"/>
+      <w:r>
+        <w:rPr>
+          <w:rFonts w:ascii="Arial" w:hAnsi="Arial" w:cs="Arial"/>
+          <w:sz w:val="20"/>
+          <w:szCs w:val="20"/>
+        </w:rPr>
+        <w:t>VARCHAR(</w:t>
+      </w:r>
+      <w:proofErr w:type="gramEnd"/>
+      <w:r>
+        <w:rPr>
+          <w:rFonts w:ascii="Arial" w:hAnsi="Arial" w:cs="Arial"/>
+          <w:sz w:val="20"/>
+          <w:szCs w:val="20"/>
+        </w:rPr>
+        <w:t>100);</w:t>
       </w:r>
       <w:r>
         <w:rPr>
@@ -4980,8 +5288,18 @@
           <w:szCs w:val="20"/>
         </w:rPr>
         <w:br/>
-        <w:t>D) mysqladmin</w:t>
-      </w:r>
+        <w:t xml:space="preserve">D) </w:t>
+      </w:r>
+      <w:proofErr w:type="spellStart"/>
+      <w:r>
+        <w:rPr>
+          <w:rFonts w:ascii="Arial" w:hAnsi="Arial" w:cs="Arial"/>
+          <w:sz w:val="20"/>
+          <w:szCs w:val="20"/>
+        </w:rPr>
+        <w:t>mysqladmin</w:t>
+      </w:r>
+      <w:proofErr w:type="spellEnd"/>
     </w:p>
     <w:p>
       <w:pPr>
@@ -5457,7 +5775,7 @@
         <w:pStyle w:val="ListParagraph"/>
         <w:numPr>
           <w:ilvl w:val="0"/>
-          <w:numId w:val="3"/>
+          <w:numId w:val="4"/>
         </w:numPr>
         <w:spacing w:after="0" w:line="240" w:lineRule="auto"/>
         <w:ind w:left="426"/>
@@ -5466,6 +5784,13 @@
           <w:sz w:val="20"/>
           <w:szCs w:val="20"/>
         </w:rPr>
+        <w:sectPr>
+          <w:type w:val="continuous"/>
+          <w:pgSz w:w="11906" w:h="16838"/>
+          <w:pgMar w:top="567" w:right="1440" w:bottom="567" w:left="1440" w:header="708" w:footer="708" w:gutter="0"/>
+          <w:cols w:space="708"/>
+          <w:docGrid w:linePitch="360"/>
+        </w:sectPr>
       </w:pPr>
       <w:r>
         <w:rPr>
@@ -5487,6 +5812,22 @@
         </w:rPr>
         <w:br/>
       </w:r>
+    </w:p>
+    <w:p>
+      <w:pPr>
+        <w:pStyle w:val="ListParagraph"/>
+        <w:numPr>
+          <w:ilvl w:val="0"/>
+          <w:numId w:val="4"/>
+        </w:numPr>
+        <w:spacing w:after="0" w:line="240" w:lineRule="auto"/>
+        <w:ind w:left="426"/>
+        <w:rPr>
+          <w:rFonts w:ascii="Arial" w:hAnsi="Arial" w:cs="Arial"/>
+          <w:sz w:val="20"/>
+          <w:szCs w:val="20"/>
+        </w:rPr>
+      </w:pPr>
       <w:r>
         <w:rPr>
           <w:rFonts w:ascii="Arial" w:hAnsi="Arial" w:cs="Arial"/>
@@ -5531,32 +5872,85 @@
           <w:sz w:val="20"/>
           <w:szCs w:val="20"/>
         </w:rPr>
-      </w:pPr>
-    </w:p>
-    <w:p>
-      <w:pPr>
-        <w:spacing w:after="0" w:line="240" w:lineRule="auto"/>
-        <w:rPr>
-          <w:rFonts w:ascii="Arial" w:hAnsi="Arial" w:cs="Arial"/>
-          <w:sz w:val="20"/>
-          <w:szCs w:val="20"/>
-        </w:rPr>
-      </w:pPr>
-      <w:r>
-        <w:rPr>
-          <w:rFonts w:ascii="Arial" w:hAnsi="Arial" w:cs="Arial"/>
-          <w:sz w:val="20"/>
-          <w:szCs w:val="20"/>
-        </w:rPr>
-        <w:t>2. A DBMS that enforces the ACID properties is primarily designed for:</w:t>
-      </w:r>
-      <w:r>
-        <w:rPr>
-          <w:rFonts w:ascii="Arial" w:hAnsi="Arial" w:cs="Arial"/>
-          <w:sz w:val="20"/>
-          <w:szCs w:val="20"/>
-        </w:rPr>
-        <w:br/>
+        <w:sectPr>
+          <w:type w:val="continuous"/>
+          <w:pgSz w:w="11906" w:h="16838"/>
+          <w:pgMar w:top="567" w:right="1440" w:bottom="567" w:left="1440" w:header="708" w:footer="708" w:gutter="0"/>
+          <w:cols w:num="2" w:space="708"/>
+          <w:docGrid w:linePitch="360"/>
+        </w:sectPr>
+      </w:pPr>
+    </w:p>
+    <w:p>
+      <w:pPr>
+        <w:spacing w:after="0" w:line="240" w:lineRule="auto"/>
+        <w:rPr>
+          <w:rFonts w:ascii="Arial" w:hAnsi="Arial" w:cs="Arial"/>
+          <w:sz w:val="20"/>
+          <w:szCs w:val="20"/>
+        </w:rPr>
+      </w:pPr>
+    </w:p>
+    <w:p>
+      <w:pPr>
+        <w:pStyle w:val="ListParagraph"/>
+        <w:numPr>
+          <w:ilvl w:val="0"/>
+          <w:numId w:val="4"/>
+        </w:numPr>
+        <w:spacing w:after="0" w:line="240" w:lineRule="auto"/>
+        <w:ind w:left="426"/>
+        <w:rPr>
+          <w:rFonts w:ascii="Arial" w:hAnsi="Arial" w:cs="Arial"/>
+          <w:sz w:val="20"/>
+          <w:szCs w:val="20"/>
+        </w:rPr>
+        <w:sectPr>
+          <w:type w:val="continuous"/>
+          <w:pgSz w:w="11906" w:h="16838"/>
+          <w:pgMar w:top="567" w:right="1440" w:bottom="567" w:left="1440" w:header="708" w:footer="708" w:gutter="0"/>
+          <w:cols w:space="708"/>
+          <w:docGrid w:linePitch="360"/>
+        </w:sectPr>
+      </w:pPr>
+      <w:r>
+        <w:rPr>
+          <w:rFonts w:ascii="Arial" w:hAnsi="Arial" w:cs="Arial"/>
+          <w:sz w:val="20"/>
+          <w:szCs w:val="20"/>
+        </w:rPr>
+        <w:t>A DBMS that enforces the ACID properties is primarily designed for:</w:t>
+      </w:r>
+      <w:r>
+        <w:rPr>
+          <w:rFonts w:ascii="Arial" w:hAnsi="Arial" w:cs="Arial"/>
+          <w:sz w:val="20"/>
+          <w:szCs w:val="20"/>
+        </w:rPr>
+        <w:br/>
+      </w:r>
+    </w:p>
+    <w:p>
+      <w:pPr>
+        <w:pStyle w:val="ListParagraph"/>
+        <w:numPr>
+          <w:ilvl w:val="0"/>
+          <w:numId w:val="4"/>
+        </w:numPr>
+        <w:spacing w:after="0" w:line="240" w:lineRule="auto"/>
+        <w:ind w:left="426"/>
+        <w:rPr>
+          <w:rFonts w:ascii="Arial" w:hAnsi="Arial" w:cs="Arial"/>
+          <w:sz w:val="20"/>
+          <w:szCs w:val="20"/>
+        </w:rPr>
+      </w:pPr>
+      <w:r>
+        <w:rPr>
+          <w:rFonts w:ascii="Arial" w:hAnsi="Arial" w:cs="Arial"/>
+          <w:sz w:val="20"/>
+          <w:szCs w:val="20"/>
+        </w:rPr>
         <w:t>A) OLAP (Online Analytical Processing)</w:t>
       </w:r>
       <w:r>
@@ -5590,37 +5984,92 @@
     <w:p>
       <w:pPr>
         <w:spacing w:after="0" w:line="240" w:lineRule="auto"/>
-        <w:rPr>
-          <w:rFonts w:ascii="Arial" w:hAnsi="Arial" w:cs="Arial"/>
-          <w:sz w:val="20"/>
-          <w:szCs w:val="20"/>
-        </w:rPr>
-      </w:pPr>
-    </w:p>
-    <w:p>
-      <w:pPr>
-        <w:spacing w:after="0" w:line="240" w:lineRule="auto"/>
-        <w:rPr>
-          <w:rFonts w:ascii="Arial" w:hAnsi="Arial" w:cs="Arial"/>
-          <w:sz w:val="20"/>
-          <w:szCs w:val="20"/>
-        </w:rPr>
-      </w:pPr>
-      <w:r>
-        <w:rPr>
-          <w:rFonts w:ascii="Arial" w:hAnsi="Arial" w:cs="Arial"/>
-          <w:sz w:val="20"/>
-          <w:szCs w:val="20"/>
-        </w:rPr>
-        <w:t>3. Which of the following is NOT a responsibility of a DBMS?</w:t>
-      </w:r>
-      <w:r>
-        <w:rPr>
-          <w:rFonts w:ascii="Arial" w:hAnsi="Arial" w:cs="Arial"/>
-          <w:sz w:val="20"/>
-          <w:szCs w:val="20"/>
-        </w:rPr>
-        <w:br/>
+        <w:ind w:left="426"/>
+        <w:rPr>
+          <w:rFonts w:ascii="Arial" w:hAnsi="Arial" w:cs="Arial"/>
+          <w:sz w:val="20"/>
+          <w:szCs w:val="20"/>
+        </w:rPr>
+        <w:sectPr>
+          <w:type w:val="continuous"/>
+          <w:pgSz w:w="11906" w:h="16838"/>
+          <w:pgMar w:top="567" w:right="1440" w:bottom="567" w:left="1440" w:header="708" w:footer="708" w:gutter="0"/>
+          <w:cols w:num="2" w:space="708"/>
+          <w:docGrid w:linePitch="360"/>
+        </w:sectPr>
+      </w:pPr>
+    </w:p>
+    <w:p>
+      <w:pPr>
+        <w:spacing w:after="0" w:line="240" w:lineRule="auto"/>
+        <w:ind w:left="426"/>
+        <w:rPr>
+          <w:rFonts w:ascii="Arial" w:hAnsi="Arial" w:cs="Arial"/>
+          <w:sz w:val="20"/>
+          <w:szCs w:val="20"/>
+        </w:rPr>
+      </w:pPr>
+    </w:p>
+    <w:p>
+      <w:pPr>
+        <w:pStyle w:val="ListParagraph"/>
+        <w:numPr>
+          <w:ilvl w:val="0"/>
+          <w:numId w:val="4"/>
+        </w:numPr>
+        <w:spacing w:after="0" w:line="240" w:lineRule="auto"/>
+        <w:ind w:left="426"/>
+        <w:rPr>
+          <w:rFonts w:ascii="Arial" w:hAnsi="Arial" w:cs="Arial"/>
+          <w:sz w:val="20"/>
+          <w:szCs w:val="20"/>
+        </w:rPr>
+        <w:sectPr>
+          <w:type w:val="continuous"/>
+          <w:pgSz w:w="11906" w:h="16838"/>
+          <w:pgMar w:top="567" w:right="1440" w:bottom="567" w:left="1440" w:header="708" w:footer="708" w:gutter="0"/>
+          <w:cols w:space="708"/>
+          <w:docGrid w:linePitch="360"/>
+        </w:sectPr>
+      </w:pPr>
+      <w:r>
+        <w:rPr>
+          <w:rFonts w:ascii="Arial" w:hAnsi="Arial" w:cs="Arial"/>
+          <w:sz w:val="20"/>
+          <w:szCs w:val="20"/>
+        </w:rPr>
+        <w:t>Which of the following is NOT a responsibility of a DBMS?</w:t>
+      </w:r>
+      <w:r>
+        <w:rPr>
+          <w:rFonts w:ascii="Arial" w:hAnsi="Arial" w:cs="Arial"/>
+          <w:sz w:val="20"/>
+          <w:szCs w:val="20"/>
+        </w:rPr>
+        <w:br/>
+      </w:r>
+    </w:p>
+    <w:p>
+      <w:pPr>
+        <w:pStyle w:val="ListParagraph"/>
+        <w:numPr>
+          <w:ilvl w:val="0"/>
+          <w:numId w:val="4"/>
+        </w:numPr>
+        <w:spacing w:after="0" w:line="240" w:lineRule="auto"/>
+        <w:ind w:left="426"/>
+        <w:rPr>
+          <w:rFonts w:ascii="Arial" w:hAnsi="Arial" w:cs="Arial"/>
+          <w:sz w:val="20"/>
+          <w:szCs w:val="20"/>
+        </w:rPr>
+      </w:pPr>
+      <w:r>
+        <w:rPr>
+          <w:rFonts w:ascii="Arial" w:hAnsi="Arial" w:cs="Arial"/>
+          <w:sz w:val="20"/>
+          <w:szCs w:val="20"/>
+        </w:rPr>
         <w:t>A) Managing concurrent access</w:t>
       </w:r>
       <w:r>
@@ -5659,32 +6108,85 @@
           <w:sz w:val="20"/>
           <w:szCs w:val="20"/>
         </w:rPr>
-      </w:pPr>
-    </w:p>
-    <w:p>
-      <w:pPr>
-        <w:spacing w:after="0" w:line="240" w:lineRule="auto"/>
-        <w:rPr>
-          <w:rFonts w:ascii="Arial" w:hAnsi="Arial" w:cs="Arial"/>
-          <w:sz w:val="20"/>
-          <w:szCs w:val="20"/>
-        </w:rPr>
-      </w:pPr>
-      <w:r>
-        <w:rPr>
-          <w:rFonts w:ascii="Arial" w:hAnsi="Arial" w:cs="Arial"/>
-          <w:sz w:val="20"/>
-          <w:szCs w:val="20"/>
-        </w:rPr>
-        <w:t>4. Which type of NoSQL database is best suited for real-time recommendation engines with high-speed key lookups?</w:t>
-      </w:r>
-      <w:r>
-        <w:rPr>
-          <w:rFonts w:ascii="Arial" w:hAnsi="Arial" w:cs="Arial"/>
-          <w:sz w:val="20"/>
-          <w:szCs w:val="20"/>
-        </w:rPr>
-        <w:br/>
+        <w:sectPr>
+          <w:type w:val="continuous"/>
+          <w:pgSz w:w="11906" w:h="16838"/>
+          <w:pgMar w:top="567" w:right="1440" w:bottom="567" w:left="1440" w:header="708" w:footer="708" w:gutter="0"/>
+          <w:cols w:num="2" w:space="708"/>
+          <w:docGrid w:linePitch="360"/>
+        </w:sectPr>
+      </w:pPr>
+    </w:p>
+    <w:p>
+      <w:pPr>
+        <w:spacing w:after="0" w:line="240" w:lineRule="auto"/>
+        <w:rPr>
+          <w:rFonts w:ascii="Arial" w:hAnsi="Arial" w:cs="Arial"/>
+          <w:sz w:val="20"/>
+          <w:szCs w:val="20"/>
+        </w:rPr>
+      </w:pPr>
+    </w:p>
+    <w:p>
+      <w:pPr>
+        <w:pStyle w:val="ListParagraph"/>
+        <w:numPr>
+          <w:ilvl w:val="0"/>
+          <w:numId w:val="4"/>
+        </w:numPr>
+        <w:spacing w:after="0" w:line="240" w:lineRule="auto"/>
+        <w:ind w:left="426"/>
+        <w:rPr>
+          <w:rFonts w:ascii="Arial" w:hAnsi="Arial" w:cs="Arial"/>
+          <w:sz w:val="20"/>
+          <w:szCs w:val="20"/>
+        </w:rPr>
+        <w:sectPr>
+          <w:type w:val="continuous"/>
+          <w:pgSz w:w="11906" w:h="16838"/>
+          <w:pgMar w:top="567" w:right="1440" w:bottom="567" w:left="1440" w:header="708" w:footer="708" w:gutter="0"/>
+          <w:cols w:space="708"/>
+          <w:docGrid w:linePitch="360"/>
+        </w:sectPr>
+      </w:pPr>
+      <w:r>
+        <w:rPr>
+          <w:rFonts w:ascii="Arial" w:hAnsi="Arial" w:cs="Arial"/>
+          <w:sz w:val="20"/>
+          <w:szCs w:val="20"/>
+        </w:rPr>
+        <w:t>Which type of NoSQL database is best suited for real-time recommendation engines with high-speed key lookups?</w:t>
+      </w:r>
+      <w:r>
+        <w:rPr>
+          <w:rFonts w:ascii="Arial" w:hAnsi="Arial" w:cs="Arial"/>
+          <w:sz w:val="20"/>
+          <w:szCs w:val="20"/>
+        </w:rPr>
+        <w:br/>
+      </w:r>
+    </w:p>
+    <w:p>
+      <w:pPr>
+        <w:pStyle w:val="ListParagraph"/>
+        <w:numPr>
+          <w:ilvl w:val="0"/>
+          <w:numId w:val="4"/>
+        </w:numPr>
+        <w:spacing w:after="0" w:line="240" w:lineRule="auto"/>
+        <w:ind w:left="426"/>
+        <w:rPr>
+          <w:rFonts w:ascii="Arial" w:hAnsi="Arial" w:cs="Arial"/>
+          <w:sz w:val="20"/>
+          <w:szCs w:val="20"/>
+        </w:rPr>
+      </w:pPr>
+      <w:r>
+        <w:rPr>
+          <w:rFonts w:ascii="Arial" w:hAnsi="Arial" w:cs="Arial"/>
+          <w:sz w:val="20"/>
+          <w:szCs w:val="20"/>
+        </w:rPr>
         <w:t>A) Document store</w:t>
       </w:r>
       <w:r>
@@ -5718,37 +6220,92 @@
     <w:p>
       <w:pPr>
         <w:spacing w:after="0" w:line="240" w:lineRule="auto"/>
-        <w:rPr>
-          <w:rFonts w:ascii="Arial" w:hAnsi="Arial" w:cs="Arial"/>
-          <w:sz w:val="20"/>
-          <w:szCs w:val="20"/>
-        </w:rPr>
-      </w:pPr>
-    </w:p>
-    <w:p>
-      <w:pPr>
-        <w:spacing w:after="0" w:line="240" w:lineRule="auto"/>
-        <w:rPr>
-          <w:rFonts w:ascii="Arial" w:hAnsi="Arial" w:cs="Arial"/>
-          <w:sz w:val="20"/>
-          <w:szCs w:val="20"/>
-        </w:rPr>
-      </w:pPr>
-      <w:r>
-        <w:rPr>
-          <w:rFonts w:ascii="Arial" w:hAnsi="Arial" w:cs="Arial"/>
-          <w:sz w:val="20"/>
-          <w:szCs w:val="20"/>
-        </w:rPr>
-        <w:t>5. Which statement about NewSQL databases is TRUE?</w:t>
-      </w:r>
-      <w:r>
-        <w:rPr>
-          <w:rFonts w:ascii="Arial" w:hAnsi="Arial" w:cs="Arial"/>
-          <w:sz w:val="20"/>
-          <w:szCs w:val="20"/>
-        </w:rPr>
-        <w:br/>
+        <w:ind w:left="426"/>
+        <w:rPr>
+          <w:rFonts w:ascii="Arial" w:hAnsi="Arial" w:cs="Arial"/>
+          <w:sz w:val="20"/>
+          <w:szCs w:val="20"/>
+        </w:rPr>
+        <w:sectPr>
+          <w:type w:val="continuous"/>
+          <w:pgSz w:w="11906" w:h="16838"/>
+          <w:pgMar w:top="567" w:right="1440" w:bottom="567" w:left="1440" w:header="708" w:footer="708" w:gutter="0"/>
+          <w:cols w:num="2" w:space="708"/>
+          <w:docGrid w:linePitch="360"/>
+        </w:sectPr>
+      </w:pPr>
+    </w:p>
+    <w:p>
+      <w:pPr>
+        <w:spacing w:after="0" w:line="240" w:lineRule="auto"/>
+        <w:ind w:left="426"/>
+        <w:rPr>
+          <w:rFonts w:ascii="Arial" w:hAnsi="Arial" w:cs="Arial"/>
+          <w:sz w:val="20"/>
+          <w:szCs w:val="20"/>
+        </w:rPr>
+      </w:pPr>
+    </w:p>
+    <w:p>
+      <w:pPr>
+        <w:pStyle w:val="ListParagraph"/>
+        <w:numPr>
+          <w:ilvl w:val="0"/>
+          <w:numId w:val="4"/>
+        </w:numPr>
+        <w:spacing w:after="0" w:line="240" w:lineRule="auto"/>
+        <w:ind w:left="426"/>
+        <w:rPr>
+          <w:rFonts w:ascii="Arial" w:hAnsi="Arial" w:cs="Arial"/>
+          <w:sz w:val="20"/>
+          <w:szCs w:val="20"/>
+        </w:rPr>
+        <w:sectPr>
+          <w:type w:val="continuous"/>
+          <w:pgSz w:w="11906" w:h="16838"/>
+          <w:pgMar w:top="567" w:right="1440" w:bottom="567" w:left="1440" w:header="708" w:footer="708" w:gutter="0"/>
+          <w:cols w:space="708"/>
+          <w:docGrid w:linePitch="360"/>
+        </w:sectPr>
+      </w:pPr>
+      <w:r>
+        <w:rPr>
+          <w:rFonts w:ascii="Arial" w:hAnsi="Arial" w:cs="Arial"/>
+          <w:sz w:val="20"/>
+          <w:szCs w:val="20"/>
+        </w:rPr>
+        <w:t>Which statement about NewSQL databases is TRUE?</w:t>
+      </w:r>
+      <w:r>
+        <w:rPr>
+          <w:rFonts w:ascii="Arial" w:hAnsi="Arial" w:cs="Arial"/>
+          <w:sz w:val="20"/>
+          <w:szCs w:val="20"/>
+        </w:rPr>
+        <w:br/>
+      </w:r>
+    </w:p>
+    <w:p>
+      <w:pPr>
+        <w:pStyle w:val="ListParagraph"/>
+        <w:numPr>
+          <w:ilvl w:val="0"/>
+          <w:numId w:val="4"/>
+        </w:numPr>
+        <w:spacing w:after="0" w:line="240" w:lineRule="auto"/>
+        <w:ind w:left="426"/>
+        <w:rPr>
+          <w:rFonts w:ascii="Arial" w:hAnsi="Arial" w:cs="Arial"/>
+          <w:sz w:val="20"/>
+          <w:szCs w:val="20"/>
+        </w:rPr>
+      </w:pPr>
+      <w:r>
+        <w:rPr>
+          <w:rFonts w:ascii="Arial" w:hAnsi="Arial" w:cs="Arial"/>
+          <w:sz w:val="20"/>
+          <w:szCs w:val="20"/>
+        </w:rPr>
         <w:t>A) They sacrifice ACID for scalability</w:t>
       </w:r>
       <w:r>
@@ -5782,37 +6339,92 @@
     <w:p>
       <w:pPr>
         <w:spacing w:after="0" w:line="240" w:lineRule="auto"/>
-        <w:rPr>
-          <w:rFonts w:ascii="Arial" w:hAnsi="Arial" w:cs="Arial"/>
-          <w:sz w:val="20"/>
-          <w:szCs w:val="20"/>
-        </w:rPr>
-      </w:pPr>
-    </w:p>
-    <w:p>
-      <w:pPr>
-        <w:spacing w:after="0" w:line="240" w:lineRule="auto"/>
-        <w:rPr>
-          <w:rFonts w:ascii="Arial" w:hAnsi="Arial" w:cs="Arial"/>
-          <w:sz w:val="20"/>
-          <w:szCs w:val="20"/>
-        </w:rPr>
-      </w:pPr>
-      <w:r>
-        <w:rPr>
-          <w:rFonts w:ascii="Arial" w:hAnsi="Arial" w:cs="Arial"/>
-          <w:sz w:val="20"/>
-          <w:szCs w:val="20"/>
-        </w:rPr>
-        <w:t>6. An object-relational DBMS typically adds which feature to relational databases?</w:t>
-      </w:r>
-      <w:r>
-        <w:rPr>
-          <w:rFonts w:ascii="Arial" w:hAnsi="Arial" w:cs="Arial"/>
-          <w:sz w:val="20"/>
-          <w:szCs w:val="20"/>
-        </w:rPr>
-        <w:br/>
+        <w:ind w:left="426"/>
+        <w:rPr>
+          <w:rFonts w:ascii="Arial" w:hAnsi="Arial" w:cs="Arial"/>
+          <w:sz w:val="20"/>
+          <w:szCs w:val="20"/>
+        </w:rPr>
+        <w:sectPr>
+          <w:type w:val="continuous"/>
+          <w:pgSz w:w="11906" w:h="16838"/>
+          <w:pgMar w:top="567" w:right="1440" w:bottom="567" w:left="1440" w:header="708" w:footer="708" w:gutter="0"/>
+          <w:cols w:num="2" w:space="708"/>
+          <w:docGrid w:linePitch="360"/>
+        </w:sectPr>
+      </w:pPr>
+    </w:p>
+    <w:p>
+      <w:pPr>
+        <w:spacing w:after="0" w:line="240" w:lineRule="auto"/>
+        <w:ind w:left="426"/>
+        <w:rPr>
+          <w:rFonts w:ascii="Arial" w:hAnsi="Arial" w:cs="Arial"/>
+          <w:sz w:val="20"/>
+          <w:szCs w:val="20"/>
+        </w:rPr>
+      </w:pPr>
+    </w:p>
+    <w:p>
+      <w:pPr>
+        <w:pStyle w:val="ListParagraph"/>
+        <w:numPr>
+          <w:ilvl w:val="0"/>
+          <w:numId w:val="4"/>
+        </w:numPr>
+        <w:spacing w:after="0" w:line="240" w:lineRule="auto"/>
+        <w:ind w:left="426"/>
+        <w:rPr>
+          <w:rFonts w:ascii="Arial" w:hAnsi="Arial" w:cs="Arial"/>
+          <w:sz w:val="20"/>
+          <w:szCs w:val="20"/>
+        </w:rPr>
+        <w:sectPr>
+          <w:type w:val="continuous"/>
+          <w:pgSz w:w="11906" w:h="16838"/>
+          <w:pgMar w:top="567" w:right="1440" w:bottom="567" w:left="1440" w:header="708" w:footer="708" w:gutter="0"/>
+          <w:cols w:space="708"/>
+          <w:docGrid w:linePitch="360"/>
+        </w:sectPr>
+      </w:pPr>
+      <w:r>
+        <w:rPr>
+          <w:rFonts w:ascii="Arial" w:hAnsi="Arial" w:cs="Arial"/>
+          <w:sz w:val="20"/>
+          <w:szCs w:val="20"/>
+        </w:rPr>
+        <w:t>An object-relational DBMS typically adds which feature to relational databases?</w:t>
+      </w:r>
+      <w:r>
+        <w:rPr>
+          <w:rFonts w:ascii="Arial" w:hAnsi="Arial" w:cs="Arial"/>
+          <w:sz w:val="20"/>
+          <w:szCs w:val="20"/>
+        </w:rPr>
+        <w:br/>
+      </w:r>
+    </w:p>
+    <w:p>
+      <w:pPr>
+        <w:pStyle w:val="ListParagraph"/>
+        <w:numPr>
+          <w:ilvl w:val="0"/>
+          <w:numId w:val="4"/>
+        </w:numPr>
+        <w:spacing w:after="0" w:line="240" w:lineRule="auto"/>
+        <w:ind w:left="426"/>
+        <w:rPr>
+          <w:rFonts w:ascii="Arial" w:hAnsi="Arial" w:cs="Arial"/>
+          <w:sz w:val="20"/>
+          <w:szCs w:val="20"/>
+        </w:rPr>
+      </w:pPr>
+      <w:r>
+        <w:rPr>
+          <w:rFonts w:ascii="Arial" w:hAnsi="Arial" w:cs="Arial"/>
+          <w:sz w:val="20"/>
+          <w:szCs w:val="20"/>
+        </w:rPr>
         <w:t>A) Stored procedures only</w:t>
       </w:r>
       <w:r>
@@ -5846,37 +6458,92 @@
     <w:p>
       <w:pPr>
         <w:spacing w:after="0" w:line="240" w:lineRule="auto"/>
-        <w:rPr>
-          <w:rFonts w:ascii="Arial" w:hAnsi="Arial" w:cs="Arial"/>
-          <w:sz w:val="20"/>
-          <w:szCs w:val="20"/>
-        </w:rPr>
-      </w:pPr>
-    </w:p>
-    <w:p>
-      <w:pPr>
-        <w:spacing w:after="0" w:line="240" w:lineRule="auto"/>
-        <w:rPr>
-          <w:rFonts w:ascii="Arial" w:hAnsi="Arial" w:cs="Arial"/>
-          <w:sz w:val="20"/>
-          <w:szCs w:val="20"/>
-        </w:rPr>
-      </w:pPr>
-      <w:r>
-        <w:rPr>
-          <w:rFonts w:ascii="Arial" w:hAnsi="Arial" w:cs="Arial"/>
-          <w:sz w:val="20"/>
-          <w:szCs w:val="20"/>
-        </w:rPr>
-        <w:t>7. In MySQL Workbench, the "Forward Engineering" feature is used to:</w:t>
-      </w:r>
-      <w:r>
-        <w:rPr>
-          <w:rFonts w:ascii="Arial" w:hAnsi="Arial" w:cs="Arial"/>
-          <w:sz w:val="20"/>
-          <w:szCs w:val="20"/>
-        </w:rPr>
-        <w:br/>
+        <w:ind w:left="426"/>
+        <w:rPr>
+          <w:rFonts w:ascii="Arial" w:hAnsi="Arial" w:cs="Arial"/>
+          <w:sz w:val="20"/>
+          <w:szCs w:val="20"/>
+        </w:rPr>
+        <w:sectPr>
+          <w:type w:val="continuous"/>
+          <w:pgSz w:w="11906" w:h="16838"/>
+          <w:pgMar w:top="567" w:right="1440" w:bottom="567" w:left="1440" w:header="708" w:footer="708" w:gutter="0"/>
+          <w:cols w:num="2" w:space="708"/>
+          <w:docGrid w:linePitch="360"/>
+        </w:sectPr>
+      </w:pPr>
+    </w:p>
+    <w:p>
+      <w:pPr>
+        <w:spacing w:after="0" w:line="240" w:lineRule="auto"/>
+        <w:ind w:left="426"/>
+        <w:rPr>
+          <w:rFonts w:ascii="Arial" w:hAnsi="Arial" w:cs="Arial"/>
+          <w:sz w:val="20"/>
+          <w:szCs w:val="20"/>
+        </w:rPr>
+      </w:pPr>
+    </w:p>
+    <w:p>
+      <w:pPr>
+        <w:pStyle w:val="ListParagraph"/>
+        <w:numPr>
+          <w:ilvl w:val="0"/>
+          <w:numId w:val="4"/>
+        </w:numPr>
+        <w:spacing w:after="0" w:line="240" w:lineRule="auto"/>
+        <w:ind w:left="426"/>
+        <w:rPr>
+          <w:rFonts w:ascii="Arial" w:hAnsi="Arial" w:cs="Arial"/>
+          <w:sz w:val="20"/>
+          <w:szCs w:val="20"/>
+        </w:rPr>
+        <w:sectPr>
+          <w:type w:val="continuous"/>
+          <w:pgSz w:w="11906" w:h="16838"/>
+          <w:pgMar w:top="567" w:right="1440" w:bottom="567" w:left="1440" w:header="708" w:footer="708" w:gutter="0"/>
+          <w:cols w:space="708"/>
+          <w:docGrid w:linePitch="360"/>
+        </w:sectPr>
+      </w:pPr>
+      <w:r>
+        <w:rPr>
+          <w:rFonts w:ascii="Arial" w:hAnsi="Arial" w:cs="Arial"/>
+          <w:sz w:val="20"/>
+          <w:szCs w:val="20"/>
+        </w:rPr>
+        <w:t>In MySQL Workbench, the "Forward Engineering" feature is used to:</w:t>
+      </w:r>
+      <w:r>
+        <w:rPr>
+          <w:rFonts w:ascii="Arial" w:hAnsi="Arial" w:cs="Arial"/>
+          <w:sz w:val="20"/>
+          <w:szCs w:val="20"/>
+        </w:rPr>
+        <w:br/>
+      </w:r>
+    </w:p>
+    <w:p>
+      <w:pPr>
+        <w:pStyle w:val="ListParagraph"/>
+        <w:numPr>
+          <w:ilvl w:val="0"/>
+          <w:numId w:val="4"/>
+        </w:numPr>
+        <w:spacing w:after="0" w:line="240" w:lineRule="auto"/>
+        <w:ind w:left="426"/>
+        <w:rPr>
+          <w:rFonts w:ascii="Arial" w:hAnsi="Arial" w:cs="Arial"/>
+          <w:sz w:val="20"/>
+          <w:szCs w:val="20"/>
+        </w:rPr>
+      </w:pPr>
+      <w:r>
+        <w:rPr>
+          <w:rFonts w:ascii="Arial" w:hAnsi="Arial" w:cs="Arial"/>
+          <w:sz w:val="20"/>
+          <w:szCs w:val="20"/>
+        </w:rPr>
         <w:t>A) Reverse engineer an existing database into a model</w:t>
       </w:r>
       <w:r>
@@ -5910,37 +6577,92 @@
     <w:p>
       <w:pPr>
         <w:spacing w:after="0" w:line="240" w:lineRule="auto"/>
-        <w:rPr>
-          <w:rFonts w:ascii="Arial" w:hAnsi="Arial" w:cs="Arial"/>
-          <w:sz w:val="20"/>
-          <w:szCs w:val="20"/>
-        </w:rPr>
-      </w:pPr>
-    </w:p>
-    <w:p>
-      <w:pPr>
-        <w:spacing w:after="0" w:line="240" w:lineRule="auto"/>
-        <w:rPr>
-          <w:rFonts w:ascii="Arial" w:hAnsi="Arial" w:cs="Arial"/>
-          <w:sz w:val="20"/>
-          <w:szCs w:val="20"/>
-        </w:rPr>
-      </w:pPr>
-      <w:r>
-        <w:rPr>
-          <w:rFonts w:ascii="Arial" w:hAnsi="Arial" w:cs="Arial"/>
-          <w:sz w:val="20"/>
-          <w:szCs w:val="20"/>
-        </w:rPr>
-        <w:t>8. Which MySQL client can connect to MySQL Server using X Protocol (port 33060) instead of classic protocol (3306)?</w:t>
-      </w:r>
-      <w:r>
-        <w:rPr>
-          <w:rFonts w:ascii="Arial" w:hAnsi="Arial" w:cs="Arial"/>
-          <w:sz w:val="20"/>
-          <w:szCs w:val="20"/>
-        </w:rPr>
-        <w:br/>
+        <w:ind w:left="426"/>
+        <w:rPr>
+          <w:rFonts w:ascii="Arial" w:hAnsi="Arial" w:cs="Arial"/>
+          <w:sz w:val="20"/>
+          <w:szCs w:val="20"/>
+        </w:rPr>
+        <w:sectPr>
+          <w:type w:val="continuous"/>
+          <w:pgSz w:w="11906" w:h="16838"/>
+          <w:pgMar w:top="567" w:right="1440" w:bottom="567" w:left="1440" w:header="708" w:footer="708" w:gutter="0"/>
+          <w:cols w:num="2" w:space="708"/>
+          <w:docGrid w:linePitch="360"/>
+        </w:sectPr>
+      </w:pPr>
+    </w:p>
+    <w:p>
+      <w:pPr>
+        <w:spacing w:after="0" w:line="240" w:lineRule="auto"/>
+        <w:ind w:left="426"/>
+        <w:rPr>
+          <w:rFonts w:ascii="Arial" w:hAnsi="Arial" w:cs="Arial"/>
+          <w:sz w:val="20"/>
+          <w:szCs w:val="20"/>
+        </w:rPr>
+      </w:pPr>
+    </w:p>
+    <w:p>
+      <w:pPr>
+        <w:pStyle w:val="ListParagraph"/>
+        <w:numPr>
+          <w:ilvl w:val="0"/>
+          <w:numId w:val="4"/>
+        </w:numPr>
+        <w:spacing w:after="0" w:line="240" w:lineRule="auto"/>
+        <w:ind w:left="426"/>
+        <w:rPr>
+          <w:rFonts w:ascii="Arial" w:hAnsi="Arial" w:cs="Arial"/>
+          <w:sz w:val="20"/>
+          <w:szCs w:val="20"/>
+        </w:rPr>
+        <w:sectPr>
+          <w:type w:val="continuous"/>
+          <w:pgSz w:w="11906" w:h="16838"/>
+          <w:pgMar w:top="567" w:right="1440" w:bottom="567" w:left="1440" w:header="708" w:footer="708" w:gutter="0"/>
+          <w:cols w:space="708"/>
+          <w:docGrid w:linePitch="360"/>
+        </w:sectPr>
+      </w:pPr>
+      <w:r>
+        <w:rPr>
+          <w:rFonts w:ascii="Arial" w:hAnsi="Arial" w:cs="Arial"/>
+          <w:sz w:val="20"/>
+          <w:szCs w:val="20"/>
+        </w:rPr>
+        <w:t>Which MySQL client can connect to MySQL Server using X Protocol (port 33060) instead of classic protocol (3306)?</w:t>
+      </w:r>
+      <w:r>
+        <w:rPr>
+          <w:rFonts w:ascii="Arial" w:hAnsi="Arial" w:cs="Arial"/>
+          <w:sz w:val="20"/>
+          <w:szCs w:val="20"/>
+        </w:rPr>
+        <w:br/>
+      </w:r>
+    </w:p>
+    <w:p>
+      <w:pPr>
+        <w:pStyle w:val="ListParagraph"/>
+        <w:numPr>
+          <w:ilvl w:val="0"/>
+          <w:numId w:val="4"/>
+        </w:numPr>
+        <w:spacing w:after="0" w:line="240" w:lineRule="auto"/>
+        <w:ind w:left="426"/>
+        <w:rPr>
+          <w:rFonts w:ascii="Arial" w:hAnsi="Arial" w:cs="Arial"/>
+          <w:sz w:val="20"/>
+          <w:szCs w:val="20"/>
+        </w:rPr>
+      </w:pPr>
+      <w:r>
+        <w:rPr>
+          <w:rFonts w:ascii="Arial" w:hAnsi="Arial" w:cs="Arial"/>
+          <w:sz w:val="20"/>
+          <w:szCs w:val="20"/>
+        </w:rPr>
         <w:t>A) MySQL Monitor (mysql)</w:t>
       </w:r>
       <w:r>
@@ -5974,29 +6696,72 @@
     <w:p>
       <w:pPr>
         <w:spacing w:after="0" w:line="240" w:lineRule="auto"/>
-        <w:rPr>
-          <w:rFonts w:ascii="Arial" w:hAnsi="Arial" w:cs="Arial"/>
-          <w:sz w:val="20"/>
-          <w:szCs w:val="20"/>
-        </w:rPr>
-      </w:pPr>
-    </w:p>
-    <w:p>
-      <w:pPr>
-        <w:spacing w:after="0" w:line="240" w:lineRule="auto"/>
-        <w:rPr>
-          <w:rFonts w:ascii="Arial" w:hAnsi="Arial" w:cs="Arial"/>
-          <w:sz w:val="20"/>
-          <w:szCs w:val="20"/>
-        </w:rPr>
-      </w:pPr>
-      <w:r>
-        <w:rPr>
-          <w:rFonts w:ascii="Arial" w:hAnsi="Arial" w:cs="Arial"/>
-          <w:sz w:val="20"/>
-          <w:szCs w:val="20"/>
-        </w:rPr>
-        <w:t>9. The command ! ls in MySQL Monitor (mysql client) does what?</w:t>
+        <w:ind w:left="426"/>
+        <w:rPr>
+          <w:rFonts w:ascii="Arial" w:hAnsi="Arial" w:cs="Arial"/>
+          <w:sz w:val="20"/>
+          <w:szCs w:val="20"/>
+        </w:rPr>
+        <w:sectPr>
+          <w:type w:val="continuous"/>
+          <w:pgSz w:w="11906" w:h="16838"/>
+          <w:pgMar w:top="567" w:right="1440" w:bottom="567" w:left="1440" w:header="708" w:footer="708" w:gutter="0"/>
+          <w:cols w:num="2" w:space="708"/>
+          <w:docGrid w:linePitch="360"/>
+        </w:sectPr>
+      </w:pPr>
+    </w:p>
+    <w:p>
+      <w:pPr>
+        <w:spacing w:after="0" w:line="240" w:lineRule="auto"/>
+        <w:ind w:left="426"/>
+        <w:rPr>
+          <w:rFonts w:ascii="Arial" w:hAnsi="Arial" w:cs="Arial"/>
+          <w:sz w:val="20"/>
+          <w:szCs w:val="20"/>
+        </w:rPr>
+      </w:pPr>
+    </w:p>
+    <w:p>
+      <w:pPr>
+        <w:pStyle w:val="ListParagraph"/>
+        <w:numPr>
+          <w:ilvl w:val="0"/>
+          <w:numId w:val="4"/>
+        </w:numPr>
+        <w:spacing w:after="0" w:line="240" w:lineRule="auto"/>
+        <w:ind w:left="426"/>
+        <w:rPr>
+          <w:rFonts w:ascii="Arial" w:hAnsi="Arial" w:cs="Arial"/>
+          <w:sz w:val="20"/>
+          <w:szCs w:val="20"/>
+        </w:rPr>
+      </w:pPr>
+      <w:r>
+        <w:rPr>
+          <w:rFonts w:ascii="Arial" w:hAnsi="Arial" w:cs="Arial"/>
+          <w:sz w:val="20"/>
+          <w:szCs w:val="20"/>
+        </w:rPr>
+        <w:t xml:space="preserve">The </w:t>
+      </w:r>
+      <w:proofErr w:type="gramStart"/>
+      <w:r>
+        <w:rPr>
+          <w:rFonts w:ascii="Arial" w:hAnsi="Arial" w:cs="Arial"/>
+          <w:sz w:val="20"/>
+          <w:szCs w:val="20"/>
+        </w:rPr>
+        <w:t>command !</w:t>
+      </w:r>
+      <w:proofErr w:type="gramEnd"/>
+      <w:r>
+        <w:rPr>
+          <w:rFonts w:ascii="Arial" w:hAnsi="Arial" w:cs="Arial"/>
+          <w:sz w:val="20"/>
+          <w:szCs w:val="20"/>
+        </w:rPr>
+        <w:t xml:space="preserve"> ls in MySQL Monitor (mysql client) does what?</w:t>
       </w:r>
       <w:r>
         <w:rPr>
@@ -6038,29 +6803,54 @@
     <w:p>
       <w:pPr>
         <w:spacing w:after="0" w:line="240" w:lineRule="auto"/>
-        <w:rPr>
-          <w:rFonts w:ascii="Arial" w:hAnsi="Arial" w:cs="Arial"/>
-          <w:sz w:val="20"/>
-          <w:szCs w:val="20"/>
-        </w:rPr>
-      </w:pPr>
-    </w:p>
-    <w:p>
-      <w:pPr>
-        <w:spacing w:after="0" w:line="240" w:lineRule="auto"/>
-        <w:rPr>
-          <w:rFonts w:ascii="Arial" w:hAnsi="Arial" w:cs="Arial"/>
-          <w:sz w:val="20"/>
-          <w:szCs w:val="20"/>
-        </w:rPr>
-      </w:pPr>
-      <w:r>
-        <w:rPr>
-          <w:rFonts w:ascii="Arial" w:hAnsi="Arial" w:cs="Arial"/>
-          <w:sz w:val="20"/>
-          <w:szCs w:val="20"/>
-        </w:rPr>
-        <w:t>10. During conceptual modeling, an "associative entity" is used to:</w:t>
+        <w:ind w:left="426"/>
+        <w:rPr>
+          <w:rFonts w:ascii="Arial" w:hAnsi="Arial" w:cs="Arial"/>
+          <w:sz w:val="20"/>
+          <w:szCs w:val="20"/>
+        </w:rPr>
+      </w:pPr>
+    </w:p>
+    <w:p>
+      <w:pPr>
+        <w:pStyle w:val="ListParagraph"/>
+        <w:numPr>
+          <w:ilvl w:val="0"/>
+          <w:numId w:val="4"/>
+        </w:numPr>
+        <w:spacing w:after="0" w:line="240" w:lineRule="auto"/>
+        <w:ind w:left="426"/>
+        <w:rPr>
+          <w:rFonts w:ascii="Arial" w:hAnsi="Arial" w:cs="Arial"/>
+          <w:sz w:val="20"/>
+          <w:szCs w:val="20"/>
+        </w:rPr>
+      </w:pPr>
+      <w:r>
+        <w:rPr>
+          <w:rFonts w:ascii="Arial" w:hAnsi="Arial" w:cs="Arial"/>
+          <w:sz w:val="20"/>
+          <w:szCs w:val="20"/>
+        </w:rPr>
+        <w:t xml:space="preserve">During conceptual </w:t>
+      </w:r>
+      <w:proofErr w:type="spellStart"/>
+      <w:r>
+        <w:rPr>
+          <w:rFonts w:ascii="Arial" w:hAnsi="Arial" w:cs="Arial"/>
+          <w:sz w:val="20"/>
+          <w:szCs w:val="20"/>
+        </w:rPr>
+        <w:t>modeling</w:t>
+      </w:r>
+      <w:proofErr w:type="spellEnd"/>
+      <w:r>
+        <w:rPr>
+          <w:rFonts w:ascii="Arial" w:hAnsi="Arial" w:cs="Arial"/>
+          <w:sz w:val="20"/>
+          <w:szCs w:val="20"/>
+        </w:rPr>
+        <w:t>, an "associative entity" is used to:</w:t>
       </w:r>
       <w:r>
         <w:rPr>
@@ -6087,7 +6877,25 @@
           <w:szCs w:val="20"/>
         </w:rPr>
         <w:br/>
-        <w:t>C) Denormalize the model</w:t>
+        <w:t xml:space="preserve">C) </w:t>
+      </w:r>
+      <w:proofErr w:type="spellStart"/>
+      <w:r>
+        <w:rPr>
+          <w:rFonts w:ascii="Arial" w:hAnsi="Arial" w:cs="Arial"/>
+          <w:sz w:val="20"/>
+          <w:szCs w:val="20"/>
+        </w:rPr>
+        <w:t>Denormalize</w:t>
+      </w:r>
+      <w:proofErr w:type="spellEnd"/>
+      <w:r>
+        <w:rPr>
+          <w:rFonts w:ascii="Arial" w:hAnsi="Arial" w:cs="Arial"/>
+          <w:sz w:val="20"/>
+          <w:szCs w:val="20"/>
+        </w:rPr>
+        <w:t xml:space="preserve"> the model</w:t>
       </w:r>
       <w:r>
         <w:rPr>
@@ -6102,29 +6910,36 @@
     <w:p>
       <w:pPr>
         <w:spacing w:after="0" w:line="240" w:lineRule="auto"/>
-        <w:rPr>
-          <w:rFonts w:ascii="Arial" w:hAnsi="Arial" w:cs="Arial"/>
-          <w:sz w:val="20"/>
-          <w:szCs w:val="20"/>
-        </w:rPr>
-      </w:pPr>
-    </w:p>
-    <w:p>
-      <w:pPr>
-        <w:spacing w:after="0" w:line="240" w:lineRule="auto"/>
-        <w:rPr>
-          <w:rFonts w:ascii="Arial" w:hAnsi="Arial" w:cs="Arial"/>
-          <w:sz w:val="20"/>
-          <w:szCs w:val="20"/>
-        </w:rPr>
-      </w:pPr>
-      <w:r>
-        <w:rPr>
-          <w:rFonts w:ascii="Arial" w:hAnsi="Arial" w:cs="Arial"/>
-          <w:sz w:val="20"/>
-          <w:szCs w:val="20"/>
-        </w:rPr>
-        <w:t>11. Which of the following is NOT typically part of a logical data model?</w:t>
+        <w:ind w:left="426"/>
+        <w:rPr>
+          <w:rFonts w:ascii="Arial" w:hAnsi="Arial" w:cs="Arial"/>
+          <w:sz w:val="20"/>
+          <w:szCs w:val="20"/>
+        </w:rPr>
+      </w:pPr>
+    </w:p>
+    <w:p>
+      <w:pPr>
+        <w:pStyle w:val="ListParagraph"/>
+        <w:numPr>
+          <w:ilvl w:val="0"/>
+          <w:numId w:val="4"/>
+        </w:numPr>
+        <w:spacing w:after="0" w:line="240" w:lineRule="auto"/>
+        <w:ind w:left="426"/>
+        <w:rPr>
+          <w:rFonts w:ascii="Arial" w:hAnsi="Arial" w:cs="Arial"/>
+          <w:sz w:val="20"/>
+          <w:szCs w:val="20"/>
+        </w:rPr>
+      </w:pPr>
+      <w:r>
+        <w:rPr>
+          <w:rFonts w:ascii="Arial" w:hAnsi="Arial" w:cs="Arial"/>
+          <w:sz w:val="20"/>
+          <w:szCs w:val="20"/>
+        </w:rPr>
+        <w:t>Which of the following is NOT typically part of a logical data model?</w:t>
       </w:r>
       <w:r>
         <w:rPr>
@@ -6166,16 +6981,23 @@
     <w:p>
       <w:pPr>
         <w:spacing w:after="0" w:line="240" w:lineRule="auto"/>
-        <w:rPr>
-          <w:rFonts w:ascii="Arial" w:hAnsi="Arial" w:cs="Arial"/>
-          <w:sz w:val="20"/>
-          <w:szCs w:val="20"/>
-        </w:rPr>
-      </w:pPr>
-    </w:p>
-    <w:p>
-      <w:pPr>
-        <w:spacing w:after="0" w:line="240" w:lineRule="auto"/>
+        <w:ind w:left="426"/>
+        <w:rPr>
+          <w:rFonts w:ascii="Arial" w:hAnsi="Arial" w:cs="Arial"/>
+          <w:sz w:val="20"/>
+          <w:szCs w:val="20"/>
+        </w:rPr>
+      </w:pPr>
+    </w:p>
+    <w:p>
+      <w:pPr>
+        <w:pStyle w:val="ListParagraph"/>
+        <w:numPr>
+          <w:ilvl w:val="0"/>
+          <w:numId w:val="4"/>
+        </w:numPr>
+        <w:spacing w:after="0" w:line="240" w:lineRule="auto"/>
+        <w:ind w:left="426"/>
         <w:rPr>
           <w:rFonts w:ascii="Arial" w:hAnsi="Arial" w:cs="Arial"/>
           <w:sz w:val="20"/>
@@ -6197,7 +7019,43 @@
           <w:szCs w:val="20"/>
         </w:rPr>
         <w:br/>
-        <w:t>A) Which storage engine (InnoDB, MyISAM) to use</w:t>
+        <w:t>A) Which storage engine (</w:t>
+      </w:r>
+      <w:proofErr w:type="spellStart"/>
+      <w:r>
+        <w:rPr>
+          <w:rFonts w:ascii="Arial" w:hAnsi="Arial" w:cs="Arial"/>
+          <w:sz w:val="20"/>
+          <w:szCs w:val="20"/>
+        </w:rPr>
+        <w:t>InnoDB</w:t>
+      </w:r>
+      <w:proofErr w:type="spellEnd"/>
+      <w:r>
+        <w:rPr>
+          <w:rFonts w:ascii="Arial" w:hAnsi="Arial" w:cs="Arial"/>
+          <w:sz w:val="20"/>
+          <w:szCs w:val="20"/>
+        </w:rPr>
+        <w:t xml:space="preserve">, </w:t>
+      </w:r>
+      <w:proofErr w:type="spellStart"/>
+      <w:r>
+        <w:rPr>
+          <w:rFonts w:ascii="Arial" w:hAnsi="Arial" w:cs="Arial"/>
+          <w:sz w:val="20"/>
+          <w:szCs w:val="20"/>
+        </w:rPr>
+        <w:t>MyISAM</w:t>
+      </w:r>
+      <w:proofErr w:type="spellEnd"/>
+      <w:r>
+        <w:rPr>
+          <w:rFonts w:ascii="Arial" w:hAnsi="Arial" w:cs="Arial"/>
+          <w:sz w:val="20"/>
+          <w:szCs w:val="20"/>
+        </w:rPr>
+        <w:t>) to use</w:t>
       </w:r>
       <w:r>
         <w:rPr>
@@ -6230,29 +7088,54 @@
     <w:p>
       <w:pPr>
         <w:spacing w:after="0" w:line="240" w:lineRule="auto"/>
-        <w:rPr>
-          <w:rFonts w:ascii="Arial" w:hAnsi="Arial" w:cs="Arial"/>
-          <w:sz w:val="20"/>
-          <w:szCs w:val="20"/>
-        </w:rPr>
-      </w:pPr>
-    </w:p>
-    <w:p>
-      <w:pPr>
-        <w:spacing w:after="0" w:line="240" w:lineRule="auto"/>
-        <w:rPr>
-          <w:rFonts w:ascii="Arial" w:hAnsi="Arial" w:cs="Arial"/>
-          <w:sz w:val="20"/>
-          <w:szCs w:val="20"/>
-        </w:rPr>
-      </w:pPr>
-      <w:r>
-        <w:rPr>
-          <w:rFonts w:ascii="Arial" w:hAnsi="Arial" w:cs="Arial"/>
-          <w:sz w:val="20"/>
-          <w:szCs w:val="20"/>
-        </w:rPr>
-        <w:t>13. In ER modeling, a "ternary relationship" means:</w:t>
+        <w:ind w:left="426"/>
+        <w:rPr>
+          <w:rFonts w:ascii="Arial" w:hAnsi="Arial" w:cs="Arial"/>
+          <w:sz w:val="20"/>
+          <w:szCs w:val="20"/>
+        </w:rPr>
+      </w:pPr>
+    </w:p>
+    <w:p>
+      <w:pPr>
+        <w:pStyle w:val="ListParagraph"/>
+        <w:numPr>
+          <w:ilvl w:val="0"/>
+          <w:numId w:val="4"/>
+        </w:numPr>
+        <w:spacing w:after="0" w:line="240" w:lineRule="auto"/>
+        <w:ind w:left="426"/>
+        <w:rPr>
+          <w:rFonts w:ascii="Arial" w:hAnsi="Arial" w:cs="Arial"/>
+          <w:sz w:val="20"/>
+          <w:szCs w:val="20"/>
+        </w:rPr>
+      </w:pPr>
+      <w:r>
+        <w:rPr>
+          <w:rFonts w:ascii="Arial" w:hAnsi="Arial" w:cs="Arial"/>
+          <w:sz w:val="20"/>
+          <w:szCs w:val="20"/>
+        </w:rPr>
+        <w:t xml:space="preserve">In ER </w:t>
+      </w:r>
+      <w:proofErr w:type="spellStart"/>
+      <w:r>
+        <w:rPr>
+          <w:rFonts w:ascii="Arial" w:hAnsi="Arial" w:cs="Arial"/>
+          <w:sz w:val="20"/>
+          <w:szCs w:val="20"/>
+        </w:rPr>
+        <w:t>modeling</w:t>
+      </w:r>
+      <w:proofErr w:type="spellEnd"/>
+      <w:r>
+        <w:rPr>
+          <w:rFonts w:ascii="Arial" w:hAnsi="Arial" w:cs="Arial"/>
+          <w:sz w:val="20"/>
+          <w:szCs w:val="20"/>
+        </w:rPr>
+        <w:t>, a "ternary relationship" means:</w:t>
       </w:r>
       <w:r>
         <w:rPr>
@@ -6294,29 +7177,36 @@
     <w:p>
       <w:pPr>
         <w:spacing w:after="0" w:line="240" w:lineRule="auto"/>
-        <w:rPr>
-          <w:rFonts w:ascii="Arial" w:hAnsi="Arial" w:cs="Arial"/>
-          <w:sz w:val="20"/>
-          <w:szCs w:val="20"/>
-        </w:rPr>
-      </w:pPr>
-    </w:p>
-    <w:p>
-      <w:pPr>
-        <w:spacing w:after="0" w:line="240" w:lineRule="auto"/>
-        <w:rPr>
-          <w:rFonts w:ascii="Arial" w:hAnsi="Arial" w:cs="Arial"/>
-          <w:sz w:val="20"/>
-          <w:szCs w:val="20"/>
-        </w:rPr>
-      </w:pPr>
-      <w:r>
-        <w:rPr>
-          <w:rFonts w:ascii="Arial" w:hAnsi="Arial" w:cs="Arial"/>
-          <w:sz w:val="20"/>
-          <w:szCs w:val="20"/>
-        </w:rPr>
-        <w:t>14. A derived attribute in ER diagram is shown as:</w:t>
+        <w:ind w:left="426"/>
+        <w:rPr>
+          <w:rFonts w:ascii="Arial" w:hAnsi="Arial" w:cs="Arial"/>
+          <w:sz w:val="20"/>
+          <w:szCs w:val="20"/>
+        </w:rPr>
+      </w:pPr>
+    </w:p>
+    <w:p>
+      <w:pPr>
+        <w:pStyle w:val="ListParagraph"/>
+        <w:numPr>
+          <w:ilvl w:val="0"/>
+          <w:numId w:val="4"/>
+        </w:numPr>
+        <w:spacing w:after="0" w:line="240" w:lineRule="auto"/>
+        <w:ind w:left="426"/>
+        <w:rPr>
+          <w:rFonts w:ascii="Arial" w:hAnsi="Arial" w:cs="Arial"/>
+          <w:sz w:val="20"/>
+          <w:szCs w:val="20"/>
+        </w:rPr>
+      </w:pPr>
+      <w:r>
+        <w:rPr>
+          <w:rFonts w:ascii="Arial" w:hAnsi="Arial" w:cs="Arial"/>
+          <w:sz w:val="20"/>
+          <w:szCs w:val="20"/>
+        </w:rPr>
+        <w:t>A derived attribute in ER diagram is shown as:</w:t>
       </w:r>
       <w:r>
         <w:rPr>
@@ -6358,39 +7248,74 @@
     <w:p>
       <w:pPr>
         <w:spacing w:after="0" w:line="240" w:lineRule="auto"/>
-        <w:rPr>
-          <w:rFonts w:ascii="Arial" w:hAnsi="Arial" w:cs="Arial"/>
-          <w:sz w:val="20"/>
-          <w:szCs w:val="20"/>
-        </w:rPr>
-      </w:pPr>
-    </w:p>
-    <w:p>
-      <w:pPr>
-        <w:spacing w:after="0" w:line="240" w:lineRule="auto"/>
-        <w:rPr>
-          <w:rFonts w:ascii="Arial" w:hAnsi="Arial" w:cs="Arial"/>
-          <w:sz w:val="20"/>
-          <w:szCs w:val="20"/>
-        </w:rPr>
-      </w:pPr>
-      <w:r>
-        <w:rPr>
-          <w:rFonts w:ascii="Arial" w:hAnsi="Arial" w:cs="Arial"/>
-          <w:sz w:val="20"/>
-          <w:szCs w:val="20"/>
-        </w:rPr>
-        <w:t>15. In EER (Enhanced ER) modeling, "category" (union type) means:</w:t>
-      </w:r>
-      <w:r>
-        <w:rPr>
-          <w:rFonts w:ascii="Arial" w:hAnsi="Arial" w:cs="Arial"/>
-          <w:sz w:val="20"/>
-          <w:szCs w:val="20"/>
-        </w:rPr>
-        <w:br/>
-        <w:t>A) An entity that is a subclass of multiple superclasses</w:t>
-      </w:r>
+        <w:ind w:left="426"/>
+        <w:rPr>
+          <w:rFonts w:ascii="Arial" w:hAnsi="Arial" w:cs="Arial"/>
+          <w:sz w:val="20"/>
+          <w:szCs w:val="20"/>
+        </w:rPr>
+      </w:pPr>
+    </w:p>
+    <w:p>
+      <w:pPr>
+        <w:pStyle w:val="ListParagraph"/>
+        <w:numPr>
+          <w:ilvl w:val="0"/>
+          <w:numId w:val="4"/>
+        </w:numPr>
+        <w:spacing w:after="0" w:line="240" w:lineRule="auto"/>
+        <w:ind w:left="426"/>
+        <w:rPr>
+          <w:rFonts w:ascii="Arial" w:hAnsi="Arial" w:cs="Arial"/>
+          <w:sz w:val="20"/>
+          <w:szCs w:val="20"/>
+        </w:rPr>
+      </w:pPr>
+      <w:r>
+        <w:rPr>
+          <w:rFonts w:ascii="Arial" w:hAnsi="Arial" w:cs="Arial"/>
+          <w:sz w:val="20"/>
+          <w:szCs w:val="20"/>
+        </w:rPr>
+        <w:t xml:space="preserve">In EER (Enhanced ER) </w:t>
+      </w:r>
+      <w:proofErr w:type="spellStart"/>
+      <w:r>
+        <w:rPr>
+          <w:rFonts w:ascii="Arial" w:hAnsi="Arial" w:cs="Arial"/>
+          <w:sz w:val="20"/>
+          <w:szCs w:val="20"/>
+        </w:rPr>
+        <w:t>modeling</w:t>
+      </w:r>
+      <w:proofErr w:type="spellEnd"/>
+      <w:r>
+        <w:rPr>
+          <w:rFonts w:ascii="Arial" w:hAnsi="Arial" w:cs="Arial"/>
+          <w:sz w:val="20"/>
+          <w:szCs w:val="20"/>
+        </w:rPr>
+        <w:t>, "category" (union type) means:</w:t>
+      </w:r>
+      <w:r>
+        <w:rPr>
+          <w:rFonts w:ascii="Arial" w:hAnsi="Arial" w:cs="Arial"/>
+          <w:sz w:val="20"/>
+          <w:szCs w:val="20"/>
+        </w:rPr>
+        <w:br/>
+        <w:t xml:space="preserve">A) An entity that is a subclass of multiple </w:t>
+      </w:r>
+      <w:proofErr w:type="spellStart"/>
+      <w:r>
+        <w:rPr>
+          <w:rFonts w:ascii="Arial" w:hAnsi="Arial" w:cs="Arial"/>
+          <w:sz w:val="20"/>
+          <w:szCs w:val="20"/>
+        </w:rPr>
+        <w:t>superclasses</w:t>
+      </w:r>
+      <w:proofErr w:type="spellEnd"/>
       <w:r>
         <w:rPr>
           <w:rFonts w:ascii="Arial" w:hAnsi="Arial" w:cs="Arial"/>
@@ -6422,29 +7347,36 @@
     <w:p>
       <w:pPr>
         <w:spacing w:after="0" w:line="240" w:lineRule="auto"/>
-        <w:rPr>
-          <w:rFonts w:ascii="Arial" w:hAnsi="Arial" w:cs="Arial"/>
-          <w:sz w:val="20"/>
-          <w:szCs w:val="20"/>
-        </w:rPr>
-      </w:pPr>
-    </w:p>
-    <w:p>
-      <w:pPr>
-        <w:spacing w:after="0" w:line="240" w:lineRule="auto"/>
-        <w:rPr>
-          <w:rFonts w:ascii="Arial" w:hAnsi="Arial" w:cs="Arial"/>
-          <w:sz w:val="20"/>
-          <w:szCs w:val="20"/>
-        </w:rPr>
-      </w:pPr>
-      <w:r>
-        <w:rPr>
-          <w:rFonts w:ascii="Arial" w:hAnsi="Arial" w:cs="Arial"/>
-          <w:sz w:val="20"/>
-          <w:szCs w:val="20"/>
-        </w:rPr>
-        <w:t>16. The "participation constraint" in ER diagram (total vs partial) is indicated by:</w:t>
+        <w:ind w:left="426"/>
+        <w:rPr>
+          <w:rFonts w:ascii="Arial" w:hAnsi="Arial" w:cs="Arial"/>
+          <w:sz w:val="20"/>
+          <w:szCs w:val="20"/>
+        </w:rPr>
+      </w:pPr>
+    </w:p>
+    <w:p>
+      <w:pPr>
+        <w:pStyle w:val="ListParagraph"/>
+        <w:numPr>
+          <w:ilvl w:val="0"/>
+          <w:numId w:val="4"/>
+        </w:numPr>
+        <w:spacing w:after="0" w:line="240" w:lineRule="auto"/>
+        <w:ind w:left="426"/>
+        <w:rPr>
+          <w:rFonts w:ascii="Arial" w:hAnsi="Arial" w:cs="Arial"/>
+          <w:sz w:val="20"/>
+          <w:szCs w:val="20"/>
+        </w:rPr>
+      </w:pPr>
+      <w:r>
+        <w:rPr>
+          <w:rFonts w:ascii="Arial" w:hAnsi="Arial" w:cs="Arial"/>
+          <w:sz w:val="20"/>
+          <w:szCs w:val="20"/>
+        </w:rPr>
+        <w:t>The "participation constraint" in ER diagram (total vs partial) is indicated by:</w:t>
       </w:r>
       <w:r>
         <w:rPr>
@@ -6486,29 +7418,72 @@
     <w:p>
       <w:pPr>
         <w:spacing w:after="0" w:line="240" w:lineRule="auto"/>
-        <w:rPr>
-          <w:rFonts w:ascii="Arial" w:hAnsi="Arial" w:cs="Arial"/>
-          <w:sz w:val="20"/>
-          <w:szCs w:val="20"/>
-        </w:rPr>
-      </w:pPr>
-    </w:p>
-    <w:p>
-      <w:pPr>
-        <w:spacing w:after="0" w:line="240" w:lineRule="auto"/>
-        <w:rPr>
-          <w:rFonts w:ascii="Arial" w:hAnsi="Arial" w:cs="Arial"/>
-          <w:sz w:val="20"/>
-          <w:szCs w:val="20"/>
-        </w:rPr>
-      </w:pPr>
-      <w:r>
-        <w:rPr>
-          <w:rFonts w:ascii="Arial" w:hAnsi="Arial" w:cs="Arial"/>
-          <w:sz w:val="20"/>
-          <w:szCs w:val="20"/>
-        </w:rPr>
-        <w:t>17. According to Codd’s Rule 4 (Dynamic Online Catalog), the catalog (data dictionary) must be:</w:t>
+        <w:ind w:left="426"/>
+        <w:rPr>
+          <w:rFonts w:ascii="Arial" w:hAnsi="Arial" w:cs="Arial"/>
+          <w:sz w:val="20"/>
+          <w:szCs w:val="20"/>
+        </w:rPr>
+      </w:pPr>
+    </w:p>
+    <w:p>
+      <w:pPr>
+        <w:pStyle w:val="ListParagraph"/>
+        <w:numPr>
+          <w:ilvl w:val="0"/>
+          <w:numId w:val="4"/>
+        </w:numPr>
+        <w:spacing w:after="0" w:line="240" w:lineRule="auto"/>
+        <w:ind w:left="426"/>
+        <w:rPr>
+          <w:rFonts w:ascii="Arial" w:hAnsi="Arial" w:cs="Arial"/>
+          <w:sz w:val="20"/>
+          <w:szCs w:val="20"/>
+        </w:rPr>
+      </w:pPr>
+      <w:r>
+        <w:rPr>
+          <w:rFonts w:ascii="Arial" w:hAnsi="Arial" w:cs="Arial"/>
+          <w:sz w:val="20"/>
+          <w:szCs w:val="20"/>
+        </w:rPr>
+        <w:t xml:space="preserve">According to Codd’s Rule 4 (Dynamic Online </w:t>
+      </w:r>
+      <w:proofErr w:type="spellStart"/>
+      <w:r>
+        <w:rPr>
+          <w:rFonts w:ascii="Arial" w:hAnsi="Arial" w:cs="Arial"/>
+          <w:sz w:val="20"/>
+          <w:szCs w:val="20"/>
+        </w:rPr>
+        <w:t>Catalog</w:t>
+      </w:r>
+      <w:proofErr w:type="spellEnd"/>
+      <w:r>
+        <w:rPr>
+          <w:rFonts w:ascii="Arial" w:hAnsi="Arial" w:cs="Arial"/>
+          <w:sz w:val="20"/>
+          <w:szCs w:val="20"/>
+        </w:rPr>
+        <w:t xml:space="preserve">), the </w:t>
+      </w:r>
+      <w:proofErr w:type="spellStart"/>
+      <w:r>
+        <w:rPr>
+          <w:rFonts w:ascii="Arial" w:hAnsi="Arial" w:cs="Arial"/>
+          <w:sz w:val="20"/>
+          <w:szCs w:val="20"/>
+        </w:rPr>
+        <w:t>catalog</w:t>
+      </w:r>
+      <w:proofErr w:type="spellEnd"/>
+      <w:r>
+        <w:rPr>
+          <w:rFonts w:ascii="Arial" w:hAnsi="Arial" w:cs="Arial"/>
+          <w:sz w:val="20"/>
+          <w:szCs w:val="20"/>
+        </w:rPr>
+        <w:t xml:space="preserve"> (data dictionary) must be:</w:t>
       </w:r>
       <w:r>
         <w:rPr>
@@ -6550,29 +7525,36 @@
     <w:p>
       <w:pPr>
         <w:spacing w:after="0" w:line="240" w:lineRule="auto"/>
-        <w:rPr>
-          <w:rFonts w:ascii="Arial" w:hAnsi="Arial" w:cs="Arial"/>
-          <w:sz w:val="20"/>
-          <w:szCs w:val="20"/>
-        </w:rPr>
-      </w:pPr>
-    </w:p>
-    <w:p>
-      <w:pPr>
-        <w:spacing w:after="0" w:line="240" w:lineRule="auto"/>
-        <w:rPr>
-          <w:rFonts w:ascii="Arial" w:hAnsi="Arial" w:cs="Arial"/>
-          <w:sz w:val="20"/>
-          <w:szCs w:val="20"/>
-        </w:rPr>
-      </w:pPr>
-      <w:r>
-        <w:rPr>
-          <w:rFonts w:ascii="Arial" w:hAnsi="Arial" w:cs="Arial"/>
-          <w:sz w:val="20"/>
-          <w:szCs w:val="20"/>
-        </w:rPr>
-        <w:t>18. Which Codd rule is violated if an RDBMS allows a row to exist without a primary key?</w:t>
+        <w:ind w:left="426"/>
+        <w:rPr>
+          <w:rFonts w:ascii="Arial" w:hAnsi="Arial" w:cs="Arial"/>
+          <w:sz w:val="20"/>
+          <w:szCs w:val="20"/>
+        </w:rPr>
+      </w:pPr>
+    </w:p>
+    <w:p>
+      <w:pPr>
+        <w:pStyle w:val="ListParagraph"/>
+        <w:numPr>
+          <w:ilvl w:val="0"/>
+          <w:numId w:val="4"/>
+        </w:numPr>
+        <w:spacing w:after="0" w:line="240" w:lineRule="auto"/>
+        <w:ind w:left="426"/>
+        <w:rPr>
+          <w:rFonts w:ascii="Arial" w:hAnsi="Arial" w:cs="Arial"/>
+          <w:sz w:val="20"/>
+          <w:szCs w:val="20"/>
+        </w:rPr>
+      </w:pPr>
+      <w:r>
+        <w:rPr>
+          <w:rFonts w:ascii="Arial" w:hAnsi="Arial" w:cs="Arial"/>
+          <w:sz w:val="20"/>
+          <w:szCs w:val="20"/>
+        </w:rPr>
+        <w:t>Which Codd rule is violated if an RDBMS allows a row to exist without a primary key?</w:t>
       </w:r>
       <w:r>
         <w:rPr>
@@ -6614,19 +7596,36 @@
     <w:p>
       <w:pPr>
         <w:spacing w:after="0" w:line="240" w:lineRule="auto"/>
-        <w:rPr>
-          <w:rFonts w:ascii="Arial" w:hAnsi="Arial" w:cs="Arial"/>
-          <w:sz w:val="20"/>
-          <w:szCs w:val="20"/>
-        </w:rPr>
-      </w:pPr>
-      <w:r>
-        <w:rPr>
-          <w:rFonts w:ascii="Arial" w:hAnsi="Arial" w:cs="Arial"/>
-          <w:sz w:val="20"/>
-          <w:szCs w:val="20"/>
-        </w:rPr>
-        <w:t>19. "Logical data independence" (Codd’s Rule 9) means:</w:t>
+        <w:ind w:left="426"/>
+        <w:rPr>
+          <w:rFonts w:ascii="Arial" w:hAnsi="Arial" w:cs="Arial"/>
+          <w:sz w:val="20"/>
+          <w:szCs w:val="20"/>
+        </w:rPr>
+      </w:pPr>
+    </w:p>
+    <w:p>
+      <w:pPr>
+        <w:pStyle w:val="ListParagraph"/>
+        <w:numPr>
+          <w:ilvl w:val="0"/>
+          <w:numId w:val="4"/>
+        </w:numPr>
+        <w:spacing w:after="0" w:line="240" w:lineRule="auto"/>
+        <w:ind w:left="426"/>
+        <w:rPr>
+          <w:rFonts w:ascii="Arial" w:hAnsi="Arial" w:cs="Arial"/>
+          <w:sz w:val="20"/>
+          <w:szCs w:val="20"/>
+        </w:rPr>
+      </w:pPr>
+      <w:r>
+        <w:rPr>
+          <w:rFonts w:ascii="Arial" w:hAnsi="Arial" w:cs="Arial"/>
+          <w:sz w:val="20"/>
+          <w:szCs w:val="20"/>
+        </w:rPr>
+        <w:t>"Logical data independence" (Codd’s Rule 9) means:</w:t>
       </w:r>
       <w:r>
         <w:rPr>
@@ -6668,48 +7667,83 @@
     <w:p>
       <w:pPr>
         <w:spacing w:after="0" w:line="240" w:lineRule="auto"/>
-        <w:rPr>
-          <w:rFonts w:ascii="Arial" w:hAnsi="Arial" w:cs="Arial"/>
-          <w:sz w:val="20"/>
-          <w:szCs w:val="20"/>
-        </w:rPr>
-      </w:pPr>
-    </w:p>
-    <w:p>
-      <w:pPr>
-        <w:spacing w:after="0" w:line="240" w:lineRule="auto"/>
-        <w:rPr>
-          <w:rFonts w:ascii="Arial" w:hAnsi="Arial" w:cs="Arial"/>
-          <w:sz w:val="20"/>
-          <w:szCs w:val="20"/>
-        </w:rPr>
-      </w:pPr>
-      <w:r>
-        <w:rPr>
-          <w:rFonts w:ascii="Arial" w:hAnsi="Arial" w:cs="Arial"/>
-          <w:sz w:val="20"/>
-          <w:szCs w:val="20"/>
-        </w:rPr>
-        <w:t>20. In MySQL, what is the difference between DROP TABLE and TRUNCATE TABLE inside a transaction?</w:t>
-      </w:r>
-      <w:r>
-        <w:rPr>
-          <w:rFonts w:ascii="Arial" w:hAnsi="Arial" w:cs="Arial"/>
-          <w:sz w:val="20"/>
-          <w:szCs w:val="20"/>
-        </w:rPr>
-        <w:br/>
-        <w:t>A) TRUNCATE can be rolled back in InnoDB; DROP cannot</w:t>
-      </w:r>
-      <w:r>
-        <w:rPr>
-          <w:rFonts w:ascii="Arial" w:hAnsi="Arial" w:cs="Arial"/>
-          <w:sz w:val="20"/>
-          <w:szCs w:val="20"/>
-        </w:rPr>
-        <w:br/>
-        <w:t>B) Both can be rolled back in InnoDB</w:t>
-      </w:r>
+        <w:ind w:left="426"/>
+        <w:rPr>
+          <w:rFonts w:ascii="Arial" w:hAnsi="Arial" w:cs="Arial"/>
+          <w:sz w:val="20"/>
+          <w:szCs w:val="20"/>
+        </w:rPr>
+      </w:pPr>
+    </w:p>
+    <w:p>
+      <w:pPr>
+        <w:pStyle w:val="ListParagraph"/>
+        <w:numPr>
+          <w:ilvl w:val="0"/>
+          <w:numId w:val="4"/>
+        </w:numPr>
+        <w:spacing w:after="0" w:line="240" w:lineRule="auto"/>
+        <w:ind w:left="426"/>
+        <w:rPr>
+          <w:rFonts w:ascii="Arial" w:hAnsi="Arial" w:cs="Arial"/>
+          <w:sz w:val="20"/>
+          <w:szCs w:val="20"/>
+        </w:rPr>
+      </w:pPr>
+      <w:r>
+        <w:rPr>
+          <w:rFonts w:ascii="Arial" w:hAnsi="Arial" w:cs="Arial"/>
+          <w:sz w:val="20"/>
+          <w:szCs w:val="20"/>
+        </w:rPr>
+        <w:t>In MySQL, what is the difference between DROP TABLE and TRUNCATE TABLE inside a transaction?</w:t>
+      </w:r>
+      <w:r>
+        <w:rPr>
+          <w:rFonts w:ascii="Arial" w:hAnsi="Arial" w:cs="Arial"/>
+          <w:sz w:val="20"/>
+          <w:szCs w:val="20"/>
+        </w:rPr>
+        <w:br/>
+        <w:t xml:space="preserve">A) TRUNCATE can be rolled back in </w:t>
+      </w:r>
+      <w:proofErr w:type="spellStart"/>
+      <w:r>
+        <w:rPr>
+          <w:rFonts w:ascii="Arial" w:hAnsi="Arial" w:cs="Arial"/>
+          <w:sz w:val="20"/>
+          <w:szCs w:val="20"/>
+        </w:rPr>
+        <w:t>InnoDB</w:t>
+      </w:r>
+      <w:proofErr w:type="spellEnd"/>
+      <w:r>
+        <w:rPr>
+          <w:rFonts w:ascii="Arial" w:hAnsi="Arial" w:cs="Arial"/>
+          <w:sz w:val="20"/>
+          <w:szCs w:val="20"/>
+        </w:rPr>
+        <w:t>; DROP cannot</w:t>
+      </w:r>
+      <w:r>
+        <w:rPr>
+          <w:rFonts w:ascii="Arial" w:hAnsi="Arial" w:cs="Arial"/>
+          <w:sz w:val="20"/>
+          <w:szCs w:val="20"/>
+        </w:rPr>
+        <w:br/>
+        <w:t xml:space="preserve">B) Both can be rolled back in </w:t>
+      </w:r>
+      <w:proofErr w:type="spellStart"/>
+      <w:r>
+        <w:rPr>
+          <w:rFonts w:ascii="Arial" w:hAnsi="Arial" w:cs="Arial"/>
+          <w:sz w:val="20"/>
+          <w:szCs w:val="20"/>
+        </w:rPr>
+        <w:t>InnoDB</w:t>
+      </w:r>
+      <w:proofErr w:type="spellEnd"/>
       <w:r>
         <w:rPr>
           <w:rFonts w:ascii="Arial" w:hAnsi="Arial" w:cs="Arial"/>
@@ -6732,29 +7766,36 @@
     <w:p>
       <w:pPr>
         <w:spacing w:after="0" w:line="240" w:lineRule="auto"/>
-        <w:rPr>
-          <w:rFonts w:ascii="Arial" w:hAnsi="Arial" w:cs="Arial"/>
-          <w:sz w:val="20"/>
-          <w:szCs w:val="20"/>
-        </w:rPr>
-      </w:pPr>
-    </w:p>
-    <w:p>
-      <w:pPr>
-        <w:spacing w:after="0" w:line="240" w:lineRule="auto"/>
-        <w:rPr>
-          <w:rFonts w:ascii="Arial" w:hAnsi="Arial" w:cs="Arial"/>
-          <w:sz w:val="20"/>
-          <w:szCs w:val="20"/>
-        </w:rPr>
-      </w:pPr>
-      <w:r>
-        <w:rPr>
-          <w:rFonts w:ascii="Arial" w:hAnsi="Arial" w:cs="Arial"/>
-          <w:sz w:val="20"/>
-          <w:szCs w:val="20"/>
-        </w:rPr>
-        <w:t>21. Which DDL statement can be used to rename a column in MySQL?</w:t>
+        <w:ind w:left="426"/>
+        <w:rPr>
+          <w:rFonts w:ascii="Arial" w:hAnsi="Arial" w:cs="Arial"/>
+          <w:sz w:val="20"/>
+          <w:szCs w:val="20"/>
+        </w:rPr>
+      </w:pPr>
+    </w:p>
+    <w:p>
+      <w:pPr>
+        <w:pStyle w:val="ListParagraph"/>
+        <w:numPr>
+          <w:ilvl w:val="0"/>
+          <w:numId w:val="4"/>
+        </w:numPr>
+        <w:spacing w:after="0" w:line="240" w:lineRule="auto"/>
+        <w:ind w:left="426"/>
+        <w:rPr>
+          <w:rFonts w:ascii="Arial" w:hAnsi="Arial" w:cs="Arial"/>
+          <w:sz w:val="20"/>
+          <w:szCs w:val="20"/>
+        </w:rPr>
+      </w:pPr>
+      <w:r>
+        <w:rPr>
+          <w:rFonts w:ascii="Arial" w:hAnsi="Arial" w:cs="Arial"/>
+          <w:sz w:val="20"/>
+          <w:szCs w:val="20"/>
+        </w:rPr>
+        <w:t>Which DDL statement can be used to rename a column in MySQL?</w:t>
       </w:r>
       <w:r>
         <w:rPr>
@@ -6796,39 +7837,92 @@
     <w:p>
       <w:pPr>
         <w:spacing w:after="0" w:line="240" w:lineRule="auto"/>
-        <w:rPr>
-          <w:rFonts w:ascii="Arial" w:hAnsi="Arial" w:cs="Arial"/>
-          <w:sz w:val="20"/>
-          <w:szCs w:val="20"/>
-        </w:rPr>
-      </w:pPr>
-    </w:p>
-    <w:p>
-      <w:pPr>
-        <w:spacing w:after="0" w:line="240" w:lineRule="auto"/>
-        <w:rPr>
-          <w:rFonts w:ascii="Arial" w:hAnsi="Arial" w:cs="Arial"/>
-          <w:sz w:val="20"/>
-          <w:szCs w:val="20"/>
-        </w:rPr>
-      </w:pPr>
-      <w:r>
-        <w:rPr>
-          <w:rFonts w:ascii="Arial" w:hAnsi="Arial" w:cs="Arial"/>
-          <w:sz w:val="20"/>
-          <w:szCs w:val="20"/>
-        </w:rPr>
-        <w:t>22. What happens when you execute ALTER TABLE t ENGINE=InnoDB; on a MyISAM table?</w:t>
-      </w:r>
-      <w:r>
-        <w:rPr>
-          <w:rFonts w:ascii="Arial" w:hAnsi="Arial" w:cs="Arial"/>
-          <w:sz w:val="20"/>
-          <w:szCs w:val="20"/>
-        </w:rPr>
-        <w:br/>
-        <w:t>A) It converts the table to InnoDB</w:t>
-      </w:r>
+        <w:ind w:left="426"/>
+        <w:rPr>
+          <w:rFonts w:ascii="Arial" w:hAnsi="Arial" w:cs="Arial"/>
+          <w:sz w:val="20"/>
+          <w:szCs w:val="20"/>
+        </w:rPr>
+      </w:pPr>
+    </w:p>
+    <w:p>
+      <w:pPr>
+        <w:pStyle w:val="ListParagraph"/>
+        <w:numPr>
+          <w:ilvl w:val="0"/>
+          <w:numId w:val="4"/>
+        </w:numPr>
+        <w:spacing w:after="0" w:line="240" w:lineRule="auto"/>
+        <w:ind w:left="426"/>
+        <w:rPr>
+          <w:rFonts w:ascii="Arial" w:hAnsi="Arial" w:cs="Arial"/>
+          <w:sz w:val="20"/>
+          <w:szCs w:val="20"/>
+        </w:rPr>
+      </w:pPr>
+      <w:r>
+        <w:rPr>
+          <w:rFonts w:ascii="Arial" w:hAnsi="Arial" w:cs="Arial"/>
+          <w:sz w:val="20"/>
+          <w:szCs w:val="20"/>
+        </w:rPr>
+        <w:t>happens when you execute ALTER TABLE t ENGINE=</w:t>
+      </w:r>
+      <w:proofErr w:type="spellStart"/>
+      <w:r>
+        <w:rPr>
+          <w:rFonts w:ascii="Arial" w:hAnsi="Arial" w:cs="Arial"/>
+          <w:sz w:val="20"/>
+          <w:szCs w:val="20"/>
+        </w:rPr>
+        <w:t>InnoDB</w:t>
+      </w:r>
+      <w:proofErr w:type="spellEnd"/>
+      <w:r>
+        <w:rPr>
+          <w:rFonts w:ascii="Arial" w:hAnsi="Arial" w:cs="Arial"/>
+          <w:sz w:val="20"/>
+          <w:szCs w:val="20"/>
+        </w:rPr>
+        <w:t xml:space="preserve">; on a </w:t>
+      </w:r>
+      <w:proofErr w:type="spellStart"/>
+      <w:r>
+        <w:rPr>
+          <w:rFonts w:ascii="Arial" w:hAnsi="Arial" w:cs="Arial"/>
+          <w:sz w:val="20"/>
+          <w:szCs w:val="20"/>
+        </w:rPr>
+        <w:t>MyISAM</w:t>
+      </w:r>
+      <w:proofErr w:type="spellEnd"/>
+      <w:r>
+        <w:rPr>
+          <w:rFonts w:ascii="Arial" w:hAnsi="Arial" w:cs="Arial"/>
+          <w:sz w:val="20"/>
+          <w:szCs w:val="20"/>
+        </w:rPr>
+        <w:t xml:space="preserve"> table?</w:t>
+      </w:r>
+      <w:r>
+        <w:rPr>
+          <w:rFonts w:ascii="Arial" w:hAnsi="Arial" w:cs="Arial"/>
+          <w:sz w:val="20"/>
+          <w:szCs w:val="20"/>
+        </w:rPr>
+        <w:br/>
+        <w:t xml:space="preserve">A) It converts the table to </w:t>
+      </w:r>
+      <w:proofErr w:type="spellStart"/>
+      <w:r>
+        <w:rPr>
+          <w:rFonts w:ascii="Arial" w:hAnsi="Arial" w:cs="Arial"/>
+          <w:sz w:val="20"/>
+          <w:szCs w:val="20"/>
+        </w:rPr>
+        <w:t>InnoDB</w:t>
+      </w:r>
+      <w:proofErr w:type="spellEnd"/>
       <w:r>
         <w:rPr>
           <w:rFonts w:ascii="Arial" w:hAnsi="Arial" w:cs="Arial"/>
@@ -6845,7 +7939,25 @@
           <w:szCs w:val="20"/>
         </w:rPr>
         <w:br/>
-        <w:t>C) It copies all data to a new InnoDB table and drops the old one</w:t>
+        <w:t xml:space="preserve">C) It copies all data to a new </w:t>
+      </w:r>
+      <w:proofErr w:type="spellStart"/>
+      <w:r>
+        <w:rPr>
+          <w:rFonts w:ascii="Arial" w:hAnsi="Arial" w:cs="Arial"/>
+          <w:sz w:val="20"/>
+          <w:szCs w:val="20"/>
+        </w:rPr>
+        <w:t>InnoDB</w:t>
+      </w:r>
+      <w:proofErr w:type="spellEnd"/>
+      <w:r>
+        <w:rPr>
+          <w:rFonts w:ascii="Arial" w:hAnsi="Arial" w:cs="Arial"/>
+          <w:sz w:val="20"/>
+          <w:szCs w:val="20"/>
+        </w:rPr>
+        <w:t xml:space="preserve"> table and drops the old one</w:t>
       </w:r>
       <w:r>
         <w:rPr>
@@ -6860,29 +7972,36 @@
     <w:p>
       <w:pPr>
         <w:spacing w:after="0" w:line="240" w:lineRule="auto"/>
-        <w:rPr>
-          <w:rFonts w:ascii="Arial" w:hAnsi="Arial" w:cs="Arial"/>
-          <w:sz w:val="20"/>
-          <w:szCs w:val="20"/>
-        </w:rPr>
-      </w:pPr>
-    </w:p>
-    <w:p>
-      <w:pPr>
-        <w:spacing w:after="0" w:line="240" w:lineRule="auto"/>
-        <w:rPr>
-          <w:rFonts w:ascii="Arial" w:hAnsi="Arial" w:cs="Arial"/>
-          <w:sz w:val="20"/>
-          <w:szCs w:val="20"/>
-        </w:rPr>
-      </w:pPr>
-      <w:r>
-        <w:rPr>
-          <w:rFonts w:ascii="Arial" w:hAnsi="Arial" w:cs="Arial"/>
-          <w:sz w:val="20"/>
-          <w:szCs w:val="20"/>
-        </w:rPr>
-        <w:t>23. The MySQL command RENAME TABLE old TO new; is:</w:t>
+        <w:ind w:left="426"/>
+        <w:rPr>
+          <w:rFonts w:ascii="Arial" w:hAnsi="Arial" w:cs="Arial"/>
+          <w:sz w:val="20"/>
+          <w:szCs w:val="20"/>
+        </w:rPr>
+      </w:pPr>
+    </w:p>
+    <w:p>
+      <w:pPr>
+        <w:pStyle w:val="ListParagraph"/>
+        <w:numPr>
+          <w:ilvl w:val="0"/>
+          <w:numId w:val="4"/>
+        </w:numPr>
+        <w:spacing w:after="0" w:line="240" w:lineRule="auto"/>
+        <w:ind w:left="426"/>
+        <w:rPr>
+          <w:rFonts w:ascii="Arial" w:hAnsi="Arial" w:cs="Arial"/>
+          <w:sz w:val="20"/>
+          <w:szCs w:val="20"/>
+        </w:rPr>
+      </w:pPr>
+      <w:r>
+        <w:rPr>
+          <w:rFonts w:ascii="Arial" w:hAnsi="Arial" w:cs="Arial"/>
+          <w:sz w:val="20"/>
+          <w:szCs w:val="20"/>
+        </w:rPr>
+        <w:t>The MySQL command RENAME TABLE old TO new; is:</w:t>
       </w:r>
       <w:r>
         <w:rPr>
@@ -6924,19 +8043,36 @@
     <w:p>
       <w:pPr>
         <w:spacing w:after="0" w:line="240" w:lineRule="auto"/>
-        <w:rPr>
-          <w:rFonts w:ascii="Arial" w:hAnsi="Arial" w:cs="Arial"/>
-          <w:sz w:val="20"/>
-          <w:szCs w:val="20"/>
-        </w:rPr>
-      </w:pPr>
-      <w:r>
-        <w:rPr>
-          <w:rFonts w:ascii="Arial" w:hAnsi="Arial" w:cs="Arial"/>
-          <w:sz w:val="20"/>
-          <w:szCs w:val="20"/>
-        </w:rPr>
-        <w:t>24. Given FDs: A → B, BC → D. Which of the following is implied by Armstrong’s axioms?</w:t>
+        <w:ind w:left="426"/>
+        <w:rPr>
+          <w:rFonts w:ascii="Arial" w:hAnsi="Arial" w:cs="Arial"/>
+          <w:sz w:val="20"/>
+          <w:szCs w:val="20"/>
+        </w:rPr>
+      </w:pPr>
+    </w:p>
+    <w:p>
+      <w:pPr>
+        <w:pStyle w:val="ListParagraph"/>
+        <w:numPr>
+          <w:ilvl w:val="0"/>
+          <w:numId w:val="4"/>
+        </w:numPr>
+        <w:spacing w:after="0" w:line="240" w:lineRule="auto"/>
+        <w:ind w:left="426"/>
+        <w:rPr>
+          <w:rFonts w:ascii="Arial" w:hAnsi="Arial" w:cs="Arial"/>
+          <w:sz w:val="20"/>
+          <w:szCs w:val="20"/>
+        </w:rPr>
+      </w:pPr>
+      <w:r>
+        <w:rPr>
+          <w:rFonts w:ascii="Arial" w:hAnsi="Arial" w:cs="Arial"/>
+          <w:sz w:val="20"/>
+          <w:szCs w:val="20"/>
+        </w:rPr>
+        <w:t>Given FDs: A → B, BC → D. Which of the following is implied by Armstrong’s axioms?</w:t>
       </w:r>
       <w:r>
         <w:rPr>
@@ -6978,29 +8114,54 @@
     <w:p>
       <w:pPr>
         <w:spacing w:after="0" w:line="240" w:lineRule="auto"/>
-        <w:rPr>
-          <w:rFonts w:ascii="Arial" w:hAnsi="Arial" w:cs="Arial"/>
-          <w:sz w:val="20"/>
-          <w:szCs w:val="20"/>
-        </w:rPr>
-      </w:pPr>
-    </w:p>
-    <w:p>
-      <w:pPr>
-        <w:spacing w:after="0" w:line="240" w:lineRule="auto"/>
-        <w:rPr>
-          <w:rFonts w:ascii="Arial" w:hAnsi="Arial" w:cs="Arial"/>
-          <w:sz w:val="20"/>
-          <w:szCs w:val="20"/>
-        </w:rPr>
-      </w:pPr>
-      <w:r>
-        <w:rPr>
-          <w:rFonts w:ascii="Arial" w:hAnsi="Arial" w:cs="Arial"/>
-          <w:sz w:val="20"/>
-          <w:szCs w:val="20"/>
-        </w:rPr>
-        <w:t>25. A "superkey" is defined as:</w:t>
+        <w:ind w:left="426"/>
+        <w:rPr>
+          <w:rFonts w:ascii="Arial" w:hAnsi="Arial" w:cs="Arial"/>
+          <w:sz w:val="20"/>
+          <w:szCs w:val="20"/>
+        </w:rPr>
+      </w:pPr>
+    </w:p>
+    <w:p>
+      <w:pPr>
+        <w:pStyle w:val="ListParagraph"/>
+        <w:numPr>
+          <w:ilvl w:val="0"/>
+          <w:numId w:val="4"/>
+        </w:numPr>
+        <w:spacing w:after="0" w:line="240" w:lineRule="auto"/>
+        <w:ind w:left="426"/>
+        <w:rPr>
+          <w:rFonts w:ascii="Arial" w:hAnsi="Arial" w:cs="Arial"/>
+          <w:sz w:val="20"/>
+          <w:szCs w:val="20"/>
+        </w:rPr>
+      </w:pPr>
+      <w:r>
+        <w:rPr>
+          <w:rFonts w:ascii="Arial" w:hAnsi="Arial" w:cs="Arial"/>
+          <w:sz w:val="20"/>
+          <w:szCs w:val="20"/>
+        </w:rPr>
+        <w:t>A "</w:t>
+      </w:r>
+      <w:proofErr w:type="spellStart"/>
+      <w:r>
+        <w:rPr>
+          <w:rFonts w:ascii="Arial" w:hAnsi="Arial" w:cs="Arial"/>
+          <w:sz w:val="20"/>
+          <w:szCs w:val="20"/>
+        </w:rPr>
+        <w:t>superkey</w:t>
+      </w:r>
+      <w:proofErr w:type="spellEnd"/>
+      <w:r>
+        <w:rPr>
+          <w:rFonts w:ascii="Arial" w:hAnsi="Arial" w:cs="Arial"/>
+          <w:sz w:val="20"/>
+          <w:szCs w:val="20"/>
+        </w:rPr>
+        <w:t>" is defined as:</w:t>
       </w:r>
       <w:r>
         <w:rPr>
@@ -7042,29 +8203,36 @@
     <w:p>
       <w:pPr>
         <w:spacing w:after="0" w:line="240" w:lineRule="auto"/>
-        <w:rPr>
-          <w:rFonts w:ascii="Arial" w:hAnsi="Arial" w:cs="Arial"/>
-          <w:sz w:val="20"/>
-          <w:szCs w:val="20"/>
-        </w:rPr>
-      </w:pPr>
-    </w:p>
-    <w:p>
-      <w:pPr>
-        <w:spacing w:after="0" w:line="240" w:lineRule="auto"/>
-        <w:rPr>
-          <w:rFonts w:ascii="Arial" w:hAnsi="Arial" w:cs="Arial"/>
-          <w:sz w:val="20"/>
-          <w:szCs w:val="20"/>
-        </w:rPr>
-      </w:pPr>
-      <w:r>
-        <w:rPr>
-          <w:rFonts w:ascii="Arial" w:hAnsi="Arial" w:cs="Arial"/>
-          <w:sz w:val="20"/>
-          <w:szCs w:val="20"/>
-        </w:rPr>
-        <w:t>26. An "extraneous attribute" in a functional dependency means:</w:t>
+        <w:ind w:left="426"/>
+        <w:rPr>
+          <w:rFonts w:ascii="Arial" w:hAnsi="Arial" w:cs="Arial"/>
+          <w:sz w:val="20"/>
+          <w:szCs w:val="20"/>
+        </w:rPr>
+      </w:pPr>
+    </w:p>
+    <w:p>
+      <w:pPr>
+        <w:pStyle w:val="ListParagraph"/>
+        <w:numPr>
+          <w:ilvl w:val="0"/>
+          <w:numId w:val="4"/>
+        </w:numPr>
+        <w:spacing w:after="0" w:line="240" w:lineRule="auto"/>
+        <w:ind w:left="426"/>
+        <w:rPr>
+          <w:rFonts w:ascii="Arial" w:hAnsi="Arial" w:cs="Arial"/>
+          <w:sz w:val="20"/>
+          <w:szCs w:val="20"/>
+        </w:rPr>
+      </w:pPr>
+      <w:r>
+        <w:rPr>
+          <w:rFonts w:ascii="Arial" w:hAnsi="Arial" w:cs="Arial"/>
+          <w:sz w:val="20"/>
+          <w:szCs w:val="20"/>
+        </w:rPr>
+        <w:t>An "extraneous attribute" in a functional dependency means:</w:t>
       </w:r>
       <w:r>
         <w:rPr>
@@ -7106,29 +8274,36 @@
     <w:p>
       <w:pPr>
         <w:spacing w:after="0" w:line="240" w:lineRule="auto"/>
-        <w:rPr>
-          <w:rFonts w:ascii="Arial" w:hAnsi="Arial" w:cs="Arial"/>
-          <w:sz w:val="20"/>
-          <w:szCs w:val="20"/>
-        </w:rPr>
-      </w:pPr>
-    </w:p>
-    <w:p>
-      <w:pPr>
-        <w:spacing w:after="0" w:line="240" w:lineRule="auto"/>
-        <w:rPr>
-          <w:rFonts w:ascii="Arial" w:hAnsi="Arial" w:cs="Arial"/>
-          <w:sz w:val="20"/>
-          <w:szCs w:val="20"/>
-        </w:rPr>
-      </w:pPr>
-      <w:r>
-        <w:rPr>
-          <w:rFonts w:ascii="Arial" w:hAnsi="Arial" w:cs="Arial"/>
-          <w:sz w:val="20"/>
-          <w:szCs w:val="20"/>
-        </w:rPr>
-        <w:t>27. The closure of a set of functional dependencies F is denoted as F+. This means:</w:t>
+        <w:ind w:left="426"/>
+        <w:rPr>
+          <w:rFonts w:ascii="Arial" w:hAnsi="Arial" w:cs="Arial"/>
+          <w:sz w:val="20"/>
+          <w:szCs w:val="20"/>
+        </w:rPr>
+      </w:pPr>
+    </w:p>
+    <w:p>
+      <w:pPr>
+        <w:pStyle w:val="ListParagraph"/>
+        <w:numPr>
+          <w:ilvl w:val="0"/>
+          <w:numId w:val="4"/>
+        </w:numPr>
+        <w:spacing w:after="0" w:line="240" w:lineRule="auto"/>
+        <w:ind w:left="426"/>
+        <w:rPr>
+          <w:rFonts w:ascii="Arial" w:hAnsi="Arial" w:cs="Arial"/>
+          <w:sz w:val="20"/>
+          <w:szCs w:val="20"/>
+        </w:rPr>
+      </w:pPr>
+      <w:r>
+        <w:rPr>
+          <w:rFonts w:ascii="Arial" w:hAnsi="Arial" w:cs="Arial"/>
+          <w:sz w:val="20"/>
+          <w:szCs w:val="20"/>
+        </w:rPr>
+        <w:t>The closure of a set of functional dependencies F is denoted as F+. This means:</w:t>
       </w:r>
       <w:r>
         <w:rPr>
@@ -7170,29 +8345,72 @@
     <w:p>
       <w:pPr>
         <w:spacing w:after="0" w:line="240" w:lineRule="auto"/>
-        <w:rPr>
-          <w:rFonts w:ascii="Arial" w:hAnsi="Arial" w:cs="Arial"/>
-          <w:sz w:val="20"/>
-          <w:szCs w:val="20"/>
-        </w:rPr>
-      </w:pPr>
-    </w:p>
-    <w:p>
-      <w:pPr>
-        <w:spacing w:after="0" w:line="240" w:lineRule="auto"/>
-        <w:rPr>
-          <w:rFonts w:ascii="Arial" w:hAnsi="Arial" w:cs="Arial"/>
-          <w:sz w:val="20"/>
-          <w:szCs w:val="20"/>
-        </w:rPr>
-      </w:pPr>
-      <w:r>
-        <w:rPr>
-          <w:rFonts w:ascii="Arial" w:hAnsi="Arial" w:cs="Arial"/>
-          <w:sz w:val="20"/>
-          <w:szCs w:val="20"/>
-        </w:rPr>
-        <w:t>28. R(A,B,C,D) with FDs: AB → C, C → D, D → A. Which of the following is a candidate key?</w:t>
+        <w:ind w:left="426"/>
+        <w:rPr>
+          <w:rFonts w:ascii="Arial" w:hAnsi="Arial" w:cs="Arial"/>
+          <w:sz w:val="20"/>
+          <w:szCs w:val="20"/>
+        </w:rPr>
+      </w:pPr>
+    </w:p>
+    <w:p>
+      <w:pPr>
+        <w:pStyle w:val="ListParagraph"/>
+        <w:numPr>
+          <w:ilvl w:val="0"/>
+          <w:numId w:val="4"/>
+        </w:numPr>
+        <w:spacing w:after="0" w:line="240" w:lineRule="auto"/>
+        <w:ind w:left="426"/>
+        <w:rPr>
+          <w:rFonts w:ascii="Arial" w:hAnsi="Arial" w:cs="Arial"/>
+          <w:sz w:val="20"/>
+          <w:szCs w:val="20"/>
+        </w:rPr>
+      </w:pPr>
+      <w:r>
+        <w:rPr>
+          <w:rFonts w:ascii="Arial" w:hAnsi="Arial" w:cs="Arial"/>
+          <w:sz w:val="20"/>
+          <w:szCs w:val="20"/>
+        </w:rPr>
+        <w:t>R(</w:t>
+      </w:r>
+      <w:proofErr w:type="gramStart"/>
+      <w:r>
+        <w:rPr>
+          <w:rFonts w:ascii="Arial" w:hAnsi="Arial" w:cs="Arial"/>
+          <w:sz w:val="20"/>
+          <w:szCs w:val="20"/>
+        </w:rPr>
+        <w:t>A,B</w:t>
+      </w:r>
+      <w:proofErr w:type="gramEnd"/>
+      <w:r>
+        <w:rPr>
+          <w:rFonts w:ascii="Arial" w:hAnsi="Arial" w:cs="Arial"/>
+          <w:sz w:val="20"/>
+          <w:szCs w:val="20"/>
+        </w:rPr>
+        <w:t>,</w:t>
+      </w:r>
+      <w:proofErr w:type="gramStart"/>
+      <w:r>
+        <w:rPr>
+          <w:rFonts w:ascii="Arial" w:hAnsi="Arial" w:cs="Arial"/>
+          <w:sz w:val="20"/>
+          <w:szCs w:val="20"/>
+        </w:rPr>
+        <w:t>C,D</w:t>
+      </w:r>
+      <w:proofErr w:type="gramEnd"/>
+      <w:r>
+        <w:rPr>
+          <w:rFonts w:ascii="Arial" w:hAnsi="Arial" w:cs="Arial"/>
+          <w:sz w:val="20"/>
+          <w:szCs w:val="20"/>
+        </w:rPr>
+        <w:t>) with FDs: AB → C, C → D, D → A. Which of the following is a candidate key?</w:t>
       </w:r>
       <w:r>
         <w:rPr>
@@ -7234,29 +8452,36 @@
     <w:p>
       <w:pPr>
         <w:spacing w:after="0" w:line="240" w:lineRule="auto"/>
-        <w:rPr>
-          <w:rFonts w:ascii="Arial" w:hAnsi="Arial" w:cs="Arial"/>
-          <w:sz w:val="20"/>
-          <w:szCs w:val="20"/>
-        </w:rPr>
-      </w:pPr>
-    </w:p>
-    <w:p>
-      <w:pPr>
-        <w:spacing w:after="0" w:line="240" w:lineRule="auto"/>
-        <w:rPr>
-          <w:rFonts w:ascii="Arial" w:hAnsi="Arial" w:cs="Arial"/>
-          <w:sz w:val="20"/>
-          <w:szCs w:val="20"/>
-        </w:rPr>
-      </w:pPr>
-      <w:r>
-        <w:rPr>
-          <w:rFonts w:ascii="Arial" w:hAnsi="Arial" w:cs="Arial"/>
-          <w:sz w:val="20"/>
-          <w:szCs w:val="20"/>
-        </w:rPr>
-        <w:t>29. For the same relation in Q28, what is the highest normal form?</w:t>
+        <w:ind w:left="426"/>
+        <w:rPr>
+          <w:rFonts w:ascii="Arial" w:hAnsi="Arial" w:cs="Arial"/>
+          <w:sz w:val="20"/>
+          <w:szCs w:val="20"/>
+        </w:rPr>
+      </w:pPr>
+    </w:p>
+    <w:p>
+      <w:pPr>
+        <w:pStyle w:val="ListParagraph"/>
+        <w:numPr>
+          <w:ilvl w:val="0"/>
+          <w:numId w:val="4"/>
+        </w:numPr>
+        <w:spacing w:after="0" w:line="240" w:lineRule="auto"/>
+        <w:ind w:left="426"/>
+        <w:rPr>
+          <w:rFonts w:ascii="Arial" w:hAnsi="Arial" w:cs="Arial"/>
+          <w:sz w:val="20"/>
+          <w:szCs w:val="20"/>
+        </w:rPr>
+      </w:pPr>
+      <w:r>
+        <w:rPr>
+          <w:rFonts w:ascii="Arial" w:hAnsi="Arial" w:cs="Arial"/>
+          <w:sz w:val="20"/>
+          <w:szCs w:val="20"/>
+        </w:rPr>
+        <w:t>For the same relation in Q28, what is the highest normal form?</w:t>
       </w:r>
       <w:r>
         <w:rPr>
@@ -7283,7 +8508,61 @@
           <w:szCs w:val="20"/>
         </w:rPr>
         <w:br/>
-        <w:t>C) 3NF (check: AB → C ok, C → D transitive? D is prime? D → A, A prime — all FDs left side is superkey? C→D: C not superkey → violates BCNF)</w:t>
+        <w:t xml:space="preserve">C) 3NF (check: AB → C ok, C → D transitive? D is prime? D → A, A prime — all </w:t>
+      </w:r>
+      <w:proofErr w:type="gramStart"/>
+      <w:r>
+        <w:rPr>
+          <w:rFonts w:ascii="Arial" w:hAnsi="Arial" w:cs="Arial"/>
+          <w:sz w:val="20"/>
+          <w:szCs w:val="20"/>
+        </w:rPr>
+        <w:t>FDs</w:t>
+      </w:r>
+      <w:proofErr w:type="gramEnd"/>
+      <w:r>
+        <w:rPr>
+          <w:rFonts w:ascii="Arial" w:hAnsi="Arial" w:cs="Arial"/>
+          <w:sz w:val="20"/>
+          <w:szCs w:val="20"/>
+        </w:rPr>
+        <w:t xml:space="preserve"> left side is </w:t>
+      </w:r>
+      <w:proofErr w:type="spellStart"/>
+      <w:r>
+        <w:rPr>
+          <w:rFonts w:ascii="Arial" w:hAnsi="Arial" w:cs="Arial"/>
+          <w:sz w:val="20"/>
+          <w:szCs w:val="20"/>
+        </w:rPr>
+        <w:t>superkey</w:t>
+      </w:r>
+      <w:proofErr w:type="spellEnd"/>
+      <w:r>
+        <w:rPr>
+          <w:rFonts w:ascii="Arial" w:hAnsi="Arial" w:cs="Arial"/>
+          <w:sz w:val="20"/>
+          <w:szCs w:val="20"/>
+        </w:rPr>
+        <w:t xml:space="preserve">? C→D: C not </w:t>
+      </w:r>
+      <w:proofErr w:type="spellStart"/>
+      <w:r>
+        <w:rPr>
+          <w:rFonts w:ascii="Arial" w:hAnsi="Arial" w:cs="Arial"/>
+          <w:sz w:val="20"/>
+          <w:szCs w:val="20"/>
+        </w:rPr>
+        <w:t>superkey</w:t>
+      </w:r>
+      <w:proofErr w:type="spellEnd"/>
+      <w:r>
+        <w:rPr>
+          <w:rFonts w:ascii="Arial" w:hAnsi="Arial" w:cs="Arial"/>
+          <w:sz w:val="20"/>
+          <w:szCs w:val="20"/>
+        </w:rPr>
+        <w:t xml:space="preserve"> → violates BCNF)</w:t>
       </w:r>
       <w:r>
         <w:rPr>
@@ -7298,29 +8577,36 @@
     <w:p>
       <w:pPr>
         <w:spacing w:after="0" w:line="240" w:lineRule="auto"/>
-        <w:rPr>
-          <w:rFonts w:ascii="Arial" w:hAnsi="Arial" w:cs="Arial"/>
-          <w:sz w:val="20"/>
-          <w:szCs w:val="20"/>
-        </w:rPr>
-      </w:pPr>
-    </w:p>
-    <w:p>
-      <w:pPr>
-        <w:spacing w:after="0" w:line="240" w:lineRule="auto"/>
-        <w:rPr>
-          <w:rFonts w:ascii="Arial" w:hAnsi="Arial" w:cs="Arial"/>
-          <w:sz w:val="20"/>
-          <w:szCs w:val="20"/>
-        </w:rPr>
-      </w:pPr>
-      <w:r>
-        <w:rPr>
-          <w:rFonts w:ascii="Arial" w:hAnsi="Arial" w:cs="Arial"/>
-          <w:sz w:val="20"/>
-          <w:szCs w:val="20"/>
-        </w:rPr>
-        <w:t>30. A relation schema R with only two attributes is always in at least:</w:t>
+        <w:ind w:left="426"/>
+        <w:rPr>
+          <w:rFonts w:ascii="Arial" w:hAnsi="Arial" w:cs="Arial"/>
+          <w:sz w:val="20"/>
+          <w:szCs w:val="20"/>
+        </w:rPr>
+      </w:pPr>
+    </w:p>
+    <w:p>
+      <w:pPr>
+        <w:pStyle w:val="ListParagraph"/>
+        <w:numPr>
+          <w:ilvl w:val="0"/>
+          <w:numId w:val="4"/>
+        </w:numPr>
+        <w:spacing w:after="0" w:line="240" w:lineRule="auto"/>
+        <w:ind w:left="426"/>
+        <w:rPr>
+          <w:rFonts w:ascii="Arial" w:hAnsi="Arial" w:cs="Arial"/>
+          <w:sz w:val="20"/>
+          <w:szCs w:val="20"/>
+        </w:rPr>
+      </w:pPr>
+      <w:r>
+        <w:rPr>
+          <w:rFonts w:ascii="Arial" w:hAnsi="Arial" w:cs="Arial"/>
+          <w:sz w:val="20"/>
+          <w:szCs w:val="20"/>
+        </w:rPr>
+        <w:t>A relation schema R with only two attributes is always in at least:</w:t>
       </w:r>
       <w:r>
         <w:rPr>
@@ -7362,29 +8648,90 @@
     <w:p>
       <w:pPr>
         <w:spacing w:after="0" w:line="240" w:lineRule="auto"/>
-        <w:rPr>
-          <w:rFonts w:ascii="Arial" w:hAnsi="Arial" w:cs="Arial"/>
-          <w:sz w:val="20"/>
-          <w:szCs w:val="20"/>
-        </w:rPr>
-      </w:pPr>
-    </w:p>
-    <w:p>
-      <w:pPr>
-        <w:spacing w:after="0" w:line="240" w:lineRule="auto"/>
-        <w:rPr>
-          <w:rFonts w:ascii="Arial" w:hAnsi="Arial" w:cs="Arial"/>
-          <w:sz w:val="20"/>
-          <w:szCs w:val="20"/>
-        </w:rPr>
-      </w:pPr>
-      <w:r>
-        <w:rPr>
-          <w:rFonts w:ascii="Arial" w:hAnsi="Arial" w:cs="Arial"/>
-          <w:sz w:val="20"/>
-          <w:szCs w:val="20"/>
-        </w:rPr>
-        <w:t>31. Decompose R(A,B,C) with FDs: A → B, B → C. Is the decomposition R1(A,B), R2(B,C) lossless?</w:t>
+        <w:ind w:left="426"/>
+        <w:rPr>
+          <w:rFonts w:ascii="Arial" w:hAnsi="Arial" w:cs="Arial"/>
+          <w:sz w:val="20"/>
+          <w:szCs w:val="20"/>
+        </w:rPr>
+      </w:pPr>
+    </w:p>
+    <w:p>
+      <w:pPr>
+        <w:pStyle w:val="ListParagraph"/>
+        <w:numPr>
+          <w:ilvl w:val="0"/>
+          <w:numId w:val="4"/>
+        </w:numPr>
+        <w:spacing w:after="0" w:line="240" w:lineRule="auto"/>
+        <w:ind w:left="426"/>
+        <w:rPr>
+          <w:rFonts w:ascii="Arial" w:hAnsi="Arial" w:cs="Arial"/>
+          <w:sz w:val="20"/>
+          <w:szCs w:val="20"/>
+        </w:rPr>
+      </w:pPr>
+      <w:r>
+        <w:rPr>
+          <w:rFonts w:ascii="Arial" w:hAnsi="Arial" w:cs="Arial"/>
+          <w:sz w:val="20"/>
+          <w:szCs w:val="20"/>
+        </w:rPr>
+        <w:t>Decompose R(</w:t>
+      </w:r>
+      <w:proofErr w:type="gramStart"/>
+      <w:r>
+        <w:rPr>
+          <w:rFonts w:ascii="Arial" w:hAnsi="Arial" w:cs="Arial"/>
+          <w:sz w:val="20"/>
+          <w:szCs w:val="20"/>
+        </w:rPr>
+        <w:t>A,B</w:t>
+      </w:r>
+      <w:proofErr w:type="gramEnd"/>
+      <w:r>
+        <w:rPr>
+          <w:rFonts w:ascii="Arial" w:hAnsi="Arial" w:cs="Arial"/>
+          <w:sz w:val="20"/>
+          <w:szCs w:val="20"/>
+        </w:rPr>
+        <w:t>,C) with FDs: A → B, B → C. Is the decomposition R1(</w:t>
+      </w:r>
+      <w:proofErr w:type="gramStart"/>
+      <w:r>
+        <w:rPr>
+          <w:rFonts w:ascii="Arial" w:hAnsi="Arial" w:cs="Arial"/>
+          <w:sz w:val="20"/>
+          <w:szCs w:val="20"/>
+        </w:rPr>
+        <w:t>A,B</w:t>
+      </w:r>
+      <w:proofErr w:type="gramEnd"/>
+      <w:r>
+        <w:rPr>
+          <w:rFonts w:ascii="Arial" w:hAnsi="Arial" w:cs="Arial"/>
+          <w:sz w:val="20"/>
+          <w:szCs w:val="20"/>
+        </w:rPr>
+        <w:t>), R2(</w:t>
+      </w:r>
+      <w:proofErr w:type="gramStart"/>
+      <w:r>
+        <w:rPr>
+          <w:rFonts w:ascii="Arial" w:hAnsi="Arial" w:cs="Arial"/>
+          <w:sz w:val="20"/>
+          <w:szCs w:val="20"/>
+        </w:rPr>
+        <w:t>B,C</w:t>
+      </w:r>
+      <w:proofErr w:type="gramEnd"/>
+      <w:r>
+        <w:rPr>
+          <w:rFonts w:ascii="Arial" w:hAnsi="Arial" w:cs="Arial"/>
+          <w:sz w:val="20"/>
+          <w:szCs w:val="20"/>
+        </w:rPr>
+        <w:t>) lossless?</w:t>
       </w:r>
       <w:r>
         <w:rPr>
@@ -7426,29 +8773,36 @@
     <w:p>
       <w:pPr>
         <w:spacing w:after="0" w:line="240" w:lineRule="auto"/>
-        <w:rPr>
-          <w:rFonts w:ascii="Arial" w:hAnsi="Arial" w:cs="Arial"/>
-          <w:sz w:val="20"/>
-          <w:szCs w:val="20"/>
-        </w:rPr>
-      </w:pPr>
-    </w:p>
-    <w:p>
-      <w:pPr>
-        <w:spacing w:after="0" w:line="240" w:lineRule="auto"/>
-        <w:rPr>
-          <w:rFonts w:ascii="Arial" w:hAnsi="Arial" w:cs="Arial"/>
-          <w:sz w:val="20"/>
-          <w:szCs w:val="20"/>
-        </w:rPr>
-      </w:pPr>
-      <w:r>
-        <w:rPr>
-          <w:rFonts w:ascii="Arial" w:hAnsi="Arial" w:cs="Arial"/>
-          <w:sz w:val="20"/>
-          <w:szCs w:val="20"/>
-        </w:rPr>
-        <w:t>32. Which of the following is a violation of 3NF but NOT of 2NF?</w:t>
+        <w:ind w:left="426"/>
+        <w:rPr>
+          <w:rFonts w:ascii="Arial" w:hAnsi="Arial" w:cs="Arial"/>
+          <w:sz w:val="20"/>
+          <w:szCs w:val="20"/>
+        </w:rPr>
+      </w:pPr>
+    </w:p>
+    <w:p>
+      <w:pPr>
+        <w:pStyle w:val="ListParagraph"/>
+        <w:numPr>
+          <w:ilvl w:val="0"/>
+          <w:numId w:val="4"/>
+        </w:numPr>
+        <w:spacing w:after="0" w:line="240" w:lineRule="auto"/>
+        <w:ind w:left="426"/>
+        <w:rPr>
+          <w:rFonts w:ascii="Arial" w:hAnsi="Arial" w:cs="Arial"/>
+          <w:sz w:val="20"/>
+          <w:szCs w:val="20"/>
+        </w:rPr>
+      </w:pPr>
+      <w:r>
+        <w:rPr>
+          <w:rFonts w:ascii="Arial" w:hAnsi="Arial" w:cs="Arial"/>
+          <w:sz w:val="20"/>
+          <w:szCs w:val="20"/>
+        </w:rPr>
+        <w:t>Which of the following is a violation of 3NF but NOT of 2NF?</w:t>
       </w:r>
       <w:r>
         <w:rPr>
@@ -7490,29 +8844,54 @@
     <w:p>
       <w:pPr>
         <w:spacing w:after="0" w:line="240" w:lineRule="auto"/>
-        <w:rPr>
-          <w:rFonts w:ascii="Arial" w:hAnsi="Arial" w:cs="Arial"/>
-          <w:sz w:val="20"/>
-          <w:szCs w:val="20"/>
-        </w:rPr>
-      </w:pPr>
-    </w:p>
-    <w:p>
-      <w:pPr>
-        <w:spacing w:after="0" w:line="240" w:lineRule="auto"/>
-        <w:rPr>
-          <w:rFonts w:ascii="Arial" w:hAnsi="Arial" w:cs="Arial"/>
-          <w:sz w:val="20"/>
-          <w:szCs w:val="20"/>
-        </w:rPr>
-      </w:pPr>
-      <w:r>
-        <w:rPr>
-          <w:rFonts w:ascii="Arial" w:hAnsi="Arial" w:cs="Arial"/>
-          <w:sz w:val="20"/>
-          <w:szCs w:val="20"/>
-        </w:rPr>
-        <w:t>33. A table with candidate key (A,B) and FD: A → C (C is non-prime). This violates:</w:t>
+        <w:ind w:left="426"/>
+        <w:rPr>
+          <w:rFonts w:ascii="Arial" w:hAnsi="Arial" w:cs="Arial"/>
+          <w:sz w:val="20"/>
+          <w:szCs w:val="20"/>
+        </w:rPr>
+      </w:pPr>
+    </w:p>
+    <w:p>
+      <w:pPr>
+        <w:pStyle w:val="ListParagraph"/>
+        <w:numPr>
+          <w:ilvl w:val="0"/>
+          <w:numId w:val="4"/>
+        </w:numPr>
+        <w:spacing w:after="0" w:line="240" w:lineRule="auto"/>
+        <w:ind w:left="426"/>
+        <w:rPr>
+          <w:rFonts w:ascii="Arial" w:hAnsi="Arial" w:cs="Arial"/>
+          <w:sz w:val="20"/>
+          <w:szCs w:val="20"/>
+        </w:rPr>
+      </w:pPr>
+      <w:r>
+        <w:rPr>
+          <w:rFonts w:ascii="Arial" w:hAnsi="Arial" w:cs="Arial"/>
+          <w:sz w:val="20"/>
+          <w:szCs w:val="20"/>
+        </w:rPr>
+        <w:t>A table with candidate key (</w:t>
+      </w:r>
+      <w:proofErr w:type="gramStart"/>
+      <w:r>
+        <w:rPr>
+          <w:rFonts w:ascii="Arial" w:hAnsi="Arial" w:cs="Arial"/>
+          <w:sz w:val="20"/>
+          <w:szCs w:val="20"/>
+        </w:rPr>
+        <w:t>A,B</w:t>
+      </w:r>
+      <w:proofErr w:type="gramEnd"/>
+      <w:r>
+        <w:rPr>
+          <w:rFonts w:ascii="Arial" w:hAnsi="Arial" w:cs="Arial"/>
+          <w:sz w:val="20"/>
+          <w:szCs w:val="20"/>
+        </w:rPr>
+        <w:t>) and FD: A → C (C is non-prime). This violates:</w:t>
       </w:r>
       <w:r>
         <w:rPr>
@@ -7554,29 +8933,54 @@
     <w:p>
       <w:pPr>
         <w:spacing w:after="0" w:line="240" w:lineRule="auto"/>
-        <w:rPr>
-          <w:rFonts w:ascii="Arial" w:hAnsi="Arial" w:cs="Arial"/>
-          <w:sz w:val="20"/>
-          <w:szCs w:val="20"/>
-        </w:rPr>
-      </w:pPr>
-    </w:p>
-    <w:p>
-      <w:pPr>
-        <w:spacing w:after="0" w:line="240" w:lineRule="auto"/>
-        <w:rPr>
-          <w:rFonts w:ascii="Arial" w:hAnsi="Arial" w:cs="Arial"/>
-          <w:sz w:val="20"/>
-          <w:szCs w:val="20"/>
-        </w:rPr>
-      </w:pPr>
-      <w:r>
-        <w:rPr>
-          <w:rFonts w:ascii="Arial" w:hAnsi="Arial" w:cs="Arial"/>
-          <w:sz w:val="20"/>
-          <w:szCs w:val="20"/>
-        </w:rPr>
-        <w:t>34. Which normal form guarantees that every non-key determinant is a superkey?</w:t>
+        <w:ind w:left="426"/>
+        <w:rPr>
+          <w:rFonts w:ascii="Arial" w:hAnsi="Arial" w:cs="Arial"/>
+          <w:sz w:val="20"/>
+          <w:szCs w:val="20"/>
+        </w:rPr>
+      </w:pPr>
+    </w:p>
+    <w:p>
+      <w:pPr>
+        <w:pStyle w:val="ListParagraph"/>
+        <w:numPr>
+          <w:ilvl w:val="0"/>
+          <w:numId w:val="4"/>
+        </w:numPr>
+        <w:spacing w:after="0" w:line="240" w:lineRule="auto"/>
+        <w:ind w:left="426"/>
+        <w:rPr>
+          <w:rFonts w:ascii="Arial" w:hAnsi="Arial" w:cs="Arial"/>
+          <w:sz w:val="20"/>
+          <w:szCs w:val="20"/>
+        </w:rPr>
+      </w:pPr>
+      <w:r>
+        <w:rPr>
+          <w:rFonts w:ascii="Arial" w:hAnsi="Arial" w:cs="Arial"/>
+          <w:sz w:val="20"/>
+          <w:szCs w:val="20"/>
+        </w:rPr>
+        <w:t xml:space="preserve">Which normal form guarantees that every non-key determinant is a </w:t>
+      </w:r>
+      <w:proofErr w:type="spellStart"/>
+      <w:r>
+        <w:rPr>
+          <w:rFonts w:ascii="Arial" w:hAnsi="Arial" w:cs="Arial"/>
+          <w:sz w:val="20"/>
+          <w:szCs w:val="20"/>
+        </w:rPr>
+        <w:t>superkey</w:t>
+      </w:r>
+      <w:proofErr w:type="spellEnd"/>
+      <w:r>
+        <w:rPr>
+          <w:rFonts w:ascii="Arial" w:hAnsi="Arial" w:cs="Arial"/>
+          <w:sz w:val="20"/>
+          <w:szCs w:val="20"/>
+        </w:rPr>
+        <w:t>?</w:t>
       </w:r>
       <w:r>
         <w:rPr>
@@ -7618,29 +9022,36 @@
     <w:p>
       <w:pPr>
         <w:spacing w:after="0" w:line="240" w:lineRule="auto"/>
-        <w:rPr>
-          <w:rFonts w:ascii="Arial" w:hAnsi="Arial" w:cs="Arial"/>
-          <w:sz w:val="20"/>
-          <w:szCs w:val="20"/>
-        </w:rPr>
-      </w:pPr>
-    </w:p>
-    <w:p>
-      <w:pPr>
-        <w:spacing w:after="0" w:line="240" w:lineRule="auto"/>
-        <w:rPr>
-          <w:rFonts w:ascii="Arial" w:hAnsi="Arial" w:cs="Arial"/>
-          <w:sz w:val="20"/>
-          <w:szCs w:val="20"/>
-        </w:rPr>
-      </w:pPr>
-      <w:r>
-        <w:rPr>
-          <w:rFonts w:ascii="Arial" w:hAnsi="Arial" w:cs="Arial"/>
-          <w:sz w:val="20"/>
-          <w:szCs w:val="20"/>
-        </w:rPr>
-        <w:t>35. A multivalued dependency X →→ Y is trivial if:</w:t>
+        <w:ind w:left="426"/>
+        <w:rPr>
+          <w:rFonts w:ascii="Arial" w:hAnsi="Arial" w:cs="Arial"/>
+          <w:sz w:val="20"/>
+          <w:szCs w:val="20"/>
+        </w:rPr>
+      </w:pPr>
+    </w:p>
+    <w:p>
+      <w:pPr>
+        <w:pStyle w:val="ListParagraph"/>
+        <w:numPr>
+          <w:ilvl w:val="0"/>
+          <w:numId w:val="4"/>
+        </w:numPr>
+        <w:spacing w:after="0" w:line="240" w:lineRule="auto"/>
+        <w:ind w:left="426"/>
+        <w:rPr>
+          <w:rFonts w:ascii="Arial" w:hAnsi="Arial" w:cs="Arial"/>
+          <w:sz w:val="20"/>
+          <w:szCs w:val="20"/>
+        </w:rPr>
+      </w:pPr>
+      <w:r>
+        <w:rPr>
+          <w:rFonts w:ascii="Arial" w:hAnsi="Arial" w:cs="Arial"/>
+          <w:sz w:val="20"/>
+          <w:szCs w:val="20"/>
+        </w:rPr>
+        <w:t>A multivalued dependency X →→ Y is trivial if:</w:t>
       </w:r>
       <w:r>
         <w:rPr>
@@ -7698,29 +9109,36 @@
     <w:p>
       <w:pPr>
         <w:spacing w:after="0" w:line="240" w:lineRule="auto"/>
-        <w:rPr>
-          <w:rFonts w:ascii="Arial" w:hAnsi="Arial" w:cs="Arial"/>
-          <w:sz w:val="20"/>
-          <w:szCs w:val="20"/>
-        </w:rPr>
-      </w:pPr>
-    </w:p>
-    <w:p>
-      <w:pPr>
-        <w:spacing w:after="0" w:line="240" w:lineRule="auto"/>
-        <w:rPr>
-          <w:rFonts w:ascii="Arial" w:hAnsi="Arial" w:cs="Arial"/>
-          <w:sz w:val="20"/>
-          <w:szCs w:val="20"/>
-        </w:rPr>
-      </w:pPr>
-      <w:r>
-        <w:rPr>
-          <w:rFonts w:ascii="Arial" w:hAnsi="Arial" w:cs="Arial"/>
-          <w:sz w:val="20"/>
-          <w:szCs w:val="20"/>
-        </w:rPr>
-        <w:t>36. The 4NF decomposition must also be in BCNF and must eliminate:</w:t>
+        <w:ind w:left="426"/>
+        <w:rPr>
+          <w:rFonts w:ascii="Arial" w:hAnsi="Arial" w:cs="Arial"/>
+          <w:sz w:val="20"/>
+          <w:szCs w:val="20"/>
+        </w:rPr>
+      </w:pPr>
+    </w:p>
+    <w:p>
+      <w:pPr>
+        <w:pStyle w:val="ListParagraph"/>
+        <w:numPr>
+          <w:ilvl w:val="0"/>
+          <w:numId w:val="4"/>
+        </w:numPr>
+        <w:spacing w:after="0" w:line="240" w:lineRule="auto"/>
+        <w:ind w:left="426"/>
+        <w:rPr>
+          <w:rFonts w:ascii="Arial" w:hAnsi="Arial" w:cs="Arial"/>
+          <w:sz w:val="20"/>
+          <w:szCs w:val="20"/>
+        </w:rPr>
+      </w:pPr>
+      <w:r>
+        <w:rPr>
+          <w:rFonts w:ascii="Arial" w:hAnsi="Arial" w:cs="Arial"/>
+          <w:sz w:val="20"/>
+          <w:szCs w:val="20"/>
+        </w:rPr>
+        <w:t>The 4NF decomposition must also be in BCNF and must eliminate:</w:t>
       </w:r>
       <w:r>
         <w:rPr>
@@ -7762,29 +9180,36 @@
     <w:p>
       <w:pPr>
         <w:spacing w:after="0" w:line="240" w:lineRule="auto"/>
-        <w:rPr>
-          <w:rFonts w:ascii="Arial" w:hAnsi="Arial" w:cs="Arial"/>
-          <w:sz w:val="20"/>
-          <w:szCs w:val="20"/>
-        </w:rPr>
-      </w:pPr>
-    </w:p>
-    <w:p>
-      <w:pPr>
-        <w:spacing w:after="0" w:line="240" w:lineRule="auto"/>
-        <w:rPr>
-          <w:rFonts w:ascii="Arial" w:hAnsi="Arial" w:cs="Arial"/>
-          <w:sz w:val="20"/>
-          <w:szCs w:val="20"/>
-        </w:rPr>
-      </w:pPr>
-      <w:r>
-        <w:rPr>
-          <w:rFonts w:ascii="Arial" w:hAnsi="Arial" w:cs="Arial"/>
-          <w:sz w:val="20"/>
-          <w:szCs w:val="20"/>
-        </w:rPr>
-        <w:t>37. In MySQL, what does INSERT ON DUPLICATE KEY UPDATE do?</w:t>
+        <w:ind w:left="426"/>
+        <w:rPr>
+          <w:rFonts w:ascii="Arial" w:hAnsi="Arial" w:cs="Arial"/>
+          <w:sz w:val="20"/>
+          <w:szCs w:val="20"/>
+        </w:rPr>
+      </w:pPr>
+    </w:p>
+    <w:p>
+      <w:pPr>
+        <w:pStyle w:val="ListParagraph"/>
+        <w:numPr>
+          <w:ilvl w:val="0"/>
+          <w:numId w:val="4"/>
+        </w:numPr>
+        <w:spacing w:after="0" w:line="240" w:lineRule="auto"/>
+        <w:ind w:left="426"/>
+        <w:rPr>
+          <w:rFonts w:ascii="Arial" w:hAnsi="Arial" w:cs="Arial"/>
+          <w:sz w:val="20"/>
+          <w:szCs w:val="20"/>
+        </w:rPr>
+      </w:pPr>
+      <w:r>
+        <w:rPr>
+          <w:rFonts w:ascii="Arial" w:hAnsi="Arial" w:cs="Arial"/>
+          <w:sz w:val="20"/>
+          <w:szCs w:val="20"/>
+        </w:rPr>
+        <w:t>In MySQL, what does INSERT ON DUPLICATE KEY UPDATE do?</w:t>
       </w:r>
       <w:r>
         <w:rPr>
@@ -7826,29 +9251,36 @@
     <w:p>
       <w:pPr>
         <w:spacing w:after="0" w:line="240" w:lineRule="auto"/>
-        <w:rPr>
-          <w:rFonts w:ascii="Arial" w:hAnsi="Arial" w:cs="Arial"/>
-          <w:sz w:val="20"/>
-          <w:szCs w:val="20"/>
-        </w:rPr>
-      </w:pPr>
-    </w:p>
-    <w:p>
-      <w:pPr>
-        <w:spacing w:after="0" w:line="240" w:lineRule="auto"/>
-        <w:rPr>
-          <w:rFonts w:ascii="Arial" w:hAnsi="Arial" w:cs="Arial"/>
-          <w:sz w:val="20"/>
-          <w:szCs w:val="20"/>
-        </w:rPr>
-      </w:pPr>
-      <w:r>
-        <w:rPr>
-          <w:rFonts w:ascii="Arial" w:hAnsi="Arial" w:cs="Arial"/>
-          <w:sz w:val="20"/>
-          <w:szCs w:val="20"/>
-        </w:rPr>
-        <w:t>38. Which of the following UPDATE statements will fail in strict SQL mode?</w:t>
+        <w:ind w:left="426"/>
+        <w:rPr>
+          <w:rFonts w:ascii="Arial" w:hAnsi="Arial" w:cs="Arial"/>
+          <w:sz w:val="20"/>
+          <w:szCs w:val="20"/>
+        </w:rPr>
+      </w:pPr>
+    </w:p>
+    <w:p>
+      <w:pPr>
+        <w:pStyle w:val="ListParagraph"/>
+        <w:numPr>
+          <w:ilvl w:val="0"/>
+          <w:numId w:val="4"/>
+        </w:numPr>
+        <w:spacing w:after="0" w:line="240" w:lineRule="auto"/>
+        <w:ind w:left="426"/>
+        <w:rPr>
+          <w:rFonts w:ascii="Arial" w:hAnsi="Arial" w:cs="Arial"/>
+          <w:sz w:val="20"/>
+          <w:szCs w:val="20"/>
+        </w:rPr>
+      </w:pPr>
+      <w:r>
+        <w:rPr>
+          <w:rFonts w:ascii="Arial" w:hAnsi="Arial" w:cs="Arial"/>
+          <w:sz w:val="20"/>
+          <w:szCs w:val="20"/>
+        </w:rPr>
+        <w:t>Which of the following UPDATE statements will fail in strict SQL mode?</w:t>
       </w:r>
       <w:r>
         <w:rPr>
@@ -7884,35 +9316,60 @@
           <w:szCs w:val="20"/>
         </w:rPr>
         <w:br/>
-        <w:t>D) UPDATE t SET col = 'abc' WHERE col = 123;</w:t>
-      </w:r>
-    </w:p>
-    <w:p>
-      <w:pPr>
-        <w:spacing w:after="0" w:line="240" w:lineRule="auto"/>
-        <w:rPr>
-          <w:rFonts w:ascii="Arial" w:hAnsi="Arial" w:cs="Arial"/>
-          <w:sz w:val="20"/>
-          <w:szCs w:val="20"/>
-        </w:rPr>
-      </w:pPr>
-    </w:p>
-    <w:p>
-      <w:pPr>
-        <w:spacing w:after="0" w:line="240" w:lineRule="auto"/>
-        <w:rPr>
-          <w:rFonts w:ascii="Arial" w:hAnsi="Arial" w:cs="Arial"/>
-          <w:sz w:val="20"/>
-          <w:szCs w:val="20"/>
-        </w:rPr>
-      </w:pPr>
-      <w:r>
-        <w:rPr>
-          <w:rFonts w:ascii="Arial" w:hAnsi="Arial" w:cs="Arial"/>
-          <w:sz w:val="20"/>
-          <w:szCs w:val="20"/>
-        </w:rPr>
-        <w:t>39. DELETE FROM t WHERE col IN (SELECT col FROM t2); In MySQL, this fails if:</w:t>
+        <w:t>D) UPDATE t SET col = '</w:t>
+      </w:r>
+      <w:proofErr w:type="spellStart"/>
+      <w:r>
+        <w:rPr>
+          <w:rFonts w:ascii="Arial" w:hAnsi="Arial" w:cs="Arial"/>
+          <w:sz w:val="20"/>
+          <w:szCs w:val="20"/>
+        </w:rPr>
+        <w:t>abc</w:t>
+      </w:r>
+      <w:proofErr w:type="spellEnd"/>
+      <w:r>
+        <w:rPr>
+          <w:rFonts w:ascii="Arial" w:hAnsi="Arial" w:cs="Arial"/>
+          <w:sz w:val="20"/>
+          <w:szCs w:val="20"/>
+        </w:rPr>
+        <w:t>' WHERE col = 123;</w:t>
+      </w:r>
+    </w:p>
+    <w:p>
+      <w:pPr>
+        <w:spacing w:after="0" w:line="240" w:lineRule="auto"/>
+        <w:ind w:left="426"/>
+        <w:rPr>
+          <w:rFonts w:ascii="Arial" w:hAnsi="Arial" w:cs="Arial"/>
+          <w:sz w:val="20"/>
+          <w:szCs w:val="20"/>
+        </w:rPr>
+      </w:pPr>
+    </w:p>
+    <w:p>
+      <w:pPr>
+        <w:pStyle w:val="ListParagraph"/>
+        <w:numPr>
+          <w:ilvl w:val="0"/>
+          <w:numId w:val="4"/>
+        </w:numPr>
+        <w:spacing w:after="0" w:line="240" w:lineRule="auto"/>
+        <w:ind w:left="426"/>
+        <w:rPr>
+          <w:rFonts w:ascii="Arial" w:hAnsi="Arial" w:cs="Arial"/>
+          <w:sz w:val="20"/>
+          <w:szCs w:val="20"/>
+        </w:rPr>
+      </w:pPr>
+      <w:r>
+        <w:rPr>
+          <w:rFonts w:ascii="Arial" w:hAnsi="Arial" w:cs="Arial"/>
+          <w:sz w:val="20"/>
+          <w:szCs w:val="20"/>
+        </w:rPr>
+        <w:t>DELETE FROM t WHERE col IN (SELECT col FROM t2); In MySQL, this fails if:</w:t>
       </w:r>
       <w:r>
         <w:rPr>
@@ -7954,29 +9411,36 @@
     <w:p>
       <w:pPr>
         <w:spacing w:after="0" w:line="240" w:lineRule="auto"/>
-        <w:rPr>
-          <w:rFonts w:ascii="Arial" w:hAnsi="Arial" w:cs="Arial"/>
-          <w:sz w:val="20"/>
-          <w:szCs w:val="20"/>
-        </w:rPr>
-      </w:pPr>
-    </w:p>
-    <w:p>
-      <w:pPr>
-        <w:spacing w:after="0" w:line="240" w:lineRule="auto"/>
-        <w:rPr>
-          <w:rFonts w:ascii="Arial" w:hAnsi="Arial" w:cs="Arial"/>
-          <w:sz w:val="20"/>
-          <w:szCs w:val="20"/>
-        </w:rPr>
-      </w:pPr>
-      <w:r>
-        <w:rPr>
-          <w:rFonts w:ascii="Arial" w:hAnsi="Arial" w:cs="Arial"/>
-          <w:sz w:val="20"/>
-          <w:szCs w:val="20"/>
-        </w:rPr>
-        <w:t>40. MySQL’s REPLACE INTO statement is equivalent to:</w:t>
+        <w:ind w:left="426"/>
+        <w:rPr>
+          <w:rFonts w:ascii="Arial" w:hAnsi="Arial" w:cs="Arial"/>
+          <w:sz w:val="20"/>
+          <w:szCs w:val="20"/>
+        </w:rPr>
+      </w:pPr>
+    </w:p>
+    <w:p>
+      <w:pPr>
+        <w:pStyle w:val="ListParagraph"/>
+        <w:numPr>
+          <w:ilvl w:val="0"/>
+          <w:numId w:val="4"/>
+        </w:numPr>
+        <w:spacing w:after="0" w:line="240" w:lineRule="auto"/>
+        <w:ind w:left="426"/>
+        <w:rPr>
+          <w:rFonts w:ascii="Arial" w:hAnsi="Arial" w:cs="Arial"/>
+          <w:sz w:val="20"/>
+          <w:szCs w:val="20"/>
+        </w:rPr>
+      </w:pPr>
+      <w:r>
+        <w:rPr>
+          <w:rFonts w:ascii="Arial" w:hAnsi="Arial" w:cs="Arial"/>
+          <w:sz w:val="20"/>
+          <w:szCs w:val="20"/>
+        </w:rPr>
+        <w:t>MySQL’s REPLACE INTO statement is equivalent to:</w:t>
       </w:r>
       <w:r>
         <w:rPr>
@@ -8018,29 +9482,54 @@
     <w:p>
       <w:pPr>
         <w:spacing w:after="0" w:line="240" w:lineRule="auto"/>
-        <w:rPr>
-          <w:rFonts w:ascii="Arial" w:hAnsi="Arial" w:cs="Arial"/>
-          <w:sz w:val="20"/>
-          <w:szCs w:val="20"/>
-        </w:rPr>
-      </w:pPr>
-    </w:p>
-    <w:p>
-      <w:pPr>
-        <w:spacing w:after="0" w:line="240" w:lineRule="auto"/>
-        <w:rPr>
-          <w:rFonts w:ascii="Arial" w:hAnsi="Arial" w:cs="Arial"/>
-          <w:sz w:val="20"/>
-          <w:szCs w:val="20"/>
-        </w:rPr>
-      </w:pPr>
-      <w:r>
-        <w:rPr>
-          <w:rFonts w:ascii="Arial" w:hAnsi="Arial" w:cs="Arial"/>
-          <w:sz w:val="20"/>
-          <w:szCs w:val="20"/>
-        </w:rPr>
-        <w:t>41. Which lock does an UPDATE without WHERE clause typically acquire in InnoDB?</w:t>
+        <w:ind w:left="426"/>
+        <w:rPr>
+          <w:rFonts w:ascii="Arial" w:hAnsi="Arial" w:cs="Arial"/>
+          <w:sz w:val="20"/>
+          <w:szCs w:val="20"/>
+        </w:rPr>
+      </w:pPr>
+    </w:p>
+    <w:p>
+      <w:pPr>
+        <w:pStyle w:val="ListParagraph"/>
+        <w:numPr>
+          <w:ilvl w:val="0"/>
+          <w:numId w:val="4"/>
+        </w:numPr>
+        <w:spacing w:after="0" w:line="240" w:lineRule="auto"/>
+        <w:ind w:left="426"/>
+        <w:rPr>
+          <w:rFonts w:ascii="Arial" w:hAnsi="Arial" w:cs="Arial"/>
+          <w:sz w:val="20"/>
+          <w:szCs w:val="20"/>
+        </w:rPr>
+      </w:pPr>
+      <w:r>
+        <w:rPr>
+          <w:rFonts w:ascii="Arial" w:hAnsi="Arial" w:cs="Arial"/>
+          <w:sz w:val="20"/>
+          <w:szCs w:val="20"/>
+        </w:rPr>
+        <w:t xml:space="preserve">Which lock does an UPDATE without WHERE clause typically acquire in </w:t>
+      </w:r>
+      <w:proofErr w:type="spellStart"/>
+      <w:r>
+        <w:rPr>
+          <w:rFonts w:ascii="Arial" w:hAnsi="Arial" w:cs="Arial"/>
+          <w:sz w:val="20"/>
+          <w:szCs w:val="20"/>
+        </w:rPr>
+        <w:t>InnoDB</w:t>
+      </w:r>
+      <w:proofErr w:type="spellEnd"/>
+      <w:r>
+        <w:rPr>
+          <w:rFonts w:ascii="Arial" w:hAnsi="Arial" w:cs="Arial"/>
+          <w:sz w:val="20"/>
+          <w:szCs w:val="20"/>
+        </w:rPr>
+        <w:t>?</w:t>
       </w:r>
       <w:r>
         <w:rPr>
@@ -8082,29 +9571,36 @@
     <w:p>
       <w:pPr>
         <w:spacing w:after="0" w:line="240" w:lineRule="auto"/>
-        <w:rPr>
-          <w:rFonts w:ascii="Arial" w:hAnsi="Arial" w:cs="Arial"/>
-          <w:sz w:val="20"/>
-          <w:szCs w:val="20"/>
-        </w:rPr>
-      </w:pPr>
-    </w:p>
-    <w:p>
-      <w:pPr>
-        <w:spacing w:after="0" w:line="240" w:lineRule="auto"/>
-        <w:rPr>
-          <w:rFonts w:ascii="Arial" w:hAnsi="Arial" w:cs="Arial"/>
-          <w:sz w:val="20"/>
-          <w:szCs w:val="20"/>
-        </w:rPr>
-      </w:pPr>
-      <w:r>
-        <w:rPr>
-          <w:rFonts w:ascii="Arial" w:hAnsi="Arial" w:cs="Arial"/>
-          <w:sz w:val="20"/>
-          <w:szCs w:val="20"/>
-        </w:rPr>
-        <w:t>42. A table has 10 million rows. Which operation is fastest?</w:t>
+        <w:ind w:left="426"/>
+        <w:rPr>
+          <w:rFonts w:ascii="Arial" w:hAnsi="Arial" w:cs="Arial"/>
+          <w:sz w:val="20"/>
+          <w:szCs w:val="20"/>
+        </w:rPr>
+      </w:pPr>
+    </w:p>
+    <w:p>
+      <w:pPr>
+        <w:pStyle w:val="ListParagraph"/>
+        <w:numPr>
+          <w:ilvl w:val="0"/>
+          <w:numId w:val="4"/>
+        </w:numPr>
+        <w:spacing w:after="0" w:line="240" w:lineRule="auto"/>
+        <w:ind w:left="426"/>
+        <w:rPr>
+          <w:rFonts w:ascii="Arial" w:hAnsi="Arial" w:cs="Arial"/>
+          <w:sz w:val="20"/>
+          <w:szCs w:val="20"/>
+        </w:rPr>
+      </w:pPr>
+      <w:r>
+        <w:rPr>
+          <w:rFonts w:ascii="Arial" w:hAnsi="Arial" w:cs="Arial"/>
+          <w:sz w:val="20"/>
+          <w:szCs w:val="20"/>
+        </w:rPr>
+        <w:t>A table has 10 million rows. Which operation is fastest?</w:t>
       </w:r>
       <w:r>
         <w:rPr>
@@ -8122,16 +9618,52 @@
           <w:szCs w:val="20"/>
         </w:rPr>
         <w:br/>
-        <w:t>B) TRUNCATE TABLE table;</w:t>
-      </w:r>
-      <w:r>
-        <w:rPr>
-          <w:rFonts w:ascii="Arial" w:hAnsi="Arial" w:cs="Arial"/>
-          <w:sz w:val="20"/>
-          <w:szCs w:val="20"/>
-        </w:rPr>
-        <w:br/>
-        <w:t>C) DROP TABLE table; (followed by CREATE)</w:t>
+        <w:t xml:space="preserve">B) TRUNCATE TABLE </w:t>
+      </w:r>
+      <w:proofErr w:type="spellStart"/>
+      <w:r>
+        <w:rPr>
+          <w:rFonts w:ascii="Arial" w:hAnsi="Arial" w:cs="Arial"/>
+          <w:sz w:val="20"/>
+          <w:szCs w:val="20"/>
+        </w:rPr>
+        <w:t>table</w:t>
+      </w:r>
+      <w:proofErr w:type="spellEnd"/>
+      <w:r>
+        <w:rPr>
+          <w:rFonts w:ascii="Arial" w:hAnsi="Arial" w:cs="Arial"/>
+          <w:sz w:val="20"/>
+          <w:szCs w:val="20"/>
+        </w:rPr>
+        <w:t>;</w:t>
+      </w:r>
+      <w:r>
+        <w:rPr>
+          <w:rFonts w:ascii="Arial" w:hAnsi="Arial" w:cs="Arial"/>
+          <w:sz w:val="20"/>
+          <w:szCs w:val="20"/>
+        </w:rPr>
+        <w:br/>
+        <w:t xml:space="preserve">C) DROP TABLE </w:t>
+      </w:r>
+      <w:proofErr w:type="spellStart"/>
+      <w:r>
+        <w:rPr>
+          <w:rFonts w:ascii="Arial" w:hAnsi="Arial" w:cs="Arial"/>
+          <w:sz w:val="20"/>
+          <w:szCs w:val="20"/>
+        </w:rPr>
+        <w:t>table</w:t>
+      </w:r>
+      <w:proofErr w:type="spellEnd"/>
+      <w:r>
+        <w:rPr>
+          <w:rFonts w:ascii="Arial" w:hAnsi="Arial" w:cs="Arial"/>
+          <w:sz w:val="20"/>
+          <w:szCs w:val="20"/>
+        </w:rPr>
+        <w:t>; (followed by CREATE)</w:t>
       </w:r>
       <w:r>
         <w:rPr>
@@ -8146,29 +9678,36 @@
     <w:p>
       <w:pPr>
         <w:spacing w:after="0" w:line="240" w:lineRule="auto"/>
-        <w:rPr>
-          <w:rFonts w:ascii="Arial" w:hAnsi="Arial" w:cs="Arial"/>
-          <w:sz w:val="20"/>
-          <w:szCs w:val="20"/>
-        </w:rPr>
-      </w:pPr>
-    </w:p>
-    <w:p>
-      <w:pPr>
-        <w:spacing w:after="0" w:line="240" w:lineRule="auto"/>
-        <w:rPr>
-          <w:rFonts w:ascii="Arial" w:hAnsi="Arial" w:cs="Arial"/>
-          <w:sz w:val="20"/>
-          <w:szCs w:val="20"/>
-        </w:rPr>
-      </w:pPr>
-      <w:r>
-        <w:rPr>
-          <w:rFonts w:ascii="Arial" w:hAnsi="Arial" w:cs="Arial"/>
-          <w:sz w:val="20"/>
-          <w:szCs w:val="20"/>
-        </w:rPr>
-        <w:t>43. Which scenario would benefit from denormalization?</w:t>
+        <w:ind w:left="426"/>
+        <w:rPr>
+          <w:rFonts w:ascii="Arial" w:hAnsi="Arial" w:cs="Arial"/>
+          <w:sz w:val="20"/>
+          <w:szCs w:val="20"/>
+        </w:rPr>
+      </w:pPr>
+    </w:p>
+    <w:p>
+      <w:pPr>
+        <w:pStyle w:val="ListParagraph"/>
+        <w:numPr>
+          <w:ilvl w:val="0"/>
+          <w:numId w:val="4"/>
+        </w:numPr>
+        <w:spacing w:after="0" w:line="240" w:lineRule="auto"/>
+        <w:ind w:left="426"/>
+        <w:rPr>
+          <w:rFonts w:ascii="Arial" w:hAnsi="Arial" w:cs="Arial"/>
+          <w:sz w:val="20"/>
+          <w:szCs w:val="20"/>
+        </w:rPr>
+      </w:pPr>
+      <w:r>
+        <w:rPr>
+          <w:rFonts w:ascii="Arial" w:hAnsi="Arial" w:cs="Arial"/>
+          <w:sz w:val="20"/>
+          <w:szCs w:val="20"/>
+        </w:rPr>
+        <w:t>Which scenario would benefit from denormalization?</w:t>
       </w:r>
       <w:r>
         <w:rPr>
@@ -8210,29 +9749,54 @@
     <w:p>
       <w:pPr>
         <w:spacing w:after="0" w:line="240" w:lineRule="auto"/>
-        <w:rPr>
-          <w:rFonts w:ascii="Arial" w:hAnsi="Arial" w:cs="Arial"/>
-          <w:sz w:val="20"/>
-          <w:szCs w:val="20"/>
-        </w:rPr>
-      </w:pPr>
-    </w:p>
-    <w:p>
-      <w:pPr>
-        <w:spacing w:after="0" w:line="240" w:lineRule="auto"/>
-        <w:rPr>
-          <w:rFonts w:ascii="Arial" w:hAnsi="Arial" w:cs="Arial"/>
-          <w:sz w:val="20"/>
-          <w:szCs w:val="20"/>
-        </w:rPr>
-      </w:pPr>
-      <w:r>
-        <w:rPr>
-          <w:rFonts w:ascii="Arial" w:hAnsi="Arial" w:cs="Arial"/>
-          <w:sz w:val="20"/>
-          <w:szCs w:val="20"/>
-        </w:rPr>
-        <w:t>44. A foreign key constraint in MySQL (InnoDB) with ON DELETE CASCADE means:</w:t>
+        <w:ind w:left="426"/>
+        <w:rPr>
+          <w:rFonts w:ascii="Arial" w:hAnsi="Arial" w:cs="Arial"/>
+          <w:sz w:val="20"/>
+          <w:szCs w:val="20"/>
+        </w:rPr>
+      </w:pPr>
+    </w:p>
+    <w:p>
+      <w:pPr>
+        <w:pStyle w:val="ListParagraph"/>
+        <w:numPr>
+          <w:ilvl w:val="0"/>
+          <w:numId w:val="4"/>
+        </w:numPr>
+        <w:spacing w:after="0" w:line="240" w:lineRule="auto"/>
+        <w:ind w:left="426"/>
+        <w:rPr>
+          <w:rFonts w:ascii="Arial" w:hAnsi="Arial" w:cs="Arial"/>
+          <w:sz w:val="20"/>
+          <w:szCs w:val="20"/>
+        </w:rPr>
+      </w:pPr>
+      <w:r>
+        <w:rPr>
+          <w:rFonts w:ascii="Arial" w:hAnsi="Arial" w:cs="Arial"/>
+          <w:sz w:val="20"/>
+          <w:szCs w:val="20"/>
+        </w:rPr>
+        <w:t>A foreign key constraint in MySQL (</w:t>
+      </w:r>
+      <w:proofErr w:type="spellStart"/>
+      <w:r>
+        <w:rPr>
+          <w:rFonts w:ascii="Arial" w:hAnsi="Arial" w:cs="Arial"/>
+          <w:sz w:val="20"/>
+          <w:szCs w:val="20"/>
+        </w:rPr>
+        <w:t>InnoDB</w:t>
+      </w:r>
+      <w:proofErr w:type="spellEnd"/>
+      <w:r>
+        <w:rPr>
+          <w:rFonts w:ascii="Arial" w:hAnsi="Arial" w:cs="Arial"/>
+          <w:sz w:val="20"/>
+          <w:szCs w:val="20"/>
+        </w:rPr>
+        <w:t>) with ON DELETE CASCADE means:</w:t>
       </w:r>
       <w:r>
         <w:rPr>
@@ -8273,20 +9837,26 @@
     </w:p>
     <w:p>
       <w:pPr>
-        <w:spacing w:after="0" w:line="240" w:lineRule="auto"/>
-        <w:rPr>
-          <w:rFonts w:ascii="Arial" w:hAnsi="Arial" w:cs="Arial"/>
-          <w:sz w:val="20"/>
-          <w:szCs w:val="20"/>
-        </w:rPr>
-      </w:pPr>
-      <w:r>
-        <w:rPr>
-          <w:rFonts w:ascii="Arial" w:hAnsi="Arial" w:cs="Arial"/>
-          <w:sz w:val="20"/>
-          <w:szCs w:val="20"/>
-        </w:rPr>
-        <w:t>45. Which of the following is true about NULL values in SQL?</w:t>
+        <w:pStyle w:val="ListParagraph"/>
+        <w:numPr>
+          <w:ilvl w:val="0"/>
+          <w:numId w:val="4"/>
+        </w:numPr>
+        <w:spacing w:after="0" w:line="240" w:lineRule="auto"/>
+        <w:ind w:left="426"/>
+        <w:rPr>
+          <w:rFonts w:ascii="Arial" w:hAnsi="Arial" w:cs="Arial"/>
+          <w:sz w:val="20"/>
+          <w:szCs w:val="20"/>
+        </w:rPr>
+      </w:pPr>
+      <w:r>
+        <w:rPr>
+          <w:rFonts w:ascii="Arial" w:hAnsi="Arial" w:cs="Arial"/>
+          <w:sz w:val="20"/>
+          <w:szCs w:val="20"/>
+        </w:rPr>
+        <w:t>Which of the following is true about NULL values in SQL?</w:t>
       </w:r>
       <w:r>
         <w:rPr>
@@ -8328,29 +9898,54 @@
     <w:p>
       <w:pPr>
         <w:spacing w:after="0" w:line="240" w:lineRule="auto"/>
-        <w:rPr>
-          <w:rFonts w:ascii="Arial" w:hAnsi="Arial" w:cs="Arial"/>
-          <w:sz w:val="20"/>
-          <w:szCs w:val="20"/>
-        </w:rPr>
-      </w:pPr>
-    </w:p>
-    <w:p>
-      <w:pPr>
-        <w:spacing w:after="0" w:line="240" w:lineRule="auto"/>
-        <w:rPr>
-          <w:rFonts w:ascii="Arial" w:hAnsi="Arial" w:cs="Arial"/>
-          <w:sz w:val="20"/>
-          <w:szCs w:val="20"/>
-        </w:rPr>
-      </w:pPr>
-      <w:r>
-        <w:rPr>
-          <w:rFonts w:ascii="Arial" w:hAnsi="Arial" w:cs="Arial"/>
-          <w:sz w:val="20"/>
-          <w:szCs w:val="20"/>
-        </w:rPr>
-        <w:t>46. A transaction with isolation level REPEATABLE READ in MySQL InnoDB prevents:</w:t>
+        <w:ind w:left="426"/>
+        <w:rPr>
+          <w:rFonts w:ascii="Arial" w:hAnsi="Arial" w:cs="Arial"/>
+          <w:sz w:val="20"/>
+          <w:szCs w:val="20"/>
+        </w:rPr>
+      </w:pPr>
+    </w:p>
+    <w:p>
+      <w:pPr>
+        <w:pStyle w:val="ListParagraph"/>
+        <w:numPr>
+          <w:ilvl w:val="0"/>
+          <w:numId w:val="4"/>
+        </w:numPr>
+        <w:spacing w:after="0" w:line="240" w:lineRule="auto"/>
+        <w:ind w:left="426"/>
+        <w:rPr>
+          <w:rFonts w:ascii="Arial" w:hAnsi="Arial" w:cs="Arial"/>
+          <w:sz w:val="20"/>
+          <w:szCs w:val="20"/>
+        </w:rPr>
+      </w:pPr>
+      <w:r>
+        <w:rPr>
+          <w:rFonts w:ascii="Arial" w:hAnsi="Arial" w:cs="Arial"/>
+          <w:sz w:val="20"/>
+          <w:szCs w:val="20"/>
+        </w:rPr>
+        <w:t xml:space="preserve">A transaction with isolation level REPEATABLE READ in MySQL </w:t>
+      </w:r>
+      <w:proofErr w:type="spellStart"/>
+      <w:r>
+        <w:rPr>
+          <w:rFonts w:ascii="Arial" w:hAnsi="Arial" w:cs="Arial"/>
+          <w:sz w:val="20"/>
+          <w:szCs w:val="20"/>
+        </w:rPr>
+        <w:t>InnoDB</w:t>
+      </w:r>
+      <w:proofErr w:type="spellEnd"/>
+      <w:r>
+        <w:rPr>
+          <w:rFonts w:ascii="Arial" w:hAnsi="Arial" w:cs="Arial"/>
+          <w:sz w:val="20"/>
+          <w:szCs w:val="20"/>
+        </w:rPr>
+        <w:t xml:space="preserve"> prevents:</w:t>
       </w:r>
       <w:r>
         <w:rPr>
@@ -8392,29 +9987,36 @@
     <w:p>
       <w:pPr>
         <w:spacing w:after="0" w:line="240" w:lineRule="auto"/>
-        <w:rPr>
-          <w:rFonts w:ascii="Arial" w:hAnsi="Arial" w:cs="Arial"/>
-          <w:sz w:val="20"/>
-          <w:szCs w:val="20"/>
-        </w:rPr>
-      </w:pPr>
-    </w:p>
-    <w:p>
-      <w:pPr>
-        <w:spacing w:after="0" w:line="240" w:lineRule="auto"/>
-        <w:rPr>
-          <w:rFonts w:ascii="Arial" w:hAnsi="Arial" w:cs="Arial"/>
-          <w:sz w:val="20"/>
-          <w:szCs w:val="20"/>
-        </w:rPr>
-      </w:pPr>
-      <w:r>
-        <w:rPr>
-          <w:rFonts w:ascii="Arial" w:hAnsi="Arial" w:cs="Arial"/>
-          <w:sz w:val="20"/>
-          <w:szCs w:val="20"/>
-        </w:rPr>
-        <w:t>47. Which of the following is a "lossy" decomposition?</w:t>
+        <w:ind w:left="426"/>
+        <w:rPr>
+          <w:rFonts w:ascii="Arial" w:hAnsi="Arial" w:cs="Arial"/>
+          <w:sz w:val="20"/>
+          <w:szCs w:val="20"/>
+        </w:rPr>
+      </w:pPr>
+    </w:p>
+    <w:p>
+      <w:pPr>
+        <w:pStyle w:val="ListParagraph"/>
+        <w:numPr>
+          <w:ilvl w:val="0"/>
+          <w:numId w:val="4"/>
+        </w:numPr>
+        <w:spacing w:after="0" w:line="240" w:lineRule="auto"/>
+        <w:ind w:left="426"/>
+        <w:rPr>
+          <w:rFonts w:ascii="Arial" w:hAnsi="Arial" w:cs="Arial"/>
+          <w:sz w:val="20"/>
+          <w:szCs w:val="20"/>
+        </w:rPr>
+      </w:pPr>
+      <w:r>
+        <w:rPr>
+          <w:rFonts w:ascii="Arial" w:hAnsi="Arial" w:cs="Arial"/>
+          <w:sz w:val="20"/>
+          <w:szCs w:val="20"/>
+        </w:rPr>
+        <w:t>Which of the following is a "lossy" decomposition?</w:t>
       </w:r>
       <w:r>
         <w:rPr>
@@ -8456,29 +10058,36 @@
     <w:p>
       <w:pPr>
         <w:spacing w:after="0" w:line="240" w:lineRule="auto"/>
-        <w:rPr>
-          <w:rFonts w:ascii="Arial" w:hAnsi="Arial" w:cs="Arial"/>
-          <w:sz w:val="20"/>
-          <w:szCs w:val="20"/>
-        </w:rPr>
-      </w:pPr>
-    </w:p>
-    <w:p>
-      <w:pPr>
-        <w:spacing w:after="0" w:line="240" w:lineRule="auto"/>
-        <w:rPr>
-          <w:rFonts w:ascii="Arial" w:hAnsi="Arial" w:cs="Arial"/>
-          <w:sz w:val="20"/>
-          <w:szCs w:val="20"/>
-        </w:rPr>
-      </w:pPr>
-      <w:r>
-        <w:rPr>
-          <w:rFonts w:ascii="Arial" w:hAnsi="Arial" w:cs="Arial"/>
-          <w:sz w:val="20"/>
-          <w:szCs w:val="20"/>
-        </w:rPr>
-        <w:t>48. A "covering index" in MySQL is one that:</w:t>
+        <w:ind w:left="426"/>
+        <w:rPr>
+          <w:rFonts w:ascii="Arial" w:hAnsi="Arial" w:cs="Arial"/>
+          <w:sz w:val="20"/>
+          <w:szCs w:val="20"/>
+        </w:rPr>
+      </w:pPr>
+    </w:p>
+    <w:p>
+      <w:pPr>
+        <w:pStyle w:val="ListParagraph"/>
+        <w:numPr>
+          <w:ilvl w:val="0"/>
+          <w:numId w:val="4"/>
+        </w:numPr>
+        <w:spacing w:after="0" w:line="240" w:lineRule="auto"/>
+        <w:ind w:left="426"/>
+        <w:rPr>
+          <w:rFonts w:ascii="Arial" w:hAnsi="Arial" w:cs="Arial"/>
+          <w:sz w:val="20"/>
+          <w:szCs w:val="20"/>
+        </w:rPr>
+      </w:pPr>
+      <w:r>
+        <w:rPr>
+          <w:rFonts w:ascii="Arial" w:hAnsi="Arial" w:cs="Arial"/>
+          <w:sz w:val="20"/>
+          <w:szCs w:val="20"/>
+        </w:rPr>
+        <w:t>A "covering index" in MySQL is one that:</w:t>
       </w:r>
       <w:r>
         <w:rPr>
@@ -8520,29 +10129,36 @@
     <w:p>
       <w:pPr>
         <w:spacing w:after="0" w:line="240" w:lineRule="auto"/>
-        <w:rPr>
-          <w:rFonts w:ascii="Arial" w:hAnsi="Arial" w:cs="Arial"/>
-          <w:sz w:val="20"/>
-          <w:szCs w:val="20"/>
-        </w:rPr>
-      </w:pPr>
-    </w:p>
-    <w:p>
-      <w:pPr>
-        <w:spacing w:after="0" w:line="240" w:lineRule="auto"/>
-        <w:rPr>
-          <w:rFonts w:ascii="Arial" w:hAnsi="Arial" w:cs="Arial"/>
-          <w:sz w:val="20"/>
-          <w:szCs w:val="20"/>
-        </w:rPr>
-      </w:pPr>
-      <w:r>
-        <w:rPr>
-          <w:rFonts w:ascii="Arial" w:hAnsi="Arial" w:cs="Arial"/>
-          <w:sz w:val="20"/>
-          <w:szCs w:val="20"/>
-        </w:rPr>
-        <w:t>49. Which statement about CHAR vs VARCHAR in MySQL is TRUE?</w:t>
+        <w:ind w:left="426"/>
+        <w:rPr>
+          <w:rFonts w:ascii="Arial" w:hAnsi="Arial" w:cs="Arial"/>
+          <w:sz w:val="20"/>
+          <w:szCs w:val="20"/>
+        </w:rPr>
+      </w:pPr>
+    </w:p>
+    <w:p>
+      <w:pPr>
+        <w:pStyle w:val="ListParagraph"/>
+        <w:numPr>
+          <w:ilvl w:val="0"/>
+          <w:numId w:val="4"/>
+        </w:numPr>
+        <w:spacing w:after="0" w:line="240" w:lineRule="auto"/>
+        <w:ind w:left="426"/>
+        <w:rPr>
+          <w:rFonts w:ascii="Arial" w:hAnsi="Arial" w:cs="Arial"/>
+          <w:sz w:val="20"/>
+          <w:szCs w:val="20"/>
+        </w:rPr>
+      </w:pPr>
+      <w:r>
+        <w:rPr>
+          <w:rFonts w:ascii="Arial" w:hAnsi="Arial" w:cs="Arial"/>
+          <w:sz w:val="20"/>
+          <w:szCs w:val="20"/>
+        </w:rPr>
+        <w:t>Which statement about CHAR vs VARCHAR in MySQL is TRUE?</w:t>
       </w:r>
       <w:r>
         <w:rPr>
@@ -8578,35 +10194,78 @@
           <w:szCs w:val="20"/>
         </w:rPr>
         <w:br/>
-        <w:t>D) VARCHAR(255) uses 1 byte for length, VARHAR(65535) uses 2 bytes</w:t>
-      </w:r>
-    </w:p>
-    <w:p>
-      <w:pPr>
-        <w:spacing w:after="0" w:line="240" w:lineRule="auto"/>
-        <w:rPr>
-          <w:rFonts w:ascii="Arial" w:hAnsi="Arial" w:cs="Arial"/>
-          <w:sz w:val="20"/>
-          <w:szCs w:val="20"/>
-        </w:rPr>
-      </w:pPr>
-    </w:p>
-    <w:p>
-      <w:pPr>
-        <w:spacing w:after="0" w:line="240" w:lineRule="auto"/>
-        <w:rPr>
-          <w:rFonts w:ascii="Arial" w:hAnsi="Arial" w:cs="Arial"/>
-          <w:sz w:val="20"/>
-          <w:szCs w:val="20"/>
-        </w:rPr>
-      </w:pPr>
-      <w:r>
-        <w:rPr>
-          <w:rFonts w:ascii="Arial" w:hAnsi="Arial" w:cs="Arial"/>
-          <w:sz w:val="20"/>
-          <w:szCs w:val="20"/>
-        </w:rPr>
-        <w:t>50. In MySQL, the “read skew” anomaly is prevented at which isolation level?</w:t>
+        <w:t xml:space="preserve">D) </w:t>
+      </w:r>
+      <w:proofErr w:type="gramStart"/>
+      <w:r>
+        <w:rPr>
+          <w:rFonts w:ascii="Arial" w:hAnsi="Arial" w:cs="Arial"/>
+          <w:sz w:val="20"/>
+          <w:szCs w:val="20"/>
+        </w:rPr>
+        <w:t>VARCHAR(</w:t>
+      </w:r>
+      <w:proofErr w:type="gramEnd"/>
+      <w:r>
+        <w:rPr>
+          <w:rFonts w:ascii="Arial" w:hAnsi="Arial" w:cs="Arial"/>
+          <w:sz w:val="20"/>
+          <w:szCs w:val="20"/>
+        </w:rPr>
+        <w:t xml:space="preserve">255) uses 1 byte for length, </w:t>
+      </w:r>
+      <w:proofErr w:type="gramStart"/>
+      <w:r>
+        <w:rPr>
+          <w:rFonts w:ascii="Arial" w:hAnsi="Arial" w:cs="Arial"/>
+          <w:sz w:val="20"/>
+          <w:szCs w:val="20"/>
+        </w:rPr>
+        <w:t>VARHAR(</w:t>
+      </w:r>
+      <w:proofErr w:type="gramEnd"/>
+      <w:r>
+        <w:rPr>
+          <w:rFonts w:ascii="Arial" w:hAnsi="Arial" w:cs="Arial"/>
+          <w:sz w:val="20"/>
+          <w:szCs w:val="20"/>
+        </w:rPr>
+        <w:t>65535) uses 2 bytes</w:t>
+      </w:r>
+    </w:p>
+    <w:p>
+      <w:pPr>
+        <w:spacing w:after="0" w:line="240" w:lineRule="auto"/>
+        <w:ind w:left="426"/>
+        <w:rPr>
+          <w:rFonts w:ascii="Arial" w:hAnsi="Arial" w:cs="Arial"/>
+          <w:sz w:val="20"/>
+          <w:szCs w:val="20"/>
+        </w:rPr>
+      </w:pPr>
+    </w:p>
+    <w:p>
+      <w:pPr>
+        <w:pStyle w:val="ListParagraph"/>
+        <w:numPr>
+          <w:ilvl w:val="0"/>
+          <w:numId w:val="4"/>
+        </w:numPr>
+        <w:spacing w:after="0" w:line="240" w:lineRule="auto"/>
+        <w:ind w:left="426"/>
+        <w:rPr>
+          <w:rFonts w:ascii="Arial" w:hAnsi="Arial" w:cs="Arial"/>
+          <w:sz w:val="20"/>
+          <w:szCs w:val="20"/>
+        </w:rPr>
+      </w:pPr>
+      <w:r>
+        <w:rPr>
+          <w:rFonts w:ascii="Arial" w:hAnsi="Arial" w:cs="Arial"/>
+          <w:sz w:val="20"/>
+          <w:szCs w:val="20"/>
+        </w:rPr>
+        <w:t>In MySQL, the “read skew” anomaly is prevented at which isolation level?</w:t>
       </w:r>
       <w:r>
         <w:rPr>
@@ -12322,7 +13981,17 @@
           <w:sz w:val="20"/>
           <w:szCs w:val="20"/>
         </w:rPr>
-        <w:t>51 to 199</w:t>
+        <w:t xml:space="preserve">51 to </w:t>
+      </w:r>
+      <w:r>
+        <w:rPr>
+          <w:rFonts w:ascii="Arial" w:hAnsi="Arial" w:cs="Arial"/>
+          <w:b/>
+          <w:bCs/>
+          <w:sz w:val="20"/>
+          <w:szCs w:val="20"/>
+        </w:rPr>
+        <w:t>100</w:t>
       </w:r>
     </w:p>
     <w:tbl>
@@ -12338,15 +14007,15 @@
       </w:tblPr>
       <w:tblGrid>
         <w:gridCol w:w="463"/>
-        <w:gridCol w:w="825"/>
+        <w:gridCol w:w="858"/>
         <w:gridCol w:w="703"/>
-        <w:gridCol w:w="825"/>
+        <w:gridCol w:w="858"/>
         <w:gridCol w:w="703"/>
-        <w:gridCol w:w="825"/>
+        <w:gridCol w:w="858"/>
         <w:gridCol w:w="703"/>
-        <w:gridCol w:w="825"/>
+        <w:gridCol w:w="858"/>
         <w:gridCol w:w="814"/>
-        <w:gridCol w:w="825"/>
+        <w:gridCol w:w="858"/>
       </w:tblGrid>
       <w:tr>
         <w:trPr>
@@ -12372,13 +14041,17 @@
               <w:spacing w:after="0" w:line="240" w:lineRule="auto"/>
               <w:rPr>
                 <w:rFonts w:ascii="Arial" w:hAnsi="Arial" w:cs="Arial"/>
-                <w:sz w:val="20"/>
-                <w:szCs w:val="20"/>
-              </w:rPr>
-            </w:pPr>
-            <w:r>
-              <w:rPr>
-                <w:rFonts w:ascii="Arial" w:hAnsi="Arial" w:cs="Arial"/>
+                <w:b/>
+                <w:bCs/>
+                <w:sz w:val="20"/>
+                <w:szCs w:val="20"/>
+              </w:rPr>
+            </w:pPr>
+            <w:r>
+              <w:rPr>
+                <w:rFonts w:ascii="Arial" w:hAnsi="Arial" w:cs="Arial"/>
+                <w:b/>
+                <w:bCs/>
                 <w:sz w:val="20"/>
                 <w:szCs w:val="20"/>
               </w:rPr>
@@ -12406,13 +14079,17 @@
               <w:spacing w:after="0" w:line="240" w:lineRule="auto"/>
               <w:rPr>
                 <w:rFonts w:ascii="Arial" w:hAnsi="Arial" w:cs="Arial"/>
-                <w:sz w:val="20"/>
-                <w:szCs w:val="20"/>
-              </w:rPr>
-            </w:pPr>
-            <w:r>
-              <w:rPr>
-                <w:rFonts w:ascii="Arial" w:hAnsi="Arial" w:cs="Arial"/>
+                <w:b/>
+                <w:bCs/>
+                <w:sz w:val="20"/>
+                <w:szCs w:val="20"/>
+              </w:rPr>
+            </w:pPr>
+            <w:r>
+              <w:rPr>
+                <w:rFonts w:ascii="Arial" w:hAnsi="Arial" w:cs="Arial"/>
+                <w:b/>
+                <w:bCs/>
                 <w:sz w:val="20"/>
                 <w:szCs w:val="20"/>
               </w:rPr>
@@ -12440,13 +14117,17 @@
               <w:spacing w:after="0" w:line="240" w:lineRule="auto"/>
               <w:rPr>
                 <w:rFonts w:ascii="Arial" w:hAnsi="Arial" w:cs="Arial"/>
-                <w:sz w:val="20"/>
-                <w:szCs w:val="20"/>
-              </w:rPr>
-            </w:pPr>
-            <w:r>
-              <w:rPr>
-                <w:rFonts w:ascii="Arial" w:hAnsi="Arial" w:cs="Arial"/>
+                <w:b/>
+                <w:bCs/>
+                <w:sz w:val="20"/>
+                <w:szCs w:val="20"/>
+              </w:rPr>
+            </w:pPr>
+            <w:r>
+              <w:rPr>
+                <w:rFonts w:ascii="Arial" w:hAnsi="Arial" w:cs="Arial"/>
+                <w:b/>
+                <w:bCs/>
                 <w:sz w:val="20"/>
                 <w:szCs w:val="20"/>
               </w:rPr>
@@ -12474,13 +14155,17 @@
               <w:spacing w:after="0" w:line="240" w:lineRule="auto"/>
               <w:rPr>
                 <w:rFonts w:ascii="Arial" w:hAnsi="Arial" w:cs="Arial"/>
-                <w:sz w:val="20"/>
-                <w:szCs w:val="20"/>
-              </w:rPr>
-            </w:pPr>
-            <w:r>
-              <w:rPr>
-                <w:rFonts w:ascii="Arial" w:hAnsi="Arial" w:cs="Arial"/>
+                <w:b/>
+                <w:bCs/>
+                <w:sz w:val="20"/>
+                <w:szCs w:val="20"/>
+              </w:rPr>
+            </w:pPr>
+            <w:r>
+              <w:rPr>
+                <w:rFonts w:ascii="Arial" w:hAnsi="Arial" w:cs="Arial"/>
+                <w:b/>
+                <w:bCs/>
                 <w:sz w:val="20"/>
                 <w:szCs w:val="20"/>
               </w:rPr>
@@ -12508,13 +14193,17 @@
               <w:spacing w:after="0" w:line="240" w:lineRule="auto"/>
               <w:rPr>
                 <w:rFonts w:ascii="Arial" w:hAnsi="Arial" w:cs="Arial"/>
-                <w:sz w:val="20"/>
-                <w:szCs w:val="20"/>
-              </w:rPr>
-            </w:pPr>
-            <w:r>
-              <w:rPr>
-                <w:rFonts w:ascii="Arial" w:hAnsi="Arial" w:cs="Arial"/>
+                <w:b/>
+                <w:bCs/>
+                <w:sz w:val="20"/>
+                <w:szCs w:val="20"/>
+              </w:rPr>
+            </w:pPr>
+            <w:r>
+              <w:rPr>
+                <w:rFonts w:ascii="Arial" w:hAnsi="Arial" w:cs="Arial"/>
+                <w:b/>
+                <w:bCs/>
                 <w:sz w:val="20"/>
                 <w:szCs w:val="20"/>
               </w:rPr>
@@ -12542,13 +14231,17 @@
               <w:spacing w:after="0" w:line="240" w:lineRule="auto"/>
               <w:rPr>
                 <w:rFonts w:ascii="Arial" w:hAnsi="Arial" w:cs="Arial"/>
-                <w:sz w:val="20"/>
-                <w:szCs w:val="20"/>
-              </w:rPr>
-            </w:pPr>
-            <w:r>
-              <w:rPr>
-                <w:rFonts w:ascii="Arial" w:hAnsi="Arial" w:cs="Arial"/>
+                <w:b/>
+                <w:bCs/>
+                <w:sz w:val="20"/>
+                <w:szCs w:val="20"/>
+              </w:rPr>
+            </w:pPr>
+            <w:r>
+              <w:rPr>
+                <w:rFonts w:ascii="Arial" w:hAnsi="Arial" w:cs="Arial"/>
+                <w:b/>
+                <w:bCs/>
                 <w:sz w:val="20"/>
                 <w:szCs w:val="20"/>
               </w:rPr>
@@ -12576,13 +14269,17 @@
               <w:spacing w:after="0" w:line="240" w:lineRule="auto"/>
               <w:rPr>
                 <w:rFonts w:ascii="Arial" w:hAnsi="Arial" w:cs="Arial"/>
-                <w:sz w:val="20"/>
-                <w:szCs w:val="20"/>
-              </w:rPr>
-            </w:pPr>
-            <w:r>
-              <w:rPr>
-                <w:rFonts w:ascii="Arial" w:hAnsi="Arial" w:cs="Arial"/>
+                <w:b/>
+                <w:bCs/>
+                <w:sz w:val="20"/>
+                <w:szCs w:val="20"/>
+              </w:rPr>
+            </w:pPr>
+            <w:r>
+              <w:rPr>
+                <w:rFonts w:ascii="Arial" w:hAnsi="Arial" w:cs="Arial"/>
+                <w:b/>
+                <w:bCs/>
                 <w:sz w:val="20"/>
                 <w:szCs w:val="20"/>
               </w:rPr>
@@ -12610,13 +14307,17 @@
               <w:spacing w:after="0" w:line="240" w:lineRule="auto"/>
               <w:rPr>
                 <w:rFonts w:ascii="Arial" w:hAnsi="Arial" w:cs="Arial"/>
-                <w:sz w:val="20"/>
-                <w:szCs w:val="20"/>
-              </w:rPr>
-            </w:pPr>
-            <w:r>
-              <w:rPr>
-                <w:rFonts w:ascii="Arial" w:hAnsi="Arial" w:cs="Arial"/>
+                <w:b/>
+                <w:bCs/>
+                <w:sz w:val="20"/>
+                <w:szCs w:val="20"/>
+              </w:rPr>
+            </w:pPr>
+            <w:r>
+              <w:rPr>
+                <w:rFonts w:ascii="Arial" w:hAnsi="Arial" w:cs="Arial"/>
+                <w:b/>
+                <w:bCs/>
                 <w:sz w:val="20"/>
                 <w:szCs w:val="20"/>
               </w:rPr>
@@ -12644,13 +14345,17 @@
               <w:spacing w:after="0" w:line="240" w:lineRule="auto"/>
               <w:rPr>
                 <w:rFonts w:ascii="Arial" w:hAnsi="Arial" w:cs="Arial"/>
-                <w:sz w:val="20"/>
-                <w:szCs w:val="20"/>
-              </w:rPr>
-            </w:pPr>
-            <w:r>
-              <w:rPr>
-                <w:rFonts w:ascii="Arial" w:hAnsi="Arial" w:cs="Arial"/>
+                <w:b/>
+                <w:bCs/>
+                <w:sz w:val="20"/>
+                <w:szCs w:val="20"/>
+              </w:rPr>
+            </w:pPr>
+            <w:r>
+              <w:rPr>
+                <w:rFonts w:ascii="Arial" w:hAnsi="Arial" w:cs="Arial"/>
+                <w:b/>
+                <w:bCs/>
                 <w:sz w:val="20"/>
                 <w:szCs w:val="20"/>
               </w:rPr>
@@ -12678,13 +14383,17 @@
               <w:spacing w:after="0" w:line="240" w:lineRule="auto"/>
               <w:rPr>
                 <w:rFonts w:ascii="Arial" w:hAnsi="Arial" w:cs="Arial"/>
-                <w:sz w:val="20"/>
-                <w:szCs w:val="20"/>
-              </w:rPr>
-            </w:pPr>
-            <w:r>
-              <w:rPr>
-                <w:rFonts w:ascii="Arial" w:hAnsi="Arial" w:cs="Arial"/>
+                <w:b/>
+                <w:bCs/>
+                <w:sz w:val="20"/>
+                <w:szCs w:val="20"/>
+              </w:rPr>
+            </w:pPr>
+            <w:r>
+              <w:rPr>
+                <w:rFonts w:ascii="Arial" w:hAnsi="Arial" w:cs="Arial"/>
+                <w:b/>
+                <w:bCs/>
                 <w:sz w:val="20"/>
                 <w:szCs w:val="20"/>
               </w:rPr>
@@ -16530,6 +18239,95 @@
 <file path=word/numbering.xml><?xml version="1.0" encoding="utf-8"?>
 <w:numbering xmlns:wpc="http://schemas.microsoft.com/office/word/2010/wordprocessingCanvas" xmlns:cx="http://schemas.microsoft.com/office/drawing/2014/chartex" xmlns:cx1="http://schemas.microsoft.com/office/drawing/2015/9/8/chartex" xmlns:cx2="http://schemas.microsoft.com/office/drawing/2015/10/21/chartex" xmlns:cx3="http://schemas.microsoft.com/office/drawing/2016/5/9/chartex" xmlns:cx4="http://schemas.microsoft.com/office/drawing/2016/5/10/chartex" xmlns:cx5="http://schemas.microsoft.com/office/drawing/2016/5/11/chartex" xmlns:cx6="http://schemas.microsoft.com/office/drawing/2016/5/12/chartex" xmlns:cx7="http://schemas.microsoft.com/office/drawing/2016/5/13/chartex" xmlns:cx8="http://schemas.microsoft.com/office/drawing/2016/5/14/chartex" xmlns:mc="http://schemas.openxmlformats.org/markup-compatibility/2006" xmlns:aink="http://schemas.microsoft.com/office/drawing/2016/ink" xmlns:am3d="http://schemas.microsoft.com/office/drawing/2017/model3d" xmlns:o="urn:schemas-microsoft-com:office:office" xmlns:oel="http://schemas.microsoft.com/office/2019/extlst" xmlns:r="http://schemas.openxmlformats.org/officeDocument/2006/relationships" xmlns:m="http://schemas.openxmlformats.org/officeDocument/2006/math" xmlns:v="urn:schemas-microsoft-com:vml" xmlns:wp14="http://schemas.microsoft.com/office/word/2010/wordprocessingDrawing" xmlns:wp="http://schemas.openxmlformats.org/drawingml/2006/wordprocessingDrawing" xmlns:w10="urn:schemas-microsoft-com:office:word" xmlns:w="http://schemas.openxmlformats.org/wordprocessingml/2006/main" xmlns:w14="http://schemas.microsoft.com/office/word/2010/wordml" xmlns:w15="http://schemas.microsoft.com/office/word/2012/wordml" xmlns:w16cex="http://schemas.microsoft.com/office/word/2018/wordml/cex" xmlns:w16cid="http://schemas.microsoft.com/office/word/2016/wordml/cid" xmlns:w16="http://schemas.microsoft.com/office/word/2018/wordml" xmlns:w16du="http://schemas.microsoft.com/office/word/2023/wordml/word16du" xmlns:w16sdtdh="http://schemas.microsoft.com/office/word/2020/wordml/sdtdatahash" xmlns:w16sdtfl="http://schemas.microsoft.com/office/word/2024/wordml/sdtformatlock" xmlns:w16se="http://schemas.microsoft.com/office/word/2015/wordml/symex" xmlns:wpg="http://schemas.microsoft.com/office/word/2010/wordprocessingGroup" xmlns:wpi="http://schemas.microsoft.com/office/word/2010/wordprocessingInk" xmlns:wne="http://schemas.microsoft.com/office/word/2006/wordml" xmlns:wps="http://schemas.microsoft.com/office/word/2010/wordprocessingShape" mc:Ignorable="w14 w15 w16se w16cid w16 w16cex w16sdtdh w16sdtfl w16du wp14">
   <w:abstractNum w:abstractNumId="0" w15:restartNumberingAfterBreak="0">
+    <w:nsid w:val="11C15A05"/>
+    <w:multiLevelType w:val="hybridMultilevel"/>
+    <w:tmpl w:val="9078F0A2"/>
+    <w:lvl w:ilvl="0" w:tplc="5CD6D158">
+      <w:start w:val="51"/>
+      <w:numFmt w:val="decimal"/>
+      <w:lvlText w:val="%1."/>
+      <w:lvlJc w:val="left"/>
+      <w:pPr>
+        <w:ind w:left="720" w:hanging="360"/>
+      </w:pPr>
+      <w:rPr>
+        <w:rFonts w:hint="default"/>
+      </w:rPr>
+    </w:lvl>
+    <w:lvl w:ilvl="1" w:tplc="40090019" w:tentative="1">
+      <w:start w:val="1"/>
+      <w:numFmt w:val="lowerLetter"/>
+      <w:lvlText w:val="%2."/>
+      <w:lvlJc w:val="left"/>
+      <w:pPr>
+        <w:ind w:left="1440" w:hanging="360"/>
+      </w:pPr>
+    </w:lvl>
+    <w:lvl w:ilvl="2" w:tplc="4009001B" w:tentative="1">
+      <w:start w:val="1"/>
+      <w:numFmt w:val="lowerRoman"/>
+      <w:lvlText w:val="%3."/>
+      <w:lvlJc w:val="right"/>
+      <w:pPr>
+        <w:ind w:left="2160" w:hanging="180"/>
+      </w:pPr>
+    </w:lvl>
+    <w:lvl w:ilvl="3" w:tplc="4009000F" w:tentative="1">
+      <w:start w:val="1"/>
+      <w:numFmt w:val="decimal"/>
+      <w:lvlText w:val="%4."/>
+      <w:lvlJc w:val="left"/>
+      <w:pPr>
+        <w:ind w:left="2880" w:hanging="360"/>
+      </w:pPr>
+    </w:lvl>
+    <w:lvl w:ilvl="4" w:tplc="40090019" w:tentative="1">
+      <w:start w:val="1"/>
+      <w:numFmt w:val="lowerLetter"/>
+      <w:lvlText w:val="%5."/>
+      <w:lvlJc w:val="left"/>
+      <w:pPr>
+        <w:ind w:left="3600" w:hanging="360"/>
+      </w:pPr>
+    </w:lvl>
+    <w:lvl w:ilvl="5" w:tplc="4009001B" w:tentative="1">
+      <w:start w:val="1"/>
+      <w:numFmt w:val="lowerRoman"/>
+      <w:lvlText w:val="%6."/>
+      <w:lvlJc w:val="right"/>
+      <w:pPr>
+        <w:ind w:left="4320" w:hanging="180"/>
+      </w:pPr>
+    </w:lvl>
+    <w:lvl w:ilvl="6" w:tplc="4009000F" w:tentative="1">
+      <w:start w:val="1"/>
+      <w:numFmt w:val="decimal"/>
+      <w:lvlText w:val="%7."/>
+      <w:lvlJc w:val="left"/>
+      <w:pPr>
+        <w:ind w:left="5040" w:hanging="360"/>
+      </w:pPr>
+    </w:lvl>
+    <w:lvl w:ilvl="7" w:tplc="40090019" w:tentative="1">
+      <w:start w:val="1"/>
+      <w:numFmt w:val="lowerLetter"/>
+      <w:lvlText w:val="%8."/>
+      <w:lvlJc w:val="left"/>
+      <w:pPr>
+        <w:ind w:left="5760" w:hanging="360"/>
+      </w:pPr>
+    </w:lvl>
+    <w:lvl w:ilvl="8" w:tplc="4009001B" w:tentative="1">
+      <w:start w:val="1"/>
+      <w:numFmt w:val="lowerRoman"/>
+      <w:lvlText w:val="%9."/>
+      <w:lvlJc w:val="right"/>
+      <w:pPr>
+        <w:ind w:left="6480" w:hanging="180"/>
+      </w:pPr>
+    </w:lvl>
+  </w:abstractNum>
+  <w:abstractNum w:abstractNumId="1" w15:restartNumberingAfterBreak="0">
     <w:nsid w:val="28532EBA"/>
     <w:multiLevelType w:val="hybridMultilevel"/>
     <w:tmpl w:val="9F96DAF4"/>
@@ -16615,7 +18413,96 @@
       </w:pPr>
     </w:lvl>
   </w:abstractNum>
-  <w:abstractNum w:abstractNumId="1" w15:restartNumberingAfterBreak="0">
+  <w:abstractNum w:abstractNumId="2" w15:restartNumberingAfterBreak="0">
+    <w:nsid w:val="39180E00"/>
+    <w:multiLevelType w:val="hybridMultilevel"/>
+    <w:tmpl w:val="1654FAC0"/>
+    <w:lvl w:ilvl="0" w:tplc="5CD6D158">
+      <w:start w:val="51"/>
+      <w:numFmt w:val="decimal"/>
+      <w:lvlText w:val="%1."/>
+      <w:lvlJc w:val="left"/>
+      <w:pPr>
+        <w:ind w:left="720" w:hanging="360"/>
+      </w:pPr>
+      <w:rPr>
+        <w:rFonts w:hint="default"/>
+      </w:rPr>
+    </w:lvl>
+    <w:lvl w:ilvl="1" w:tplc="40090019" w:tentative="1">
+      <w:start w:val="1"/>
+      <w:numFmt w:val="lowerLetter"/>
+      <w:lvlText w:val="%2."/>
+      <w:lvlJc w:val="left"/>
+      <w:pPr>
+        <w:ind w:left="1440" w:hanging="360"/>
+      </w:pPr>
+    </w:lvl>
+    <w:lvl w:ilvl="2" w:tplc="4009001B" w:tentative="1">
+      <w:start w:val="1"/>
+      <w:numFmt w:val="lowerRoman"/>
+      <w:lvlText w:val="%3."/>
+      <w:lvlJc w:val="right"/>
+      <w:pPr>
+        <w:ind w:left="2160" w:hanging="180"/>
+      </w:pPr>
+    </w:lvl>
+    <w:lvl w:ilvl="3" w:tplc="4009000F" w:tentative="1">
+      <w:start w:val="1"/>
+      <w:numFmt w:val="decimal"/>
+      <w:lvlText w:val="%4."/>
+      <w:lvlJc w:val="left"/>
+      <w:pPr>
+        <w:ind w:left="2880" w:hanging="360"/>
+      </w:pPr>
+    </w:lvl>
+    <w:lvl w:ilvl="4" w:tplc="40090019" w:tentative="1">
+      <w:start w:val="1"/>
+      <w:numFmt w:val="lowerLetter"/>
+      <w:lvlText w:val="%5."/>
+      <w:lvlJc w:val="left"/>
+      <w:pPr>
+        <w:ind w:left="3600" w:hanging="360"/>
+      </w:pPr>
+    </w:lvl>
+    <w:lvl w:ilvl="5" w:tplc="4009001B" w:tentative="1">
+      <w:start w:val="1"/>
+      <w:numFmt w:val="lowerRoman"/>
+      <w:lvlText w:val="%6."/>
+      <w:lvlJc w:val="right"/>
+      <w:pPr>
+        <w:ind w:left="4320" w:hanging="180"/>
+      </w:pPr>
+    </w:lvl>
+    <w:lvl w:ilvl="6" w:tplc="4009000F" w:tentative="1">
+      <w:start w:val="1"/>
+      <w:numFmt w:val="decimal"/>
+      <w:lvlText w:val="%7."/>
+      <w:lvlJc w:val="left"/>
+      <w:pPr>
+        <w:ind w:left="5040" w:hanging="360"/>
+      </w:pPr>
+    </w:lvl>
+    <w:lvl w:ilvl="7" w:tplc="40090019" w:tentative="1">
+      <w:start w:val="1"/>
+      <w:numFmt w:val="lowerLetter"/>
+      <w:lvlText w:val="%8."/>
+      <w:lvlJc w:val="left"/>
+      <w:pPr>
+        <w:ind w:left="5760" w:hanging="360"/>
+      </w:pPr>
+    </w:lvl>
+    <w:lvl w:ilvl="8" w:tplc="4009001B" w:tentative="1">
+      <w:start w:val="1"/>
+      <w:numFmt w:val="lowerRoman"/>
+      <w:lvlText w:val="%9."/>
+      <w:lvlJc w:val="right"/>
+      <w:pPr>
+        <w:ind w:left="6480" w:hanging="180"/>
+      </w:pPr>
+    </w:lvl>
+  </w:abstractNum>
+  <w:abstractNum w:abstractNumId="3" w15:restartNumberingAfterBreak="0">
     <w:nsid w:val="4CD00690"/>
     <w:multiLevelType w:val="hybridMultilevel"/>
     <w:tmpl w:val="400A3EE6"/>
@@ -16705,7 +18592,7 @@
       </w:pPr>
     </w:lvl>
   </w:abstractNum>
-  <w:abstractNum w:abstractNumId="2" w15:restartNumberingAfterBreak="0">
+  <w:abstractNum w:abstractNumId="4" w15:restartNumberingAfterBreak="0">
     <w:nsid w:val="56EC7022"/>
     <w:multiLevelType w:val="hybridMultilevel"/>
     <w:tmpl w:val="3DCAEEDE"/>
@@ -16795,13 +18682,19 @@
     </w:lvl>
   </w:abstractNum>
   <w:num w:numId="1" w16cid:durableId="881209741">
-    <w:abstractNumId w:val="0"/>
+    <w:abstractNumId w:val="1"/>
   </w:num>
   <w:num w:numId="2" w16cid:durableId="1715155157">
-    <w:abstractNumId w:val="1"/>
+    <w:abstractNumId w:val="3"/>
   </w:num>
   <w:num w:numId="3" w16cid:durableId="1679231501">
+    <w:abstractNumId w:val="4"/>
+  </w:num>
+  <w:num w:numId="4" w16cid:durableId="1333487200">
     <w:abstractNumId w:val="2"/>
+  </w:num>
+  <w:num w:numId="5" w16cid:durableId="1379931744">
+    <w:abstractNumId w:val="0"/>
   </w:num>
 </w:numbering>
 </file>
@@ -17408,6 +19301,7 @@
   <w:style w:type="character" w:default="1" w:styleId="DefaultParagraphFont">
     <w:name w:val="Default Paragraph Font"/>
     <w:uiPriority w:val="1"/>
+    <w:semiHidden/>
     <w:unhideWhenUsed/>
   </w:style>
   <w:style w:type="table" w:default="1" w:styleId="TableNormal">
@@ -17864,9 +19758,11 @@
     <w:rsid w:val="00240436"/>
     <w:rsid w:val="003B65BF"/>
     <w:rsid w:val="004057C9"/>
+    <w:rsid w:val="00495092"/>
     <w:rsid w:val="0071112B"/>
     <w:rsid w:val="009D4A4A"/>
     <w:rsid w:val="00C3627A"/>
+    <w:rsid w:val="00D61E8D"/>
     <w:rsid w:val="00F342DD"/>
   </w:rsids>
   <m:mathPr>

--- a/Self Study MCQ/Self Study DBT MCQ Session 01  to 04.docx
+++ b/Self Study MCQ/Self Study DBT MCQ Session 01  to 04.docx
@@ -5745,42 +5745,8 @@
         <w:spacing w:after="0" w:line="240" w:lineRule="auto"/>
         <w:rPr>
           <w:rFonts w:ascii="Arial" w:hAnsi="Arial" w:cs="Arial"/>
-          <w:sz w:val="20"/>
-          <w:szCs w:val="20"/>
-        </w:rPr>
-      </w:pPr>
-    </w:p>
-    <w:p>
-      <w:pPr>
-        <w:spacing w:after="0" w:line="240" w:lineRule="auto"/>
-        <w:rPr>
-          <w:rFonts w:ascii="Arial" w:hAnsi="Arial" w:cs="Arial"/>
-          <w:sz w:val="20"/>
-          <w:szCs w:val="20"/>
-        </w:rPr>
-      </w:pPr>
-    </w:p>
-    <w:p>
-      <w:pPr>
-        <w:spacing w:after="0" w:line="240" w:lineRule="auto"/>
-        <w:rPr>
-          <w:rFonts w:ascii="Arial" w:hAnsi="Arial" w:cs="Arial"/>
-          <w:sz w:val="20"/>
-          <w:szCs w:val="20"/>
-        </w:rPr>
-      </w:pPr>
-    </w:p>
-    <w:p>
-      <w:pPr>
-        <w:pStyle w:val="ListParagraph"/>
-        <w:numPr>
-          <w:ilvl w:val="0"/>
-          <w:numId w:val="4"/>
-        </w:numPr>
-        <w:spacing w:after="0" w:line="240" w:lineRule="auto"/>
-        <w:ind w:left="426"/>
-        <w:rPr>
-          <w:rFonts w:ascii="Arial" w:hAnsi="Arial" w:cs="Arial"/>
+          <w:b/>
+          <w:bCs/>
           <w:sz w:val="20"/>
           <w:szCs w:val="20"/>
         </w:rPr>
@@ -5800,28 +5766,22 @@
           <w:sz w:val="20"/>
           <w:szCs w:val="20"/>
         </w:rPr>
-        <w:t>Which level of data abstraction describes how data is actually stored on storage media?</w:t>
-      </w:r>
-      <w:r>
-        <w:rPr>
-          <w:rFonts w:ascii="Arial" w:hAnsi="Arial" w:cs="Arial"/>
-          <w:b/>
-          <w:bCs/>
-          <w:sz w:val="20"/>
-          <w:szCs w:val="20"/>
-        </w:rPr>
-        <w:br/>
-      </w:r>
-    </w:p>
-    <w:p>
-      <w:pPr>
-        <w:pStyle w:val="ListParagraph"/>
-        <w:numPr>
-          <w:ilvl w:val="0"/>
-          <w:numId w:val="4"/>
-        </w:numPr>
-        <w:spacing w:after="0" w:line="240" w:lineRule="auto"/>
-        <w:ind w:left="426"/>
+        <w:t>5</w:t>
+      </w:r>
+      <w:r>
+        <w:rPr>
+          <w:rFonts w:ascii="Arial" w:hAnsi="Arial" w:cs="Arial"/>
+          <w:b/>
+          <w:bCs/>
+          <w:sz w:val="20"/>
+          <w:szCs w:val="20"/>
+        </w:rPr>
+        <w:t>1. Which level of data abstraction describes how data is actually stored on storage media?</w:t>
+      </w:r>
+    </w:p>
+    <w:p>
+      <w:pPr>
+        <w:spacing w:after="0" w:line="240" w:lineRule="auto"/>
         <w:rPr>
           <w:rFonts w:ascii="Arial" w:hAnsi="Arial" w:cs="Arial"/>
           <w:sz w:val="20"/>
@@ -5893,15 +5853,11 @@
     </w:p>
     <w:p>
       <w:pPr>
-        <w:pStyle w:val="ListParagraph"/>
-        <w:numPr>
-          <w:ilvl w:val="0"/>
-          <w:numId w:val="4"/>
-        </w:numPr>
-        <w:spacing w:after="0" w:line="240" w:lineRule="auto"/>
-        <w:ind w:left="426"/>
-        <w:rPr>
-          <w:rFonts w:ascii="Arial" w:hAnsi="Arial" w:cs="Arial"/>
+        <w:spacing w:after="0" w:line="240" w:lineRule="auto"/>
+        <w:rPr>
+          <w:rFonts w:ascii="Arial" w:hAnsi="Arial" w:cs="Arial"/>
+          <w:b/>
+          <w:bCs/>
           <w:sz w:val="20"/>
           <w:szCs w:val="20"/>
         </w:rPr>
@@ -5916,29 +5872,27 @@
       <w:r>
         <w:rPr>
           <w:rFonts w:ascii="Arial" w:hAnsi="Arial" w:cs="Arial"/>
-          <w:sz w:val="20"/>
-          <w:szCs w:val="20"/>
-        </w:rPr>
-        <w:t>A DBMS that enforces the ACID properties is primarily designed for:</w:t>
-      </w:r>
-      <w:r>
-        <w:rPr>
-          <w:rFonts w:ascii="Arial" w:hAnsi="Arial" w:cs="Arial"/>
-          <w:sz w:val="20"/>
-          <w:szCs w:val="20"/>
-        </w:rPr>
-        <w:br/>
-      </w:r>
-    </w:p>
-    <w:p>
-      <w:pPr>
-        <w:pStyle w:val="ListParagraph"/>
-        <w:numPr>
-          <w:ilvl w:val="0"/>
-          <w:numId w:val="4"/>
-        </w:numPr>
-        <w:spacing w:after="0" w:line="240" w:lineRule="auto"/>
-        <w:ind w:left="426"/>
+          <w:b/>
+          <w:bCs/>
+          <w:sz w:val="20"/>
+          <w:szCs w:val="20"/>
+        </w:rPr>
+        <w:t>5</w:t>
+      </w:r>
+      <w:r>
+        <w:rPr>
+          <w:rFonts w:ascii="Arial" w:hAnsi="Arial" w:cs="Arial"/>
+          <w:b/>
+          <w:bCs/>
+          <w:sz w:val="20"/>
+          <w:szCs w:val="20"/>
+        </w:rPr>
+        <w:t>2. A DBMS that enforces the ACID properties is primarily designed for:</w:t>
+      </w:r>
+    </w:p>
+    <w:p>
+      <w:pPr>
+        <w:spacing w:after="0" w:line="240" w:lineRule="auto"/>
         <w:rPr>
           <w:rFonts w:ascii="Arial" w:hAnsi="Arial" w:cs="Arial"/>
           <w:sz w:val="20"/>
@@ -5984,7 +5938,6 @@
     <w:p>
       <w:pPr>
         <w:spacing w:after="0" w:line="240" w:lineRule="auto"/>
-        <w:ind w:left="426"/>
         <w:rPr>
           <w:rFonts w:ascii="Arial" w:hAnsi="Arial" w:cs="Arial"/>
           <w:sz w:val="20"/>
@@ -6002,25 +5955,20 @@
     <w:p>
       <w:pPr>
         <w:spacing w:after="0" w:line="240" w:lineRule="auto"/>
-        <w:ind w:left="426"/>
-        <w:rPr>
-          <w:rFonts w:ascii="Arial" w:hAnsi="Arial" w:cs="Arial"/>
-          <w:sz w:val="20"/>
-          <w:szCs w:val="20"/>
-        </w:rPr>
-      </w:pPr>
-    </w:p>
-    <w:p>
-      <w:pPr>
-        <w:pStyle w:val="ListParagraph"/>
-        <w:numPr>
-          <w:ilvl w:val="0"/>
-          <w:numId w:val="4"/>
-        </w:numPr>
-        <w:spacing w:after="0" w:line="240" w:lineRule="auto"/>
-        <w:ind w:left="426"/>
-        <w:rPr>
-          <w:rFonts w:ascii="Arial" w:hAnsi="Arial" w:cs="Arial"/>
+        <w:rPr>
+          <w:rFonts w:ascii="Arial" w:hAnsi="Arial" w:cs="Arial"/>
+          <w:sz w:val="20"/>
+          <w:szCs w:val="20"/>
+        </w:rPr>
+      </w:pPr>
+    </w:p>
+    <w:p>
+      <w:pPr>
+        <w:spacing w:after="0" w:line="240" w:lineRule="auto"/>
+        <w:rPr>
+          <w:rFonts w:ascii="Arial" w:hAnsi="Arial" w:cs="Arial"/>
+          <w:b/>
+          <w:bCs/>
           <w:sz w:val="20"/>
           <w:szCs w:val="20"/>
         </w:rPr>
@@ -6035,29 +5983,27 @@
       <w:r>
         <w:rPr>
           <w:rFonts w:ascii="Arial" w:hAnsi="Arial" w:cs="Arial"/>
-          <w:sz w:val="20"/>
-          <w:szCs w:val="20"/>
-        </w:rPr>
-        <w:t>Which of the following is NOT a responsibility of a DBMS?</w:t>
-      </w:r>
-      <w:r>
-        <w:rPr>
-          <w:rFonts w:ascii="Arial" w:hAnsi="Arial" w:cs="Arial"/>
-          <w:sz w:val="20"/>
-          <w:szCs w:val="20"/>
-        </w:rPr>
-        <w:br/>
-      </w:r>
-    </w:p>
-    <w:p>
-      <w:pPr>
-        <w:pStyle w:val="ListParagraph"/>
-        <w:numPr>
-          <w:ilvl w:val="0"/>
-          <w:numId w:val="4"/>
-        </w:numPr>
-        <w:spacing w:after="0" w:line="240" w:lineRule="auto"/>
-        <w:ind w:left="426"/>
+          <w:b/>
+          <w:bCs/>
+          <w:sz w:val="20"/>
+          <w:szCs w:val="20"/>
+        </w:rPr>
+        <w:t>5</w:t>
+      </w:r>
+      <w:r>
+        <w:rPr>
+          <w:rFonts w:ascii="Arial" w:hAnsi="Arial" w:cs="Arial"/>
+          <w:b/>
+          <w:bCs/>
+          <w:sz w:val="20"/>
+          <w:szCs w:val="20"/>
+        </w:rPr>
+        <w:t>3. Which of the following is NOT a responsibility of a DBMS?</w:t>
+      </w:r>
+    </w:p>
+    <w:p>
+      <w:pPr>
+        <w:spacing w:after="0" w:line="240" w:lineRule="auto"/>
         <w:rPr>
           <w:rFonts w:ascii="Arial" w:hAnsi="Arial" w:cs="Arial"/>
           <w:sz w:val="20"/>
@@ -6129,15 +6075,11 @@
     </w:p>
     <w:p>
       <w:pPr>
-        <w:pStyle w:val="ListParagraph"/>
-        <w:numPr>
-          <w:ilvl w:val="0"/>
-          <w:numId w:val="4"/>
-        </w:numPr>
-        <w:spacing w:after="0" w:line="240" w:lineRule="auto"/>
-        <w:ind w:left="426"/>
-        <w:rPr>
-          <w:rFonts w:ascii="Arial" w:hAnsi="Arial" w:cs="Arial"/>
+        <w:spacing w:after="0" w:line="240" w:lineRule="auto"/>
+        <w:rPr>
+          <w:rFonts w:ascii="Arial" w:hAnsi="Arial" w:cs="Arial"/>
+          <w:b/>
+          <w:bCs/>
           <w:sz w:val="20"/>
           <w:szCs w:val="20"/>
         </w:rPr>
@@ -6152,29 +6094,27 @@
       <w:r>
         <w:rPr>
           <w:rFonts w:ascii="Arial" w:hAnsi="Arial" w:cs="Arial"/>
-          <w:sz w:val="20"/>
-          <w:szCs w:val="20"/>
-        </w:rPr>
-        <w:t>Which type of NoSQL database is best suited for real-time recommendation engines with high-speed key lookups?</w:t>
-      </w:r>
-      <w:r>
-        <w:rPr>
-          <w:rFonts w:ascii="Arial" w:hAnsi="Arial" w:cs="Arial"/>
-          <w:sz w:val="20"/>
-          <w:szCs w:val="20"/>
-        </w:rPr>
-        <w:br/>
-      </w:r>
-    </w:p>
-    <w:p>
-      <w:pPr>
-        <w:pStyle w:val="ListParagraph"/>
-        <w:numPr>
-          <w:ilvl w:val="0"/>
-          <w:numId w:val="4"/>
-        </w:numPr>
-        <w:spacing w:after="0" w:line="240" w:lineRule="auto"/>
-        <w:ind w:left="426"/>
+          <w:b/>
+          <w:bCs/>
+          <w:sz w:val="20"/>
+          <w:szCs w:val="20"/>
+        </w:rPr>
+        <w:t>5</w:t>
+      </w:r>
+      <w:r>
+        <w:rPr>
+          <w:rFonts w:ascii="Arial" w:hAnsi="Arial" w:cs="Arial"/>
+          <w:b/>
+          <w:bCs/>
+          <w:sz w:val="20"/>
+          <w:szCs w:val="20"/>
+        </w:rPr>
+        <w:t>4. Which type of NoSQL database is best suited for real-time recommendation engines with high-speed key lookups?</w:t>
+      </w:r>
+    </w:p>
+    <w:p>
+      <w:pPr>
+        <w:spacing w:after="0" w:line="240" w:lineRule="auto"/>
         <w:rPr>
           <w:rFonts w:ascii="Arial" w:hAnsi="Arial" w:cs="Arial"/>
           <w:sz w:val="20"/>
@@ -6220,7 +6160,6 @@
     <w:p>
       <w:pPr>
         <w:spacing w:after="0" w:line="240" w:lineRule="auto"/>
-        <w:ind w:left="426"/>
         <w:rPr>
           <w:rFonts w:ascii="Arial" w:hAnsi="Arial" w:cs="Arial"/>
           <w:sz w:val="20"/>
@@ -6238,25 +6177,30 @@
     <w:p>
       <w:pPr>
         <w:spacing w:after="0" w:line="240" w:lineRule="auto"/>
-        <w:ind w:left="426"/>
-        <w:rPr>
-          <w:rFonts w:ascii="Arial" w:hAnsi="Arial" w:cs="Arial"/>
-          <w:sz w:val="20"/>
-          <w:szCs w:val="20"/>
-        </w:rPr>
-      </w:pPr>
-    </w:p>
-    <w:p>
-      <w:pPr>
-        <w:pStyle w:val="ListParagraph"/>
-        <w:numPr>
-          <w:ilvl w:val="0"/>
-          <w:numId w:val="4"/>
-        </w:numPr>
-        <w:spacing w:after="0" w:line="240" w:lineRule="auto"/>
-        <w:ind w:left="426"/>
-        <w:rPr>
-          <w:rFonts w:ascii="Arial" w:hAnsi="Arial" w:cs="Arial"/>
+        <w:rPr>
+          <w:rFonts w:ascii="Arial" w:hAnsi="Arial" w:cs="Arial"/>
+          <w:sz w:val="20"/>
+          <w:szCs w:val="20"/>
+        </w:rPr>
+      </w:pPr>
+    </w:p>
+    <w:p>
+      <w:pPr>
+        <w:spacing w:after="0" w:line="240" w:lineRule="auto"/>
+        <w:rPr>
+          <w:rFonts w:ascii="Arial" w:hAnsi="Arial" w:cs="Arial"/>
+          <w:sz w:val="20"/>
+          <w:szCs w:val="20"/>
+        </w:rPr>
+      </w:pPr>
+    </w:p>
+    <w:p>
+      <w:pPr>
+        <w:spacing w:after="0" w:line="240" w:lineRule="auto"/>
+        <w:rPr>
+          <w:rFonts w:ascii="Arial" w:hAnsi="Arial" w:cs="Arial"/>
+          <w:b/>
+          <w:bCs/>
           <w:sz w:val="20"/>
           <w:szCs w:val="20"/>
         </w:rPr>
@@ -6271,29 +6215,27 @@
       <w:r>
         <w:rPr>
           <w:rFonts w:ascii="Arial" w:hAnsi="Arial" w:cs="Arial"/>
-          <w:sz w:val="20"/>
-          <w:szCs w:val="20"/>
-        </w:rPr>
-        <w:t>Which statement about NewSQL databases is TRUE?</w:t>
-      </w:r>
-      <w:r>
-        <w:rPr>
-          <w:rFonts w:ascii="Arial" w:hAnsi="Arial" w:cs="Arial"/>
-          <w:sz w:val="20"/>
-          <w:szCs w:val="20"/>
-        </w:rPr>
-        <w:br/>
-      </w:r>
-    </w:p>
-    <w:p>
-      <w:pPr>
-        <w:pStyle w:val="ListParagraph"/>
-        <w:numPr>
-          <w:ilvl w:val="0"/>
-          <w:numId w:val="4"/>
-        </w:numPr>
-        <w:spacing w:after="0" w:line="240" w:lineRule="auto"/>
-        <w:ind w:left="426"/>
+          <w:b/>
+          <w:bCs/>
+          <w:sz w:val="20"/>
+          <w:szCs w:val="20"/>
+        </w:rPr>
+        <w:t>5</w:t>
+      </w:r>
+      <w:r>
+        <w:rPr>
+          <w:rFonts w:ascii="Arial" w:hAnsi="Arial" w:cs="Arial"/>
+          <w:b/>
+          <w:bCs/>
+          <w:sz w:val="20"/>
+          <w:szCs w:val="20"/>
+        </w:rPr>
+        <w:t>5. Which statement about NewSQL databases is TRUE?</w:t>
+      </w:r>
+    </w:p>
+    <w:p>
+      <w:pPr>
+        <w:spacing w:after="0" w:line="240" w:lineRule="auto"/>
         <w:rPr>
           <w:rFonts w:ascii="Arial" w:hAnsi="Arial" w:cs="Arial"/>
           <w:sz w:val="20"/>
@@ -6339,7 +6281,6 @@
     <w:p>
       <w:pPr>
         <w:spacing w:after="0" w:line="240" w:lineRule="auto"/>
-        <w:ind w:left="426"/>
         <w:rPr>
           <w:rFonts w:ascii="Arial" w:hAnsi="Arial" w:cs="Arial"/>
           <w:sz w:val="20"/>
@@ -6357,25 +6298,20 @@
     <w:p>
       <w:pPr>
         <w:spacing w:after="0" w:line="240" w:lineRule="auto"/>
-        <w:ind w:left="426"/>
-        <w:rPr>
-          <w:rFonts w:ascii="Arial" w:hAnsi="Arial" w:cs="Arial"/>
-          <w:sz w:val="20"/>
-          <w:szCs w:val="20"/>
-        </w:rPr>
-      </w:pPr>
-    </w:p>
-    <w:p>
-      <w:pPr>
-        <w:pStyle w:val="ListParagraph"/>
-        <w:numPr>
-          <w:ilvl w:val="0"/>
-          <w:numId w:val="4"/>
-        </w:numPr>
-        <w:spacing w:after="0" w:line="240" w:lineRule="auto"/>
-        <w:ind w:left="426"/>
-        <w:rPr>
-          <w:rFonts w:ascii="Arial" w:hAnsi="Arial" w:cs="Arial"/>
+        <w:rPr>
+          <w:rFonts w:ascii="Arial" w:hAnsi="Arial" w:cs="Arial"/>
+          <w:sz w:val="20"/>
+          <w:szCs w:val="20"/>
+        </w:rPr>
+      </w:pPr>
+    </w:p>
+    <w:p>
+      <w:pPr>
+        <w:spacing w:after="0" w:line="240" w:lineRule="auto"/>
+        <w:rPr>
+          <w:rFonts w:ascii="Arial" w:hAnsi="Arial" w:cs="Arial"/>
+          <w:b/>
+          <w:bCs/>
           <w:sz w:val="20"/>
           <w:szCs w:val="20"/>
         </w:rPr>
@@ -6390,29 +6326,27 @@
       <w:r>
         <w:rPr>
           <w:rFonts w:ascii="Arial" w:hAnsi="Arial" w:cs="Arial"/>
-          <w:sz w:val="20"/>
-          <w:szCs w:val="20"/>
-        </w:rPr>
-        <w:t>An object-relational DBMS typically adds which feature to relational databases?</w:t>
-      </w:r>
-      <w:r>
-        <w:rPr>
-          <w:rFonts w:ascii="Arial" w:hAnsi="Arial" w:cs="Arial"/>
-          <w:sz w:val="20"/>
-          <w:szCs w:val="20"/>
-        </w:rPr>
-        <w:br/>
-      </w:r>
-    </w:p>
-    <w:p>
-      <w:pPr>
-        <w:pStyle w:val="ListParagraph"/>
-        <w:numPr>
-          <w:ilvl w:val="0"/>
-          <w:numId w:val="4"/>
-        </w:numPr>
-        <w:spacing w:after="0" w:line="240" w:lineRule="auto"/>
-        <w:ind w:left="426"/>
+          <w:b/>
+          <w:bCs/>
+          <w:sz w:val="20"/>
+          <w:szCs w:val="20"/>
+        </w:rPr>
+        <w:t>5</w:t>
+      </w:r>
+      <w:r>
+        <w:rPr>
+          <w:rFonts w:ascii="Arial" w:hAnsi="Arial" w:cs="Arial"/>
+          <w:b/>
+          <w:bCs/>
+          <w:sz w:val="20"/>
+          <w:szCs w:val="20"/>
+        </w:rPr>
+        <w:t>6. An object-relational DBMS typically adds which feature to relational databases?</w:t>
+      </w:r>
+    </w:p>
+    <w:p>
+      <w:pPr>
+        <w:spacing w:after="0" w:line="240" w:lineRule="auto"/>
         <w:rPr>
           <w:rFonts w:ascii="Arial" w:hAnsi="Arial" w:cs="Arial"/>
           <w:sz w:val="20"/>
@@ -6458,7 +6392,6 @@
     <w:p>
       <w:pPr>
         <w:spacing w:after="0" w:line="240" w:lineRule="auto"/>
-        <w:ind w:left="426"/>
         <w:rPr>
           <w:rFonts w:ascii="Arial" w:hAnsi="Arial" w:cs="Arial"/>
           <w:sz w:val="20"/>
@@ -6476,25 +6409,20 @@
     <w:p>
       <w:pPr>
         <w:spacing w:after="0" w:line="240" w:lineRule="auto"/>
-        <w:ind w:left="426"/>
-        <w:rPr>
-          <w:rFonts w:ascii="Arial" w:hAnsi="Arial" w:cs="Arial"/>
-          <w:sz w:val="20"/>
-          <w:szCs w:val="20"/>
-        </w:rPr>
-      </w:pPr>
-    </w:p>
-    <w:p>
-      <w:pPr>
-        <w:pStyle w:val="ListParagraph"/>
-        <w:numPr>
-          <w:ilvl w:val="0"/>
-          <w:numId w:val="4"/>
-        </w:numPr>
-        <w:spacing w:after="0" w:line="240" w:lineRule="auto"/>
-        <w:ind w:left="426"/>
-        <w:rPr>
-          <w:rFonts w:ascii="Arial" w:hAnsi="Arial" w:cs="Arial"/>
+        <w:rPr>
+          <w:rFonts w:ascii="Arial" w:hAnsi="Arial" w:cs="Arial"/>
+          <w:sz w:val="20"/>
+          <w:szCs w:val="20"/>
+        </w:rPr>
+      </w:pPr>
+    </w:p>
+    <w:p>
+      <w:pPr>
+        <w:spacing w:after="0" w:line="240" w:lineRule="auto"/>
+        <w:rPr>
+          <w:rFonts w:ascii="Arial" w:hAnsi="Arial" w:cs="Arial"/>
+          <w:b/>
+          <w:bCs/>
           <w:sz w:val="20"/>
           <w:szCs w:val="20"/>
         </w:rPr>
@@ -6509,29 +6437,27 @@
       <w:r>
         <w:rPr>
           <w:rFonts w:ascii="Arial" w:hAnsi="Arial" w:cs="Arial"/>
-          <w:sz w:val="20"/>
-          <w:szCs w:val="20"/>
-        </w:rPr>
-        <w:t>In MySQL Workbench, the "Forward Engineering" feature is used to:</w:t>
-      </w:r>
-      <w:r>
-        <w:rPr>
-          <w:rFonts w:ascii="Arial" w:hAnsi="Arial" w:cs="Arial"/>
-          <w:sz w:val="20"/>
-          <w:szCs w:val="20"/>
-        </w:rPr>
-        <w:br/>
-      </w:r>
-    </w:p>
-    <w:p>
-      <w:pPr>
-        <w:pStyle w:val="ListParagraph"/>
-        <w:numPr>
-          <w:ilvl w:val="0"/>
-          <w:numId w:val="4"/>
-        </w:numPr>
-        <w:spacing w:after="0" w:line="240" w:lineRule="auto"/>
-        <w:ind w:left="426"/>
+          <w:b/>
+          <w:bCs/>
+          <w:sz w:val="20"/>
+          <w:szCs w:val="20"/>
+        </w:rPr>
+        <w:t>5</w:t>
+      </w:r>
+      <w:r>
+        <w:rPr>
+          <w:rFonts w:ascii="Arial" w:hAnsi="Arial" w:cs="Arial"/>
+          <w:b/>
+          <w:bCs/>
+          <w:sz w:val="20"/>
+          <w:szCs w:val="20"/>
+        </w:rPr>
+        <w:t>7. In MySQL Workbench, the "Forward Engineering" feature is used to:</w:t>
+      </w:r>
+    </w:p>
+    <w:p>
+      <w:pPr>
+        <w:spacing w:after="0" w:line="240" w:lineRule="auto"/>
         <w:rPr>
           <w:rFonts w:ascii="Arial" w:hAnsi="Arial" w:cs="Arial"/>
           <w:sz w:val="20"/>
@@ -6577,7 +6503,6 @@
     <w:p>
       <w:pPr>
         <w:spacing w:after="0" w:line="240" w:lineRule="auto"/>
-        <w:ind w:left="426"/>
         <w:rPr>
           <w:rFonts w:ascii="Arial" w:hAnsi="Arial" w:cs="Arial"/>
           <w:sz w:val="20"/>
@@ -6595,25 +6520,20 @@
     <w:p>
       <w:pPr>
         <w:spacing w:after="0" w:line="240" w:lineRule="auto"/>
-        <w:ind w:left="426"/>
-        <w:rPr>
-          <w:rFonts w:ascii="Arial" w:hAnsi="Arial" w:cs="Arial"/>
-          <w:sz w:val="20"/>
-          <w:szCs w:val="20"/>
-        </w:rPr>
-      </w:pPr>
-    </w:p>
-    <w:p>
-      <w:pPr>
-        <w:pStyle w:val="ListParagraph"/>
-        <w:numPr>
-          <w:ilvl w:val="0"/>
-          <w:numId w:val="4"/>
-        </w:numPr>
-        <w:spacing w:after="0" w:line="240" w:lineRule="auto"/>
-        <w:ind w:left="426"/>
-        <w:rPr>
-          <w:rFonts w:ascii="Arial" w:hAnsi="Arial" w:cs="Arial"/>
+        <w:rPr>
+          <w:rFonts w:ascii="Arial" w:hAnsi="Arial" w:cs="Arial"/>
+          <w:sz w:val="20"/>
+          <w:szCs w:val="20"/>
+        </w:rPr>
+      </w:pPr>
+    </w:p>
+    <w:p>
+      <w:pPr>
+        <w:spacing w:after="0" w:line="240" w:lineRule="auto"/>
+        <w:rPr>
+          <w:rFonts w:ascii="Arial" w:hAnsi="Arial" w:cs="Arial"/>
+          <w:b/>
+          <w:bCs/>
           <w:sz w:val="20"/>
           <w:szCs w:val="20"/>
         </w:rPr>
@@ -6628,41 +6548,48 @@
       <w:r>
         <w:rPr>
           <w:rFonts w:ascii="Arial" w:hAnsi="Arial" w:cs="Arial"/>
-          <w:sz w:val="20"/>
-          <w:szCs w:val="20"/>
-        </w:rPr>
-        <w:t>Which MySQL client can connect to MySQL Server using X Protocol (port 33060) instead of classic protocol (3306)?</w:t>
-      </w:r>
-      <w:r>
-        <w:rPr>
-          <w:rFonts w:ascii="Arial" w:hAnsi="Arial" w:cs="Arial"/>
-          <w:sz w:val="20"/>
-          <w:szCs w:val="20"/>
-        </w:rPr>
-        <w:br/>
-      </w:r>
-    </w:p>
-    <w:p>
-      <w:pPr>
-        <w:pStyle w:val="ListParagraph"/>
-        <w:numPr>
-          <w:ilvl w:val="0"/>
-          <w:numId w:val="4"/>
-        </w:numPr>
-        <w:spacing w:after="0" w:line="240" w:lineRule="auto"/>
-        <w:ind w:left="426"/>
-        <w:rPr>
-          <w:rFonts w:ascii="Arial" w:hAnsi="Arial" w:cs="Arial"/>
-          <w:sz w:val="20"/>
-          <w:szCs w:val="20"/>
-        </w:rPr>
-      </w:pPr>
-      <w:r>
-        <w:rPr>
-          <w:rFonts w:ascii="Arial" w:hAnsi="Arial" w:cs="Arial"/>
-          <w:sz w:val="20"/>
-          <w:szCs w:val="20"/>
-        </w:rPr>
+          <w:b/>
+          <w:bCs/>
+          <w:sz w:val="20"/>
+          <w:szCs w:val="20"/>
+        </w:rPr>
+        <w:t>5</w:t>
+      </w:r>
+      <w:r>
+        <w:rPr>
+          <w:rFonts w:ascii="Arial" w:hAnsi="Arial" w:cs="Arial"/>
+          <w:b/>
+          <w:bCs/>
+          <w:sz w:val="20"/>
+          <w:szCs w:val="20"/>
+        </w:rPr>
+        <w:t xml:space="preserve">8. Which MySQL client can connect to MySQL Server using X Protocol (port 33060) instead of </w:t>
+      </w:r>
+    </w:p>
+    <w:p>
+      <w:pPr>
+        <w:spacing w:after="0" w:line="240" w:lineRule="auto"/>
+        <w:rPr>
+          <w:rFonts w:ascii="Arial" w:hAnsi="Arial" w:cs="Arial"/>
+          <w:sz w:val="20"/>
+          <w:szCs w:val="20"/>
+        </w:rPr>
+      </w:pPr>
+      <w:r>
+        <w:rPr>
+          <w:rFonts w:ascii="Arial" w:hAnsi="Arial" w:cs="Arial"/>
+          <w:sz w:val="20"/>
+          <w:szCs w:val="20"/>
+        </w:rPr>
+        <w:t>classic protocol (3306)?</w:t>
+      </w:r>
+      <w:r>
+        <w:rPr>
+          <w:rFonts w:ascii="Arial" w:hAnsi="Arial" w:cs="Arial"/>
+          <w:sz w:val="20"/>
+          <w:szCs w:val="20"/>
+        </w:rPr>
+        <w:br/>
         <w:t>A) MySQL Monitor (mysql)</w:t>
       </w:r>
       <w:r>
@@ -6696,7 +6623,6 @@
     <w:p>
       <w:pPr>
         <w:spacing w:after="0" w:line="240" w:lineRule="auto"/>
-        <w:ind w:left="426"/>
         <w:rPr>
           <w:rFonts w:ascii="Arial" w:hAnsi="Arial" w:cs="Arial"/>
           <w:sz w:val="20"/>
@@ -6714,41 +6640,57 @@
     <w:p>
       <w:pPr>
         <w:spacing w:after="0" w:line="240" w:lineRule="auto"/>
-        <w:ind w:left="426"/>
-        <w:rPr>
-          <w:rFonts w:ascii="Arial" w:hAnsi="Arial" w:cs="Arial"/>
-          <w:sz w:val="20"/>
-          <w:szCs w:val="20"/>
-        </w:rPr>
-      </w:pPr>
-    </w:p>
-    <w:p>
-      <w:pPr>
-        <w:pStyle w:val="ListParagraph"/>
-        <w:numPr>
-          <w:ilvl w:val="0"/>
-          <w:numId w:val="4"/>
-        </w:numPr>
-        <w:spacing w:after="0" w:line="240" w:lineRule="auto"/>
-        <w:ind w:left="426"/>
-        <w:rPr>
-          <w:rFonts w:ascii="Arial" w:hAnsi="Arial" w:cs="Arial"/>
-          <w:sz w:val="20"/>
-          <w:szCs w:val="20"/>
-        </w:rPr>
-      </w:pPr>
-      <w:r>
-        <w:rPr>
-          <w:rFonts w:ascii="Arial" w:hAnsi="Arial" w:cs="Arial"/>
-          <w:sz w:val="20"/>
-          <w:szCs w:val="20"/>
-        </w:rPr>
-        <w:t xml:space="preserve">The </w:t>
+        <w:rPr>
+          <w:rFonts w:ascii="Arial" w:hAnsi="Arial" w:cs="Arial"/>
+          <w:sz w:val="20"/>
+          <w:szCs w:val="20"/>
+        </w:rPr>
+      </w:pPr>
+    </w:p>
+    <w:p>
+      <w:pPr>
+        <w:spacing w:after="0" w:line="240" w:lineRule="auto"/>
+        <w:rPr>
+          <w:rFonts w:ascii="Arial" w:hAnsi="Arial" w:cs="Arial"/>
+          <w:b/>
+          <w:bCs/>
+          <w:sz w:val="20"/>
+          <w:szCs w:val="20"/>
+        </w:rPr>
+        <w:sectPr>
+          <w:type w:val="continuous"/>
+          <w:pgSz w:w="11906" w:h="16838"/>
+          <w:pgMar w:top="567" w:right="1440" w:bottom="567" w:left="1440" w:header="708" w:footer="708" w:gutter="0"/>
+          <w:cols w:space="708"/>
+          <w:docGrid w:linePitch="360"/>
+        </w:sectPr>
+      </w:pPr>
+      <w:r>
+        <w:rPr>
+          <w:rFonts w:ascii="Arial" w:hAnsi="Arial" w:cs="Arial"/>
+          <w:b/>
+          <w:bCs/>
+          <w:sz w:val="20"/>
+          <w:szCs w:val="20"/>
+        </w:rPr>
+        <w:t>5</w:t>
+      </w:r>
+      <w:r>
+        <w:rPr>
+          <w:rFonts w:ascii="Arial" w:hAnsi="Arial" w:cs="Arial"/>
+          <w:b/>
+          <w:bCs/>
+          <w:sz w:val="20"/>
+          <w:szCs w:val="20"/>
+        </w:rPr>
+        <w:t xml:space="preserve">9. The </w:t>
       </w:r>
       <w:proofErr w:type="gramStart"/>
       <w:r>
         <w:rPr>
           <w:rFonts w:ascii="Arial" w:hAnsi="Arial" w:cs="Arial"/>
+          <w:b/>
+          <w:bCs/>
           <w:sz w:val="20"/>
           <w:szCs w:val="20"/>
         </w:rPr>
@@ -6758,18 +6700,29 @@
       <w:r>
         <w:rPr>
           <w:rFonts w:ascii="Arial" w:hAnsi="Arial" w:cs="Arial"/>
+          <w:b/>
+          <w:bCs/>
           <w:sz w:val="20"/>
           <w:szCs w:val="20"/>
         </w:rPr>
         <w:t xml:space="preserve"> ls in MySQL Monitor (mysql client) does what?</w:t>
       </w:r>
-      <w:r>
-        <w:rPr>
-          <w:rFonts w:ascii="Arial" w:hAnsi="Arial" w:cs="Arial"/>
-          <w:sz w:val="20"/>
-          <w:szCs w:val="20"/>
-        </w:rPr>
-        <w:br/>
+    </w:p>
+    <w:p>
+      <w:pPr>
+        <w:spacing w:after="0" w:line="240" w:lineRule="auto"/>
+        <w:rPr>
+          <w:rFonts w:ascii="Arial" w:hAnsi="Arial" w:cs="Arial"/>
+          <w:sz w:val="20"/>
+          <w:szCs w:val="20"/>
+        </w:rPr>
+      </w:pPr>
+      <w:r>
+        <w:rPr>
+          <w:rFonts w:ascii="Arial" w:hAnsi="Arial" w:cs="Arial"/>
+          <w:sz w:val="20"/>
+          <w:szCs w:val="20"/>
+        </w:rPr>
         <w:t>A) Lists tables in database</w:t>
       </w:r>
       <w:r>
@@ -6803,41 +6756,74 @@
     <w:p>
       <w:pPr>
         <w:spacing w:after="0" w:line="240" w:lineRule="auto"/>
-        <w:ind w:left="426"/>
-        <w:rPr>
-          <w:rFonts w:ascii="Arial" w:hAnsi="Arial" w:cs="Arial"/>
-          <w:sz w:val="20"/>
-          <w:szCs w:val="20"/>
-        </w:rPr>
-      </w:pPr>
-    </w:p>
-    <w:p>
-      <w:pPr>
-        <w:pStyle w:val="ListParagraph"/>
-        <w:numPr>
-          <w:ilvl w:val="0"/>
-          <w:numId w:val="4"/>
-        </w:numPr>
-        <w:spacing w:after="0" w:line="240" w:lineRule="auto"/>
-        <w:ind w:left="426"/>
-        <w:rPr>
-          <w:rFonts w:ascii="Arial" w:hAnsi="Arial" w:cs="Arial"/>
-          <w:sz w:val="20"/>
-          <w:szCs w:val="20"/>
-        </w:rPr>
-      </w:pPr>
-      <w:r>
-        <w:rPr>
-          <w:rFonts w:ascii="Arial" w:hAnsi="Arial" w:cs="Arial"/>
-          <w:sz w:val="20"/>
-          <w:szCs w:val="20"/>
-        </w:rPr>
-        <w:t xml:space="preserve">During conceptual </w:t>
+        <w:rPr>
+          <w:rFonts w:ascii="Arial" w:hAnsi="Arial" w:cs="Arial"/>
+          <w:sz w:val="20"/>
+          <w:szCs w:val="20"/>
+        </w:rPr>
+        <w:sectPr>
+          <w:type w:val="continuous"/>
+          <w:pgSz w:w="11906" w:h="16838"/>
+          <w:pgMar w:top="567" w:right="1440" w:bottom="567" w:left="1440" w:header="708" w:footer="708" w:gutter="0"/>
+          <w:cols w:num="2" w:space="708"/>
+          <w:docGrid w:linePitch="360"/>
+        </w:sectPr>
+      </w:pPr>
+    </w:p>
+    <w:p>
+      <w:pPr>
+        <w:spacing w:after="0" w:line="240" w:lineRule="auto"/>
+        <w:rPr>
+          <w:rFonts w:ascii="Arial" w:hAnsi="Arial" w:cs="Arial"/>
+          <w:sz w:val="20"/>
+          <w:szCs w:val="20"/>
+        </w:rPr>
+      </w:pPr>
+    </w:p>
+    <w:p>
+      <w:pPr>
+        <w:spacing w:after="0" w:line="240" w:lineRule="auto"/>
+        <w:rPr>
+          <w:rFonts w:ascii="Arial" w:hAnsi="Arial" w:cs="Arial"/>
+          <w:b/>
+          <w:bCs/>
+          <w:sz w:val="20"/>
+          <w:szCs w:val="20"/>
+        </w:rPr>
+        <w:sectPr>
+          <w:type w:val="continuous"/>
+          <w:pgSz w:w="11906" w:h="16838"/>
+          <w:pgMar w:top="567" w:right="1440" w:bottom="567" w:left="1440" w:header="708" w:footer="708" w:gutter="0"/>
+          <w:cols w:space="708"/>
+          <w:docGrid w:linePitch="360"/>
+        </w:sectPr>
+      </w:pPr>
+      <w:r>
+        <w:rPr>
+          <w:rFonts w:ascii="Arial" w:hAnsi="Arial" w:cs="Arial"/>
+          <w:b/>
+          <w:bCs/>
+          <w:sz w:val="20"/>
+          <w:szCs w:val="20"/>
+        </w:rPr>
+        <w:t>6</w:t>
+      </w:r>
+      <w:r>
+        <w:rPr>
+          <w:rFonts w:ascii="Arial" w:hAnsi="Arial" w:cs="Arial"/>
+          <w:b/>
+          <w:bCs/>
+          <w:sz w:val="20"/>
+          <w:szCs w:val="20"/>
+        </w:rPr>
+        <w:t xml:space="preserve">0. During conceptual </w:t>
       </w:r>
       <w:proofErr w:type="spellStart"/>
       <w:r>
         <w:rPr>
           <w:rFonts w:ascii="Arial" w:hAnsi="Arial" w:cs="Arial"/>
+          <w:b/>
+          <w:bCs/>
           <w:sz w:val="20"/>
           <w:szCs w:val="20"/>
         </w:rPr>
@@ -6847,18 +6833,29 @@
       <w:r>
         <w:rPr>
           <w:rFonts w:ascii="Arial" w:hAnsi="Arial" w:cs="Arial"/>
+          <w:b/>
+          <w:bCs/>
           <w:sz w:val="20"/>
           <w:szCs w:val="20"/>
         </w:rPr>
         <w:t>, an "associative entity" is used to:</w:t>
       </w:r>
-      <w:r>
-        <w:rPr>
-          <w:rFonts w:ascii="Arial" w:hAnsi="Arial" w:cs="Arial"/>
-          <w:sz w:val="20"/>
-          <w:szCs w:val="20"/>
-        </w:rPr>
-        <w:br/>
+    </w:p>
+    <w:p>
+      <w:pPr>
+        <w:spacing w:after="0" w:line="240" w:lineRule="auto"/>
+        <w:rPr>
+          <w:rFonts w:ascii="Arial" w:hAnsi="Arial" w:cs="Arial"/>
+          <w:sz w:val="20"/>
+          <w:szCs w:val="20"/>
+        </w:rPr>
+      </w:pPr>
+      <w:r>
+        <w:rPr>
+          <w:rFonts w:ascii="Arial" w:hAnsi="Arial" w:cs="Arial"/>
+          <w:sz w:val="20"/>
+          <w:szCs w:val="20"/>
+        </w:rPr>
         <w:t>A) Represent a many-to-many relationship with additional attributes</w:t>
       </w:r>
       <w:r>
@@ -6910,44 +6907,84 @@
     <w:p>
       <w:pPr>
         <w:spacing w:after="0" w:line="240" w:lineRule="auto"/>
-        <w:ind w:left="426"/>
-        <w:rPr>
-          <w:rFonts w:ascii="Arial" w:hAnsi="Arial" w:cs="Arial"/>
-          <w:sz w:val="20"/>
-          <w:szCs w:val="20"/>
-        </w:rPr>
-      </w:pPr>
-    </w:p>
-    <w:p>
-      <w:pPr>
-        <w:pStyle w:val="ListParagraph"/>
-        <w:numPr>
-          <w:ilvl w:val="0"/>
-          <w:numId w:val="4"/>
-        </w:numPr>
-        <w:spacing w:after="0" w:line="240" w:lineRule="auto"/>
-        <w:ind w:left="426"/>
-        <w:rPr>
-          <w:rFonts w:ascii="Arial" w:hAnsi="Arial" w:cs="Arial"/>
-          <w:sz w:val="20"/>
-          <w:szCs w:val="20"/>
-        </w:rPr>
-      </w:pPr>
-      <w:r>
-        <w:rPr>
-          <w:rFonts w:ascii="Arial" w:hAnsi="Arial" w:cs="Arial"/>
-          <w:sz w:val="20"/>
-          <w:szCs w:val="20"/>
-        </w:rPr>
-        <w:t>Which of the following is NOT typically part of a logical data model?</w:t>
-      </w:r>
-      <w:r>
-        <w:rPr>
-          <w:rFonts w:ascii="Arial" w:hAnsi="Arial" w:cs="Arial"/>
-          <w:sz w:val="20"/>
-          <w:szCs w:val="20"/>
-        </w:rPr>
-        <w:br/>
+        <w:rPr>
+          <w:rFonts w:ascii="Arial" w:hAnsi="Arial" w:cs="Arial"/>
+          <w:sz w:val="20"/>
+          <w:szCs w:val="20"/>
+        </w:rPr>
+        <w:sectPr>
+          <w:type w:val="continuous"/>
+          <w:pgSz w:w="11906" w:h="16838"/>
+          <w:pgMar w:top="567" w:right="1440" w:bottom="567" w:left="1440" w:header="708" w:footer="708" w:gutter="0"/>
+          <w:cols w:num="2" w:space="708"/>
+          <w:docGrid w:linePitch="360"/>
+        </w:sectPr>
+      </w:pPr>
+    </w:p>
+    <w:p>
+      <w:pPr>
+        <w:spacing w:after="0" w:line="240" w:lineRule="auto"/>
+        <w:rPr>
+          <w:rFonts w:ascii="Arial" w:hAnsi="Arial" w:cs="Arial"/>
+          <w:sz w:val="20"/>
+          <w:szCs w:val="20"/>
+        </w:rPr>
+      </w:pPr>
+    </w:p>
+    <w:p>
+      <w:pPr>
+        <w:spacing w:after="0" w:line="240" w:lineRule="auto"/>
+        <w:rPr>
+          <w:rFonts w:ascii="Arial" w:hAnsi="Arial" w:cs="Arial"/>
+          <w:b/>
+          <w:bCs/>
+          <w:sz w:val="20"/>
+          <w:szCs w:val="20"/>
+        </w:rPr>
+        <w:sectPr>
+          <w:type w:val="continuous"/>
+          <w:pgSz w:w="11906" w:h="16838"/>
+          <w:pgMar w:top="567" w:right="1440" w:bottom="567" w:left="1440" w:header="708" w:footer="708" w:gutter="0"/>
+          <w:cols w:space="708"/>
+          <w:docGrid w:linePitch="360"/>
+        </w:sectPr>
+      </w:pPr>
+      <w:r>
+        <w:rPr>
+          <w:rFonts w:ascii="Arial" w:hAnsi="Arial" w:cs="Arial"/>
+          <w:b/>
+          <w:bCs/>
+          <w:sz w:val="20"/>
+          <w:szCs w:val="20"/>
+        </w:rPr>
+        <w:t>6</w:t>
+      </w:r>
+      <w:r>
+        <w:rPr>
+          <w:rFonts w:ascii="Arial" w:hAnsi="Arial" w:cs="Arial"/>
+          <w:b/>
+          <w:bCs/>
+          <w:sz w:val="20"/>
+          <w:szCs w:val="20"/>
+        </w:rPr>
+        <w:t>1. Which of the following is NOT typically part of a logical data model?</w:t>
+      </w:r>
+    </w:p>
+    <w:p>
+      <w:pPr>
+        <w:spacing w:after="0" w:line="240" w:lineRule="auto"/>
+        <w:rPr>
+          <w:rFonts w:ascii="Arial" w:hAnsi="Arial" w:cs="Arial"/>
+          <w:sz w:val="20"/>
+          <w:szCs w:val="20"/>
+        </w:rPr>
+      </w:pPr>
+      <w:r>
+        <w:rPr>
+          <w:rFonts w:ascii="Arial" w:hAnsi="Arial" w:cs="Arial"/>
+          <w:sz w:val="20"/>
+          <w:szCs w:val="20"/>
+        </w:rPr>
         <w:t>A) Primary and foreign keys</w:t>
       </w:r>
       <w:r>
@@ -6981,44 +7018,84 @@
     <w:p>
       <w:pPr>
         <w:spacing w:after="0" w:line="240" w:lineRule="auto"/>
-        <w:ind w:left="426"/>
-        <w:rPr>
-          <w:rFonts w:ascii="Arial" w:hAnsi="Arial" w:cs="Arial"/>
-          <w:sz w:val="20"/>
-          <w:szCs w:val="20"/>
-        </w:rPr>
-      </w:pPr>
-    </w:p>
-    <w:p>
-      <w:pPr>
-        <w:pStyle w:val="ListParagraph"/>
-        <w:numPr>
-          <w:ilvl w:val="0"/>
-          <w:numId w:val="4"/>
-        </w:numPr>
-        <w:spacing w:after="0" w:line="240" w:lineRule="auto"/>
-        <w:ind w:left="426"/>
-        <w:rPr>
-          <w:rFonts w:ascii="Arial" w:hAnsi="Arial" w:cs="Arial"/>
-          <w:sz w:val="20"/>
-          <w:szCs w:val="20"/>
-        </w:rPr>
-      </w:pPr>
-      <w:r>
-        <w:rPr>
-          <w:rFonts w:ascii="Arial" w:hAnsi="Arial" w:cs="Arial"/>
-          <w:sz w:val="20"/>
-          <w:szCs w:val="20"/>
-        </w:rPr>
-        <w:t>12. A physical data model in MySQL includes decisions about:</w:t>
-      </w:r>
-      <w:r>
-        <w:rPr>
-          <w:rFonts w:ascii="Arial" w:hAnsi="Arial" w:cs="Arial"/>
-          <w:sz w:val="20"/>
-          <w:szCs w:val="20"/>
-        </w:rPr>
-        <w:br/>
+        <w:rPr>
+          <w:rFonts w:ascii="Arial" w:hAnsi="Arial" w:cs="Arial"/>
+          <w:sz w:val="20"/>
+          <w:szCs w:val="20"/>
+        </w:rPr>
+        <w:sectPr>
+          <w:type w:val="continuous"/>
+          <w:pgSz w:w="11906" w:h="16838"/>
+          <w:pgMar w:top="567" w:right="1440" w:bottom="567" w:left="1440" w:header="708" w:footer="708" w:gutter="0"/>
+          <w:cols w:num="2" w:space="708"/>
+          <w:docGrid w:linePitch="360"/>
+        </w:sectPr>
+      </w:pPr>
+    </w:p>
+    <w:p>
+      <w:pPr>
+        <w:spacing w:after="0" w:line="240" w:lineRule="auto"/>
+        <w:rPr>
+          <w:rFonts w:ascii="Arial" w:hAnsi="Arial" w:cs="Arial"/>
+          <w:sz w:val="20"/>
+          <w:szCs w:val="20"/>
+        </w:rPr>
+      </w:pPr>
+    </w:p>
+    <w:p>
+      <w:pPr>
+        <w:spacing w:after="0" w:line="240" w:lineRule="auto"/>
+        <w:rPr>
+          <w:rFonts w:ascii="Arial" w:hAnsi="Arial" w:cs="Arial"/>
+          <w:b/>
+          <w:bCs/>
+          <w:sz w:val="20"/>
+          <w:szCs w:val="20"/>
+        </w:rPr>
+        <w:sectPr>
+          <w:type w:val="continuous"/>
+          <w:pgSz w:w="11906" w:h="16838"/>
+          <w:pgMar w:top="567" w:right="1440" w:bottom="567" w:left="1440" w:header="708" w:footer="708" w:gutter="0"/>
+          <w:cols w:space="708"/>
+          <w:docGrid w:linePitch="360"/>
+        </w:sectPr>
+      </w:pPr>
+      <w:r>
+        <w:rPr>
+          <w:rFonts w:ascii="Arial" w:hAnsi="Arial" w:cs="Arial"/>
+          <w:b/>
+          <w:bCs/>
+          <w:sz w:val="20"/>
+          <w:szCs w:val="20"/>
+        </w:rPr>
+        <w:t>6</w:t>
+      </w:r>
+      <w:r>
+        <w:rPr>
+          <w:rFonts w:ascii="Arial" w:hAnsi="Arial" w:cs="Arial"/>
+          <w:b/>
+          <w:bCs/>
+          <w:sz w:val="20"/>
+          <w:szCs w:val="20"/>
+        </w:rPr>
+        <w:t>2. A physical data model in MySQL includes decisions about:</w:t>
+      </w:r>
+    </w:p>
+    <w:p>
+      <w:pPr>
+        <w:spacing w:after="0" w:line="240" w:lineRule="auto"/>
+        <w:rPr>
+          <w:rFonts w:ascii="Arial" w:hAnsi="Arial" w:cs="Arial"/>
+          <w:sz w:val="20"/>
+          <w:szCs w:val="20"/>
+        </w:rPr>
+      </w:pPr>
+      <w:r>
+        <w:rPr>
+          <w:rFonts w:ascii="Arial" w:hAnsi="Arial" w:cs="Arial"/>
+          <w:sz w:val="20"/>
+          <w:szCs w:val="20"/>
+        </w:rPr>
         <w:t>A) Which storage engine (</w:t>
       </w:r>
       <w:proofErr w:type="spellStart"/>
@@ -7088,41 +7165,74 @@
     <w:p>
       <w:pPr>
         <w:spacing w:after="0" w:line="240" w:lineRule="auto"/>
-        <w:ind w:left="426"/>
-        <w:rPr>
-          <w:rFonts w:ascii="Arial" w:hAnsi="Arial" w:cs="Arial"/>
-          <w:sz w:val="20"/>
-          <w:szCs w:val="20"/>
-        </w:rPr>
-      </w:pPr>
-    </w:p>
-    <w:p>
-      <w:pPr>
-        <w:pStyle w:val="ListParagraph"/>
-        <w:numPr>
-          <w:ilvl w:val="0"/>
-          <w:numId w:val="4"/>
-        </w:numPr>
-        <w:spacing w:after="0" w:line="240" w:lineRule="auto"/>
-        <w:ind w:left="426"/>
-        <w:rPr>
-          <w:rFonts w:ascii="Arial" w:hAnsi="Arial" w:cs="Arial"/>
-          <w:sz w:val="20"/>
-          <w:szCs w:val="20"/>
-        </w:rPr>
-      </w:pPr>
-      <w:r>
-        <w:rPr>
-          <w:rFonts w:ascii="Arial" w:hAnsi="Arial" w:cs="Arial"/>
-          <w:sz w:val="20"/>
-          <w:szCs w:val="20"/>
-        </w:rPr>
-        <w:t xml:space="preserve">In ER </w:t>
+        <w:rPr>
+          <w:rFonts w:ascii="Arial" w:hAnsi="Arial" w:cs="Arial"/>
+          <w:sz w:val="20"/>
+          <w:szCs w:val="20"/>
+        </w:rPr>
+        <w:sectPr>
+          <w:type w:val="continuous"/>
+          <w:pgSz w:w="11906" w:h="16838"/>
+          <w:pgMar w:top="567" w:right="1440" w:bottom="567" w:left="1440" w:header="708" w:footer="708" w:gutter="0"/>
+          <w:cols w:num="2" w:space="708"/>
+          <w:docGrid w:linePitch="360"/>
+        </w:sectPr>
+      </w:pPr>
+    </w:p>
+    <w:p>
+      <w:pPr>
+        <w:spacing w:after="0" w:line="240" w:lineRule="auto"/>
+        <w:rPr>
+          <w:rFonts w:ascii="Arial" w:hAnsi="Arial" w:cs="Arial"/>
+          <w:sz w:val="20"/>
+          <w:szCs w:val="20"/>
+        </w:rPr>
+      </w:pPr>
+    </w:p>
+    <w:p>
+      <w:pPr>
+        <w:spacing w:after="0" w:line="240" w:lineRule="auto"/>
+        <w:rPr>
+          <w:rFonts w:ascii="Arial" w:hAnsi="Arial" w:cs="Arial"/>
+          <w:b/>
+          <w:bCs/>
+          <w:sz w:val="20"/>
+          <w:szCs w:val="20"/>
+        </w:rPr>
+        <w:sectPr>
+          <w:type w:val="continuous"/>
+          <w:pgSz w:w="11906" w:h="16838"/>
+          <w:pgMar w:top="567" w:right="1440" w:bottom="567" w:left="1440" w:header="708" w:footer="708" w:gutter="0"/>
+          <w:cols w:space="708"/>
+          <w:docGrid w:linePitch="360"/>
+        </w:sectPr>
+      </w:pPr>
+      <w:r>
+        <w:rPr>
+          <w:rFonts w:ascii="Arial" w:hAnsi="Arial" w:cs="Arial"/>
+          <w:b/>
+          <w:bCs/>
+          <w:sz w:val="20"/>
+          <w:szCs w:val="20"/>
+        </w:rPr>
+        <w:t>6</w:t>
+      </w:r>
+      <w:r>
+        <w:rPr>
+          <w:rFonts w:ascii="Arial" w:hAnsi="Arial" w:cs="Arial"/>
+          <w:b/>
+          <w:bCs/>
+          <w:sz w:val="20"/>
+          <w:szCs w:val="20"/>
+        </w:rPr>
+        <w:t xml:space="preserve">3. In ER </w:t>
       </w:r>
       <w:proofErr w:type="spellStart"/>
       <w:r>
         <w:rPr>
           <w:rFonts w:ascii="Arial" w:hAnsi="Arial" w:cs="Arial"/>
+          <w:b/>
+          <w:bCs/>
           <w:sz w:val="20"/>
           <w:szCs w:val="20"/>
         </w:rPr>
@@ -7132,18 +7242,29 @@
       <w:r>
         <w:rPr>
           <w:rFonts w:ascii="Arial" w:hAnsi="Arial" w:cs="Arial"/>
+          <w:b/>
+          <w:bCs/>
           <w:sz w:val="20"/>
           <w:szCs w:val="20"/>
         </w:rPr>
         <w:t>, a "ternary relationship" means:</w:t>
       </w:r>
-      <w:r>
-        <w:rPr>
-          <w:rFonts w:ascii="Arial" w:hAnsi="Arial" w:cs="Arial"/>
-          <w:sz w:val="20"/>
-          <w:szCs w:val="20"/>
-        </w:rPr>
-        <w:br/>
+    </w:p>
+    <w:p>
+      <w:pPr>
+        <w:spacing w:after="0" w:line="240" w:lineRule="auto"/>
+        <w:rPr>
+          <w:rFonts w:ascii="Arial" w:hAnsi="Arial" w:cs="Arial"/>
+          <w:sz w:val="20"/>
+          <w:szCs w:val="20"/>
+        </w:rPr>
+      </w:pPr>
+      <w:r>
+        <w:rPr>
+          <w:rFonts w:ascii="Arial" w:hAnsi="Arial" w:cs="Arial"/>
+          <w:sz w:val="20"/>
+          <w:szCs w:val="20"/>
+        </w:rPr>
         <w:t>A) One entity relates to itself</w:t>
       </w:r>
       <w:r>
@@ -7177,44 +7298,84 @@
     <w:p>
       <w:pPr>
         <w:spacing w:after="0" w:line="240" w:lineRule="auto"/>
-        <w:ind w:left="426"/>
-        <w:rPr>
-          <w:rFonts w:ascii="Arial" w:hAnsi="Arial" w:cs="Arial"/>
-          <w:sz w:val="20"/>
-          <w:szCs w:val="20"/>
-        </w:rPr>
-      </w:pPr>
-    </w:p>
-    <w:p>
-      <w:pPr>
-        <w:pStyle w:val="ListParagraph"/>
-        <w:numPr>
-          <w:ilvl w:val="0"/>
-          <w:numId w:val="4"/>
-        </w:numPr>
-        <w:spacing w:after="0" w:line="240" w:lineRule="auto"/>
-        <w:ind w:left="426"/>
-        <w:rPr>
-          <w:rFonts w:ascii="Arial" w:hAnsi="Arial" w:cs="Arial"/>
-          <w:sz w:val="20"/>
-          <w:szCs w:val="20"/>
-        </w:rPr>
-      </w:pPr>
-      <w:r>
-        <w:rPr>
-          <w:rFonts w:ascii="Arial" w:hAnsi="Arial" w:cs="Arial"/>
-          <w:sz w:val="20"/>
-          <w:szCs w:val="20"/>
-        </w:rPr>
-        <w:t>A derived attribute in ER diagram is shown as:</w:t>
-      </w:r>
-      <w:r>
-        <w:rPr>
-          <w:rFonts w:ascii="Arial" w:hAnsi="Arial" w:cs="Arial"/>
-          <w:sz w:val="20"/>
-          <w:szCs w:val="20"/>
-        </w:rPr>
-        <w:br/>
+        <w:rPr>
+          <w:rFonts w:ascii="Arial" w:hAnsi="Arial" w:cs="Arial"/>
+          <w:sz w:val="20"/>
+          <w:szCs w:val="20"/>
+        </w:rPr>
+        <w:sectPr>
+          <w:type w:val="continuous"/>
+          <w:pgSz w:w="11906" w:h="16838"/>
+          <w:pgMar w:top="567" w:right="1440" w:bottom="567" w:left="1440" w:header="708" w:footer="708" w:gutter="0"/>
+          <w:cols w:num="2" w:space="708"/>
+          <w:docGrid w:linePitch="360"/>
+        </w:sectPr>
+      </w:pPr>
+    </w:p>
+    <w:p>
+      <w:pPr>
+        <w:spacing w:after="0" w:line="240" w:lineRule="auto"/>
+        <w:rPr>
+          <w:rFonts w:ascii="Arial" w:hAnsi="Arial" w:cs="Arial"/>
+          <w:sz w:val="20"/>
+          <w:szCs w:val="20"/>
+        </w:rPr>
+      </w:pPr>
+    </w:p>
+    <w:p>
+      <w:pPr>
+        <w:spacing w:after="0" w:line="240" w:lineRule="auto"/>
+        <w:rPr>
+          <w:rFonts w:ascii="Arial" w:hAnsi="Arial" w:cs="Arial"/>
+          <w:b/>
+          <w:bCs/>
+          <w:sz w:val="20"/>
+          <w:szCs w:val="20"/>
+        </w:rPr>
+        <w:sectPr>
+          <w:type w:val="continuous"/>
+          <w:pgSz w:w="11906" w:h="16838"/>
+          <w:pgMar w:top="567" w:right="1440" w:bottom="567" w:left="1440" w:header="708" w:footer="708" w:gutter="0"/>
+          <w:cols w:space="708"/>
+          <w:docGrid w:linePitch="360"/>
+        </w:sectPr>
+      </w:pPr>
+      <w:r>
+        <w:rPr>
+          <w:rFonts w:ascii="Arial" w:hAnsi="Arial" w:cs="Arial"/>
+          <w:b/>
+          <w:bCs/>
+          <w:sz w:val="20"/>
+          <w:szCs w:val="20"/>
+        </w:rPr>
+        <w:t>6</w:t>
+      </w:r>
+      <w:r>
+        <w:rPr>
+          <w:rFonts w:ascii="Arial" w:hAnsi="Arial" w:cs="Arial"/>
+          <w:b/>
+          <w:bCs/>
+          <w:sz w:val="20"/>
+          <w:szCs w:val="20"/>
+        </w:rPr>
+        <w:t>4. A derived attribute in ER diagram is shown as:</w:t>
+      </w:r>
+    </w:p>
+    <w:p>
+      <w:pPr>
+        <w:spacing w:after="0" w:line="240" w:lineRule="auto"/>
+        <w:rPr>
+          <w:rFonts w:ascii="Arial" w:hAnsi="Arial" w:cs="Arial"/>
+          <w:sz w:val="20"/>
+          <w:szCs w:val="20"/>
+        </w:rPr>
+      </w:pPr>
+      <w:r>
+        <w:rPr>
+          <w:rFonts w:ascii="Arial" w:hAnsi="Arial" w:cs="Arial"/>
+          <w:sz w:val="20"/>
+          <w:szCs w:val="20"/>
+        </w:rPr>
         <w:t>A) Double ellipse</w:t>
       </w:r>
       <w:r>
@@ -7248,41 +7409,74 @@
     <w:p>
       <w:pPr>
         <w:spacing w:after="0" w:line="240" w:lineRule="auto"/>
-        <w:ind w:left="426"/>
-        <w:rPr>
-          <w:rFonts w:ascii="Arial" w:hAnsi="Arial" w:cs="Arial"/>
-          <w:sz w:val="20"/>
-          <w:szCs w:val="20"/>
-        </w:rPr>
-      </w:pPr>
-    </w:p>
-    <w:p>
-      <w:pPr>
-        <w:pStyle w:val="ListParagraph"/>
-        <w:numPr>
-          <w:ilvl w:val="0"/>
-          <w:numId w:val="4"/>
-        </w:numPr>
-        <w:spacing w:after="0" w:line="240" w:lineRule="auto"/>
-        <w:ind w:left="426"/>
-        <w:rPr>
-          <w:rFonts w:ascii="Arial" w:hAnsi="Arial" w:cs="Arial"/>
-          <w:sz w:val="20"/>
-          <w:szCs w:val="20"/>
-        </w:rPr>
-      </w:pPr>
-      <w:r>
-        <w:rPr>
-          <w:rFonts w:ascii="Arial" w:hAnsi="Arial" w:cs="Arial"/>
-          <w:sz w:val="20"/>
-          <w:szCs w:val="20"/>
-        </w:rPr>
-        <w:t xml:space="preserve">In EER (Enhanced ER) </w:t>
+        <w:rPr>
+          <w:rFonts w:ascii="Arial" w:hAnsi="Arial" w:cs="Arial"/>
+          <w:sz w:val="20"/>
+          <w:szCs w:val="20"/>
+        </w:rPr>
+        <w:sectPr>
+          <w:type w:val="continuous"/>
+          <w:pgSz w:w="11906" w:h="16838"/>
+          <w:pgMar w:top="567" w:right="1440" w:bottom="567" w:left="1440" w:header="708" w:footer="708" w:gutter="0"/>
+          <w:cols w:num="2" w:space="708"/>
+          <w:docGrid w:linePitch="360"/>
+        </w:sectPr>
+      </w:pPr>
+    </w:p>
+    <w:p>
+      <w:pPr>
+        <w:spacing w:after="0" w:line="240" w:lineRule="auto"/>
+        <w:rPr>
+          <w:rFonts w:ascii="Arial" w:hAnsi="Arial" w:cs="Arial"/>
+          <w:sz w:val="20"/>
+          <w:szCs w:val="20"/>
+        </w:rPr>
+      </w:pPr>
+    </w:p>
+    <w:p>
+      <w:pPr>
+        <w:spacing w:after="0" w:line="240" w:lineRule="auto"/>
+        <w:rPr>
+          <w:rFonts w:ascii="Arial" w:hAnsi="Arial" w:cs="Arial"/>
+          <w:b/>
+          <w:bCs/>
+          <w:sz w:val="20"/>
+          <w:szCs w:val="20"/>
+        </w:rPr>
+        <w:sectPr>
+          <w:type w:val="continuous"/>
+          <w:pgSz w:w="11906" w:h="16838"/>
+          <w:pgMar w:top="567" w:right="1440" w:bottom="567" w:left="1440" w:header="708" w:footer="708" w:gutter="0"/>
+          <w:cols w:space="708"/>
+          <w:docGrid w:linePitch="360"/>
+        </w:sectPr>
+      </w:pPr>
+      <w:r>
+        <w:rPr>
+          <w:rFonts w:ascii="Arial" w:hAnsi="Arial" w:cs="Arial"/>
+          <w:b/>
+          <w:bCs/>
+          <w:sz w:val="20"/>
+          <w:szCs w:val="20"/>
+        </w:rPr>
+        <w:t>6</w:t>
+      </w:r>
+      <w:r>
+        <w:rPr>
+          <w:rFonts w:ascii="Arial" w:hAnsi="Arial" w:cs="Arial"/>
+          <w:b/>
+          <w:bCs/>
+          <w:sz w:val="20"/>
+          <w:szCs w:val="20"/>
+        </w:rPr>
+        <w:t xml:space="preserve">5. In EER (Enhanced ER) </w:t>
       </w:r>
       <w:proofErr w:type="spellStart"/>
       <w:r>
         <w:rPr>
           <w:rFonts w:ascii="Arial" w:hAnsi="Arial" w:cs="Arial"/>
+          <w:b/>
+          <w:bCs/>
           <w:sz w:val="20"/>
           <w:szCs w:val="20"/>
         </w:rPr>
@@ -7292,18 +7486,29 @@
       <w:r>
         <w:rPr>
           <w:rFonts w:ascii="Arial" w:hAnsi="Arial" w:cs="Arial"/>
+          <w:b/>
+          <w:bCs/>
           <w:sz w:val="20"/>
           <w:szCs w:val="20"/>
         </w:rPr>
         <w:t>, "category" (union type) means:</w:t>
       </w:r>
-      <w:r>
-        <w:rPr>
-          <w:rFonts w:ascii="Arial" w:hAnsi="Arial" w:cs="Arial"/>
-          <w:sz w:val="20"/>
-          <w:szCs w:val="20"/>
-        </w:rPr>
-        <w:br/>
+    </w:p>
+    <w:p>
+      <w:pPr>
+        <w:spacing w:after="0" w:line="240" w:lineRule="auto"/>
+        <w:rPr>
+          <w:rFonts w:ascii="Arial" w:hAnsi="Arial" w:cs="Arial"/>
+          <w:sz w:val="20"/>
+          <w:szCs w:val="20"/>
+        </w:rPr>
+      </w:pPr>
+      <w:r>
+        <w:rPr>
+          <w:rFonts w:ascii="Arial" w:hAnsi="Arial" w:cs="Arial"/>
+          <w:sz w:val="20"/>
+          <w:szCs w:val="20"/>
+        </w:rPr>
         <w:t xml:space="preserve">A) An entity that is a subclass of multiple </w:t>
       </w:r>
       <w:proofErr w:type="spellStart"/>
@@ -7347,44 +7552,84 @@
     <w:p>
       <w:pPr>
         <w:spacing w:after="0" w:line="240" w:lineRule="auto"/>
-        <w:ind w:left="426"/>
-        <w:rPr>
-          <w:rFonts w:ascii="Arial" w:hAnsi="Arial" w:cs="Arial"/>
-          <w:sz w:val="20"/>
-          <w:szCs w:val="20"/>
-        </w:rPr>
-      </w:pPr>
-    </w:p>
-    <w:p>
-      <w:pPr>
-        <w:pStyle w:val="ListParagraph"/>
-        <w:numPr>
-          <w:ilvl w:val="0"/>
-          <w:numId w:val="4"/>
-        </w:numPr>
-        <w:spacing w:after="0" w:line="240" w:lineRule="auto"/>
-        <w:ind w:left="426"/>
-        <w:rPr>
-          <w:rFonts w:ascii="Arial" w:hAnsi="Arial" w:cs="Arial"/>
-          <w:sz w:val="20"/>
-          <w:szCs w:val="20"/>
-        </w:rPr>
-      </w:pPr>
-      <w:r>
-        <w:rPr>
-          <w:rFonts w:ascii="Arial" w:hAnsi="Arial" w:cs="Arial"/>
-          <w:sz w:val="20"/>
-          <w:szCs w:val="20"/>
-        </w:rPr>
-        <w:t>The "participation constraint" in ER diagram (total vs partial) is indicated by:</w:t>
-      </w:r>
-      <w:r>
-        <w:rPr>
-          <w:rFonts w:ascii="Arial" w:hAnsi="Arial" w:cs="Arial"/>
-          <w:sz w:val="20"/>
-          <w:szCs w:val="20"/>
-        </w:rPr>
-        <w:br/>
+        <w:rPr>
+          <w:rFonts w:ascii="Arial" w:hAnsi="Arial" w:cs="Arial"/>
+          <w:sz w:val="20"/>
+          <w:szCs w:val="20"/>
+        </w:rPr>
+        <w:sectPr>
+          <w:type w:val="continuous"/>
+          <w:pgSz w:w="11906" w:h="16838"/>
+          <w:pgMar w:top="567" w:right="1440" w:bottom="567" w:left="1440" w:header="708" w:footer="708" w:gutter="0"/>
+          <w:cols w:num="2" w:space="708"/>
+          <w:docGrid w:linePitch="360"/>
+        </w:sectPr>
+      </w:pPr>
+    </w:p>
+    <w:p>
+      <w:pPr>
+        <w:spacing w:after="0" w:line="240" w:lineRule="auto"/>
+        <w:rPr>
+          <w:rFonts w:ascii="Arial" w:hAnsi="Arial" w:cs="Arial"/>
+          <w:sz w:val="20"/>
+          <w:szCs w:val="20"/>
+        </w:rPr>
+      </w:pPr>
+    </w:p>
+    <w:p>
+      <w:pPr>
+        <w:spacing w:after="0" w:line="240" w:lineRule="auto"/>
+        <w:rPr>
+          <w:rFonts w:ascii="Arial" w:hAnsi="Arial" w:cs="Arial"/>
+          <w:b/>
+          <w:bCs/>
+          <w:sz w:val="20"/>
+          <w:szCs w:val="20"/>
+        </w:rPr>
+        <w:sectPr>
+          <w:type w:val="continuous"/>
+          <w:pgSz w:w="11906" w:h="16838"/>
+          <w:pgMar w:top="567" w:right="1440" w:bottom="567" w:left="1440" w:header="708" w:footer="708" w:gutter="0"/>
+          <w:cols w:space="708"/>
+          <w:docGrid w:linePitch="360"/>
+        </w:sectPr>
+      </w:pPr>
+      <w:r>
+        <w:rPr>
+          <w:rFonts w:ascii="Arial" w:hAnsi="Arial" w:cs="Arial"/>
+          <w:b/>
+          <w:bCs/>
+          <w:sz w:val="20"/>
+          <w:szCs w:val="20"/>
+        </w:rPr>
+        <w:t>6</w:t>
+      </w:r>
+      <w:r>
+        <w:rPr>
+          <w:rFonts w:ascii="Arial" w:hAnsi="Arial" w:cs="Arial"/>
+          <w:b/>
+          <w:bCs/>
+          <w:sz w:val="20"/>
+          <w:szCs w:val="20"/>
+        </w:rPr>
+        <w:t>6. The "participation constraint" in ER diagram (total vs partial) is indicated by:</w:t>
+      </w:r>
+    </w:p>
+    <w:p>
+      <w:pPr>
+        <w:spacing w:after="0" w:line="240" w:lineRule="auto"/>
+        <w:rPr>
+          <w:rFonts w:ascii="Arial" w:hAnsi="Arial" w:cs="Arial"/>
+          <w:sz w:val="20"/>
+          <w:szCs w:val="20"/>
+        </w:rPr>
+      </w:pPr>
+      <w:r>
+        <w:rPr>
+          <w:rFonts w:ascii="Arial" w:hAnsi="Arial" w:cs="Arial"/>
+          <w:sz w:val="20"/>
+          <w:szCs w:val="20"/>
+        </w:rPr>
         <w:t>A) Double line for total participation</w:t>
       </w:r>
       <w:r>
@@ -7418,41 +7663,74 @@
     <w:p>
       <w:pPr>
         <w:spacing w:after="0" w:line="240" w:lineRule="auto"/>
-        <w:ind w:left="426"/>
-        <w:rPr>
-          <w:rFonts w:ascii="Arial" w:hAnsi="Arial" w:cs="Arial"/>
-          <w:sz w:val="20"/>
-          <w:szCs w:val="20"/>
-        </w:rPr>
-      </w:pPr>
-    </w:p>
-    <w:p>
-      <w:pPr>
-        <w:pStyle w:val="ListParagraph"/>
-        <w:numPr>
-          <w:ilvl w:val="0"/>
-          <w:numId w:val="4"/>
-        </w:numPr>
-        <w:spacing w:after="0" w:line="240" w:lineRule="auto"/>
-        <w:ind w:left="426"/>
-        <w:rPr>
-          <w:rFonts w:ascii="Arial" w:hAnsi="Arial" w:cs="Arial"/>
-          <w:sz w:val="20"/>
-          <w:szCs w:val="20"/>
-        </w:rPr>
-      </w:pPr>
-      <w:r>
-        <w:rPr>
-          <w:rFonts w:ascii="Arial" w:hAnsi="Arial" w:cs="Arial"/>
-          <w:sz w:val="20"/>
-          <w:szCs w:val="20"/>
-        </w:rPr>
-        <w:t xml:space="preserve">According to Codd’s Rule 4 (Dynamic Online </w:t>
+        <w:rPr>
+          <w:rFonts w:ascii="Arial" w:hAnsi="Arial" w:cs="Arial"/>
+          <w:sz w:val="20"/>
+          <w:szCs w:val="20"/>
+        </w:rPr>
+        <w:sectPr>
+          <w:type w:val="continuous"/>
+          <w:pgSz w:w="11906" w:h="16838"/>
+          <w:pgMar w:top="567" w:right="1440" w:bottom="567" w:left="1440" w:header="708" w:footer="708" w:gutter="0"/>
+          <w:cols w:num="2" w:space="708"/>
+          <w:docGrid w:linePitch="360"/>
+        </w:sectPr>
+      </w:pPr>
+    </w:p>
+    <w:p>
+      <w:pPr>
+        <w:spacing w:after="0" w:line="240" w:lineRule="auto"/>
+        <w:rPr>
+          <w:rFonts w:ascii="Arial" w:hAnsi="Arial" w:cs="Arial"/>
+          <w:sz w:val="20"/>
+          <w:szCs w:val="20"/>
+        </w:rPr>
+      </w:pPr>
+    </w:p>
+    <w:p>
+      <w:pPr>
+        <w:spacing w:after="0" w:line="240" w:lineRule="auto"/>
+        <w:rPr>
+          <w:rFonts w:ascii="Arial" w:hAnsi="Arial" w:cs="Arial"/>
+          <w:b/>
+          <w:bCs/>
+          <w:sz w:val="20"/>
+          <w:szCs w:val="20"/>
+        </w:rPr>
+        <w:sectPr>
+          <w:type w:val="continuous"/>
+          <w:pgSz w:w="11906" w:h="16838"/>
+          <w:pgMar w:top="567" w:right="1440" w:bottom="567" w:left="1440" w:header="708" w:footer="708" w:gutter="0"/>
+          <w:cols w:space="708"/>
+          <w:docGrid w:linePitch="360"/>
+        </w:sectPr>
+      </w:pPr>
+      <w:r>
+        <w:rPr>
+          <w:rFonts w:ascii="Arial" w:hAnsi="Arial" w:cs="Arial"/>
+          <w:b/>
+          <w:bCs/>
+          <w:sz w:val="20"/>
+          <w:szCs w:val="20"/>
+        </w:rPr>
+        <w:t>6</w:t>
+      </w:r>
+      <w:r>
+        <w:rPr>
+          <w:rFonts w:ascii="Arial" w:hAnsi="Arial" w:cs="Arial"/>
+          <w:b/>
+          <w:bCs/>
+          <w:sz w:val="20"/>
+          <w:szCs w:val="20"/>
+        </w:rPr>
+        <w:t xml:space="preserve">7. According to Codd’s Rule 4 (Dynamic Online </w:t>
       </w:r>
       <w:proofErr w:type="spellStart"/>
       <w:r>
         <w:rPr>
           <w:rFonts w:ascii="Arial" w:hAnsi="Arial" w:cs="Arial"/>
+          <w:b/>
+          <w:bCs/>
           <w:sz w:val="20"/>
           <w:szCs w:val="20"/>
         </w:rPr>
@@ -7462,6 +7740,8 @@
       <w:r>
         <w:rPr>
           <w:rFonts w:ascii="Arial" w:hAnsi="Arial" w:cs="Arial"/>
+          <w:b/>
+          <w:bCs/>
           <w:sz w:val="20"/>
           <w:szCs w:val="20"/>
         </w:rPr>
@@ -7471,6 +7751,8 @@
       <w:r>
         <w:rPr>
           <w:rFonts w:ascii="Arial" w:hAnsi="Arial" w:cs="Arial"/>
+          <w:b/>
+          <w:bCs/>
           <w:sz w:val="20"/>
           <w:szCs w:val="20"/>
         </w:rPr>
@@ -7480,18 +7762,29 @@
       <w:r>
         <w:rPr>
           <w:rFonts w:ascii="Arial" w:hAnsi="Arial" w:cs="Arial"/>
+          <w:b/>
+          <w:bCs/>
           <w:sz w:val="20"/>
           <w:szCs w:val="20"/>
         </w:rPr>
         <w:t xml:space="preserve"> (data dictionary) must be:</w:t>
       </w:r>
-      <w:r>
-        <w:rPr>
-          <w:rFonts w:ascii="Arial" w:hAnsi="Arial" w:cs="Arial"/>
-          <w:sz w:val="20"/>
-          <w:szCs w:val="20"/>
-        </w:rPr>
-        <w:br/>
+    </w:p>
+    <w:p>
+      <w:pPr>
+        <w:spacing w:after="0" w:line="240" w:lineRule="auto"/>
+        <w:rPr>
+          <w:rFonts w:ascii="Arial" w:hAnsi="Arial" w:cs="Arial"/>
+          <w:sz w:val="20"/>
+          <w:szCs w:val="20"/>
+        </w:rPr>
+      </w:pPr>
+      <w:r>
+        <w:rPr>
+          <w:rFonts w:ascii="Arial" w:hAnsi="Arial" w:cs="Arial"/>
+          <w:sz w:val="20"/>
+          <w:szCs w:val="20"/>
+        </w:rPr>
         <w:t>A) Stored in operating system files only</w:t>
       </w:r>
       <w:r>
@@ -7525,44 +7818,84 @@
     <w:p>
       <w:pPr>
         <w:spacing w:after="0" w:line="240" w:lineRule="auto"/>
-        <w:ind w:left="426"/>
-        <w:rPr>
-          <w:rFonts w:ascii="Arial" w:hAnsi="Arial" w:cs="Arial"/>
-          <w:sz w:val="20"/>
-          <w:szCs w:val="20"/>
-        </w:rPr>
-      </w:pPr>
-    </w:p>
-    <w:p>
-      <w:pPr>
-        <w:pStyle w:val="ListParagraph"/>
-        <w:numPr>
-          <w:ilvl w:val="0"/>
-          <w:numId w:val="4"/>
-        </w:numPr>
-        <w:spacing w:after="0" w:line="240" w:lineRule="auto"/>
-        <w:ind w:left="426"/>
-        <w:rPr>
-          <w:rFonts w:ascii="Arial" w:hAnsi="Arial" w:cs="Arial"/>
-          <w:sz w:val="20"/>
-          <w:szCs w:val="20"/>
-        </w:rPr>
-      </w:pPr>
-      <w:r>
-        <w:rPr>
-          <w:rFonts w:ascii="Arial" w:hAnsi="Arial" w:cs="Arial"/>
-          <w:sz w:val="20"/>
-          <w:szCs w:val="20"/>
-        </w:rPr>
-        <w:t>Which Codd rule is violated if an RDBMS allows a row to exist without a primary key?</w:t>
-      </w:r>
-      <w:r>
-        <w:rPr>
-          <w:rFonts w:ascii="Arial" w:hAnsi="Arial" w:cs="Arial"/>
-          <w:sz w:val="20"/>
-          <w:szCs w:val="20"/>
-        </w:rPr>
-        <w:br/>
+        <w:rPr>
+          <w:rFonts w:ascii="Arial" w:hAnsi="Arial" w:cs="Arial"/>
+          <w:sz w:val="20"/>
+          <w:szCs w:val="20"/>
+        </w:rPr>
+        <w:sectPr>
+          <w:type w:val="continuous"/>
+          <w:pgSz w:w="11906" w:h="16838"/>
+          <w:pgMar w:top="567" w:right="1440" w:bottom="567" w:left="1440" w:header="708" w:footer="708" w:gutter="0"/>
+          <w:cols w:num="2" w:space="708"/>
+          <w:docGrid w:linePitch="360"/>
+        </w:sectPr>
+      </w:pPr>
+    </w:p>
+    <w:p>
+      <w:pPr>
+        <w:spacing w:after="0" w:line="240" w:lineRule="auto"/>
+        <w:rPr>
+          <w:rFonts w:ascii="Arial" w:hAnsi="Arial" w:cs="Arial"/>
+          <w:sz w:val="20"/>
+          <w:szCs w:val="20"/>
+        </w:rPr>
+      </w:pPr>
+    </w:p>
+    <w:p>
+      <w:pPr>
+        <w:spacing w:after="0" w:line="240" w:lineRule="auto"/>
+        <w:rPr>
+          <w:rFonts w:ascii="Arial" w:hAnsi="Arial" w:cs="Arial"/>
+          <w:b/>
+          <w:bCs/>
+          <w:sz w:val="20"/>
+          <w:szCs w:val="20"/>
+        </w:rPr>
+        <w:sectPr>
+          <w:type w:val="continuous"/>
+          <w:pgSz w:w="11906" w:h="16838"/>
+          <w:pgMar w:top="567" w:right="1440" w:bottom="567" w:left="1440" w:header="708" w:footer="708" w:gutter="0"/>
+          <w:cols w:space="708"/>
+          <w:docGrid w:linePitch="360"/>
+        </w:sectPr>
+      </w:pPr>
+      <w:r>
+        <w:rPr>
+          <w:rFonts w:ascii="Arial" w:hAnsi="Arial" w:cs="Arial"/>
+          <w:b/>
+          <w:bCs/>
+          <w:sz w:val="20"/>
+          <w:szCs w:val="20"/>
+        </w:rPr>
+        <w:t>6</w:t>
+      </w:r>
+      <w:r>
+        <w:rPr>
+          <w:rFonts w:ascii="Arial" w:hAnsi="Arial" w:cs="Arial"/>
+          <w:b/>
+          <w:bCs/>
+          <w:sz w:val="20"/>
+          <w:szCs w:val="20"/>
+        </w:rPr>
+        <w:t>8. Which Codd rule is violated if an RDBMS allows a row to exist without a primary key?</w:t>
+      </w:r>
+    </w:p>
+    <w:p>
+      <w:pPr>
+        <w:spacing w:after="0" w:line="240" w:lineRule="auto"/>
+        <w:rPr>
+          <w:rFonts w:ascii="Arial" w:hAnsi="Arial" w:cs="Arial"/>
+          <w:sz w:val="20"/>
+          <w:szCs w:val="20"/>
+        </w:rPr>
+      </w:pPr>
+      <w:r>
+        <w:rPr>
+          <w:rFonts w:ascii="Arial" w:hAnsi="Arial" w:cs="Arial"/>
+          <w:sz w:val="20"/>
+          <w:szCs w:val="20"/>
+        </w:rPr>
         <w:t>A) Rule 1 (Information rule)</w:t>
       </w:r>
       <w:r>
@@ -7596,44 +7929,84 @@
     <w:p>
       <w:pPr>
         <w:spacing w:after="0" w:line="240" w:lineRule="auto"/>
-        <w:ind w:left="426"/>
-        <w:rPr>
-          <w:rFonts w:ascii="Arial" w:hAnsi="Arial" w:cs="Arial"/>
-          <w:sz w:val="20"/>
-          <w:szCs w:val="20"/>
-        </w:rPr>
-      </w:pPr>
-    </w:p>
-    <w:p>
-      <w:pPr>
-        <w:pStyle w:val="ListParagraph"/>
-        <w:numPr>
-          <w:ilvl w:val="0"/>
-          <w:numId w:val="4"/>
-        </w:numPr>
-        <w:spacing w:after="0" w:line="240" w:lineRule="auto"/>
-        <w:ind w:left="426"/>
-        <w:rPr>
-          <w:rFonts w:ascii="Arial" w:hAnsi="Arial" w:cs="Arial"/>
-          <w:sz w:val="20"/>
-          <w:szCs w:val="20"/>
-        </w:rPr>
-      </w:pPr>
-      <w:r>
-        <w:rPr>
-          <w:rFonts w:ascii="Arial" w:hAnsi="Arial" w:cs="Arial"/>
-          <w:sz w:val="20"/>
-          <w:szCs w:val="20"/>
-        </w:rPr>
-        <w:t>"Logical data independence" (Codd’s Rule 9) means:</w:t>
-      </w:r>
-      <w:r>
-        <w:rPr>
-          <w:rFonts w:ascii="Arial" w:hAnsi="Arial" w:cs="Arial"/>
-          <w:sz w:val="20"/>
-          <w:szCs w:val="20"/>
-        </w:rPr>
-        <w:br/>
+        <w:rPr>
+          <w:rFonts w:ascii="Arial" w:hAnsi="Arial" w:cs="Arial"/>
+          <w:sz w:val="20"/>
+          <w:szCs w:val="20"/>
+        </w:rPr>
+        <w:sectPr>
+          <w:type w:val="continuous"/>
+          <w:pgSz w:w="11906" w:h="16838"/>
+          <w:pgMar w:top="567" w:right="1440" w:bottom="567" w:left="1440" w:header="708" w:footer="708" w:gutter="0"/>
+          <w:cols w:num="2" w:space="708"/>
+          <w:docGrid w:linePitch="360"/>
+        </w:sectPr>
+      </w:pPr>
+    </w:p>
+    <w:p>
+      <w:pPr>
+        <w:spacing w:after="0" w:line="240" w:lineRule="auto"/>
+        <w:rPr>
+          <w:rFonts w:ascii="Arial" w:hAnsi="Arial" w:cs="Arial"/>
+          <w:sz w:val="20"/>
+          <w:szCs w:val="20"/>
+        </w:rPr>
+      </w:pPr>
+    </w:p>
+    <w:p>
+      <w:pPr>
+        <w:spacing w:after="0" w:line="240" w:lineRule="auto"/>
+        <w:rPr>
+          <w:rFonts w:ascii="Arial" w:hAnsi="Arial" w:cs="Arial"/>
+          <w:b/>
+          <w:bCs/>
+          <w:sz w:val="20"/>
+          <w:szCs w:val="20"/>
+        </w:rPr>
+        <w:sectPr>
+          <w:type w:val="continuous"/>
+          <w:pgSz w:w="11906" w:h="16838"/>
+          <w:pgMar w:top="567" w:right="1440" w:bottom="567" w:left="1440" w:header="708" w:footer="708" w:gutter="0"/>
+          <w:cols w:space="708"/>
+          <w:docGrid w:linePitch="360"/>
+        </w:sectPr>
+      </w:pPr>
+      <w:r>
+        <w:rPr>
+          <w:rFonts w:ascii="Arial" w:hAnsi="Arial" w:cs="Arial"/>
+          <w:b/>
+          <w:bCs/>
+          <w:sz w:val="20"/>
+          <w:szCs w:val="20"/>
+        </w:rPr>
+        <w:t>6</w:t>
+      </w:r>
+      <w:r>
+        <w:rPr>
+          <w:rFonts w:ascii="Arial" w:hAnsi="Arial" w:cs="Arial"/>
+          <w:b/>
+          <w:bCs/>
+          <w:sz w:val="20"/>
+          <w:szCs w:val="20"/>
+        </w:rPr>
+        <w:t>9. "Logical data independence" (Codd’s Rule 9) means:</w:t>
+      </w:r>
+    </w:p>
+    <w:p>
+      <w:pPr>
+        <w:spacing w:after="0" w:line="240" w:lineRule="auto"/>
+        <w:rPr>
+          <w:rFonts w:ascii="Arial" w:hAnsi="Arial" w:cs="Arial"/>
+          <w:sz w:val="20"/>
+          <w:szCs w:val="20"/>
+        </w:rPr>
+      </w:pPr>
+      <w:r>
+        <w:rPr>
+          <w:rFonts w:ascii="Arial" w:hAnsi="Arial" w:cs="Arial"/>
+          <w:sz w:val="20"/>
+          <w:szCs w:val="20"/>
+        </w:rPr>
         <w:t>A) Changes to storage structures do not affect views</w:t>
       </w:r>
       <w:r>
@@ -7667,44 +8040,84 @@
     <w:p>
       <w:pPr>
         <w:spacing w:after="0" w:line="240" w:lineRule="auto"/>
-        <w:ind w:left="426"/>
-        <w:rPr>
-          <w:rFonts w:ascii="Arial" w:hAnsi="Arial" w:cs="Arial"/>
-          <w:sz w:val="20"/>
-          <w:szCs w:val="20"/>
-        </w:rPr>
-      </w:pPr>
-    </w:p>
-    <w:p>
-      <w:pPr>
-        <w:pStyle w:val="ListParagraph"/>
-        <w:numPr>
-          <w:ilvl w:val="0"/>
-          <w:numId w:val="4"/>
-        </w:numPr>
-        <w:spacing w:after="0" w:line="240" w:lineRule="auto"/>
-        <w:ind w:left="426"/>
-        <w:rPr>
-          <w:rFonts w:ascii="Arial" w:hAnsi="Arial" w:cs="Arial"/>
-          <w:sz w:val="20"/>
-          <w:szCs w:val="20"/>
-        </w:rPr>
-      </w:pPr>
-      <w:r>
-        <w:rPr>
-          <w:rFonts w:ascii="Arial" w:hAnsi="Arial" w:cs="Arial"/>
-          <w:sz w:val="20"/>
-          <w:szCs w:val="20"/>
-        </w:rPr>
-        <w:t>In MySQL, what is the difference between DROP TABLE and TRUNCATE TABLE inside a transaction?</w:t>
-      </w:r>
-      <w:r>
-        <w:rPr>
-          <w:rFonts w:ascii="Arial" w:hAnsi="Arial" w:cs="Arial"/>
-          <w:sz w:val="20"/>
-          <w:szCs w:val="20"/>
-        </w:rPr>
-        <w:br/>
+        <w:rPr>
+          <w:rFonts w:ascii="Arial" w:hAnsi="Arial" w:cs="Arial"/>
+          <w:sz w:val="20"/>
+          <w:szCs w:val="20"/>
+        </w:rPr>
+        <w:sectPr>
+          <w:type w:val="continuous"/>
+          <w:pgSz w:w="11906" w:h="16838"/>
+          <w:pgMar w:top="567" w:right="1440" w:bottom="567" w:left="1440" w:header="708" w:footer="708" w:gutter="0"/>
+          <w:cols w:num="2" w:space="708"/>
+          <w:docGrid w:linePitch="360"/>
+        </w:sectPr>
+      </w:pPr>
+    </w:p>
+    <w:p>
+      <w:pPr>
+        <w:spacing w:after="0" w:line="240" w:lineRule="auto"/>
+        <w:rPr>
+          <w:rFonts w:ascii="Arial" w:hAnsi="Arial" w:cs="Arial"/>
+          <w:sz w:val="20"/>
+          <w:szCs w:val="20"/>
+        </w:rPr>
+      </w:pPr>
+    </w:p>
+    <w:p>
+      <w:pPr>
+        <w:spacing w:after="0" w:line="240" w:lineRule="auto"/>
+        <w:rPr>
+          <w:rFonts w:ascii="Arial" w:hAnsi="Arial" w:cs="Arial"/>
+          <w:b/>
+          <w:bCs/>
+          <w:sz w:val="20"/>
+          <w:szCs w:val="20"/>
+        </w:rPr>
+        <w:sectPr>
+          <w:type w:val="continuous"/>
+          <w:pgSz w:w="11906" w:h="16838"/>
+          <w:pgMar w:top="567" w:right="1440" w:bottom="567" w:left="1440" w:header="708" w:footer="708" w:gutter="0"/>
+          <w:cols w:space="708"/>
+          <w:docGrid w:linePitch="360"/>
+        </w:sectPr>
+      </w:pPr>
+      <w:r>
+        <w:rPr>
+          <w:rFonts w:ascii="Arial" w:hAnsi="Arial" w:cs="Arial"/>
+          <w:b/>
+          <w:bCs/>
+          <w:sz w:val="20"/>
+          <w:szCs w:val="20"/>
+        </w:rPr>
+        <w:t>7</w:t>
+      </w:r>
+      <w:r>
+        <w:rPr>
+          <w:rFonts w:ascii="Arial" w:hAnsi="Arial" w:cs="Arial"/>
+          <w:b/>
+          <w:bCs/>
+          <w:sz w:val="20"/>
+          <w:szCs w:val="20"/>
+        </w:rPr>
+        <w:t>0. In MySQL, what is the difference between DROP TABLE and TRUNCATE TABLE inside a transaction?</w:t>
+      </w:r>
+    </w:p>
+    <w:p>
+      <w:pPr>
+        <w:spacing w:after="0" w:line="240" w:lineRule="auto"/>
+        <w:rPr>
+          <w:rFonts w:ascii="Arial" w:hAnsi="Arial" w:cs="Arial"/>
+          <w:sz w:val="20"/>
+          <w:szCs w:val="20"/>
+        </w:rPr>
+      </w:pPr>
+      <w:r>
+        <w:rPr>
+          <w:rFonts w:ascii="Arial" w:hAnsi="Arial" w:cs="Arial"/>
+          <w:sz w:val="20"/>
+          <w:szCs w:val="20"/>
+        </w:rPr>
         <w:t xml:space="preserve">A) TRUNCATE can be rolled back in </w:t>
       </w:r>
       <w:proofErr w:type="spellStart"/>
@@ -7766,44 +8179,84 @@
     <w:p>
       <w:pPr>
         <w:spacing w:after="0" w:line="240" w:lineRule="auto"/>
-        <w:ind w:left="426"/>
-        <w:rPr>
-          <w:rFonts w:ascii="Arial" w:hAnsi="Arial" w:cs="Arial"/>
-          <w:sz w:val="20"/>
-          <w:szCs w:val="20"/>
-        </w:rPr>
-      </w:pPr>
-    </w:p>
-    <w:p>
-      <w:pPr>
-        <w:pStyle w:val="ListParagraph"/>
-        <w:numPr>
-          <w:ilvl w:val="0"/>
-          <w:numId w:val="4"/>
-        </w:numPr>
-        <w:spacing w:after="0" w:line="240" w:lineRule="auto"/>
-        <w:ind w:left="426"/>
-        <w:rPr>
-          <w:rFonts w:ascii="Arial" w:hAnsi="Arial" w:cs="Arial"/>
-          <w:sz w:val="20"/>
-          <w:szCs w:val="20"/>
-        </w:rPr>
-      </w:pPr>
-      <w:r>
-        <w:rPr>
-          <w:rFonts w:ascii="Arial" w:hAnsi="Arial" w:cs="Arial"/>
-          <w:sz w:val="20"/>
-          <w:szCs w:val="20"/>
-        </w:rPr>
-        <w:t>Which DDL statement can be used to rename a column in MySQL?</w:t>
-      </w:r>
-      <w:r>
-        <w:rPr>
-          <w:rFonts w:ascii="Arial" w:hAnsi="Arial" w:cs="Arial"/>
-          <w:sz w:val="20"/>
-          <w:szCs w:val="20"/>
-        </w:rPr>
-        <w:br/>
+        <w:rPr>
+          <w:rFonts w:ascii="Arial" w:hAnsi="Arial" w:cs="Arial"/>
+          <w:sz w:val="20"/>
+          <w:szCs w:val="20"/>
+        </w:rPr>
+        <w:sectPr>
+          <w:type w:val="continuous"/>
+          <w:pgSz w:w="11906" w:h="16838"/>
+          <w:pgMar w:top="567" w:right="1440" w:bottom="567" w:left="1440" w:header="708" w:footer="708" w:gutter="0"/>
+          <w:cols w:num="2" w:space="708"/>
+          <w:docGrid w:linePitch="360"/>
+        </w:sectPr>
+      </w:pPr>
+    </w:p>
+    <w:p>
+      <w:pPr>
+        <w:spacing w:after="0" w:line="240" w:lineRule="auto"/>
+        <w:rPr>
+          <w:rFonts w:ascii="Arial" w:hAnsi="Arial" w:cs="Arial"/>
+          <w:sz w:val="20"/>
+          <w:szCs w:val="20"/>
+        </w:rPr>
+      </w:pPr>
+    </w:p>
+    <w:p>
+      <w:pPr>
+        <w:spacing w:after="0" w:line="240" w:lineRule="auto"/>
+        <w:rPr>
+          <w:rFonts w:ascii="Arial" w:hAnsi="Arial" w:cs="Arial"/>
+          <w:b/>
+          <w:bCs/>
+          <w:sz w:val="20"/>
+          <w:szCs w:val="20"/>
+        </w:rPr>
+        <w:sectPr>
+          <w:type w:val="continuous"/>
+          <w:pgSz w:w="11906" w:h="16838"/>
+          <w:pgMar w:top="567" w:right="1440" w:bottom="567" w:left="1440" w:header="708" w:footer="708" w:gutter="0"/>
+          <w:cols w:space="708"/>
+          <w:docGrid w:linePitch="360"/>
+        </w:sectPr>
+      </w:pPr>
+      <w:r>
+        <w:rPr>
+          <w:rFonts w:ascii="Arial" w:hAnsi="Arial" w:cs="Arial"/>
+          <w:b/>
+          <w:bCs/>
+          <w:sz w:val="20"/>
+          <w:szCs w:val="20"/>
+        </w:rPr>
+        <w:t>7</w:t>
+      </w:r>
+      <w:r>
+        <w:rPr>
+          <w:rFonts w:ascii="Arial" w:hAnsi="Arial" w:cs="Arial"/>
+          <w:b/>
+          <w:bCs/>
+          <w:sz w:val="20"/>
+          <w:szCs w:val="20"/>
+        </w:rPr>
+        <w:t>1. Which DDL statement can be used to rename a column in MySQL?</w:t>
+      </w:r>
+    </w:p>
+    <w:p>
+      <w:pPr>
+        <w:spacing w:after="0" w:line="240" w:lineRule="auto"/>
+        <w:rPr>
+          <w:rFonts w:ascii="Arial" w:hAnsi="Arial" w:cs="Arial"/>
+          <w:sz w:val="20"/>
+          <w:szCs w:val="20"/>
+        </w:rPr>
+      </w:pPr>
+      <w:r>
+        <w:rPr>
+          <w:rFonts w:ascii="Arial" w:hAnsi="Arial" w:cs="Arial"/>
+          <w:sz w:val="20"/>
+          <w:szCs w:val="20"/>
+        </w:rPr>
         <w:t>A) ALTER TABLE ... RENAME COLUMN</w:t>
       </w:r>
       <w:r>
@@ -7837,41 +8290,74 @@
     <w:p>
       <w:pPr>
         <w:spacing w:after="0" w:line="240" w:lineRule="auto"/>
-        <w:ind w:left="426"/>
-        <w:rPr>
-          <w:rFonts w:ascii="Arial" w:hAnsi="Arial" w:cs="Arial"/>
-          <w:sz w:val="20"/>
-          <w:szCs w:val="20"/>
-        </w:rPr>
-      </w:pPr>
-    </w:p>
-    <w:p>
-      <w:pPr>
-        <w:pStyle w:val="ListParagraph"/>
-        <w:numPr>
-          <w:ilvl w:val="0"/>
-          <w:numId w:val="4"/>
-        </w:numPr>
-        <w:spacing w:after="0" w:line="240" w:lineRule="auto"/>
-        <w:ind w:left="426"/>
-        <w:rPr>
-          <w:rFonts w:ascii="Arial" w:hAnsi="Arial" w:cs="Arial"/>
-          <w:sz w:val="20"/>
-          <w:szCs w:val="20"/>
-        </w:rPr>
-      </w:pPr>
-      <w:r>
-        <w:rPr>
-          <w:rFonts w:ascii="Arial" w:hAnsi="Arial" w:cs="Arial"/>
-          <w:sz w:val="20"/>
-          <w:szCs w:val="20"/>
-        </w:rPr>
-        <w:t>happens when you execute ALTER TABLE t ENGINE=</w:t>
+        <w:rPr>
+          <w:rFonts w:ascii="Arial" w:hAnsi="Arial" w:cs="Arial"/>
+          <w:sz w:val="20"/>
+          <w:szCs w:val="20"/>
+        </w:rPr>
+        <w:sectPr>
+          <w:type w:val="continuous"/>
+          <w:pgSz w:w="11906" w:h="16838"/>
+          <w:pgMar w:top="567" w:right="1440" w:bottom="567" w:left="1440" w:header="708" w:footer="708" w:gutter="0"/>
+          <w:cols w:num="2" w:space="708"/>
+          <w:docGrid w:linePitch="360"/>
+        </w:sectPr>
+      </w:pPr>
+    </w:p>
+    <w:p>
+      <w:pPr>
+        <w:spacing w:after="0" w:line="240" w:lineRule="auto"/>
+        <w:rPr>
+          <w:rFonts w:ascii="Arial" w:hAnsi="Arial" w:cs="Arial"/>
+          <w:sz w:val="20"/>
+          <w:szCs w:val="20"/>
+        </w:rPr>
+      </w:pPr>
+    </w:p>
+    <w:p>
+      <w:pPr>
+        <w:spacing w:after="0" w:line="240" w:lineRule="auto"/>
+        <w:rPr>
+          <w:rFonts w:ascii="Arial" w:hAnsi="Arial" w:cs="Arial"/>
+          <w:b/>
+          <w:bCs/>
+          <w:sz w:val="20"/>
+          <w:szCs w:val="20"/>
+        </w:rPr>
+        <w:sectPr>
+          <w:type w:val="continuous"/>
+          <w:pgSz w:w="11906" w:h="16838"/>
+          <w:pgMar w:top="567" w:right="1440" w:bottom="567" w:left="1440" w:header="708" w:footer="708" w:gutter="0"/>
+          <w:cols w:space="708"/>
+          <w:docGrid w:linePitch="360"/>
+        </w:sectPr>
+      </w:pPr>
+      <w:r>
+        <w:rPr>
+          <w:rFonts w:ascii="Arial" w:hAnsi="Arial" w:cs="Arial"/>
+          <w:b/>
+          <w:bCs/>
+          <w:sz w:val="20"/>
+          <w:szCs w:val="20"/>
+        </w:rPr>
+        <w:t>7</w:t>
+      </w:r>
+      <w:r>
+        <w:rPr>
+          <w:rFonts w:ascii="Arial" w:hAnsi="Arial" w:cs="Arial"/>
+          <w:b/>
+          <w:bCs/>
+          <w:sz w:val="20"/>
+          <w:szCs w:val="20"/>
+        </w:rPr>
+        <w:t>2. What happens when you execute ALTER TABLE t ENGINE=</w:t>
       </w:r>
       <w:proofErr w:type="spellStart"/>
       <w:r>
         <w:rPr>
           <w:rFonts w:ascii="Arial" w:hAnsi="Arial" w:cs="Arial"/>
+          <w:b/>
+          <w:bCs/>
           <w:sz w:val="20"/>
           <w:szCs w:val="20"/>
         </w:rPr>
@@ -7881,6 +8367,8 @@
       <w:r>
         <w:rPr>
           <w:rFonts w:ascii="Arial" w:hAnsi="Arial" w:cs="Arial"/>
+          <w:b/>
+          <w:bCs/>
           <w:sz w:val="20"/>
           <w:szCs w:val="20"/>
         </w:rPr>
@@ -7890,6 +8378,8 @@
       <w:r>
         <w:rPr>
           <w:rFonts w:ascii="Arial" w:hAnsi="Arial" w:cs="Arial"/>
+          <w:b/>
+          <w:bCs/>
           <w:sz w:val="20"/>
           <w:szCs w:val="20"/>
         </w:rPr>
@@ -7899,18 +8389,29 @@
       <w:r>
         <w:rPr>
           <w:rFonts w:ascii="Arial" w:hAnsi="Arial" w:cs="Arial"/>
+          <w:b/>
+          <w:bCs/>
           <w:sz w:val="20"/>
           <w:szCs w:val="20"/>
         </w:rPr>
         <w:t xml:space="preserve"> table?</w:t>
       </w:r>
-      <w:r>
-        <w:rPr>
-          <w:rFonts w:ascii="Arial" w:hAnsi="Arial" w:cs="Arial"/>
-          <w:sz w:val="20"/>
-          <w:szCs w:val="20"/>
-        </w:rPr>
-        <w:br/>
+    </w:p>
+    <w:p>
+      <w:pPr>
+        <w:spacing w:after="0" w:line="240" w:lineRule="auto"/>
+        <w:rPr>
+          <w:rFonts w:ascii="Arial" w:hAnsi="Arial" w:cs="Arial"/>
+          <w:sz w:val="20"/>
+          <w:szCs w:val="20"/>
+        </w:rPr>
+      </w:pPr>
+      <w:r>
+        <w:rPr>
+          <w:rFonts w:ascii="Arial" w:hAnsi="Arial" w:cs="Arial"/>
+          <w:sz w:val="20"/>
+          <w:szCs w:val="20"/>
+        </w:rPr>
         <w:t xml:space="preserve">A) It converts the table to </w:t>
       </w:r>
       <w:proofErr w:type="spellStart"/>
@@ -7972,44 +8473,84 @@
     <w:p>
       <w:pPr>
         <w:spacing w:after="0" w:line="240" w:lineRule="auto"/>
-        <w:ind w:left="426"/>
-        <w:rPr>
-          <w:rFonts w:ascii="Arial" w:hAnsi="Arial" w:cs="Arial"/>
-          <w:sz w:val="20"/>
-          <w:szCs w:val="20"/>
-        </w:rPr>
-      </w:pPr>
-    </w:p>
-    <w:p>
-      <w:pPr>
-        <w:pStyle w:val="ListParagraph"/>
-        <w:numPr>
-          <w:ilvl w:val="0"/>
-          <w:numId w:val="4"/>
-        </w:numPr>
-        <w:spacing w:after="0" w:line="240" w:lineRule="auto"/>
-        <w:ind w:left="426"/>
-        <w:rPr>
-          <w:rFonts w:ascii="Arial" w:hAnsi="Arial" w:cs="Arial"/>
-          <w:sz w:val="20"/>
-          <w:szCs w:val="20"/>
-        </w:rPr>
-      </w:pPr>
-      <w:r>
-        <w:rPr>
-          <w:rFonts w:ascii="Arial" w:hAnsi="Arial" w:cs="Arial"/>
-          <w:sz w:val="20"/>
-          <w:szCs w:val="20"/>
-        </w:rPr>
-        <w:t>The MySQL command RENAME TABLE old TO new; is:</w:t>
-      </w:r>
-      <w:r>
-        <w:rPr>
-          <w:rFonts w:ascii="Arial" w:hAnsi="Arial" w:cs="Arial"/>
-          <w:sz w:val="20"/>
-          <w:szCs w:val="20"/>
-        </w:rPr>
-        <w:br/>
+        <w:rPr>
+          <w:rFonts w:ascii="Arial" w:hAnsi="Arial" w:cs="Arial"/>
+          <w:sz w:val="20"/>
+          <w:szCs w:val="20"/>
+        </w:rPr>
+        <w:sectPr>
+          <w:type w:val="continuous"/>
+          <w:pgSz w:w="11906" w:h="16838"/>
+          <w:pgMar w:top="567" w:right="1440" w:bottom="567" w:left="1440" w:header="708" w:footer="708" w:gutter="0"/>
+          <w:cols w:num="2" w:space="708"/>
+          <w:docGrid w:linePitch="360"/>
+        </w:sectPr>
+      </w:pPr>
+    </w:p>
+    <w:p>
+      <w:pPr>
+        <w:spacing w:after="0" w:line="240" w:lineRule="auto"/>
+        <w:rPr>
+          <w:rFonts w:ascii="Arial" w:hAnsi="Arial" w:cs="Arial"/>
+          <w:sz w:val="20"/>
+          <w:szCs w:val="20"/>
+        </w:rPr>
+      </w:pPr>
+    </w:p>
+    <w:p>
+      <w:pPr>
+        <w:spacing w:after="0" w:line="240" w:lineRule="auto"/>
+        <w:rPr>
+          <w:rFonts w:ascii="Arial" w:hAnsi="Arial" w:cs="Arial"/>
+          <w:b/>
+          <w:bCs/>
+          <w:sz w:val="20"/>
+          <w:szCs w:val="20"/>
+        </w:rPr>
+        <w:sectPr>
+          <w:type w:val="continuous"/>
+          <w:pgSz w:w="11906" w:h="16838"/>
+          <w:pgMar w:top="567" w:right="1440" w:bottom="567" w:left="1440" w:header="708" w:footer="708" w:gutter="0"/>
+          <w:cols w:space="708"/>
+          <w:docGrid w:linePitch="360"/>
+        </w:sectPr>
+      </w:pPr>
+      <w:r>
+        <w:rPr>
+          <w:rFonts w:ascii="Arial" w:hAnsi="Arial" w:cs="Arial"/>
+          <w:b/>
+          <w:bCs/>
+          <w:sz w:val="20"/>
+          <w:szCs w:val="20"/>
+        </w:rPr>
+        <w:t>7</w:t>
+      </w:r>
+      <w:r>
+        <w:rPr>
+          <w:rFonts w:ascii="Arial" w:hAnsi="Arial" w:cs="Arial"/>
+          <w:b/>
+          <w:bCs/>
+          <w:sz w:val="20"/>
+          <w:szCs w:val="20"/>
+        </w:rPr>
+        <w:t>3. The MySQL command RENAME TABLE old TO new; is:</w:t>
+      </w:r>
+    </w:p>
+    <w:p>
+      <w:pPr>
+        <w:spacing w:after="0" w:line="240" w:lineRule="auto"/>
+        <w:rPr>
+          <w:rFonts w:ascii="Arial" w:hAnsi="Arial" w:cs="Arial"/>
+          <w:sz w:val="20"/>
+          <w:szCs w:val="20"/>
+        </w:rPr>
+      </w:pPr>
+      <w:r>
+        <w:rPr>
+          <w:rFonts w:ascii="Arial" w:hAnsi="Arial" w:cs="Arial"/>
+          <w:sz w:val="20"/>
+          <w:szCs w:val="20"/>
+        </w:rPr>
         <w:t>A) Not allowed if foreign keys reference the table</w:t>
       </w:r>
       <w:r>
@@ -8043,44 +8584,84 @@
     <w:p>
       <w:pPr>
         <w:spacing w:after="0" w:line="240" w:lineRule="auto"/>
-        <w:ind w:left="426"/>
-        <w:rPr>
-          <w:rFonts w:ascii="Arial" w:hAnsi="Arial" w:cs="Arial"/>
-          <w:sz w:val="20"/>
-          <w:szCs w:val="20"/>
-        </w:rPr>
-      </w:pPr>
-    </w:p>
-    <w:p>
-      <w:pPr>
-        <w:pStyle w:val="ListParagraph"/>
-        <w:numPr>
-          <w:ilvl w:val="0"/>
-          <w:numId w:val="4"/>
-        </w:numPr>
-        <w:spacing w:after="0" w:line="240" w:lineRule="auto"/>
-        <w:ind w:left="426"/>
-        <w:rPr>
-          <w:rFonts w:ascii="Arial" w:hAnsi="Arial" w:cs="Arial"/>
-          <w:sz w:val="20"/>
-          <w:szCs w:val="20"/>
-        </w:rPr>
-      </w:pPr>
-      <w:r>
-        <w:rPr>
-          <w:rFonts w:ascii="Arial" w:hAnsi="Arial" w:cs="Arial"/>
-          <w:sz w:val="20"/>
-          <w:szCs w:val="20"/>
-        </w:rPr>
-        <w:t>Given FDs: A → B, BC → D. Which of the following is implied by Armstrong’s axioms?</w:t>
-      </w:r>
-      <w:r>
-        <w:rPr>
-          <w:rFonts w:ascii="Arial" w:hAnsi="Arial" w:cs="Arial"/>
-          <w:sz w:val="20"/>
-          <w:szCs w:val="20"/>
-        </w:rPr>
-        <w:br/>
+        <w:rPr>
+          <w:rFonts w:ascii="Arial" w:hAnsi="Arial" w:cs="Arial"/>
+          <w:sz w:val="20"/>
+          <w:szCs w:val="20"/>
+        </w:rPr>
+        <w:sectPr>
+          <w:type w:val="continuous"/>
+          <w:pgSz w:w="11906" w:h="16838"/>
+          <w:pgMar w:top="567" w:right="1440" w:bottom="567" w:left="1440" w:header="708" w:footer="708" w:gutter="0"/>
+          <w:cols w:num="2" w:space="708"/>
+          <w:docGrid w:linePitch="360"/>
+        </w:sectPr>
+      </w:pPr>
+    </w:p>
+    <w:p>
+      <w:pPr>
+        <w:spacing w:after="0" w:line="240" w:lineRule="auto"/>
+        <w:rPr>
+          <w:rFonts w:ascii="Arial" w:hAnsi="Arial" w:cs="Arial"/>
+          <w:sz w:val="20"/>
+          <w:szCs w:val="20"/>
+        </w:rPr>
+      </w:pPr>
+    </w:p>
+    <w:p>
+      <w:pPr>
+        <w:spacing w:after="0" w:line="240" w:lineRule="auto"/>
+        <w:rPr>
+          <w:rFonts w:ascii="Arial" w:hAnsi="Arial" w:cs="Arial"/>
+          <w:b/>
+          <w:bCs/>
+          <w:sz w:val="20"/>
+          <w:szCs w:val="20"/>
+        </w:rPr>
+        <w:sectPr>
+          <w:type w:val="continuous"/>
+          <w:pgSz w:w="11906" w:h="16838"/>
+          <w:pgMar w:top="567" w:right="1440" w:bottom="567" w:left="1440" w:header="708" w:footer="708" w:gutter="0"/>
+          <w:cols w:space="708"/>
+          <w:docGrid w:linePitch="360"/>
+        </w:sectPr>
+      </w:pPr>
+      <w:r>
+        <w:rPr>
+          <w:rFonts w:ascii="Arial" w:hAnsi="Arial" w:cs="Arial"/>
+          <w:b/>
+          <w:bCs/>
+          <w:sz w:val="20"/>
+          <w:szCs w:val="20"/>
+        </w:rPr>
+        <w:t>7</w:t>
+      </w:r>
+      <w:r>
+        <w:rPr>
+          <w:rFonts w:ascii="Arial" w:hAnsi="Arial" w:cs="Arial"/>
+          <w:b/>
+          <w:bCs/>
+          <w:sz w:val="20"/>
+          <w:szCs w:val="20"/>
+        </w:rPr>
+        <w:t>4. Given FDs: A → B, BC → D. Which of the following is implied by Armstrong’s axioms?</w:t>
+      </w:r>
+    </w:p>
+    <w:p>
+      <w:pPr>
+        <w:spacing w:after="0" w:line="240" w:lineRule="auto"/>
+        <w:rPr>
+          <w:rFonts w:ascii="Arial" w:hAnsi="Arial" w:cs="Arial"/>
+          <w:sz w:val="20"/>
+          <w:szCs w:val="20"/>
+        </w:rPr>
+      </w:pPr>
+      <w:r>
+        <w:rPr>
+          <w:rFonts w:ascii="Arial" w:hAnsi="Arial" w:cs="Arial"/>
+          <w:sz w:val="20"/>
+          <w:szCs w:val="20"/>
+        </w:rPr>
         <w:t>A) AC → D</w:t>
       </w:r>
       <w:r>
@@ -8114,41 +8695,74 @@
     <w:p>
       <w:pPr>
         <w:spacing w:after="0" w:line="240" w:lineRule="auto"/>
-        <w:ind w:left="426"/>
-        <w:rPr>
-          <w:rFonts w:ascii="Arial" w:hAnsi="Arial" w:cs="Arial"/>
-          <w:sz w:val="20"/>
-          <w:szCs w:val="20"/>
-        </w:rPr>
-      </w:pPr>
-    </w:p>
-    <w:p>
-      <w:pPr>
-        <w:pStyle w:val="ListParagraph"/>
-        <w:numPr>
-          <w:ilvl w:val="0"/>
-          <w:numId w:val="4"/>
-        </w:numPr>
-        <w:spacing w:after="0" w:line="240" w:lineRule="auto"/>
-        <w:ind w:left="426"/>
-        <w:rPr>
-          <w:rFonts w:ascii="Arial" w:hAnsi="Arial" w:cs="Arial"/>
-          <w:sz w:val="20"/>
-          <w:szCs w:val="20"/>
-        </w:rPr>
-      </w:pPr>
-      <w:r>
-        <w:rPr>
-          <w:rFonts w:ascii="Arial" w:hAnsi="Arial" w:cs="Arial"/>
-          <w:sz w:val="20"/>
-          <w:szCs w:val="20"/>
-        </w:rPr>
-        <w:t>A "</w:t>
+        <w:rPr>
+          <w:rFonts w:ascii="Arial" w:hAnsi="Arial" w:cs="Arial"/>
+          <w:sz w:val="20"/>
+          <w:szCs w:val="20"/>
+        </w:rPr>
+        <w:sectPr>
+          <w:type w:val="continuous"/>
+          <w:pgSz w:w="11906" w:h="16838"/>
+          <w:pgMar w:top="567" w:right="1440" w:bottom="567" w:left="1440" w:header="708" w:footer="708" w:gutter="0"/>
+          <w:cols w:num="2" w:space="708"/>
+          <w:docGrid w:linePitch="360"/>
+        </w:sectPr>
+      </w:pPr>
+    </w:p>
+    <w:p>
+      <w:pPr>
+        <w:spacing w:after="0" w:line="240" w:lineRule="auto"/>
+        <w:rPr>
+          <w:rFonts w:ascii="Arial" w:hAnsi="Arial" w:cs="Arial"/>
+          <w:sz w:val="20"/>
+          <w:szCs w:val="20"/>
+        </w:rPr>
+      </w:pPr>
+    </w:p>
+    <w:p>
+      <w:pPr>
+        <w:spacing w:after="0" w:line="240" w:lineRule="auto"/>
+        <w:rPr>
+          <w:rFonts w:ascii="Arial" w:hAnsi="Arial" w:cs="Arial"/>
+          <w:b/>
+          <w:bCs/>
+          <w:sz w:val="20"/>
+          <w:szCs w:val="20"/>
+        </w:rPr>
+        <w:sectPr>
+          <w:type w:val="continuous"/>
+          <w:pgSz w:w="11906" w:h="16838"/>
+          <w:pgMar w:top="567" w:right="1440" w:bottom="567" w:left="1440" w:header="708" w:footer="708" w:gutter="0"/>
+          <w:cols w:space="708"/>
+          <w:docGrid w:linePitch="360"/>
+        </w:sectPr>
+      </w:pPr>
+      <w:r>
+        <w:rPr>
+          <w:rFonts w:ascii="Arial" w:hAnsi="Arial" w:cs="Arial"/>
+          <w:b/>
+          <w:bCs/>
+          <w:sz w:val="20"/>
+          <w:szCs w:val="20"/>
+        </w:rPr>
+        <w:t>7</w:t>
+      </w:r>
+      <w:r>
+        <w:rPr>
+          <w:rFonts w:ascii="Arial" w:hAnsi="Arial" w:cs="Arial"/>
+          <w:b/>
+          <w:bCs/>
+          <w:sz w:val="20"/>
+          <w:szCs w:val="20"/>
+        </w:rPr>
+        <w:t>5. A "</w:t>
       </w:r>
       <w:proofErr w:type="spellStart"/>
       <w:r>
         <w:rPr>
           <w:rFonts w:ascii="Arial" w:hAnsi="Arial" w:cs="Arial"/>
+          <w:b/>
+          <w:bCs/>
           <w:sz w:val="20"/>
           <w:szCs w:val="20"/>
         </w:rPr>
@@ -8158,18 +8772,29 @@
       <w:r>
         <w:rPr>
           <w:rFonts w:ascii="Arial" w:hAnsi="Arial" w:cs="Arial"/>
+          <w:b/>
+          <w:bCs/>
           <w:sz w:val="20"/>
           <w:szCs w:val="20"/>
         </w:rPr>
         <w:t>" is defined as:</w:t>
       </w:r>
-      <w:r>
-        <w:rPr>
-          <w:rFonts w:ascii="Arial" w:hAnsi="Arial" w:cs="Arial"/>
-          <w:sz w:val="20"/>
-          <w:szCs w:val="20"/>
-        </w:rPr>
-        <w:br/>
+    </w:p>
+    <w:p>
+      <w:pPr>
+        <w:spacing w:after="0" w:line="240" w:lineRule="auto"/>
+        <w:rPr>
+          <w:rFonts w:ascii="Arial" w:hAnsi="Arial" w:cs="Arial"/>
+          <w:sz w:val="20"/>
+          <w:szCs w:val="20"/>
+        </w:rPr>
+      </w:pPr>
+      <w:r>
+        <w:rPr>
+          <w:rFonts w:ascii="Arial" w:hAnsi="Arial" w:cs="Arial"/>
+          <w:sz w:val="20"/>
+          <w:szCs w:val="20"/>
+        </w:rPr>
         <w:t>A) A minimal set of attributes that uniquely identifies a row</w:t>
       </w:r>
       <w:r>
@@ -8203,44 +8828,84 @@
     <w:p>
       <w:pPr>
         <w:spacing w:after="0" w:line="240" w:lineRule="auto"/>
-        <w:ind w:left="426"/>
-        <w:rPr>
-          <w:rFonts w:ascii="Arial" w:hAnsi="Arial" w:cs="Arial"/>
-          <w:sz w:val="20"/>
-          <w:szCs w:val="20"/>
-        </w:rPr>
-      </w:pPr>
-    </w:p>
-    <w:p>
-      <w:pPr>
-        <w:pStyle w:val="ListParagraph"/>
-        <w:numPr>
-          <w:ilvl w:val="0"/>
-          <w:numId w:val="4"/>
-        </w:numPr>
-        <w:spacing w:after="0" w:line="240" w:lineRule="auto"/>
-        <w:ind w:left="426"/>
-        <w:rPr>
-          <w:rFonts w:ascii="Arial" w:hAnsi="Arial" w:cs="Arial"/>
-          <w:sz w:val="20"/>
-          <w:szCs w:val="20"/>
-        </w:rPr>
-      </w:pPr>
-      <w:r>
-        <w:rPr>
-          <w:rFonts w:ascii="Arial" w:hAnsi="Arial" w:cs="Arial"/>
-          <w:sz w:val="20"/>
-          <w:szCs w:val="20"/>
-        </w:rPr>
-        <w:t>An "extraneous attribute" in a functional dependency means:</w:t>
-      </w:r>
-      <w:r>
-        <w:rPr>
-          <w:rFonts w:ascii="Arial" w:hAnsi="Arial" w:cs="Arial"/>
-          <w:sz w:val="20"/>
-          <w:szCs w:val="20"/>
-        </w:rPr>
-        <w:br/>
+        <w:rPr>
+          <w:rFonts w:ascii="Arial" w:hAnsi="Arial" w:cs="Arial"/>
+          <w:sz w:val="20"/>
+          <w:szCs w:val="20"/>
+        </w:rPr>
+        <w:sectPr>
+          <w:type w:val="continuous"/>
+          <w:pgSz w:w="11906" w:h="16838"/>
+          <w:pgMar w:top="567" w:right="1440" w:bottom="567" w:left="1440" w:header="708" w:footer="708" w:gutter="0"/>
+          <w:cols w:num="2" w:space="708"/>
+          <w:docGrid w:linePitch="360"/>
+        </w:sectPr>
+      </w:pPr>
+    </w:p>
+    <w:p>
+      <w:pPr>
+        <w:spacing w:after="0" w:line="240" w:lineRule="auto"/>
+        <w:rPr>
+          <w:rFonts w:ascii="Arial" w:hAnsi="Arial" w:cs="Arial"/>
+          <w:sz w:val="20"/>
+          <w:szCs w:val="20"/>
+        </w:rPr>
+      </w:pPr>
+    </w:p>
+    <w:p>
+      <w:pPr>
+        <w:spacing w:after="0" w:line="240" w:lineRule="auto"/>
+        <w:rPr>
+          <w:rFonts w:ascii="Arial" w:hAnsi="Arial" w:cs="Arial"/>
+          <w:b/>
+          <w:bCs/>
+          <w:sz w:val="20"/>
+          <w:szCs w:val="20"/>
+        </w:rPr>
+        <w:sectPr>
+          <w:type w:val="continuous"/>
+          <w:pgSz w:w="11906" w:h="16838"/>
+          <w:pgMar w:top="567" w:right="1440" w:bottom="567" w:left="1440" w:header="708" w:footer="708" w:gutter="0"/>
+          <w:cols w:space="708"/>
+          <w:docGrid w:linePitch="360"/>
+        </w:sectPr>
+      </w:pPr>
+      <w:r>
+        <w:rPr>
+          <w:rFonts w:ascii="Arial" w:hAnsi="Arial" w:cs="Arial"/>
+          <w:b/>
+          <w:bCs/>
+          <w:sz w:val="20"/>
+          <w:szCs w:val="20"/>
+        </w:rPr>
+        <w:t>7</w:t>
+      </w:r>
+      <w:r>
+        <w:rPr>
+          <w:rFonts w:ascii="Arial" w:hAnsi="Arial" w:cs="Arial"/>
+          <w:b/>
+          <w:bCs/>
+          <w:sz w:val="20"/>
+          <w:szCs w:val="20"/>
+        </w:rPr>
+        <w:t>6. An "extraneous attribute" in a functional dependency means:</w:t>
+      </w:r>
+    </w:p>
+    <w:p>
+      <w:pPr>
+        <w:spacing w:after="0" w:line="240" w:lineRule="auto"/>
+        <w:rPr>
+          <w:rFonts w:ascii="Arial" w:hAnsi="Arial" w:cs="Arial"/>
+          <w:sz w:val="20"/>
+          <w:szCs w:val="20"/>
+        </w:rPr>
+      </w:pPr>
+      <w:r>
+        <w:rPr>
+          <w:rFonts w:ascii="Arial" w:hAnsi="Arial" w:cs="Arial"/>
+          <w:sz w:val="20"/>
+          <w:szCs w:val="20"/>
+        </w:rPr>
         <w:t>A) The attribute is NULL</w:t>
       </w:r>
       <w:r>
@@ -8274,44 +8939,84 @@
     <w:p>
       <w:pPr>
         <w:spacing w:after="0" w:line="240" w:lineRule="auto"/>
-        <w:ind w:left="426"/>
-        <w:rPr>
-          <w:rFonts w:ascii="Arial" w:hAnsi="Arial" w:cs="Arial"/>
-          <w:sz w:val="20"/>
-          <w:szCs w:val="20"/>
-        </w:rPr>
-      </w:pPr>
-    </w:p>
-    <w:p>
-      <w:pPr>
-        <w:pStyle w:val="ListParagraph"/>
-        <w:numPr>
-          <w:ilvl w:val="0"/>
-          <w:numId w:val="4"/>
-        </w:numPr>
-        <w:spacing w:after="0" w:line="240" w:lineRule="auto"/>
-        <w:ind w:left="426"/>
-        <w:rPr>
-          <w:rFonts w:ascii="Arial" w:hAnsi="Arial" w:cs="Arial"/>
-          <w:sz w:val="20"/>
-          <w:szCs w:val="20"/>
-        </w:rPr>
-      </w:pPr>
-      <w:r>
-        <w:rPr>
-          <w:rFonts w:ascii="Arial" w:hAnsi="Arial" w:cs="Arial"/>
-          <w:sz w:val="20"/>
-          <w:szCs w:val="20"/>
-        </w:rPr>
-        <w:t>The closure of a set of functional dependencies F is denoted as F+. This means:</w:t>
-      </w:r>
-      <w:r>
-        <w:rPr>
-          <w:rFonts w:ascii="Arial" w:hAnsi="Arial" w:cs="Arial"/>
-          <w:sz w:val="20"/>
-          <w:szCs w:val="20"/>
-        </w:rPr>
-        <w:br/>
+        <w:rPr>
+          <w:rFonts w:ascii="Arial" w:hAnsi="Arial" w:cs="Arial"/>
+          <w:sz w:val="20"/>
+          <w:szCs w:val="20"/>
+        </w:rPr>
+        <w:sectPr>
+          <w:type w:val="continuous"/>
+          <w:pgSz w:w="11906" w:h="16838"/>
+          <w:pgMar w:top="567" w:right="1440" w:bottom="567" w:left="1440" w:header="708" w:footer="708" w:gutter="0"/>
+          <w:cols w:num="2" w:space="708"/>
+          <w:docGrid w:linePitch="360"/>
+        </w:sectPr>
+      </w:pPr>
+    </w:p>
+    <w:p>
+      <w:pPr>
+        <w:spacing w:after="0" w:line="240" w:lineRule="auto"/>
+        <w:rPr>
+          <w:rFonts w:ascii="Arial" w:hAnsi="Arial" w:cs="Arial"/>
+          <w:sz w:val="20"/>
+          <w:szCs w:val="20"/>
+        </w:rPr>
+      </w:pPr>
+    </w:p>
+    <w:p>
+      <w:pPr>
+        <w:spacing w:after="0" w:line="240" w:lineRule="auto"/>
+        <w:rPr>
+          <w:rFonts w:ascii="Arial" w:hAnsi="Arial" w:cs="Arial"/>
+          <w:b/>
+          <w:bCs/>
+          <w:sz w:val="20"/>
+          <w:szCs w:val="20"/>
+        </w:rPr>
+        <w:sectPr>
+          <w:type w:val="continuous"/>
+          <w:pgSz w:w="11906" w:h="16838"/>
+          <w:pgMar w:top="567" w:right="1440" w:bottom="567" w:left="1440" w:header="708" w:footer="708" w:gutter="0"/>
+          <w:cols w:space="708"/>
+          <w:docGrid w:linePitch="360"/>
+        </w:sectPr>
+      </w:pPr>
+      <w:r>
+        <w:rPr>
+          <w:rFonts w:ascii="Arial" w:hAnsi="Arial" w:cs="Arial"/>
+          <w:b/>
+          <w:bCs/>
+          <w:sz w:val="20"/>
+          <w:szCs w:val="20"/>
+        </w:rPr>
+        <w:t>7</w:t>
+      </w:r>
+      <w:r>
+        <w:rPr>
+          <w:rFonts w:ascii="Arial" w:hAnsi="Arial" w:cs="Arial"/>
+          <w:b/>
+          <w:bCs/>
+          <w:sz w:val="20"/>
+          <w:szCs w:val="20"/>
+        </w:rPr>
+        <w:t>7. The closure of a set of functional dependencies F is denoted as F+. This means:</w:t>
+      </w:r>
+    </w:p>
+    <w:p>
+      <w:pPr>
+        <w:spacing w:after="0" w:line="240" w:lineRule="auto"/>
+        <w:rPr>
+          <w:rFonts w:ascii="Arial" w:hAnsi="Arial" w:cs="Arial"/>
+          <w:sz w:val="20"/>
+          <w:szCs w:val="20"/>
+        </w:rPr>
+      </w:pPr>
+      <w:r>
+        <w:rPr>
+          <w:rFonts w:ascii="Arial" w:hAnsi="Arial" w:cs="Arial"/>
+          <w:sz w:val="20"/>
+          <w:szCs w:val="20"/>
+        </w:rPr>
         <w:t>A) All FDs that are trivial</w:t>
       </w:r>
       <w:r>
@@ -8345,41 +9050,74 @@
     <w:p>
       <w:pPr>
         <w:spacing w:after="0" w:line="240" w:lineRule="auto"/>
-        <w:ind w:left="426"/>
-        <w:rPr>
-          <w:rFonts w:ascii="Arial" w:hAnsi="Arial" w:cs="Arial"/>
-          <w:sz w:val="20"/>
-          <w:szCs w:val="20"/>
-        </w:rPr>
-      </w:pPr>
-    </w:p>
-    <w:p>
-      <w:pPr>
-        <w:pStyle w:val="ListParagraph"/>
-        <w:numPr>
-          <w:ilvl w:val="0"/>
-          <w:numId w:val="4"/>
-        </w:numPr>
-        <w:spacing w:after="0" w:line="240" w:lineRule="auto"/>
-        <w:ind w:left="426"/>
-        <w:rPr>
-          <w:rFonts w:ascii="Arial" w:hAnsi="Arial" w:cs="Arial"/>
-          <w:sz w:val="20"/>
-          <w:szCs w:val="20"/>
-        </w:rPr>
-      </w:pPr>
-      <w:r>
-        <w:rPr>
-          <w:rFonts w:ascii="Arial" w:hAnsi="Arial" w:cs="Arial"/>
-          <w:sz w:val="20"/>
-          <w:szCs w:val="20"/>
-        </w:rPr>
-        <w:t>R(</w:t>
+        <w:rPr>
+          <w:rFonts w:ascii="Arial" w:hAnsi="Arial" w:cs="Arial"/>
+          <w:sz w:val="20"/>
+          <w:szCs w:val="20"/>
+        </w:rPr>
+        <w:sectPr>
+          <w:type w:val="continuous"/>
+          <w:pgSz w:w="11906" w:h="16838"/>
+          <w:pgMar w:top="567" w:right="1440" w:bottom="567" w:left="1440" w:header="708" w:footer="708" w:gutter="0"/>
+          <w:cols w:num="2" w:space="708"/>
+          <w:docGrid w:linePitch="360"/>
+        </w:sectPr>
+      </w:pPr>
+    </w:p>
+    <w:p>
+      <w:pPr>
+        <w:spacing w:after="0" w:line="240" w:lineRule="auto"/>
+        <w:rPr>
+          <w:rFonts w:ascii="Arial" w:hAnsi="Arial" w:cs="Arial"/>
+          <w:sz w:val="20"/>
+          <w:szCs w:val="20"/>
+        </w:rPr>
+      </w:pPr>
+    </w:p>
+    <w:p>
+      <w:pPr>
+        <w:spacing w:after="0" w:line="240" w:lineRule="auto"/>
+        <w:rPr>
+          <w:rFonts w:ascii="Arial" w:hAnsi="Arial" w:cs="Arial"/>
+          <w:b/>
+          <w:bCs/>
+          <w:sz w:val="20"/>
+          <w:szCs w:val="20"/>
+        </w:rPr>
+        <w:sectPr>
+          <w:type w:val="continuous"/>
+          <w:pgSz w:w="11906" w:h="16838"/>
+          <w:pgMar w:top="567" w:right="1440" w:bottom="567" w:left="1440" w:header="708" w:footer="708" w:gutter="0"/>
+          <w:cols w:space="708"/>
+          <w:docGrid w:linePitch="360"/>
+        </w:sectPr>
+      </w:pPr>
+      <w:r>
+        <w:rPr>
+          <w:rFonts w:ascii="Arial" w:hAnsi="Arial" w:cs="Arial"/>
+          <w:b/>
+          <w:bCs/>
+          <w:sz w:val="20"/>
+          <w:szCs w:val="20"/>
+        </w:rPr>
+        <w:t>7</w:t>
+      </w:r>
+      <w:r>
+        <w:rPr>
+          <w:rFonts w:ascii="Arial" w:hAnsi="Arial" w:cs="Arial"/>
+          <w:b/>
+          <w:bCs/>
+          <w:sz w:val="20"/>
+          <w:szCs w:val="20"/>
+        </w:rPr>
+        <w:t>8. R(</w:t>
       </w:r>
       <w:proofErr w:type="gramStart"/>
       <w:r>
         <w:rPr>
           <w:rFonts w:ascii="Arial" w:hAnsi="Arial" w:cs="Arial"/>
+          <w:b/>
+          <w:bCs/>
           <w:sz w:val="20"/>
           <w:szCs w:val="20"/>
         </w:rPr>
@@ -8389,6 +9127,8 @@
       <w:r>
         <w:rPr>
           <w:rFonts w:ascii="Arial" w:hAnsi="Arial" w:cs="Arial"/>
+          <w:b/>
+          <w:bCs/>
           <w:sz w:val="20"/>
           <w:szCs w:val="20"/>
         </w:rPr>
@@ -8398,6 +9138,8 @@
       <w:r>
         <w:rPr>
           <w:rFonts w:ascii="Arial" w:hAnsi="Arial" w:cs="Arial"/>
+          <w:b/>
+          <w:bCs/>
           <w:sz w:val="20"/>
           <w:szCs w:val="20"/>
         </w:rPr>
@@ -8407,18 +9149,29 @@
       <w:r>
         <w:rPr>
           <w:rFonts w:ascii="Arial" w:hAnsi="Arial" w:cs="Arial"/>
+          <w:b/>
+          <w:bCs/>
           <w:sz w:val="20"/>
           <w:szCs w:val="20"/>
         </w:rPr>
         <w:t>) with FDs: AB → C, C → D, D → A. Which of the following is a candidate key?</w:t>
       </w:r>
-      <w:r>
-        <w:rPr>
-          <w:rFonts w:ascii="Arial" w:hAnsi="Arial" w:cs="Arial"/>
-          <w:sz w:val="20"/>
-          <w:szCs w:val="20"/>
-        </w:rPr>
-        <w:br/>
+    </w:p>
+    <w:p>
+      <w:pPr>
+        <w:spacing w:after="0" w:line="240" w:lineRule="auto"/>
+        <w:rPr>
+          <w:rFonts w:ascii="Arial" w:hAnsi="Arial" w:cs="Arial"/>
+          <w:sz w:val="20"/>
+          <w:szCs w:val="20"/>
+        </w:rPr>
+      </w:pPr>
+      <w:r>
+        <w:rPr>
+          <w:rFonts w:ascii="Arial" w:hAnsi="Arial" w:cs="Arial"/>
+          <w:sz w:val="20"/>
+          <w:szCs w:val="20"/>
+        </w:rPr>
         <w:t>A) AB</w:t>
       </w:r>
       <w:r>
@@ -8452,44 +9205,84 @@
     <w:p>
       <w:pPr>
         <w:spacing w:after="0" w:line="240" w:lineRule="auto"/>
-        <w:ind w:left="426"/>
-        <w:rPr>
-          <w:rFonts w:ascii="Arial" w:hAnsi="Arial" w:cs="Arial"/>
-          <w:sz w:val="20"/>
-          <w:szCs w:val="20"/>
-        </w:rPr>
-      </w:pPr>
-    </w:p>
-    <w:p>
-      <w:pPr>
-        <w:pStyle w:val="ListParagraph"/>
-        <w:numPr>
-          <w:ilvl w:val="0"/>
-          <w:numId w:val="4"/>
-        </w:numPr>
-        <w:spacing w:after="0" w:line="240" w:lineRule="auto"/>
-        <w:ind w:left="426"/>
-        <w:rPr>
-          <w:rFonts w:ascii="Arial" w:hAnsi="Arial" w:cs="Arial"/>
-          <w:sz w:val="20"/>
-          <w:szCs w:val="20"/>
-        </w:rPr>
-      </w:pPr>
-      <w:r>
-        <w:rPr>
-          <w:rFonts w:ascii="Arial" w:hAnsi="Arial" w:cs="Arial"/>
-          <w:sz w:val="20"/>
-          <w:szCs w:val="20"/>
-        </w:rPr>
-        <w:t>For the same relation in Q28, what is the highest normal form?</w:t>
-      </w:r>
-      <w:r>
-        <w:rPr>
-          <w:rFonts w:ascii="Arial" w:hAnsi="Arial" w:cs="Arial"/>
-          <w:sz w:val="20"/>
-          <w:szCs w:val="20"/>
-        </w:rPr>
-        <w:br/>
+        <w:rPr>
+          <w:rFonts w:ascii="Arial" w:hAnsi="Arial" w:cs="Arial"/>
+          <w:sz w:val="20"/>
+          <w:szCs w:val="20"/>
+        </w:rPr>
+        <w:sectPr>
+          <w:type w:val="continuous"/>
+          <w:pgSz w:w="11906" w:h="16838"/>
+          <w:pgMar w:top="567" w:right="1440" w:bottom="567" w:left="1440" w:header="708" w:footer="708" w:gutter="0"/>
+          <w:cols w:num="2" w:space="708"/>
+          <w:docGrid w:linePitch="360"/>
+        </w:sectPr>
+      </w:pPr>
+    </w:p>
+    <w:p>
+      <w:pPr>
+        <w:spacing w:after="0" w:line="240" w:lineRule="auto"/>
+        <w:rPr>
+          <w:rFonts w:ascii="Arial" w:hAnsi="Arial" w:cs="Arial"/>
+          <w:sz w:val="20"/>
+          <w:szCs w:val="20"/>
+        </w:rPr>
+      </w:pPr>
+    </w:p>
+    <w:p>
+      <w:pPr>
+        <w:spacing w:after="0" w:line="240" w:lineRule="auto"/>
+        <w:rPr>
+          <w:rFonts w:ascii="Arial" w:hAnsi="Arial" w:cs="Arial"/>
+          <w:b/>
+          <w:bCs/>
+          <w:sz w:val="20"/>
+          <w:szCs w:val="20"/>
+        </w:rPr>
+        <w:sectPr>
+          <w:type w:val="continuous"/>
+          <w:pgSz w:w="11906" w:h="16838"/>
+          <w:pgMar w:top="567" w:right="1440" w:bottom="567" w:left="1440" w:header="708" w:footer="708" w:gutter="0"/>
+          <w:cols w:space="708"/>
+          <w:docGrid w:linePitch="360"/>
+        </w:sectPr>
+      </w:pPr>
+      <w:r>
+        <w:rPr>
+          <w:rFonts w:ascii="Arial" w:hAnsi="Arial" w:cs="Arial"/>
+          <w:b/>
+          <w:bCs/>
+          <w:sz w:val="20"/>
+          <w:szCs w:val="20"/>
+        </w:rPr>
+        <w:t>7</w:t>
+      </w:r>
+      <w:r>
+        <w:rPr>
+          <w:rFonts w:ascii="Arial" w:hAnsi="Arial" w:cs="Arial"/>
+          <w:b/>
+          <w:bCs/>
+          <w:sz w:val="20"/>
+          <w:szCs w:val="20"/>
+        </w:rPr>
+        <w:t>9. For the same relation in Q28, what is the highest normal form?</w:t>
+      </w:r>
+    </w:p>
+    <w:p>
+      <w:pPr>
+        <w:spacing w:after="0" w:line="240" w:lineRule="auto"/>
+        <w:rPr>
+          <w:rFonts w:ascii="Arial" w:hAnsi="Arial" w:cs="Arial"/>
+          <w:sz w:val="20"/>
+          <w:szCs w:val="20"/>
+        </w:rPr>
+      </w:pPr>
+      <w:r>
+        <w:rPr>
+          <w:rFonts w:ascii="Arial" w:hAnsi="Arial" w:cs="Arial"/>
+          <w:sz w:val="20"/>
+          <w:szCs w:val="20"/>
+        </w:rPr>
         <w:t>A) 1NF</w:t>
       </w:r>
       <w:r>
@@ -8577,44 +9370,84 @@
     <w:p>
       <w:pPr>
         <w:spacing w:after="0" w:line="240" w:lineRule="auto"/>
-        <w:ind w:left="426"/>
-        <w:rPr>
-          <w:rFonts w:ascii="Arial" w:hAnsi="Arial" w:cs="Arial"/>
-          <w:sz w:val="20"/>
-          <w:szCs w:val="20"/>
-        </w:rPr>
-      </w:pPr>
-    </w:p>
-    <w:p>
-      <w:pPr>
-        <w:pStyle w:val="ListParagraph"/>
-        <w:numPr>
-          <w:ilvl w:val="0"/>
-          <w:numId w:val="4"/>
-        </w:numPr>
-        <w:spacing w:after="0" w:line="240" w:lineRule="auto"/>
-        <w:ind w:left="426"/>
-        <w:rPr>
-          <w:rFonts w:ascii="Arial" w:hAnsi="Arial" w:cs="Arial"/>
-          <w:sz w:val="20"/>
-          <w:szCs w:val="20"/>
-        </w:rPr>
-      </w:pPr>
-      <w:r>
-        <w:rPr>
-          <w:rFonts w:ascii="Arial" w:hAnsi="Arial" w:cs="Arial"/>
-          <w:sz w:val="20"/>
-          <w:szCs w:val="20"/>
-        </w:rPr>
-        <w:t>A relation schema R with only two attributes is always in at least:</w:t>
-      </w:r>
-      <w:r>
-        <w:rPr>
-          <w:rFonts w:ascii="Arial" w:hAnsi="Arial" w:cs="Arial"/>
-          <w:sz w:val="20"/>
-          <w:szCs w:val="20"/>
-        </w:rPr>
-        <w:br/>
+        <w:rPr>
+          <w:rFonts w:ascii="Arial" w:hAnsi="Arial" w:cs="Arial"/>
+          <w:sz w:val="20"/>
+          <w:szCs w:val="20"/>
+        </w:rPr>
+        <w:sectPr>
+          <w:type w:val="continuous"/>
+          <w:pgSz w:w="11906" w:h="16838"/>
+          <w:pgMar w:top="567" w:right="1440" w:bottom="567" w:left="1440" w:header="708" w:footer="708" w:gutter="0"/>
+          <w:cols w:num="2" w:space="708"/>
+          <w:docGrid w:linePitch="360"/>
+        </w:sectPr>
+      </w:pPr>
+    </w:p>
+    <w:p>
+      <w:pPr>
+        <w:spacing w:after="0" w:line="240" w:lineRule="auto"/>
+        <w:rPr>
+          <w:rFonts w:ascii="Arial" w:hAnsi="Arial" w:cs="Arial"/>
+          <w:sz w:val="20"/>
+          <w:szCs w:val="20"/>
+        </w:rPr>
+      </w:pPr>
+    </w:p>
+    <w:p>
+      <w:pPr>
+        <w:spacing w:after="0" w:line="240" w:lineRule="auto"/>
+        <w:rPr>
+          <w:rFonts w:ascii="Arial" w:hAnsi="Arial" w:cs="Arial"/>
+          <w:b/>
+          <w:bCs/>
+          <w:sz w:val="20"/>
+          <w:szCs w:val="20"/>
+        </w:rPr>
+        <w:sectPr>
+          <w:type w:val="continuous"/>
+          <w:pgSz w:w="11906" w:h="16838"/>
+          <w:pgMar w:top="567" w:right="1440" w:bottom="567" w:left="1440" w:header="708" w:footer="708" w:gutter="0"/>
+          <w:cols w:space="708"/>
+          <w:docGrid w:linePitch="360"/>
+        </w:sectPr>
+      </w:pPr>
+      <w:r>
+        <w:rPr>
+          <w:rFonts w:ascii="Arial" w:hAnsi="Arial" w:cs="Arial"/>
+          <w:b/>
+          <w:bCs/>
+          <w:sz w:val="20"/>
+          <w:szCs w:val="20"/>
+        </w:rPr>
+        <w:t>8</w:t>
+      </w:r>
+      <w:r>
+        <w:rPr>
+          <w:rFonts w:ascii="Arial" w:hAnsi="Arial" w:cs="Arial"/>
+          <w:b/>
+          <w:bCs/>
+          <w:sz w:val="20"/>
+          <w:szCs w:val="20"/>
+        </w:rPr>
+        <w:t>0. A relation schema R with only two attributes is always in at least:</w:t>
+      </w:r>
+    </w:p>
+    <w:p>
+      <w:pPr>
+        <w:spacing w:after="0" w:line="240" w:lineRule="auto"/>
+        <w:rPr>
+          <w:rFonts w:ascii="Arial" w:hAnsi="Arial" w:cs="Arial"/>
+          <w:sz w:val="20"/>
+          <w:szCs w:val="20"/>
+        </w:rPr>
+      </w:pPr>
+      <w:r>
+        <w:rPr>
+          <w:rFonts w:ascii="Arial" w:hAnsi="Arial" w:cs="Arial"/>
+          <w:sz w:val="20"/>
+          <w:szCs w:val="20"/>
+        </w:rPr>
         <w:t>A) 1NF</w:t>
       </w:r>
       <w:r>
@@ -8648,41 +9481,74 @@
     <w:p>
       <w:pPr>
         <w:spacing w:after="0" w:line="240" w:lineRule="auto"/>
-        <w:ind w:left="426"/>
-        <w:rPr>
-          <w:rFonts w:ascii="Arial" w:hAnsi="Arial" w:cs="Arial"/>
-          <w:sz w:val="20"/>
-          <w:szCs w:val="20"/>
-        </w:rPr>
-      </w:pPr>
-    </w:p>
-    <w:p>
-      <w:pPr>
-        <w:pStyle w:val="ListParagraph"/>
-        <w:numPr>
-          <w:ilvl w:val="0"/>
-          <w:numId w:val="4"/>
-        </w:numPr>
-        <w:spacing w:after="0" w:line="240" w:lineRule="auto"/>
-        <w:ind w:left="426"/>
-        <w:rPr>
-          <w:rFonts w:ascii="Arial" w:hAnsi="Arial" w:cs="Arial"/>
-          <w:sz w:val="20"/>
-          <w:szCs w:val="20"/>
-        </w:rPr>
-      </w:pPr>
-      <w:r>
-        <w:rPr>
-          <w:rFonts w:ascii="Arial" w:hAnsi="Arial" w:cs="Arial"/>
-          <w:sz w:val="20"/>
-          <w:szCs w:val="20"/>
-        </w:rPr>
-        <w:t>Decompose R(</w:t>
+        <w:rPr>
+          <w:rFonts w:ascii="Arial" w:hAnsi="Arial" w:cs="Arial"/>
+          <w:sz w:val="20"/>
+          <w:szCs w:val="20"/>
+        </w:rPr>
+        <w:sectPr>
+          <w:type w:val="continuous"/>
+          <w:pgSz w:w="11906" w:h="16838"/>
+          <w:pgMar w:top="567" w:right="1440" w:bottom="567" w:left="1440" w:header="708" w:footer="708" w:gutter="0"/>
+          <w:cols w:num="2" w:space="708"/>
+          <w:docGrid w:linePitch="360"/>
+        </w:sectPr>
+      </w:pPr>
+    </w:p>
+    <w:p>
+      <w:pPr>
+        <w:spacing w:after="0" w:line="240" w:lineRule="auto"/>
+        <w:rPr>
+          <w:rFonts w:ascii="Arial" w:hAnsi="Arial" w:cs="Arial"/>
+          <w:sz w:val="20"/>
+          <w:szCs w:val="20"/>
+        </w:rPr>
+      </w:pPr>
+    </w:p>
+    <w:p>
+      <w:pPr>
+        <w:spacing w:after="0" w:line="240" w:lineRule="auto"/>
+        <w:rPr>
+          <w:rFonts w:ascii="Arial" w:hAnsi="Arial" w:cs="Arial"/>
+          <w:b/>
+          <w:bCs/>
+          <w:sz w:val="20"/>
+          <w:szCs w:val="20"/>
+        </w:rPr>
+        <w:sectPr>
+          <w:type w:val="continuous"/>
+          <w:pgSz w:w="11906" w:h="16838"/>
+          <w:pgMar w:top="567" w:right="1440" w:bottom="567" w:left="1440" w:header="708" w:footer="708" w:gutter="0"/>
+          <w:cols w:space="708"/>
+          <w:docGrid w:linePitch="360"/>
+        </w:sectPr>
+      </w:pPr>
+      <w:r>
+        <w:rPr>
+          <w:rFonts w:ascii="Arial" w:hAnsi="Arial" w:cs="Arial"/>
+          <w:b/>
+          <w:bCs/>
+          <w:sz w:val="20"/>
+          <w:szCs w:val="20"/>
+        </w:rPr>
+        <w:t>8</w:t>
+      </w:r>
+      <w:r>
+        <w:rPr>
+          <w:rFonts w:ascii="Arial" w:hAnsi="Arial" w:cs="Arial"/>
+          <w:b/>
+          <w:bCs/>
+          <w:sz w:val="20"/>
+          <w:szCs w:val="20"/>
+        </w:rPr>
+        <w:t>1. Decompose R(</w:t>
       </w:r>
       <w:proofErr w:type="gramStart"/>
       <w:r>
         <w:rPr>
           <w:rFonts w:ascii="Arial" w:hAnsi="Arial" w:cs="Arial"/>
+          <w:b/>
+          <w:bCs/>
           <w:sz w:val="20"/>
           <w:szCs w:val="20"/>
         </w:rPr>
@@ -8692,6 +9558,8 @@
       <w:r>
         <w:rPr>
           <w:rFonts w:ascii="Arial" w:hAnsi="Arial" w:cs="Arial"/>
+          <w:b/>
+          <w:bCs/>
           <w:sz w:val="20"/>
           <w:szCs w:val="20"/>
         </w:rPr>
@@ -8701,6 +9569,8 @@
       <w:r>
         <w:rPr>
           <w:rFonts w:ascii="Arial" w:hAnsi="Arial" w:cs="Arial"/>
+          <w:b/>
+          <w:bCs/>
           <w:sz w:val="20"/>
           <w:szCs w:val="20"/>
         </w:rPr>
@@ -8710,6 +9580,8 @@
       <w:r>
         <w:rPr>
           <w:rFonts w:ascii="Arial" w:hAnsi="Arial" w:cs="Arial"/>
+          <w:b/>
+          <w:bCs/>
           <w:sz w:val="20"/>
           <w:szCs w:val="20"/>
         </w:rPr>
@@ -8719,6 +9591,8 @@
       <w:r>
         <w:rPr>
           <w:rFonts w:ascii="Arial" w:hAnsi="Arial" w:cs="Arial"/>
+          <w:b/>
+          <w:bCs/>
           <w:sz w:val="20"/>
           <w:szCs w:val="20"/>
         </w:rPr>
@@ -8728,18 +9602,29 @@
       <w:r>
         <w:rPr>
           <w:rFonts w:ascii="Arial" w:hAnsi="Arial" w:cs="Arial"/>
+          <w:b/>
+          <w:bCs/>
           <w:sz w:val="20"/>
           <w:szCs w:val="20"/>
         </w:rPr>
         <w:t>) lossless?</w:t>
       </w:r>
-      <w:r>
-        <w:rPr>
-          <w:rFonts w:ascii="Arial" w:hAnsi="Arial" w:cs="Arial"/>
-          <w:sz w:val="20"/>
-          <w:szCs w:val="20"/>
-        </w:rPr>
-        <w:br/>
+    </w:p>
+    <w:p>
+      <w:pPr>
+        <w:spacing w:after="0" w:line="240" w:lineRule="auto"/>
+        <w:rPr>
+          <w:rFonts w:ascii="Arial" w:hAnsi="Arial" w:cs="Arial"/>
+          <w:sz w:val="20"/>
+          <w:szCs w:val="20"/>
+        </w:rPr>
+      </w:pPr>
+      <w:r>
+        <w:rPr>
+          <w:rFonts w:ascii="Arial" w:hAnsi="Arial" w:cs="Arial"/>
+          <w:sz w:val="20"/>
+          <w:szCs w:val="20"/>
+        </w:rPr>
         <w:t>A) Yes, because B is common and B → C</w:t>
       </w:r>
       <w:r>
@@ -8773,44 +9658,84 @@
     <w:p>
       <w:pPr>
         <w:spacing w:after="0" w:line="240" w:lineRule="auto"/>
-        <w:ind w:left="426"/>
-        <w:rPr>
-          <w:rFonts w:ascii="Arial" w:hAnsi="Arial" w:cs="Arial"/>
-          <w:sz w:val="20"/>
-          <w:szCs w:val="20"/>
-        </w:rPr>
-      </w:pPr>
-    </w:p>
-    <w:p>
-      <w:pPr>
-        <w:pStyle w:val="ListParagraph"/>
-        <w:numPr>
-          <w:ilvl w:val="0"/>
-          <w:numId w:val="4"/>
-        </w:numPr>
-        <w:spacing w:after="0" w:line="240" w:lineRule="auto"/>
-        <w:ind w:left="426"/>
-        <w:rPr>
-          <w:rFonts w:ascii="Arial" w:hAnsi="Arial" w:cs="Arial"/>
-          <w:sz w:val="20"/>
-          <w:szCs w:val="20"/>
-        </w:rPr>
-      </w:pPr>
-      <w:r>
-        <w:rPr>
-          <w:rFonts w:ascii="Arial" w:hAnsi="Arial" w:cs="Arial"/>
-          <w:sz w:val="20"/>
-          <w:szCs w:val="20"/>
-        </w:rPr>
-        <w:t>Which of the following is a violation of 3NF but NOT of 2NF?</w:t>
-      </w:r>
-      <w:r>
-        <w:rPr>
-          <w:rFonts w:ascii="Arial" w:hAnsi="Arial" w:cs="Arial"/>
-          <w:sz w:val="20"/>
-          <w:szCs w:val="20"/>
-        </w:rPr>
-        <w:br/>
+        <w:rPr>
+          <w:rFonts w:ascii="Arial" w:hAnsi="Arial" w:cs="Arial"/>
+          <w:sz w:val="20"/>
+          <w:szCs w:val="20"/>
+        </w:rPr>
+        <w:sectPr>
+          <w:type w:val="continuous"/>
+          <w:pgSz w:w="11906" w:h="16838"/>
+          <w:pgMar w:top="567" w:right="1440" w:bottom="567" w:left="1440" w:header="708" w:footer="708" w:gutter="0"/>
+          <w:cols w:num="2" w:space="708"/>
+          <w:docGrid w:linePitch="360"/>
+        </w:sectPr>
+      </w:pPr>
+    </w:p>
+    <w:p>
+      <w:pPr>
+        <w:spacing w:after="0" w:line="240" w:lineRule="auto"/>
+        <w:rPr>
+          <w:rFonts w:ascii="Arial" w:hAnsi="Arial" w:cs="Arial"/>
+          <w:sz w:val="20"/>
+          <w:szCs w:val="20"/>
+        </w:rPr>
+      </w:pPr>
+    </w:p>
+    <w:p>
+      <w:pPr>
+        <w:spacing w:after="0" w:line="240" w:lineRule="auto"/>
+        <w:rPr>
+          <w:rFonts w:ascii="Arial" w:hAnsi="Arial" w:cs="Arial"/>
+          <w:b/>
+          <w:bCs/>
+          <w:sz w:val="20"/>
+          <w:szCs w:val="20"/>
+        </w:rPr>
+        <w:sectPr>
+          <w:type w:val="continuous"/>
+          <w:pgSz w:w="11906" w:h="16838"/>
+          <w:pgMar w:top="567" w:right="1440" w:bottom="567" w:left="1440" w:header="708" w:footer="708" w:gutter="0"/>
+          <w:cols w:space="708"/>
+          <w:docGrid w:linePitch="360"/>
+        </w:sectPr>
+      </w:pPr>
+      <w:r>
+        <w:rPr>
+          <w:rFonts w:ascii="Arial" w:hAnsi="Arial" w:cs="Arial"/>
+          <w:b/>
+          <w:bCs/>
+          <w:sz w:val="20"/>
+          <w:szCs w:val="20"/>
+        </w:rPr>
+        <w:t>8</w:t>
+      </w:r>
+      <w:r>
+        <w:rPr>
+          <w:rFonts w:ascii="Arial" w:hAnsi="Arial" w:cs="Arial"/>
+          <w:b/>
+          <w:bCs/>
+          <w:sz w:val="20"/>
+          <w:szCs w:val="20"/>
+        </w:rPr>
+        <w:t>2. Which of the following is a violation of 3NF but NOT of 2NF?</w:t>
+      </w:r>
+    </w:p>
+    <w:p>
+      <w:pPr>
+        <w:spacing w:after="0" w:line="240" w:lineRule="auto"/>
+        <w:rPr>
+          <w:rFonts w:ascii="Arial" w:hAnsi="Arial" w:cs="Arial"/>
+          <w:sz w:val="20"/>
+          <w:szCs w:val="20"/>
+        </w:rPr>
+      </w:pPr>
+      <w:r>
+        <w:rPr>
+          <w:rFonts w:ascii="Arial" w:hAnsi="Arial" w:cs="Arial"/>
+          <w:sz w:val="20"/>
+          <w:szCs w:val="20"/>
+        </w:rPr>
         <w:t>A) Partial dependency</w:t>
       </w:r>
       <w:r>
@@ -8844,41 +9769,74 @@
     <w:p>
       <w:pPr>
         <w:spacing w:after="0" w:line="240" w:lineRule="auto"/>
-        <w:ind w:left="426"/>
-        <w:rPr>
-          <w:rFonts w:ascii="Arial" w:hAnsi="Arial" w:cs="Arial"/>
-          <w:sz w:val="20"/>
-          <w:szCs w:val="20"/>
-        </w:rPr>
-      </w:pPr>
-    </w:p>
-    <w:p>
-      <w:pPr>
-        <w:pStyle w:val="ListParagraph"/>
-        <w:numPr>
-          <w:ilvl w:val="0"/>
-          <w:numId w:val="4"/>
-        </w:numPr>
-        <w:spacing w:after="0" w:line="240" w:lineRule="auto"/>
-        <w:ind w:left="426"/>
-        <w:rPr>
-          <w:rFonts w:ascii="Arial" w:hAnsi="Arial" w:cs="Arial"/>
-          <w:sz w:val="20"/>
-          <w:szCs w:val="20"/>
-        </w:rPr>
-      </w:pPr>
-      <w:r>
-        <w:rPr>
-          <w:rFonts w:ascii="Arial" w:hAnsi="Arial" w:cs="Arial"/>
-          <w:sz w:val="20"/>
-          <w:szCs w:val="20"/>
-        </w:rPr>
-        <w:t>A table with candidate key (</w:t>
+        <w:rPr>
+          <w:rFonts w:ascii="Arial" w:hAnsi="Arial" w:cs="Arial"/>
+          <w:sz w:val="20"/>
+          <w:szCs w:val="20"/>
+        </w:rPr>
+        <w:sectPr>
+          <w:type w:val="continuous"/>
+          <w:pgSz w:w="11906" w:h="16838"/>
+          <w:pgMar w:top="567" w:right="1440" w:bottom="567" w:left="1440" w:header="708" w:footer="708" w:gutter="0"/>
+          <w:cols w:num="2" w:space="708"/>
+          <w:docGrid w:linePitch="360"/>
+        </w:sectPr>
+      </w:pPr>
+    </w:p>
+    <w:p>
+      <w:pPr>
+        <w:spacing w:after="0" w:line="240" w:lineRule="auto"/>
+        <w:rPr>
+          <w:rFonts w:ascii="Arial" w:hAnsi="Arial" w:cs="Arial"/>
+          <w:sz w:val="20"/>
+          <w:szCs w:val="20"/>
+        </w:rPr>
+      </w:pPr>
+    </w:p>
+    <w:p>
+      <w:pPr>
+        <w:spacing w:after="0" w:line="240" w:lineRule="auto"/>
+        <w:rPr>
+          <w:rFonts w:ascii="Arial" w:hAnsi="Arial" w:cs="Arial"/>
+          <w:b/>
+          <w:bCs/>
+          <w:sz w:val="20"/>
+          <w:szCs w:val="20"/>
+        </w:rPr>
+        <w:sectPr>
+          <w:type w:val="continuous"/>
+          <w:pgSz w:w="11906" w:h="16838"/>
+          <w:pgMar w:top="567" w:right="1440" w:bottom="567" w:left="1440" w:header="708" w:footer="708" w:gutter="0"/>
+          <w:cols w:space="708"/>
+          <w:docGrid w:linePitch="360"/>
+        </w:sectPr>
+      </w:pPr>
+      <w:r>
+        <w:rPr>
+          <w:rFonts w:ascii="Arial" w:hAnsi="Arial" w:cs="Arial"/>
+          <w:b/>
+          <w:bCs/>
+          <w:sz w:val="20"/>
+          <w:szCs w:val="20"/>
+        </w:rPr>
+        <w:t>8</w:t>
+      </w:r>
+      <w:r>
+        <w:rPr>
+          <w:rFonts w:ascii="Arial" w:hAnsi="Arial" w:cs="Arial"/>
+          <w:b/>
+          <w:bCs/>
+          <w:sz w:val="20"/>
+          <w:szCs w:val="20"/>
+        </w:rPr>
+        <w:t>3. A table with candidate key (</w:t>
       </w:r>
       <w:proofErr w:type="gramStart"/>
       <w:r>
         <w:rPr>
           <w:rFonts w:ascii="Arial" w:hAnsi="Arial" w:cs="Arial"/>
+          <w:b/>
+          <w:bCs/>
           <w:sz w:val="20"/>
           <w:szCs w:val="20"/>
         </w:rPr>
@@ -8888,18 +9846,29 @@
       <w:r>
         <w:rPr>
           <w:rFonts w:ascii="Arial" w:hAnsi="Arial" w:cs="Arial"/>
+          <w:b/>
+          <w:bCs/>
           <w:sz w:val="20"/>
           <w:szCs w:val="20"/>
         </w:rPr>
         <w:t>) and FD: A → C (C is non-prime). This violates:</w:t>
       </w:r>
-      <w:r>
-        <w:rPr>
-          <w:rFonts w:ascii="Arial" w:hAnsi="Arial" w:cs="Arial"/>
-          <w:sz w:val="20"/>
-          <w:szCs w:val="20"/>
-        </w:rPr>
-        <w:br/>
+    </w:p>
+    <w:p>
+      <w:pPr>
+        <w:spacing w:after="0" w:line="240" w:lineRule="auto"/>
+        <w:rPr>
+          <w:rFonts w:ascii="Arial" w:hAnsi="Arial" w:cs="Arial"/>
+          <w:sz w:val="20"/>
+          <w:szCs w:val="20"/>
+        </w:rPr>
+      </w:pPr>
+      <w:r>
+        <w:rPr>
+          <w:rFonts w:ascii="Arial" w:hAnsi="Arial" w:cs="Arial"/>
+          <w:sz w:val="20"/>
+          <w:szCs w:val="20"/>
+        </w:rPr>
         <w:t>A) 1NF</w:t>
       </w:r>
       <w:r>
@@ -8933,41 +9902,74 @@
     <w:p>
       <w:pPr>
         <w:spacing w:after="0" w:line="240" w:lineRule="auto"/>
-        <w:ind w:left="426"/>
-        <w:rPr>
-          <w:rFonts w:ascii="Arial" w:hAnsi="Arial" w:cs="Arial"/>
-          <w:sz w:val="20"/>
-          <w:szCs w:val="20"/>
-        </w:rPr>
-      </w:pPr>
-    </w:p>
-    <w:p>
-      <w:pPr>
-        <w:pStyle w:val="ListParagraph"/>
-        <w:numPr>
-          <w:ilvl w:val="0"/>
-          <w:numId w:val="4"/>
-        </w:numPr>
-        <w:spacing w:after="0" w:line="240" w:lineRule="auto"/>
-        <w:ind w:left="426"/>
-        <w:rPr>
-          <w:rFonts w:ascii="Arial" w:hAnsi="Arial" w:cs="Arial"/>
-          <w:sz w:val="20"/>
-          <w:szCs w:val="20"/>
-        </w:rPr>
-      </w:pPr>
-      <w:r>
-        <w:rPr>
-          <w:rFonts w:ascii="Arial" w:hAnsi="Arial" w:cs="Arial"/>
-          <w:sz w:val="20"/>
-          <w:szCs w:val="20"/>
-        </w:rPr>
-        <w:t xml:space="preserve">Which normal form guarantees that every non-key determinant is a </w:t>
+        <w:rPr>
+          <w:rFonts w:ascii="Arial" w:hAnsi="Arial" w:cs="Arial"/>
+          <w:sz w:val="20"/>
+          <w:szCs w:val="20"/>
+        </w:rPr>
+        <w:sectPr>
+          <w:type w:val="continuous"/>
+          <w:pgSz w:w="11906" w:h="16838"/>
+          <w:pgMar w:top="567" w:right="1440" w:bottom="567" w:left="1440" w:header="708" w:footer="708" w:gutter="0"/>
+          <w:cols w:num="2" w:space="708"/>
+          <w:docGrid w:linePitch="360"/>
+        </w:sectPr>
+      </w:pPr>
+    </w:p>
+    <w:p>
+      <w:pPr>
+        <w:spacing w:after="0" w:line="240" w:lineRule="auto"/>
+        <w:rPr>
+          <w:rFonts w:ascii="Arial" w:hAnsi="Arial" w:cs="Arial"/>
+          <w:sz w:val="20"/>
+          <w:szCs w:val="20"/>
+        </w:rPr>
+      </w:pPr>
+    </w:p>
+    <w:p>
+      <w:pPr>
+        <w:spacing w:after="0" w:line="240" w:lineRule="auto"/>
+        <w:rPr>
+          <w:rFonts w:ascii="Arial" w:hAnsi="Arial" w:cs="Arial"/>
+          <w:b/>
+          <w:bCs/>
+          <w:sz w:val="20"/>
+          <w:szCs w:val="20"/>
+        </w:rPr>
+        <w:sectPr>
+          <w:type w:val="continuous"/>
+          <w:pgSz w:w="11906" w:h="16838"/>
+          <w:pgMar w:top="567" w:right="1440" w:bottom="567" w:left="1440" w:header="708" w:footer="708" w:gutter="0"/>
+          <w:cols w:space="708"/>
+          <w:docGrid w:linePitch="360"/>
+        </w:sectPr>
+      </w:pPr>
+      <w:r>
+        <w:rPr>
+          <w:rFonts w:ascii="Arial" w:hAnsi="Arial" w:cs="Arial"/>
+          <w:b/>
+          <w:bCs/>
+          <w:sz w:val="20"/>
+          <w:szCs w:val="20"/>
+        </w:rPr>
+        <w:t>8</w:t>
+      </w:r>
+      <w:r>
+        <w:rPr>
+          <w:rFonts w:ascii="Arial" w:hAnsi="Arial" w:cs="Arial"/>
+          <w:b/>
+          <w:bCs/>
+          <w:sz w:val="20"/>
+          <w:szCs w:val="20"/>
+        </w:rPr>
+        <w:t xml:space="preserve">4. Which normal form guarantees that every non-key determinant is a </w:t>
       </w:r>
       <w:proofErr w:type="spellStart"/>
       <w:r>
         <w:rPr>
           <w:rFonts w:ascii="Arial" w:hAnsi="Arial" w:cs="Arial"/>
+          <w:b/>
+          <w:bCs/>
           <w:sz w:val="20"/>
           <w:szCs w:val="20"/>
         </w:rPr>
@@ -8977,18 +9979,29 @@
       <w:r>
         <w:rPr>
           <w:rFonts w:ascii="Arial" w:hAnsi="Arial" w:cs="Arial"/>
+          <w:b/>
+          <w:bCs/>
           <w:sz w:val="20"/>
           <w:szCs w:val="20"/>
         </w:rPr>
         <w:t>?</w:t>
       </w:r>
-      <w:r>
-        <w:rPr>
-          <w:rFonts w:ascii="Arial" w:hAnsi="Arial" w:cs="Arial"/>
-          <w:sz w:val="20"/>
-          <w:szCs w:val="20"/>
-        </w:rPr>
-        <w:br/>
+    </w:p>
+    <w:p>
+      <w:pPr>
+        <w:spacing w:after="0" w:line="240" w:lineRule="auto"/>
+        <w:rPr>
+          <w:rFonts w:ascii="Arial" w:hAnsi="Arial" w:cs="Arial"/>
+          <w:sz w:val="20"/>
+          <w:szCs w:val="20"/>
+        </w:rPr>
+      </w:pPr>
+      <w:r>
+        <w:rPr>
+          <w:rFonts w:ascii="Arial" w:hAnsi="Arial" w:cs="Arial"/>
+          <w:sz w:val="20"/>
+          <w:szCs w:val="20"/>
+        </w:rPr>
         <w:t>A) 2NF</w:t>
       </w:r>
       <w:r>
@@ -9022,44 +10035,84 @@
     <w:p>
       <w:pPr>
         <w:spacing w:after="0" w:line="240" w:lineRule="auto"/>
-        <w:ind w:left="426"/>
-        <w:rPr>
-          <w:rFonts w:ascii="Arial" w:hAnsi="Arial" w:cs="Arial"/>
-          <w:sz w:val="20"/>
-          <w:szCs w:val="20"/>
-        </w:rPr>
-      </w:pPr>
-    </w:p>
-    <w:p>
-      <w:pPr>
-        <w:pStyle w:val="ListParagraph"/>
-        <w:numPr>
-          <w:ilvl w:val="0"/>
-          <w:numId w:val="4"/>
-        </w:numPr>
-        <w:spacing w:after="0" w:line="240" w:lineRule="auto"/>
-        <w:ind w:left="426"/>
-        <w:rPr>
-          <w:rFonts w:ascii="Arial" w:hAnsi="Arial" w:cs="Arial"/>
-          <w:sz w:val="20"/>
-          <w:szCs w:val="20"/>
-        </w:rPr>
-      </w:pPr>
-      <w:r>
-        <w:rPr>
-          <w:rFonts w:ascii="Arial" w:hAnsi="Arial" w:cs="Arial"/>
-          <w:sz w:val="20"/>
-          <w:szCs w:val="20"/>
-        </w:rPr>
-        <w:t>A multivalued dependency X →→ Y is trivial if:</w:t>
-      </w:r>
-      <w:r>
-        <w:rPr>
-          <w:rFonts w:ascii="Arial" w:hAnsi="Arial" w:cs="Arial"/>
-          <w:sz w:val="20"/>
-          <w:szCs w:val="20"/>
-        </w:rPr>
-        <w:br/>
+        <w:rPr>
+          <w:rFonts w:ascii="Arial" w:hAnsi="Arial" w:cs="Arial"/>
+          <w:sz w:val="20"/>
+          <w:szCs w:val="20"/>
+        </w:rPr>
+        <w:sectPr>
+          <w:type w:val="continuous"/>
+          <w:pgSz w:w="11906" w:h="16838"/>
+          <w:pgMar w:top="567" w:right="1440" w:bottom="567" w:left="1440" w:header="708" w:footer="708" w:gutter="0"/>
+          <w:cols w:num="2" w:space="708"/>
+          <w:docGrid w:linePitch="360"/>
+        </w:sectPr>
+      </w:pPr>
+    </w:p>
+    <w:p>
+      <w:pPr>
+        <w:spacing w:after="0" w:line="240" w:lineRule="auto"/>
+        <w:rPr>
+          <w:rFonts w:ascii="Arial" w:hAnsi="Arial" w:cs="Arial"/>
+          <w:sz w:val="20"/>
+          <w:szCs w:val="20"/>
+        </w:rPr>
+      </w:pPr>
+    </w:p>
+    <w:p>
+      <w:pPr>
+        <w:spacing w:after="0" w:line="240" w:lineRule="auto"/>
+        <w:rPr>
+          <w:rFonts w:ascii="Arial" w:hAnsi="Arial" w:cs="Arial"/>
+          <w:b/>
+          <w:bCs/>
+          <w:sz w:val="20"/>
+          <w:szCs w:val="20"/>
+        </w:rPr>
+        <w:sectPr>
+          <w:type w:val="continuous"/>
+          <w:pgSz w:w="11906" w:h="16838"/>
+          <w:pgMar w:top="567" w:right="1440" w:bottom="567" w:left="1440" w:header="708" w:footer="708" w:gutter="0"/>
+          <w:cols w:space="708"/>
+          <w:docGrid w:linePitch="360"/>
+        </w:sectPr>
+      </w:pPr>
+      <w:r>
+        <w:rPr>
+          <w:rFonts w:ascii="Arial" w:hAnsi="Arial" w:cs="Arial"/>
+          <w:b/>
+          <w:bCs/>
+          <w:sz w:val="20"/>
+          <w:szCs w:val="20"/>
+        </w:rPr>
+        <w:t>8</w:t>
+      </w:r>
+      <w:r>
+        <w:rPr>
+          <w:rFonts w:ascii="Arial" w:hAnsi="Arial" w:cs="Arial"/>
+          <w:b/>
+          <w:bCs/>
+          <w:sz w:val="20"/>
+          <w:szCs w:val="20"/>
+        </w:rPr>
+        <w:t>5. A multivalued dependency X →→ Y is trivial if:</w:t>
+      </w:r>
+    </w:p>
+    <w:p>
+      <w:pPr>
+        <w:spacing w:after="0" w:line="240" w:lineRule="auto"/>
+        <w:rPr>
+          <w:rFonts w:ascii="Arial" w:hAnsi="Arial" w:cs="Arial"/>
+          <w:sz w:val="20"/>
+          <w:szCs w:val="20"/>
+        </w:rPr>
+      </w:pPr>
+      <w:r>
+        <w:rPr>
+          <w:rFonts w:ascii="Arial" w:hAnsi="Arial" w:cs="Arial"/>
+          <w:sz w:val="20"/>
+          <w:szCs w:val="20"/>
+        </w:rPr>
         <w:t>A) X is empty</w:t>
       </w:r>
       <w:r>
@@ -9109,44 +10162,84 @@
     <w:p>
       <w:pPr>
         <w:spacing w:after="0" w:line="240" w:lineRule="auto"/>
-        <w:ind w:left="426"/>
-        <w:rPr>
-          <w:rFonts w:ascii="Arial" w:hAnsi="Arial" w:cs="Arial"/>
-          <w:sz w:val="20"/>
-          <w:szCs w:val="20"/>
-        </w:rPr>
-      </w:pPr>
-    </w:p>
-    <w:p>
-      <w:pPr>
-        <w:pStyle w:val="ListParagraph"/>
-        <w:numPr>
-          <w:ilvl w:val="0"/>
-          <w:numId w:val="4"/>
-        </w:numPr>
-        <w:spacing w:after="0" w:line="240" w:lineRule="auto"/>
-        <w:ind w:left="426"/>
-        <w:rPr>
-          <w:rFonts w:ascii="Arial" w:hAnsi="Arial" w:cs="Arial"/>
-          <w:sz w:val="20"/>
-          <w:szCs w:val="20"/>
-        </w:rPr>
-      </w:pPr>
-      <w:r>
-        <w:rPr>
-          <w:rFonts w:ascii="Arial" w:hAnsi="Arial" w:cs="Arial"/>
-          <w:sz w:val="20"/>
-          <w:szCs w:val="20"/>
-        </w:rPr>
-        <w:t>The 4NF decomposition must also be in BCNF and must eliminate:</w:t>
-      </w:r>
-      <w:r>
-        <w:rPr>
-          <w:rFonts w:ascii="Arial" w:hAnsi="Arial" w:cs="Arial"/>
-          <w:sz w:val="20"/>
-          <w:szCs w:val="20"/>
-        </w:rPr>
-        <w:br/>
+        <w:rPr>
+          <w:rFonts w:ascii="Arial" w:hAnsi="Arial" w:cs="Arial"/>
+          <w:sz w:val="20"/>
+          <w:szCs w:val="20"/>
+        </w:rPr>
+        <w:sectPr>
+          <w:type w:val="continuous"/>
+          <w:pgSz w:w="11906" w:h="16838"/>
+          <w:pgMar w:top="567" w:right="1440" w:bottom="567" w:left="1440" w:header="708" w:footer="708" w:gutter="0"/>
+          <w:cols w:num="2" w:space="708"/>
+          <w:docGrid w:linePitch="360"/>
+        </w:sectPr>
+      </w:pPr>
+    </w:p>
+    <w:p>
+      <w:pPr>
+        <w:spacing w:after="0" w:line="240" w:lineRule="auto"/>
+        <w:rPr>
+          <w:rFonts w:ascii="Arial" w:hAnsi="Arial" w:cs="Arial"/>
+          <w:sz w:val="20"/>
+          <w:szCs w:val="20"/>
+        </w:rPr>
+      </w:pPr>
+    </w:p>
+    <w:p>
+      <w:pPr>
+        <w:spacing w:after="0" w:line="240" w:lineRule="auto"/>
+        <w:rPr>
+          <w:rFonts w:ascii="Arial" w:hAnsi="Arial" w:cs="Arial"/>
+          <w:b/>
+          <w:bCs/>
+          <w:sz w:val="20"/>
+          <w:szCs w:val="20"/>
+        </w:rPr>
+        <w:sectPr>
+          <w:type w:val="continuous"/>
+          <w:pgSz w:w="11906" w:h="16838"/>
+          <w:pgMar w:top="567" w:right="1440" w:bottom="567" w:left="1440" w:header="708" w:footer="708" w:gutter="0"/>
+          <w:cols w:space="708"/>
+          <w:docGrid w:linePitch="360"/>
+        </w:sectPr>
+      </w:pPr>
+      <w:r>
+        <w:rPr>
+          <w:rFonts w:ascii="Arial" w:hAnsi="Arial" w:cs="Arial"/>
+          <w:b/>
+          <w:bCs/>
+          <w:sz w:val="20"/>
+          <w:szCs w:val="20"/>
+        </w:rPr>
+        <w:t>8</w:t>
+      </w:r>
+      <w:r>
+        <w:rPr>
+          <w:rFonts w:ascii="Arial" w:hAnsi="Arial" w:cs="Arial"/>
+          <w:b/>
+          <w:bCs/>
+          <w:sz w:val="20"/>
+          <w:szCs w:val="20"/>
+        </w:rPr>
+        <w:t>6. The 4NF decomposition must also be in BCNF and must eliminate:</w:t>
+      </w:r>
+    </w:p>
+    <w:p>
+      <w:pPr>
+        <w:spacing w:after="0" w:line="240" w:lineRule="auto"/>
+        <w:rPr>
+          <w:rFonts w:ascii="Arial" w:hAnsi="Arial" w:cs="Arial"/>
+          <w:sz w:val="20"/>
+          <w:szCs w:val="20"/>
+        </w:rPr>
+      </w:pPr>
+      <w:r>
+        <w:rPr>
+          <w:rFonts w:ascii="Arial" w:hAnsi="Arial" w:cs="Arial"/>
+          <w:sz w:val="20"/>
+          <w:szCs w:val="20"/>
+        </w:rPr>
         <w:t>A) All functional dependencies</w:t>
       </w:r>
       <w:r>
@@ -9180,44 +10273,84 @@
     <w:p>
       <w:pPr>
         <w:spacing w:after="0" w:line="240" w:lineRule="auto"/>
-        <w:ind w:left="426"/>
-        <w:rPr>
-          <w:rFonts w:ascii="Arial" w:hAnsi="Arial" w:cs="Arial"/>
-          <w:sz w:val="20"/>
-          <w:szCs w:val="20"/>
-        </w:rPr>
-      </w:pPr>
-    </w:p>
-    <w:p>
-      <w:pPr>
-        <w:pStyle w:val="ListParagraph"/>
-        <w:numPr>
-          <w:ilvl w:val="0"/>
-          <w:numId w:val="4"/>
-        </w:numPr>
-        <w:spacing w:after="0" w:line="240" w:lineRule="auto"/>
-        <w:ind w:left="426"/>
-        <w:rPr>
-          <w:rFonts w:ascii="Arial" w:hAnsi="Arial" w:cs="Arial"/>
-          <w:sz w:val="20"/>
-          <w:szCs w:val="20"/>
-        </w:rPr>
-      </w:pPr>
-      <w:r>
-        <w:rPr>
-          <w:rFonts w:ascii="Arial" w:hAnsi="Arial" w:cs="Arial"/>
-          <w:sz w:val="20"/>
-          <w:szCs w:val="20"/>
-        </w:rPr>
-        <w:t>In MySQL, what does INSERT ON DUPLICATE KEY UPDATE do?</w:t>
-      </w:r>
-      <w:r>
-        <w:rPr>
-          <w:rFonts w:ascii="Arial" w:hAnsi="Arial" w:cs="Arial"/>
-          <w:sz w:val="20"/>
-          <w:szCs w:val="20"/>
-        </w:rPr>
-        <w:br/>
+        <w:rPr>
+          <w:rFonts w:ascii="Arial" w:hAnsi="Arial" w:cs="Arial"/>
+          <w:sz w:val="20"/>
+          <w:szCs w:val="20"/>
+        </w:rPr>
+        <w:sectPr>
+          <w:type w:val="continuous"/>
+          <w:pgSz w:w="11906" w:h="16838"/>
+          <w:pgMar w:top="567" w:right="1440" w:bottom="567" w:left="1440" w:header="708" w:footer="708" w:gutter="0"/>
+          <w:cols w:num="2" w:space="708"/>
+          <w:docGrid w:linePitch="360"/>
+        </w:sectPr>
+      </w:pPr>
+    </w:p>
+    <w:p>
+      <w:pPr>
+        <w:spacing w:after="0" w:line="240" w:lineRule="auto"/>
+        <w:rPr>
+          <w:rFonts w:ascii="Arial" w:hAnsi="Arial" w:cs="Arial"/>
+          <w:sz w:val="20"/>
+          <w:szCs w:val="20"/>
+        </w:rPr>
+      </w:pPr>
+    </w:p>
+    <w:p>
+      <w:pPr>
+        <w:spacing w:after="0" w:line="240" w:lineRule="auto"/>
+        <w:rPr>
+          <w:rFonts w:ascii="Arial" w:hAnsi="Arial" w:cs="Arial"/>
+          <w:b/>
+          <w:bCs/>
+          <w:sz w:val="20"/>
+          <w:szCs w:val="20"/>
+        </w:rPr>
+        <w:sectPr>
+          <w:type w:val="continuous"/>
+          <w:pgSz w:w="11906" w:h="16838"/>
+          <w:pgMar w:top="567" w:right="1440" w:bottom="567" w:left="1440" w:header="708" w:footer="708" w:gutter="0"/>
+          <w:cols w:space="708"/>
+          <w:docGrid w:linePitch="360"/>
+        </w:sectPr>
+      </w:pPr>
+      <w:r>
+        <w:rPr>
+          <w:rFonts w:ascii="Arial" w:hAnsi="Arial" w:cs="Arial"/>
+          <w:b/>
+          <w:bCs/>
+          <w:sz w:val="20"/>
+          <w:szCs w:val="20"/>
+        </w:rPr>
+        <w:t>8</w:t>
+      </w:r>
+      <w:r>
+        <w:rPr>
+          <w:rFonts w:ascii="Arial" w:hAnsi="Arial" w:cs="Arial"/>
+          <w:b/>
+          <w:bCs/>
+          <w:sz w:val="20"/>
+          <w:szCs w:val="20"/>
+        </w:rPr>
+        <w:t>7. In MySQL, what does INSERT ON DUPLICATE KEY UPDATE do?</w:t>
+      </w:r>
+    </w:p>
+    <w:p>
+      <w:pPr>
+        <w:spacing w:after="0" w:line="240" w:lineRule="auto"/>
+        <w:rPr>
+          <w:rFonts w:ascii="Arial" w:hAnsi="Arial" w:cs="Arial"/>
+          <w:sz w:val="20"/>
+          <w:szCs w:val="20"/>
+        </w:rPr>
+      </w:pPr>
+      <w:r>
+        <w:rPr>
+          <w:rFonts w:ascii="Arial" w:hAnsi="Arial" w:cs="Arial"/>
+          <w:sz w:val="20"/>
+          <w:szCs w:val="20"/>
+        </w:rPr>
         <w:t>A) Ignores duplicate silently</w:t>
       </w:r>
       <w:r>
@@ -9251,44 +10384,84 @@
     <w:p>
       <w:pPr>
         <w:spacing w:after="0" w:line="240" w:lineRule="auto"/>
-        <w:ind w:left="426"/>
-        <w:rPr>
-          <w:rFonts w:ascii="Arial" w:hAnsi="Arial" w:cs="Arial"/>
-          <w:sz w:val="20"/>
-          <w:szCs w:val="20"/>
-        </w:rPr>
-      </w:pPr>
-    </w:p>
-    <w:p>
-      <w:pPr>
-        <w:pStyle w:val="ListParagraph"/>
-        <w:numPr>
-          <w:ilvl w:val="0"/>
-          <w:numId w:val="4"/>
-        </w:numPr>
-        <w:spacing w:after="0" w:line="240" w:lineRule="auto"/>
-        <w:ind w:left="426"/>
-        <w:rPr>
-          <w:rFonts w:ascii="Arial" w:hAnsi="Arial" w:cs="Arial"/>
-          <w:sz w:val="20"/>
-          <w:szCs w:val="20"/>
-        </w:rPr>
-      </w:pPr>
-      <w:r>
-        <w:rPr>
-          <w:rFonts w:ascii="Arial" w:hAnsi="Arial" w:cs="Arial"/>
-          <w:sz w:val="20"/>
-          <w:szCs w:val="20"/>
-        </w:rPr>
-        <w:t>Which of the following UPDATE statements will fail in strict SQL mode?</w:t>
-      </w:r>
-      <w:r>
-        <w:rPr>
-          <w:rFonts w:ascii="Arial" w:hAnsi="Arial" w:cs="Arial"/>
-          <w:sz w:val="20"/>
-          <w:szCs w:val="20"/>
-        </w:rPr>
-        <w:br/>
+        <w:rPr>
+          <w:rFonts w:ascii="Arial" w:hAnsi="Arial" w:cs="Arial"/>
+          <w:sz w:val="20"/>
+          <w:szCs w:val="20"/>
+        </w:rPr>
+        <w:sectPr>
+          <w:type w:val="continuous"/>
+          <w:pgSz w:w="11906" w:h="16838"/>
+          <w:pgMar w:top="567" w:right="1440" w:bottom="567" w:left="1440" w:header="708" w:footer="708" w:gutter="0"/>
+          <w:cols w:num="2" w:space="708"/>
+          <w:docGrid w:linePitch="360"/>
+        </w:sectPr>
+      </w:pPr>
+    </w:p>
+    <w:p>
+      <w:pPr>
+        <w:spacing w:after="0" w:line="240" w:lineRule="auto"/>
+        <w:rPr>
+          <w:rFonts w:ascii="Arial" w:hAnsi="Arial" w:cs="Arial"/>
+          <w:sz w:val="20"/>
+          <w:szCs w:val="20"/>
+        </w:rPr>
+      </w:pPr>
+    </w:p>
+    <w:p>
+      <w:pPr>
+        <w:spacing w:after="0" w:line="240" w:lineRule="auto"/>
+        <w:rPr>
+          <w:rFonts w:ascii="Arial" w:hAnsi="Arial" w:cs="Arial"/>
+          <w:b/>
+          <w:bCs/>
+          <w:sz w:val="20"/>
+          <w:szCs w:val="20"/>
+        </w:rPr>
+        <w:sectPr>
+          <w:type w:val="continuous"/>
+          <w:pgSz w:w="11906" w:h="16838"/>
+          <w:pgMar w:top="567" w:right="1440" w:bottom="567" w:left="1440" w:header="708" w:footer="708" w:gutter="0"/>
+          <w:cols w:space="708"/>
+          <w:docGrid w:linePitch="360"/>
+        </w:sectPr>
+      </w:pPr>
+      <w:r>
+        <w:rPr>
+          <w:rFonts w:ascii="Arial" w:hAnsi="Arial" w:cs="Arial"/>
+          <w:b/>
+          <w:bCs/>
+          <w:sz w:val="20"/>
+          <w:szCs w:val="20"/>
+        </w:rPr>
+        <w:t>8</w:t>
+      </w:r>
+      <w:r>
+        <w:rPr>
+          <w:rFonts w:ascii="Arial" w:hAnsi="Arial" w:cs="Arial"/>
+          <w:b/>
+          <w:bCs/>
+          <w:sz w:val="20"/>
+          <w:szCs w:val="20"/>
+        </w:rPr>
+        <w:t>8. Which of the following UPDATE statements will fail in strict SQL mode?</w:t>
+      </w:r>
+    </w:p>
+    <w:p>
+      <w:pPr>
+        <w:spacing w:after="0" w:line="240" w:lineRule="auto"/>
+        <w:rPr>
+          <w:rFonts w:ascii="Arial" w:hAnsi="Arial" w:cs="Arial"/>
+          <w:sz w:val="20"/>
+          <w:szCs w:val="20"/>
+        </w:rPr>
+      </w:pPr>
+      <w:r>
+        <w:rPr>
+          <w:rFonts w:ascii="Arial" w:hAnsi="Arial" w:cs="Arial"/>
+          <w:sz w:val="20"/>
+          <w:szCs w:val="20"/>
+        </w:rPr>
         <w:t>A) UPDATE t SET col = NULL WHERE col2 = 5;</w:t>
       </w:r>
       <w:r>
@@ -9340,44 +10513,84 @@
     <w:p>
       <w:pPr>
         <w:spacing w:after="0" w:line="240" w:lineRule="auto"/>
-        <w:ind w:left="426"/>
-        <w:rPr>
-          <w:rFonts w:ascii="Arial" w:hAnsi="Arial" w:cs="Arial"/>
-          <w:sz w:val="20"/>
-          <w:szCs w:val="20"/>
-        </w:rPr>
-      </w:pPr>
-    </w:p>
-    <w:p>
-      <w:pPr>
-        <w:pStyle w:val="ListParagraph"/>
-        <w:numPr>
-          <w:ilvl w:val="0"/>
-          <w:numId w:val="4"/>
-        </w:numPr>
-        <w:spacing w:after="0" w:line="240" w:lineRule="auto"/>
-        <w:ind w:left="426"/>
-        <w:rPr>
-          <w:rFonts w:ascii="Arial" w:hAnsi="Arial" w:cs="Arial"/>
-          <w:sz w:val="20"/>
-          <w:szCs w:val="20"/>
-        </w:rPr>
-      </w:pPr>
-      <w:r>
-        <w:rPr>
-          <w:rFonts w:ascii="Arial" w:hAnsi="Arial" w:cs="Arial"/>
-          <w:sz w:val="20"/>
-          <w:szCs w:val="20"/>
-        </w:rPr>
-        <w:t>DELETE FROM t WHERE col IN (SELECT col FROM t2); In MySQL, this fails if:</w:t>
-      </w:r>
-      <w:r>
-        <w:rPr>
-          <w:rFonts w:ascii="Arial" w:hAnsi="Arial" w:cs="Arial"/>
-          <w:sz w:val="20"/>
-          <w:szCs w:val="20"/>
-        </w:rPr>
-        <w:br/>
+        <w:rPr>
+          <w:rFonts w:ascii="Arial" w:hAnsi="Arial" w:cs="Arial"/>
+          <w:sz w:val="20"/>
+          <w:szCs w:val="20"/>
+        </w:rPr>
+        <w:sectPr>
+          <w:type w:val="continuous"/>
+          <w:pgSz w:w="11906" w:h="16838"/>
+          <w:pgMar w:top="567" w:right="1440" w:bottom="567" w:left="1440" w:header="708" w:footer="708" w:gutter="0"/>
+          <w:cols w:num="2" w:space="708"/>
+          <w:docGrid w:linePitch="360"/>
+        </w:sectPr>
+      </w:pPr>
+    </w:p>
+    <w:p>
+      <w:pPr>
+        <w:spacing w:after="0" w:line="240" w:lineRule="auto"/>
+        <w:rPr>
+          <w:rFonts w:ascii="Arial" w:hAnsi="Arial" w:cs="Arial"/>
+          <w:sz w:val="20"/>
+          <w:szCs w:val="20"/>
+        </w:rPr>
+      </w:pPr>
+    </w:p>
+    <w:p>
+      <w:pPr>
+        <w:spacing w:after="0" w:line="240" w:lineRule="auto"/>
+        <w:rPr>
+          <w:rFonts w:ascii="Arial" w:hAnsi="Arial" w:cs="Arial"/>
+          <w:b/>
+          <w:bCs/>
+          <w:sz w:val="20"/>
+          <w:szCs w:val="20"/>
+        </w:rPr>
+        <w:sectPr>
+          <w:type w:val="continuous"/>
+          <w:pgSz w:w="11906" w:h="16838"/>
+          <w:pgMar w:top="567" w:right="1440" w:bottom="567" w:left="1440" w:header="708" w:footer="708" w:gutter="0"/>
+          <w:cols w:space="708"/>
+          <w:docGrid w:linePitch="360"/>
+        </w:sectPr>
+      </w:pPr>
+      <w:r>
+        <w:rPr>
+          <w:rFonts w:ascii="Arial" w:hAnsi="Arial" w:cs="Arial"/>
+          <w:b/>
+          <w:bCs/>
+          <w:sz w:val="20"/>
+          <w:szCs w:val="20"/>
+        </w:rPr>
+        <w:t>8</w:t>
+      </w:r>
+      <w:r>
+        <w:rPr>
+          <w:rFonts w:ascii="Arial" w:hAnsi="Arial" w:cs="Arial"/>
+          <w:b/>
+          <w:bCs/>
+          <w:sz w:val="20"/>
+          <w:szCs w:val="20"/>
+        </w:rPr>
+        <w:t>9. DELETE FROM t WHERE col IN (SELECT col FROM t2); In MySQL, this fails if:</w:t>
+      </w:r>
+    </w:p>
+    <w:p>
+      <w:pPr>
+        <w:spacing w:after="0" w:line="240" w:lineRule="auto"/>
+        <w:rPr>
+          <w:rFonts w:ascii="Arial" w:hAnsi="Arial" w:cs="Arial"/>
+          <w:sz w:val="20"/>
+          <w:szCs w:val="20"/>
+        </w:rPr>
+      </w:pPr>
+      <w:r>
+        <w:rPr>
+          <w:rFonts w:ascii="Arial" w:hAnsi="Arial" w:cs="Arial"/>
+          <w:sz w:val="20"/>
+          <w:szCs w:val="20"/>
+        </w:rPr>
         <w:t>A) t2 is empty</w:t>
       </w:r>
       <w:r>
@@ -9411,44 +10624,84 @@
     <w:p>
       <w:pPr>
         <w:spacing w:after="0" w:line="240" w:lineRule="auto"/>
-        <w:ind w:left="426"/>
-        <w:rPr>
-          <w:rFonts w:ascii="Arial" w:hAnsi="Arial" w:cs="Arial"/>
-          <w:sz w:val="20"/>
-          <w:szCs w:val="20"/>
-        </w:rPr>
-      </w:pPr>
-    </w:p>
-    <w:p>
-      <w:pPr>
-        <w:pStyle w:val="ListParagraph"/>
-        <w:numPr>
-          <w:ilvl w:val="0"/>
-          <w:numId w:val="4"/>
-        </w:numPr>
-        <w:spacing w:after="0" w:line="240" w:lineRule="auto"/>
-        <w:ind w:left="426"/>
-        <w:rPr>
-          <w:rFonts w:ascii="Arial" w:hAnsi="Arial" w:cs="Arial"/>
-          <w:sz w:val="20"/>
-          <w:szCs w:val="20"/>
-        </w:rPr>
-      </w:pPr>
-      <w:r>
-        <w:rPr>
-          <w:rFonts w:ascii="Arial" w:hAnsi="Arial" w:cs="Arial"/>
-          <w:sz w:val="20"/>
-          <w:szCs w:val="20"/>
-        </w:rPr>
-        <w:t>MySQL’s REPLACE INTO statement is equivalent to:</w:t>
-      </w:r>
-      <w:r>
-        <w:rPr>
-          <w:rFonts w:ascii="Arial" w:hAnsi="Arial" w:cs="Arial"/>
-          <w:sz w:val="20"/>
-          <w:szCs w:val="20"/>
-        </w:rPr>
-        <w:br/>
+        <w:rPr>
+          <w:rFonts w:ascii="Arial" w:hAnsi="Arial" w:cs="Arial"/>
+          <w:sz w:val="20"/>
+          <w:szCs w:val="20"/>
+        </w:rPr>
+        <w:sectPr>
+          <w:type w:val="continuous"/>
+          <w:pgSz w:w="11906" w:h="16838"/>
+          <w:pgMar w:top="567" w:right="1440" w:bottom="567" w:left="1440" w:header="708" w:footer="708" w:gutter="0"/>
+          <w:cols w:num="2" w:space="708"/>
+          <w:docGrid w:linePitch="360"/>
+        </w:sectPr>
+      </w:pPr>
+    </w:p>
+    <w:p>
+      <w:pPr>
+        <w:spacing w:after="0" w:line="240" w:lineRule="auto"/>
+        <w:rPr>
+          <w:rFonts w:ascii="Arial" w:hAnsi="Arial" w:cs="Arial"/>
+          <w:sz w:val="20"/>
+          <w:szCs w:val="20"/>
+        </w:rPr>
+      </w:pPr>
+    </w:p>
+    <w:p>
+      <w:pPr>
+        <w:spacing w:after="0" w:line="240" w:lineRule="auto"/>
+        <w:rPr>
+          <w:rFonts w:ascii="Arial" w:hAnsi="Arial" w:cs="Arial"/>
+          <w:b/>
+          <w:bCs/>
+          <w:sz w:val="20"/>
+          <w:szCs w:val="20"/>
+        </w:rPr>
+        <w:sectPr>
+          <w:type w:val="continuous"/>
+          <w:pgSz w:w="11906" w:h="16838"/>
+          <w:pgMar w:top="567" w:right="1440" w:bottom="567" w:left="1440" w:header="708" w:footer="708" w:gutter="0"/>
+          <w:cols w:space="708"/>
+          <w:docGrid w:linePitch="360"/>
+        </w:sectPr>
+      </w:pPr>
+      <w:r>
+        <w:rPr>
+          <w:rFonts w:ascii="Arial" w:hAnsi="Arial" w:cs="Arial"/>
+          <w:b/>
+          <w:bCs/>
+          <w:sz w:val="20"/>
+          <w:szCs w:val="20"/>
+        </w:rPr>
+        <w:t>9</w:t>
+      </w:r>
+      <w:r>
+        <w:rPr>
+          <w:rFonts w:ascii="Arial" w:hAnsi="Arial" w:cs="Arial"/>
+          <w:b/>
+          <w:bCs/>
+          <w:sz w:val="20"/>
+          <w:szCs w:val="20"/>
+        </w:rPr>
+        <w:t>0. MySQL’s REPLACE INTO statement is equivalent to:</w:t>
+      </w:r>
+    </w:p>
+    <w:p>
+      <w:pPr>
+        <w:spacing w:after="0" w:line="240" w:lineRule="auto"/>
+        <w:rPr>
+          <w:rFonts w:ascii="Arial" w:hAnsi="Arial" w:cs="Arial"/>
+          <w:sz w:val="20"/>
+          <w:szCs w:val="20"/>
+        </w:rPr>
+      </w:pPr>
+      <w:r>
+        <w:rPr>
+          <w:rFonts w:ascii="Arial" w:hAnsi="Arial" w:cs="Arial"/>
+          <w:sz w:val="20"/>
+          <w:szCs w:val="20"/>
+        </w:rPr>
         <w:t>A) INSERT IGNORE</w:t>
       </w:r>
       <w:r>
@@ -9482,41 +10735,74 @@
     <w:p>
       <w:pPr>
         <w:spacing w:after="0" w:line="240" w:lineRule="auto"/>
-        <w:ind w:left="426"/>
-        <w:rPr>
-          <w:rFonts w:ascii="Arial" w:hAnsi="Arial" w:cs="Arial"/>
-          <w:sz w:val="20"/>
-          <w:szCs w:val="20"/>
-        </w:rPr>
-      </w:pPr>
-    </w:p>
-    <w:p>
-      <w:pPr>
-        <w:pStyle w:val="ListParagraph"/>
-        <w:numPr>
-          <w:ilvl w:val="0"/>
-          <w:numId w:val="4"/>
-        </w:numPr>
-        <w:spacing w:after="0" w:line="240" w:lineRule="auto"/>
-        <w:ind w:left="426"/>
-        <w:rPr>
-          <w:rFonts w:ascii="Arial" w:hAnsi="Arial" w:cs="Arial"/>
-          <w:sz w:val="20"/>
-          <w:szCs w:val="20"/>
-        </w:rPr>
-      </w:pPr>
-      <w:r>
-        <w:rPr>
-          <w:rFonts w:ascii="Arial" w:hAnsi="Arial" w:cs="Arial"/>
-          <w:sz w:val="20"/>
-          <w:szCs w:val="20"/>
-        </w:rPr>
-        <w:t xml:space="preserve">Which lock does an UPDATE without WHERE clause typically acquire in </w:t>
+        <w:rPr>
+          <w:rFonts w:ascii="Arial" w:hAnsi="Arial" w:cs="Arial"/>
+          <w:sz w:val="20"/>
+          <w:szCs w:val="20"/>
+        </w:rPr>
+        <w:sectPr>
+          <w:type w:val="continuous"/>
+          <w:pgSz w:w="11906" w:h="16838"/>
+          <w:pgMar w:top="567" w:right="1440" w:bottom="567" w:left="1440" w:header="708" w:footer="708" w:gutter="0"/>
+          <w:cols w:num="2" w:space="708"/>
+          <w:docGrid w:linePitch="360"/>
+        </w:sectPr>
+      </w:pPr>
+    </w:p>
+    <w:p>
+      <w:pPr>
+        <w:spacing w:after="0" w:line="240" w:lineRule="auto"/>
+        <w:rPr>
+          <w:rFonts w:ascii="Arial" w:hAnsi="Arial" w:cs="Arial"/>
+          <w:sz w:val="20"/>
+          <w:szCs w:val="20"/>
+        </w:rPr>
+      </w:pPr>
+    </w:p>
+    <w:p>
+      <w:pPr>
+        <w:spacing w:after="0" w:line="240" w:lineRule="auto"/>
+        <w:rPr>
+          <w:rFonts w:ascii="Arial" w:hAnsi="Arial" w:cs="Arial"/>
+          <w:b/>
+          <w:bCs/>
+          <w:sz w:val="20"/>
+          <w:szCs w:val="20"/>
+        </w:rPr>
+        <w:sectPr>
+          <w:type w:val="continuous"/>
+          <w:pgSz w:w="11906" w:h="16838"/>
+          <w:pgMar w:top="567" w:right="1440" w:bottom="567" w:left="1440" w:header="708" w:footer="708" w:gutter="0"/>
+          <w:cols w:space="708"/>
+          <w:docGrid w:linePitch="360"/>
+        </w:sectPr>
+      </w:pPr>
+      <w:r>
+        <w:rPr>
+          <w:rFonts w:ascii="Arial" w:hAnsi="Arial" w:cs="Arial"/>
+          <w:b/>
+          <w:bCs/>
+          <w:sz w:val="20"/>
+          <w:szCs w:val="20"/>
+        </w:rPr>
+        <w:t>9</w:t>
+      </w:r>
+      <w:r>
+        <w:rPr>
+          <w:rFonts w:ascii="Arial" w:hAnsi="Arial" w:cs="Arial"/>
+          <w:b/>
+          <w:bCs/>
+          <w:sz w:val="20"/>
+          <w:szCs w:val="20"/>
+        </w:rPr>
+        <w:t xml:space="preserve">1. Which lock does an UPDATE without WHERE clause typically acquire in </w:t>
       </w:r>
       <w:proofErr w:type="spellStart"/>
       <w:r>
         <w:rPr>
           <w:rFonts w:ascii="Arial" w:hAnsi="Arial" w:cs="Arial"/>
+          <w:b/>
+          <w:bCs/>
           <w:sz w:val="20"/>
           <w:szCs w:val="20"/>
         </w:rPr>
@@ -9526,18 +10812,29 @@
       <w:r>
         <w:rPr>
           <w:rFonts w:ascii="Arial" w:hAnsi="Arial" w:cs="Arial"/>
+          <w:b/>
+          <w:bCs/>
           <w:sz w:val="20"/>
           <w:szCs w:val="20"/>
         </w:rPr>
         <w:t>?</w:t>
       </w:r>
-      <w:r>
-        <w:rPr>
-          <w:rFonts w:ascii="Arial" w:hAnsi="Arial" w:cs="Arial"/>
-          <w:sz w:val="20"/>
-          <w:szCs w:val="20"/>
-        </w:rPr>
-        <w:br/>
+    </w:p>
+    <w:p>
+      <w:pPr>
+        <w:spacing w:after="0" w:line="240" w:lineRule="auto"/>
+        <w:rPr>
+          <w:rFonts w:ascii="Arial" w:hAnsi="Arial" w:cs="Arial"/>
+          <w:sz w:val="20"/>
+          <w:szCs w:val="20"/>
+        </w:rPr>
+      </w:pPr>
+      <w:r>
+        <w:rPr>
+          <w:rFonts w:ascii="Arial" w:hAnsi="Arial" w:cs="Arial"/>
+          <w:sz w:val="20"/>
+          <w:szCs w:val="20"/>
+        </w:rPr>
         <w:t>A) Row-level locks on all rows (table lock in practice)</w:t>
       </w:r>
       <w:r>
@@ -9571,44 +10868,84 @@
     <w:p>
       <w:pPr>
         <w:spacing w:after="0" w:line="240" w:lineRule="auto"/>
-        <w:ind w:left="426"/>
-        <w:rPr>
-          <w:rFonts w:ascii="Arial" w:hAnsi="Arial" w:cs="Arial"/>
-          <w:sz w:val="20"/>
-          <w:szCs w:val="20"/>
-        </w:rPr>
-      </w:pPr>
-    </w:p>
-    <w:p>
-      <w:pPr>
-        <w:pStyle w:val="ListParagraph"/>
-        <w:numPr>
-          <w:ilvl w:val="0"/>
-          <w:numId w:val="4"/>
-        </w:numPr>
-        <w:spacing w:after="0" w:line="240" w:lineRule="auto"/>
-        <w:ind w:left="426"/>
-        <w:rPr>
-          <w:rFonts w:ascii="Arial" w:hAnsi="Arial" w:cs="Arial"/>
-          <w:sz w:val="20"/>
-          <w:szCs w:val="20"/>
-        </w:rPr>
-      </w:pPr>
-      <w:r>
-        <w:rPr>
-          <w:rFonts w:ascii="Arial" w:hAnsi="Arial" w:cs="Arial"/>
-          <w:sz w:val="20"/>
-          <w:szCs w:val="20"/>
-        </w:rPr>
-        <w:t>A table has 10 million rows. Which operation is fastest?</w:t>
-      </w:r>
-      <w:r>
-        <w:rPr>
-          <w:rFonts w:ascii="Arial" w:hAnsi="Arial" w:cs="Arial"/>
-          <w:sz w:val="20"/>
-          <w:szCs w:val="20"/>
-        </w:rPr>
-        <w:br/>
+        <w:rPr>
+          <w:rFonts w:ascii="Arial" w:hAnsi="Arial" w:cs="Arial"/>
+          <w:sz w:val="20"/>
+          <w:szCs w:val="20"/>
+        </w:rPr>
+        <w:sectPr>
+          <w:type w:val="continuous"/>
+          <w:pgSz w:w="11906" w:h="16838"/>
+          <w:pgMar w:top="567" w:right="1440" w:bottom="567" w:left="1440" w:header="708" w:footer="708" w:gutter="0"/>
+          <w:cols w:num="2" w:space="708"/>
+          <w:docGrid w:linePitch="360"/>
+        </w:sectPr>
+      </w:pPr>
+    </w:p>
+    <w:p>
+      <w:pPr>
+        <w:spacing w:after="0" w:line="240" w:lineRule="auto"/>
+        <w:rPr>
+          <w:rFonts w:ascii="Arial" w:hAnsi="Arial" w:cs="Arial"/>
+          <w:sz w:val="20"/>
+          <w:szCs w:val="20"/>
+        </w:rPr>
+      </w:pPr>
+    </w:p>
+    <w:p>
+      <w:pPr>
+        <w:spacing w:after="0" w:line="240" w:lineRule="auto"/>
+        <w:rPr>
+          <w:rFonts w:ascii="Arial" w:hAnsi="Arial" w:cs="Arial"/>
+          <w:b/>
+          <w:bCs/>
+          <w:sz w:val="20"/>
+          <w:szCs w:val="20"/>
+        </w:rPr>
+        <w:sectPr>
+          <w:type w:val="continuous"/>
+          <w:pgSz w:w="11906" w:h="16838"/>
+          <w:pgMar w:top="567" w:right="1440" w:bottom="567" w:left="1440" w:header="708" w:footer="708" w:gutter="0"/>
+          <w:cols w:space="708"/>
+          <w:docGrid w:linePitch="360"/>
+        </w:sectPr>
+      </w:pPr>
+      <w:r>
+        <w:rPr>
+          <w:rFonts w:ascii="Arial" w:hAnsi="Arial" w:cs="Arial"/>
+          <w:b/>
+          <w:bCs/>
+          <w:sz w:val="20"/>
+          <w:szCs w:val="20"/>
+        </w:rPr>
+        <w:t>9</w:t>
+      </w:r>
+      <w:r>
+        <w:rPr>
+          <w:rFonts w:ascii="Arial" w:hAnsi="Arial" w:cs="Arial"/>
+          <w:b/>
+          <w:bCs/>
+          <w:sz w:val="20"/>
+          <w:szCs w:val="20"/>
+        </w:rPr>
+        <w:t>2. A table has 10 million rows. Which operation is fastest?</w:t>
+      </w:r>
+    </w:p>
+    <w:p>
+      <w:pPr>
+        <w:spacing w:after="0" w:line="240" w:lineRule="auto"/>
+        <w:rPr>
+          <w:rFonts w:ascii="Arial" w:hAnsi="Arial" w:cs="Arial"/>
+          <w:sz w:val="20"/>
+          <w:szCs w:val="20"/>
+        </w:rPr>
+      </w:pPr>
+      <w:r>
+        <w:rPr>
+          <w:rFonts w:ascii="Arial" w:hAnsi="Arial" w:cs="Arial"/>
+          <w:sz w:val="20"/>
+          <w:szCs w:val="20"/>
+        </w:rPr>
         <w:t>A) DELETE FROM table;</w:t>
       </w:r>
       <w:r>
@@ -9678,44 +11015,84 @@
     <w:p>
       <w:pPr>
         <w:spacing w:after="0" w:line="240" w:lineRule="auto"/>
-        <w:ind w:left="426"/>
-        <w:rPr>
-          <w:rFonts w:ascii="Arial" w:hAnsi="Arial" w:cs="Arial"/>
-          <w:sz w:val="20"/>
-          <w:szCs w:val="20"/>
-        </w:rPr>
-      </w:pPr>
-    </w:p>
-    <w:p>
-      <w:pPr>
-        <w:pStyle w:val="ListParagraph"/>
-        <w:numPr>
-          <w:ilvl w:val="0"/>
-          <w:numId w:val="4"/>
-        </w:numPr>
-        <w:spacing w:after="0" w:line="240" w:lineRule="auto"/>
-        <w:ind w:left="426"/>
-        <w:rPr>
-          <w:rFonts w:ascii="Arial" w:hAnsi="Arial" w:cs="Arial"/>
-          <w:sz w:val="20"/>
-          <w:szCs w:val="20"/>
-        </w:rPr>
-      </w:pPr>
-      <w:r>
-        <w:rPr>
-          <w:rFonts w:ascii="Arial" w:hAnsi="Arial" w:cs="Arial"/>
-          <w:sz w:val="20"/>
-          <w:szCs w:val="20"/>
-        </w:rPr>
-        <w:t>Which scenario would benefit from denormalization?</w:t>
-      </w:r>
-      <w:r>
-        <w:rPr>
-          <w:rFonts w:ascii="Arial" w:hAnsi="Arial" w:cs="Arial"/>
-          <w:sz w:val="20"/>
-          <w:szCs w:val="20"/>
-        </w:rPr>
-        <w:br/>
+        <w:rPr>
+          <w:rFonts w:ascii="Arial" w:hAnsi="Arial" w:cs="Arial"/>
+          <w:sz w:val="20"/>
+          <w:szCs w:val="20"/>
+        </w:rPr>
+        <w:sectPr>
+          <w:type w:val="continuous"/>
+          <w:pgSz w:w="11906" w:h="16838"/>
+          <w:pgMar w:top="567" w:right="1440" w:bottom="567" w:left="1440" w:header="708" w:footer="708" w:gutter="0"/>
+          <w:cols w:num="2" w:space="708"/>
+          <w:docGrid w:linePitch="360"/>
+        </w:sectPr>
+      </w:pPr>
+    </w:p>
+    <w:p>
+      <w:pPr>
+        <w:spacing w:after="0" w:line="240" w:lineRule="auto"/>
+        <w:rPr>
+          <w:rFonts w:ascii="Arial" w:hAnsi="Arial" w:cs="Arial"/>
+          <w:sz w:val="20"/>
+          <w:szCs w:val="20"/>
+        </w:rPr>
+      </w:pPr>
+    </w:p>
+    <w:p>
+      <w:pPr>
+        <w:spacing w:after="0" w:line="240" w:lineRule="auto"/>
+        <w:rPr>
+          <w:rFonts w:ascii="Arial" w:hAnsi="Arial" w:cs="Arial"/>
+          <w:b/>
+          <w:bCs/>
+          <w:sz w:val="20"/>
+          <w:szCs w:val="20"/>
+        </w:rPr>
+        <w:sectPr>
+          <w:type w:val="continuous"/>
+          <w:pgSz w:w="11906" w:h="16838"/>
+          <w:pgMar w:top="567" w:right="1440" w:bottom="567" w:left="1440" w:header="708" w:footer="708" w:gutter="0"/>
+          <w:cols w:space="708"/>
+          <w:docGrid w:linePitch="360"/>
+        </w:sectPr>
+      </w:pPr>
+      <w:r>
+        <w:rPr>
+          <w:rFonts w:ascii="Arial" w:hAnsi="Arial" w:cs="Arial"/>
+          <w:b/>
+          <w:bCs/>
+          <w:sz w:val="20"/>
+          <w:szCs w:val="20"/>
+        </w:rPr>
+        <w:t>9</w:t>
+      </w:r>
+      <w:r>
+        <w:rPr>
+          <w:rFonts w:ascii="Arial" w:hAnsi="Arial" w:cs="Arial"/>
+          <w:b/>
+          <w:bCs/>
+          <w:sz w:val="20"/>
+          <w:szCs w:val="20"/>
+        </w:rPr>
+        <w:t>3. Which scenario would benefit from denormalization?</w:t>
+      </w:r>
+    </w:p>
+    <w:p>
+      <w:pPr>
+        <w:spacing w:after="0" w:line="240" w:lineRule="auto"/>
+        <w:rPr>
+          <w:rFonts w:ascii="Arial" w:hAnsi="Arial" w:cs="Arial"/>
+          <w:sz w:val="20"/>
+          <w:szCs w:val="20"/>
+        </w:rPr>
+      </w:pPr>
+      <w:r>
+        <w:rPr>
+          <w:rFonts w:ascii="Arial" w:hAnsi="Arial" w:cs="Arial"/>
+          <w:sz w:val="20"/>
+          <w:szCs w:val="20"/>
+        </w:rPr>
         <w:t>A) Highly volatile transactional system</w:t>
       </w:r>
       <w:r>
@@ -9749,41 +11126,94 @@
     <w:p>
       <w:pPr>
         <w:spacing w:after="0" w:line="240" w:lineRule="auto"/>
-        <w:ind w:left="426"/>
-        <w:rPr>
-          <w:rFonts w:ascii="Arial" w:hAnsi="Arial" w:cs="Arial"/>
-          <w:sz w:val="20"/>
-          <w:szCs w:val="20"/>
-        </w:rPr>
-      </w:pPr>
-    </w:p>
-    <w:p>
-      <w:pPr>
-        <w:pStyle w:val="ListParagraph"/>
-        <w:numPr>
-          <w:ilvl w:val="0"/>
-          <w:numId w:val="4"/>
-        </w:numPr>
-        <w:spacing w:after="0" w:line="240" w:lineRule="auto"/>
-        <w:ind w:left="426"/>
-        <w:rPr>
-          <w:rFonts w:ascii="Arial" w:hAnsi="Arial" w:cs="Arial"/>
-          <w:sz w:val="20"/>
-          <w:szCs w:val="20"/>
-        </w:rPr>
-      </w:pPr>
-      <w:r>
-        <w:rPr>
-          <w:rFonts w:ascii="Arial" w:hAnsi="Arial" w:cs="Arial"/>
-          <w:sz w:val="20"/>
-          <w:szCs w:val="20"/>
-        </w:rPr>
-        <w:t>A foreign key constraint in MySQL (</w:t>
+        <w:rPr>
+          <w:rFonts w:ascii="Arial" w:hAnsi="Arial" w:cs="Arial"/>
+          <w:sz w:val="20"/>
+          <w:szCs w:val="20"/>
+        </w:rPr>
+        <w:sectPr>
+          <w:type w:val="continuous"/>
+          <w:pgSz w:w="11906" w:h="16838"/>
+          <w:pgMar w:top="567" w:right="1440" w:bottom="567" w:left="1440" w:header="708" w:footer="708" w:gutter="0"/>
+          <w:cols w:num="2" w:space="708"/>
+          <w:docGrid w:linePitch="360"/>
+        </w:sectPr>
+      </w:pPr>
+    </w:p>
+    <w:p>
+      <w:pPr>
+        <w:spacing w:after="0" w:line="240" w:lineRule="auto"/>
+        <w:rPr>
+          <w:rFonts w:ascii="Arial" w:hAnsi="Arial" w:cs="Arial"/>
+          <w:sz w:val="20"/>
+          <w:szCs w:val="20"/>
+        </w:rPr>
+      </w:pPr>
+    </w:p>
+    <w:p>
+      <w:pPr>
+        <w:spacing w:after="0" w:line="240" w:lineRule="auto"/>
+        <w:rPr>
+          <w:rFonts w:ascii="Arial" w:hAnsi="Arial" w:cs="Arial"/>
+          <w:sz w:val="20"/>
+          <w:szCs w:val="20"/>
+        </w:rPr>
+      </w:pPr>
+    </w:p>
+    <w:p>
+      <w:pPr>
+        <w:spacing w:after="0" w:line="240" w:lineRule="auto"/>
+        <w:rPr>
+          <w:rFonts w:ascii="Arial" w:hAnsi="Arial" w:cs="Arial"/>
+          <w:sz w:val="20"/>
+          <w:szCs w:val="20"/>
+        </w:rPr>
+      </w:pPr>
+    </w:p>
+    <w:p>
+      <w:pPr>
+        <w:spacing w:after="0" w:line="240" w:lineRule="auto"/>
+        <w:rPr>
+          <w:rFonts w:ascii="Arial" w:hAnsi="Arial" w:cs="Arial"/>
+          <w:b/>
+          <w:bCs/>
+          <w:sz w:val="20"/>
+          <w:szCs w:val="20"/>
+        </w:rPr>
+        <w:sectPr>
+          <w:type w:val="continuous"/>
+          <w:pgSz w:w="11906" w:h="16838"/>
+          <w:pgMar w:top="567" w:right="1440" w:bottom="567" w:left="1440" w:header="708" w:footer="708" w:gutter="0"/>
+          <w:cols w:space="708"/>
+          <w:docGrid w:linePitch="360"/>
+        </w:sectPr>
+      </w:pPr>
+      <w:r>
+        <w:rPr>
+          <w:rFonts w:ascii="Arial" w:hAnsi="Arial" w:cs="Arial"/>
+          <w:b/>
+          <w:bCs/>
+          <w:sz w:val="20"/>
+          <w:szCs w:val="20"/>
+        </w:rPr>
+        <w:t>9</w:t>
+      </w:r>
+      <w:r>
+        <w:rPr>
+          <w:rFonts w:ascii="Arial" w:hAnsi="Arial" w:cs="Arial"/>
+          <w:b/>
+          <w:bCs/>
+          <w:sz w:val="20"/>
+          <w:szCs w:val="20"/>
+        </w:rPr>
+        <w:t>4. A foreign key constraint in MySQL (</w:t>
       </w:r>
       <w:proofErr w:type="spellStart"/>
       <w:r>
         <w:rPr>
           <w:rFonts w:ascii="Arial" w:hAnsi="Arial" w:cs="Arial"/>
+          <w:b/>
+          <w:bCs/>
           <w:sz w:val="20"/>
           <w:szCs w:val="20"/>
         </w:rPr>
@@ -9793,18 +11223,29 @@
       <w:r>
         <w:rPr>
           <w:rFonts w:ascii="Arial" w:hAnsi="Arial" w:cs="Arial"/>
+          <w:b/>
+          <w:bCs/>
           <w:sz w:val="20"/>
           <w:szCs w:val="20"/>
         </w:rPr>
         <w:t>) with ON DELETE CASCADE means:</w:t>
       </w:r>
-      <w:r>
-        <w:rPr>
-          <w:rFonts w:ascii="Arial" w:hAnsi="Arial" w:cs="Arial"/>
-          <w:sz w:val="20"/>
-          <w:szCs w:val="20"/>
-        </w:rPr>
-        <w:br/>
+    </w:p>
+    <w:p>
+      <w:pPr>
+        <w:spacing w:after="0" w:line="240" w:lineRule="auto"/>
+        <w:rPr>
+          <w:rFonts w:ascii="Arial" w:hAnsi="Arial" w:cs="Arial"/>
+          <w:sz w:val="20"/>
+          <w:szCs w:val="20"/>
+        </w:rPr>
+      </w:pPr>
+      <w:r>
+        <w:rPr>
+          <w:rFonts w:ascii="Arial" w:hAnsi="Arial" w:cs="Arial"/>
+          <w:sz w:val="20"/>
+          <w:szCs w:val="20"/>
+        </w:rPr>
         <w:t>A) Deleting a parent row deletes child rows</w:t>
       </w:r>
       <w:r>
@@ -9837,34 +11278,85 @@
     </w:p>
     <w:p>
       <w:pPr>
-        <w:pStyle w:val="ListParagraph"/>
-        <w:numPr>
-          <w:ilvl w:val="0"/>
-          <w:numId w:val="4"/>
-        </w:numPr>
-        <w:spacing w:after="0" w:line="240" w:lineRule="auto"/>
-        <w:ind w:left="426"/>
-        <w:rPr>
-          <w:rFonts w:ascii="Arial" w:hAnsi="Arial" w:cs="Arial"/>
-          <w:sz w:val="20"/>
-          <w:szCs w:val="20"/>
-        </w:rPr>
-      </w:pPr>
-      <w:r>
-        <w:rPr>
-          <w:rFonts w:ascii="Arial" w:hAnsi="Arial" w:cs="Arial"/>
-          <w:sz w:val="20"/>
-          <w:szCs w:val="20"/>
-        </w:rPr>
-        <w:t>Which of the following is true about NULL values in SQL?</w:t>
-      </w:r>
-      <w:r>
-        <w:rPr>
-          <w:rFonts w:ascii="Arial" w:hAnsi="Arial" w:cs="Arial"/>
-          <w:sz w:val="20"/>
-          <w:szCs w:val="20"/>
-        </w:rPr>
-        <w:br/>
+        <w:spacing w:after="0" w:line="240" w:lineRule="auto"/>
+        <w:rPr>
+          <w:rFonts w:ascii="Arial" w:hAnsi="Arial" w:cs="Arial"/>
+          <w:sz w:val="20"/>
+          <w:szCs w:val="20"/>
+        </w:rPr>
+        <w:sectPr>
+          <w:type w:val="continuous"/>
+          <w:pgSz w:w="11906" w:h="16838"/>
+          <w:pgMar w:top="567" w:right="1440" w:bottom="567" w:left="1440" w:header="708" w:footer="708" w:gutter="0"/>
+          <w:cols w:num="2" w:space="708"/>
+          <w:docGrid w:linePitch="360"/>
+        </w:sectPr>
+      </w:pPr>
+    </w:p>
+    <w:p>
+      <w:pPr>
+        <w:spacing w:after="0" w:line="240" w:lineRule="auto"/>
+        <w:rPr>
+          <w:rFonts w:ascii="Arial" w:hAnsi="Arial" w:cs="Arial"/>
+          <w:sz w:val="20"/>
+          <w:szCs w:val="20"/>
+        </w:rPr>
+      </w:pPr>
+    </w:p>
+    <w:p>
+      <w:pPr>
+        <w:spacing w:after="0" w:line="240" w:lineRule="auto"/>
+        <w:rPr>
+          <w:rFonts w:ascii="Arial" w:hAnsi="Arial" w:cs="Arial"/>
+          <w:b/>
+          <w:bCs/>
+          <w:sz w:val="20"/>
+          <w:szCs w:val="20"/>
+        </w:rPr>
+        <w:sectPr>
+          <w:type w:val="continuous"/>
+          <w:pgSz w:w="11906" w:h="16838"/>
+          <w:pgMar w:top="567" w:right="1440" w:bottom="567" w:left="1440" w:header="708" w:footer="708" w:gutter="0"/>
+          <w:cols w:space="708"/>
+          <w:docGrid w:linePitch="360"/>
+        </w:sectPr>
+      </w:pPr>
+      <w:r>
+        <w:rPr>
+          <w:rFonts w:ascii="Arial" w:hAnsi="Arial" w:cs="Arial"/>
+          <w:b/>
+          <w:bCs/>
+          <w:sz w:val="20"/>
+          <w:szCs w:val="20"/>
+        </w:rPr>
+        <w:t>9</w:t>
+      </w:r>
+      <w:r>
+        <w:rPr>
+          <w:rFonts w:ascii="Arial" w:hAnsi="Arial" w:cs="Arial"/>
+          <w:b/>
+          <w:bCs/>
+          <w:sz w:val="20"/>
+          <w:szCs w:val="20"/>
+        </w:rPr>
+        <w:t>5. Which of the following is true about NULL values in SQL?</w:t>
+      </w:r>
+    </w:p>
+    <w:p>
+      <w:pPr>
+        <w:spacing w:after="0" w:line="240" w:lineRule="auto"/>
+        <w:rPr>
+          <w:rFonts w:ascii="Arial" w:hAnsi="Arial" w:cs="Arial"/>
+          <w:sz w:val="20"/>
+          <w:szCs w:val="20"/>
+        </w:rPr>
+      </w:pPr>
+      <w:r>
+        <w:rPr>
+          <w:rFonts w:ascii="Arial" w:hAnsi="Arial" w:cs="Arial"/>
+          <w:sz w:val="20"/>
+          <w:szCs w:val="20"/>
+        </w:rPr>
         <w:t>A) NULL = NULL evaluates to TRUE</w:t>
       </w:r>
       <w:r>
@@ -9898,41 +11390,74 @@
     <w:p>
       <w:pPr>
         <w:spacing w:after="0" w:line="240" w:lineRule="auto"/>
-        <w:ind w:left="426"/>
-        <w:rPr>
-          <w:rFonts w:ascii="Arial" w:hAnsi="Arial" w:cs="Arial"/>
-          <w:sz w:val="20"/>
-          <w:szCs w:val="20"/>
-        </w:rPr>
-      </w:pPr>
-    </w:p>
-    <w:p>
-      <w:pPr>
-        <w:pStyle w:val="ListParagraph"/>
-        <w:numPr>
-          <w:ilvl w:val="0"/>
-          <w:numId w:val="4"/>
-        </w:numPr>
-        <w:spacing w:after="0" w:line="240" w:lineRule="auto"/>
-        <w:ind w:left="426"/>
-        <w:rPr>
-          <w:rFonts w:ascii="Arial" w:hAnsi="Arial" w:cs="Arial"/>
-          <w:sz w:val="20"/>
-          <w:szCs w:val="20"/>
-        </w:rPr>
-      </w:pPr>
-      <w:r>
-        <w:rPr>
-          <w:rFonts w:ascii="Arial" w:hAnsi="Arial" w:cs="Arial"/>
-          <w:sz w:val="20"/>
-          <w:szCs w:val="20"/>
-        </w:rPr>
-        <w:t xml:space="preserve">A transaction with isolation level REPEATABLE READ in MySQL </w:t>
+        <w:rPr>
+          <w:rFonts w:ascii="Arial" w:hAnsi="Arial" w:cs="Arial"/>
+          <w:sz w:val="20"/>
+          <w:szCs w:val="20"/>
+        </w:rPr>
+        <w:sectPr>
+          <w:type w:val="continuous"/>
+          <w:pgSz w:w="11906" w:h="16838"/>
+          <w:pgMar w:top="567" w:right="1440" w:bottom="567" w:left="1440" w:header="708" w:footer="708" w:gutter="0"/>
+          <w:cols w:num="2" w:space="708"/>
+          <w:docGrid w:linePitch="360"/>
+        </w:sectPr>
+      </w:pPr>
+    </w:p>
+    <w:p>
+      <w:pPr>
+        <w:spacing w:after="0" w:line="240" w:lineRule="auto"/>
+        <w:rPr>
+          <w:rFonts w:ascii="Arial" w:hAnsi="Arial" w:cs="Arial"/>
+          <w:sz w:val="20"/>
+          <w:szCs w:val="20"/>
+        </w:rPr>
+      </w:pPr>
+    </w:p>
+    <w:p>
+      <w:pPr>
+        <w:spacing w:after="0" w:line="240" w:lineRule="auto"/>
+        <w:rPr>
+          <w:rFonts w:ascii="Arial" w:hAnsi="Arial" w:cs="Arial"/>
+          <w:b/>
+          <w:bCs/>
+          <w:sz w:val="20"/>
+          <w:szCs w:val="20"/>
+        </w:rPr>
+        <w:sectPr>
+          <w:type w:val="continuous"/>
+          <w:pgSz w:w="11906" w:h="16838"/>
+          <w:pgMar w:top="567" w:right="1440" w:bottom="567" w:left="1440" w:header="708" w:footer="708" w:gutter="0"/>
+          <w:cols w:space="708"/>
+          <w:docGrid w:linePitch="360"/>
+        </w:sectPr>
+      </w:pPr>
+      <w:r>
+        <w:rPr>
+          <w:rFonts w:ascii="Arial" w:hAnsi="Arial" w:cs="Arial"/>
+          <w:b/>
+          <w:bCs/>
+          <w:sz w:val="20"/>
+          <w:szCs w:val="20"/>
+        </w:rPr>
+        <w:t>9</w:t>
+      </w:r>
+      <w:r>
+        <w:rPr>
+          <w:rFonts w:ascii="Arial" w:hAnsi="Arial" w:cs="Arial"/>
+          <w:b/>
+          <w:bCs/>
+          <w:sz w:val="20"/>
+          <w:szCs w:val="20"/>
+        </w:rPr>
+        <w:t xml:space="preserve">6. A transaction with isolation level REPEATABLE READ in MySQL </w:t>
       </w:r>
       <w:proofErr w:type="spellStart"/>
       <w:r>
         <w:rPr>
           <w:rFonts w:ascii="Arial" w:hAnsi="Arial" w:cs="Arial"/>
+          <w:b/>
+          <w:bCs/>
           <w:sz w:val="20"/>
           <w:szCs w:val="20"/>
         </w:rPr>
@@ -9942,18 +11467,29 @@
       <w:r>
         <w:rPr>
           <w:rFonts w:ascii="Arial" w:hAnsi="Arial" w:cs="Arial"/>
+          <w:b/>
+          <w:bCs/>
           <w:sz w:val="20"/>
           <w:szCs w:val="20"/>
         </w:rPr>
         <w:t xml:space="preserve"> prevents:</w:t>
       </w:r>
-      <w:r>
-        <w:rPr>
-          <w:rFonts w:ascii="Arial" w:hAnsi="Arial" w:cs="Arial"/>
-          <w:sz w:val="20"/>
-          <w:szCs w:val="20"/>
-        </w:rPr>
-        <w:br/>
+    </w:p>
+    <w:p>
+      <w:pPr>
+        <w:spacing w:after="0" w:line="240" w:lineRule="auto"/>
+        <w:rPr>
+          <w:rFonts w:ascii="Arial" w:hAnsi="Arial" w:cs="Arial"/>
+          <w:sz w:val="20"/>
+          <w:szCs w:val="20"/>
+        </w:rPr>
+      </w:pPr>
+      <w:r>
+        <w:rPr>
+          <w:rFonts w:ascii="Arial" w:hAnsi="Arial" w:cs="Arial"/>
+          <w:sz w:val="20"/>
+          <w:szCs w:val="20"/>
+        </w:rPr>
         <w:t>A) Dirty reads only</w:t>
       </w:r>
       <w:r>
@@ -9987,44 +11523,84 @@
     <w:p>
       <w:pPr>
         <w:spacing w:after="0" w:line="240" w:lineRule="auto"/>
-        <w:ind w:left="426"/>
-        <w:rPr>
-          <w:rFonts w:ascii="Arial" w:hAnsi="Arial" w:cs="Arial"/>
-          <w:sz w:val="20"/>
-          <w:szCs w:val="20"/>
-        </w:rPr>
-      </w:pPr>
-    </w:p>
-    <w:p>
-      <w:pPr>
-        <w:pStyle w:val="ListParagraph"/>
-        <w:numPr>
-          <w:ilvl w:val="0"/>
-          <w:numId w:val="4"/>
-        </w:numPr>
-        <w:spacing w:after="0" w:line="240" w:lineRule="auto"/>
-        <w:ind w:left="426"/>
-        <w:rPr>
-          <w:rFonts w:ascii="Arial" w:hAnsi="Arial" w:cs="Arial"/>
-          <w:sz w:val="20"/>
-          <w:szCs w:val="20"/>
-        </w:rPr>
-      </w:pPr>
-      <w:r>
-        <w:rPr>
-          <w:rFonts w:ascii="Arial" w:hAnsi="Arial" w:cs="Arial"/>
-          <w:sz w:val="20"/>
-          <w:szCs w:val="20"/>
-        </w:rPr>
-        <w:t>Which of the following is a "lossy" decomposition?</w:t>
-      </w:r>
-      <w:r>
-        <w:rPr>
-          <w:rFonts w:ascii="Arial" w:hAnsi="Arial" w:cs="Arial"/>
-          <w:sz w:val="20"/>
-          <w:szCs w:val="20"/>
-        </w:rPr>
-        <w:br/>
+        <w:rPr>
+          <w:rFonts w:ascii="Arial" w:hAnsi="Arial" w:cs="Arial"/>
+          <w:sz w:val="20"/>
+          <w:szCs w:val="20"/>
+        </w:rPr>
+        <w:sectPr>
+          <w:type w:val="continuous"/>
+          <w:pgSz w:w="11906" w:h="16838"/>
+          <w:pgMar w:top="567" w:right="1440" w:bottom="567" w:left="1440" w:header="708" w:footer="708" w:gutter="0"/>
+          <w:cols w:num="2" w:space="708"/>
+          <w:docGrid w:linePitch="360"/>
+        </w:sectPr>
+      </w:pPr>
+    </w:p>
+    <w:p>
+      <w:pPr>
+        <w:spacing w:after="0" w:line="240" w:lineRule="auto"/>
+        <w:rPr>
+          <w:rFonts w:ascii="Arial" w:hAnsi="Arial" w:cs="Arial"/>
+          <w:sz w:val="20"/>
+          <w:szCs w:val="20"/>
+        </w:rPr>
+      </w:pPr>
+    </w:p>
+    <w:p>
+      <w:pPr>
+        <w:spacing w:after="0" w:line="240" w:lineRule="auto"/>
+        <w:rPr>
+          <w:rFonts w:ascii="Arial" w:hAnsi="Arial" w:cs="Arial"/>
+          <w:b/>
+          <w:bCs/>
+          <w:sz w:val="20"/>
+          <w:szCs w:val="20"/>
+        </w:rPr>
+        <w:sectPr>
+          <w:type w:val="continuous"/>
+          <w:pgSz w:w="11906" w:h="16838"/>
+          <w:pgMar w:top="567" w:right="1440" w:bottom="567" w:left="1440" w:header="708" w:footer="708" w:gutter="0"/>
+          <w:cols w:space="708"/>
+          <w:docGrid w:linePitch="360"/>
+        </w:sectPr>
+      </w:pPr>
+      <w:r>
+        <w:rPr>
+          <w:rFonts w:ascii="Arial" w:hAnsi="Arial" w:cs="Arial"/>
+          <w:b/>
+          <w:bCs/>
+          <w:sz w:val="20"/>
+          <w:szCs w:val="20"/>
+        </w:rPr>
+        <w:t>9</w:t>
+      </w:r>
+      <w:r>
+        <w:rPr>
+          <w:rFonts w:ascii="Arial" w:hAnsi="Arial" w:cs="Arial"/>
+          <w:b/>
+          <w:bCs/>
+          <w:sz w:val="20"/>
+          <w:szCs w:val="20"/>
+        </w:rPr>
+        <w:t>7. Which of the following is a "lossy" decomposition?</w:t>
+      </w:r>
+    </w:p>
+    <w:p>
+      <w:pPr>
+        <w:spacing w:after="0" w:line="240" w:lineRule="auto"/>
+        <w:rPr>
+          <w:rFonts w:ascii="Arial" w:hAnsi="Arial" w:cs="Arial"/>
+          <w:sz w:val="20"/>
+          <w:szCs w:val="20"/>
+        </w:rPr>
+      </w:pPr>
+      <w:r>
+        <w:rPr>
+          <w:rFonts w:ascii="Arial" w:hAnsi="Arial" w:cs="Arial"/>
+          <w:sz w:val="20"/>
+          <w:szCs w:val="20"/>
+        </w:rPr>
         <w:t>A) R(A,B,C) decomposed into R1(A,B), R2(B,C) with B → C</w:t>
       </w:r>
       <w:r>
@@ -10058,44 +11634,84 @@
     <w:p>
       <w:pPr>
         <w:spacing w:after="0" w:line="240" w:lineRule="auto"/>
-        <w:ind w:left="426"/>
-        <w:rPr>
-          <w:rFonts w:ascii="Arial" w:hAnsi="Arial" w:cs="Arial"/>
-          <w:sz w:val="20"/>
-          <w:szCs w:val="20"/>
-        </w:rPr>
-      </w:pPr>
-    </w:p>
-    <w:p>
-      <w:pPr>
-        <w:pStyle w:val="ListParagraph"/>
-        <w:numPr>
-          <w:ilvl w:val="0"/>
-          <w:numId w:val="4"/>
-        </w:numPr>
-        <w:spacing w:after="0" w:line="240" w:lineRule="auto"/>
-        <w:ind w:left="426"/>
-        <w:rPr>
-          <w:rFonts w:ascii="Arial" w:hAnsi="Arial" w:cs="Arial"/>
-          <w:sz w:val="20"/>
-          <w:szCs w:val="20"/>
-        </w:rPr>
-      </w:pPr>
-      <w:r>
-        <w:rPr>
-          <w:rFonts w:ascii="Arial" w:hAnsi="Arial" w:cs="Arial"/>
-          <w:sz w:val="20"/>
-          <w:szCs w:val="20"/>
-        </w:rPr>
-        <w:t>A "covering index" in MySQL is one that:</w:t>
-      </w:r>
-      <w:r>
-        <w:rPr>
-          <w:rFonts w:ascii="Arial" w:hAnsi="Arial" w:cs="Arial"/>
-          <w:sz w:val="20"/>
-          <w:szCs w:val="20"/>
-        </w:rPr>
-        <w:br/>
+        <w:rPr>
+          <w:rFonts w:ascii="Arial" w:hAnsi="Arial" w:cs="Arial"/>
+          <w:sz w:val="20"/>
+          <w:szCs w:val="20"/>
+        </w:rPr>
+        <w:sectPr>
+          <w:type w:val="continuous"/>
+          <w:pgSz w:w="11906" w:h="16838"/>
+          <w:pgMar w:top="567" w:right="1440" w:bottom="567" w:left="1440" w:header="708" w:footer="708" w:gutter="0"/>
+          <w:cols w:num="2" w:space="708"/>
+          <w:docGrid w:linePitch="360"/>
+        </w:sectPr>
+      </w:pPr>
+    </w:p>
+    <w:p>
+      <w:pPr>
+        <w:spacing w:after="0" w:line="240" w:lineRule="auto"/>
+        <w:rPr>
+          <w:rFonts w:ascii="Arial" w:hAnsi="Arial" w:cs="Arial"/>
+          <w:sz w:val="20"/>
+          <w:szCs w:val="20"/>
+        </w:rPr>
+      </w:pPr>
+    </w:p>
+    <w:p>
+      <w:pPr>
+        <w:spacing w:after="0" w:line="240" w:lineRule="auto"/>
+        <w:rPr>
+          <w:rFonts w:ascii="Arial" w:hAnsi="Arial" w:cs="Arial"/>
+          <w:b/>
+          <w:bCs/>
+          <w:sz w:val="20"/>
+          <w:szCs w:val="20"/>
+        </w:rPr>
+        <w:sectPr>
+          <w:type w:val="continuous"/>
+          <w:pgSz w:w="11906" w:h="16838"/>
+          <w:pgMar w:top="567" w:right="1440" w:bottom="567" w:left="1440" w:header="708" w:footer="708" w:gutter="0"/>
+          <w:cols w:space="708"/>
+          <w:docGrid w:linePitch="360"/>
+        </w:sectPr>
+      </w:pPr>
+      <w:r>
+        <w:rPr>
+          <w:rFonts w:ascii="Arial" w:hAnsi="Arial" w:cs="Arial"/>
+          <w:b/>
+          <w:bCs/>
+          <w:sz w:val="20"/>
+          <w:szCs w:val="20"/>
+        </w:rPr>
+        <w:t>9</w:t>
+      </w:r>
+      <w:r>
+        <w:rPr>
+          <w:rFonts w:ascii="Arial" w:hAnsi="Arial" w:cs="Arial"/>
+          <w:b/>
+          <w:bCs/>
+          <w:sz w:val="20"/>
+          <w:szCs w:val="20"/>
+        </w:rPr>
+        <w:t>8. A "covering index" in MySQL is one that:</w:t>
+      </w:r>
+    </w:p>
+    <w:p>
+      <w:pPr>
+        <w:spacing w:after="0" w:line="240" w:lineRule="auto"/>
+        <w:rPr>
+          <w:rFonts w:ascii="Arial" w:hAnsi="Arial" w:cs="Arial"/>
+          <w:sz w:val="20"/>
+          <w:szCs w:val="20"/>
+        </w:rPr>
+      </w:pPr>
+      <w:r>
+        <w:rPr>
+          <w:rFonts w:ascii="Arial" w:hAnsi="Arial" w:cs="Arial"/>
+          <w:sz w:val="20"/>
+          <w:szCs w:val="20"/>
+        </w:rPr>
         <w:t>A) Contains all columns needed for a query</w:t>
       </w:r>
       <w:r>
@@ -10129,44 +11745,84 @@
     <w:p>
       <w:pPr>
         <w:spacing w:after="0" w:line="240" w:lineRule="auto"/>
-        <w:ind w:left="426"/>
-        <w:rPr>
-          <w:rFonts w:ascii="Arial" w:hAnsi="Arial" w:cs="Arial"/>
-          <w:sz w:val="20"/>
-          <w:szCs w:val="20"/>
-        </w:rPr>
-      </w:pPr>
-    </w:p>
-    <w:p>
-      <w:pPr>
-        <w:pStyle w:val="ListParagraph"/>
-        <w:numPr>
-          <w:ilvl w:val="0"/>
-          <w:numId w:val="4"/>
-        </w:numPr>
-        <w:spacing w:after="0" w:line="240" w:lineRule="auto"/>
-        <w:ind w:left="426"/>
-        <w:rPr>
-          <w:rFonts w:ascii="Arial" w:hAnsi="Arial" w:cs="Arial"/>
-          <w:sz w:val="20"/>
-          <w:szCs w:val="20"/>
-        </w:rPr>
-      </w:pPr>
-      <w:r>
-        <w:rPr>
-          <w:rFonts w:ascii="Arial" w:hAnsi="Arial" w:cs="Arial"/>
-          <w:sz w:val="20"/>
-          <w:szCs w:val="20"/>
-        </w:rPr>
-        <w:t>Which statement about CHAR vs VARCHAR in MySQL is TRUE?</w:t>
-      </w:r>
-      <w:r>
-        <w:rPr>
-          <w:rFonts w:ascii="Arial" w:hAnsi="Arial" w:cs="Arial"/>
-          <w:sz w:val="20"/>
-          <w:szCs w:val="20"/>
-        </w:rPr>
-        <w:br/>
+        <w:rPr>
+          <w:rFonts w:ascii="Arial" w:hAnsi="Arial" w:cs="Arial"/>
+          <w:sz w:val="20"/>
+          <w:szCs w:val="20"/>
+        </w:rPr>
+        <w:sectPr>
+          <w:type w:val="continuous"/>
+          <w:pgSz w:w="11906" w:h="16838"/>
+          <w:pgMar w:top="567" w:right="1440" w:bottom="567" w:left="1440" w:header="708" w:footer="708" w:gutter="0"/>
+          <w:cols w:num="2" w:space="708"/>
+          <w:docGrid w:linePitch="360"/>
+        </w:sectPr>
+      </w:pPr>
+    </w:p>
+    <w:p>
+      <w:pPr>
+        <w:spacing w:after="0" w:line="240" w:lineRule="auto"/>
+        <w:rPr>
+          <w:rFonts w:ascii="Arial" w:hAnsi="Arial" w:cs="Arial"/>
+          <w:sz w:val="20"/>
+          <w:szCs w:val="20"/>
+        </w:rPr>
+      </w:pPr>
+    </w:p>
+    <w:p>
+      <w:pPr>
+        <w:spacing w:after="0" w:line="240" w:lineRule="auto"/>
+        <w:rPr>
+          <w:rFonts w:ascii="Arial" w:hAnsi="Arial" w:cs="Arial"/>
+          <w:b/>
+          <w:bCs/>
+          <w:sz w:val="20"/>
+          <w:szCs w:val="20"/>
+        </w:rPr>
+        <w:sectPr>
+          <w:type w:val="continuous"/>
+          <w:pgSz w:w="11906" w:h="16838"/>
+          <w:pgMar w:top="567" w:right="1440" w:bottom="567" w:left="1440" w:header="708" w:footer="708" w:gutter="0"/>
+          <w:cols w:space="708"/>
+          <w:docGrid w:linePitch="360"/>
+        </w:sectPr>
+      </w:pPr>
+      <w:r>
+        <w:rPr>
+          <w:rFonts w:ascii="Arial" w:hAnsi="Arial" w:cs="Arial"/>
+          <w:b/>
+          <w:bCs/>
+          <w:sz w:val="20"/>
+          <w:szCs w:val="20"/>
+        </w:rPr>
+        <w:t>9</w:t>
+      </w:r>
+      <w:r>
+        <w:rPr>
+          <w:rFonts w:ascii="Arial" w:hAnsi="Arial" w:cs="Arial"/>
+          <w:b/>
+          <w:bCs/>
+          <w:sz w:val="20"/>
+          <w:szCs w:val="20"/>
+        </w:rPr>
+        <w:t>9. Which statement about CHAR vs VARCHAR in MySQL is TRUE?</w:t>
+      </w:r>
+    </w:p>
+    <w:p>
+      <w:pPr>
+        <w:spacing w:after="0" w:line="240" w:lineRule="auto"/>
+        <w:rPr>
+          <w:rFonts w:ascii="Arial" w:hAnsi="Arial" w:cs="Arial"/>
+          <w:sz w:val="20"/>
+          <w:szCs w:val="20"/>
+        </w:rPr>
+      </w:pPr>
+      <w:r>
+        <w:rPr>
+          <w:rFonts w:ascii="Arial" w:hAnsi="Arial" w:cs="Arial"/>
+          <w:sz w:val="20"/>
+          <w:szCs w:val="20"/>
+        </w:rPr>
         <w:t>A) CHAR always stores trailing spaces, VARCHAR removes them</w:t>
       </w:r>
       <w:r>
@@ -10236,44 +11892,84 @@
     <w:p>
       <w:pPr>
         <w:spacing w:after="0" w:line="240" w:lineRule="auto"/>
-        <w:ind w:left="426"/>
-        <w:rPr>
-          <w:rFonts w:ascii="Arial" w:hAnsi="Arial" w:cs="Arial"/>
-          <w:sz w:val="20"/>
-          <w:szCs w:val="20"/>
-        </w:rPr>
-      </w:pPr>
-    </w:p>
-    <w:p>
-      <w:pPr>
-        <w:pStyle w:val="ListParagraph"/>
-        <w:numPr>
-          <w:ilvl w:val="0"/>
-          <w:numId w:val="4"/>
-        </w:numPr>
-        <w:spacing w:after="0" w:line="240" w:lineRule="auto"/>
-        <w:ind w:left="426"/>
-        <w:rPr>
-          <w:rFonts w:ascii="Arial" w:hAnsi="Arial" w:cs="Arial"/>
-          <w:sz w:val="20"/>
-          <w:szCs w:val="20"/>
-        </w:rPr>
-      </w:pPr>
-      <w:r>
-        <w:rPr>
-          <w:rFonts w:ascii="Arial" w:hAnsi="Arial" w:cs="Arial"/>
-          <w:sz w:val="20"/>
-          <w:szCs w:val="20"/>
-        </w:rPr>
-        <w:t>In MySQL, the “read skew” anomaly is prevented at which isolation level?</w:t>
-      </w:r>
-      <w:r>
-        <w:rPr>
-          <w:rFonts w:ascii="Arial" w:hAnsi="Arial" w:cs="Arial"/>
-          <w:sz w:val="20"/>
-          <w:szCs w:val="20"/>
-        </w:rPr>
-        <w:br/>
+        <w:rPr>
+          <w:rFonts w:ascii="Arial" w:hAnsi="Arial" w:cs="Arial"/>
+          <w:sz w:val="20"/>
+          <w:szCs w:val="20"/>
+        </w:rPr>
+        <w:sectPr>
+          <w:type w:val="continuous"/>
+          <w:pgSz w:w="11906" w:h="16838"/>
+          <w:pgMar w:top="567" w:right="1440" w:bottom="567" w:left="1440" w:header="708" w:footer="708" w:gutter="0"/>
+          <w:cols w:num="2" w:space="708"/>
+          <w:docGrid w:linePitch="360"/>
+        </w:sectPr>
+      </w:pPr>
+    </w:p>
+    <w:p>
+      <w:pPr>
+        <w:spacing w:after="0" w:line="240" w:lineRule="auto"/>
+        <w:rPr>
+          <w:rFonts w:ascii="Arial" w:hAnsi="Arial" w:cs="Arial"/>
+          <w:sz w:val="20"/>
+          <w:szCs w:val="20"/>
+        </w:rPr>
+      </w:pPr>
+    </w:p>
+    <w:p>
+      <w:pPr>
+        <w:spacing w:after="0" w:line="240" w:lineRule="auto"/>
+        <w:rPr>
+          <w:rFonts w:ascii="Arial" w:hAnsi="Arial" w:cs="Arial"/>
+          <w:b/>
+          <w:bCs/>
+          <w:sz w:val="20"/>
+          <w:szCs w:val="20"/>
+        </w:rPr>
+        <w:sectPr>
+          <w:type w:val="continuous"/>
+          <w:pgSz w:w="11906" w:h="16838"/>
+          <w:pgMar w:top="567" w:right="1440" w:bottom="567" w:left="1440" w:header="708" w:footer="708" w:gutter="0"/>
+          <w:cols w:space="708"/>
+          <w:docGrid w:linePitch="360"/>
+        </w:sectPr>
+      </w:pPr>
+      <w:r>
+        <w:rPr>
+          <w:rFonts w:ascii="Arial" w:hAnsi="Arial" w:cs="Arial"/>
+          <w:b/>
+          <w:bCs/>
+          <w:sz w:val="20"/>
+          <w:szCs w:val="20"/>
+        </w:rPr>
+        <w:t>10</w:t>
+      </w:r>
+      <w:r>
+        <w:rPr>
+          <w:rFonts w:ascii="Arial" w:hAnsi="Arial" w:cs="Arial"/>
+          <w:b/>
+          <w:bCs/>
+          <w:sz w:val="20"/>
+          <w:szCs w:val="20"/>
+        </w:rPr>
+        <w:t>0. In MySQL, the “read skew” anomaly is prevented at which isolation level?</w:t>
+      </w:r>
+    </w:p>
+    <w:p>
+      <w:pPr>
+        <w:spacing w:after="0" w:line="240" w:lineRule="auto"/>
+        <w:rPr>
+          <w:rFonts w:ascii="Arial" w:hAnsi="Arial" w:cs="Arial"/>
+          <w:sz w:val="20"/>
+          <w:szCs w:val="20"/>
+        </w:rPr>
+      </w:pPr>
+      <w:r>
+        <w:rPr>
+          <w:rFonts w:ascii="Arial" w:hAnsi="Arial" w:cs="Arial"/>
+          <w:sz w:val="20"/>
+          <w:szCs w:val="20"/>
+        </w:rPr>
         <w:t>A) READ UNCOMMITTED</w:t>
       </w:r>
       <w:r>
@@ -10303,6 +11999,37 @@
         <w:br/>
         <w:t>D) None of the above</w:t>
       </w:r>
+    </w:p>
+    <w:p>
+      <w:pPr>
+        <w:spacing w:after="0" w:line="240" w:lineRule="auto"/>
+        <w:rPr>
+          <w:rFonts w:ascii="Arial" w:hAnsi="Arial" w:cs="Arial"/>
+          <w:b/>
+          <w:bCs/>
+          <w:sz w:val="20"/>
+          <w:szCs w:val="20"/>
+        </w:rPr>
+        <w:sectPr>
+          <w:type w:val="continuous"/>
+          <w:pgSz w:w="11906" w:h="16838"/>
+          <w:pgMar w:top="567" w:right="1440" w:bottom="567" w:left="1440" w:header="708" w:footer="708" w:gutter="0"/>
+          <w:cols w:num="2" w:space="708"/>
+          <w:docGrid w:linePitch="360"/>
+        </w:sectPr>
+      </w:pPr>
+    </w:p>
+    <w:p>
+      <w:pPr>
+        <w:spacing w:after="0" w:line="240" w:lineRule="auto"/>
+        <w:rPr>
+          <w:rFonts w:ascii="Arial" w:hAnsi="Arial" w:cs="Arial"/>
+          <w:b/>
+          <w:bCs/>
+          <w:sz w:val="20"/>
+          <w:szCs w:val="20"/>
+        </w:rPr>
+      </w:pPr>
     </w:p>
     <w:p>
       <w:pPr>
@@ -18328,96 +20055,10 @@
     </w:lvl>
   </w:abstractNum>
   <w:abstractNum w:abstractNumId="1" w15:restartNumberingAfterBreak="0">
-    <w:nsid w:val="28532EBA"/>
+    <w:nsid w:val="211D7B65"/>
     <w:multiLevelType w:val="hybridMultilevel"/>
-    <w:tmpl w:val="9F96DAF4"/>
-    <w:lvl w:ilvl="0" w:tplc="4009000F">
-      <w:start w:val="1"/>
-      <w:numFmt w:val="decimal"/>
-      <w:lvlText w:val="%1."/>
-      <w:lvlJc w:val="left"/>
-      <w:pPr>
-        <w:ind w:left="720" w:hanging="360"/>
-      </w:pPr>
-    </w:lvl>
-    <w:lvl w:ilvl="1" w:tplc="40090019" w:tentative="1">
-      <w:start w:val="1"/>
-      <w:numFmt w:val="lowerLetter"/>
-      <w:lvlText w:val="%2."/>
-      <w:lvlJc w:val="left"/>
-      <w:pPr>
-        <w:ind w:left="1440" w:hanging="360"/>
-      </w:pPr>
-    </w:lvl>
-    <w:lvl w:ilvl="2" w:tplc="4009001B" w:tentative="1">
-      <w:start w:val="1"/>
-      <w:numFmt w:val="lowerRoman"/>
-      <w:lvlText w:val="%3."/>
-      <w:lvlJc w:val="right"/>
-      <w:pPr>
-        <w:ind w:left="2160" w:hanging="180"/>
-      </w:pPr>
-    </w:lvl>
-    <w:lvl w:ilvl="3" w:tplc="4009000F" w:tentative="1">
-      <w:start w:val="1"/>
-      <w:numFmt w:val="decimal"/>
-      <w:lvlText w:val="%4."/>
-      <w:lvlJc w:val="left"/>
-      <w:pPr>
-        <w:ind w:left="2880" w:hanging="360"/>
-      </w:pPr>
-    </w:lvl>
-    <w:lvl w:ilvl="4" w:tplc="40090019" w:tentative="1">
-      <w:start w:val="1"/>
-      <w:numFmt w:val="lowerLetter"/>
-      <w:lvlText w:val="%5."/>
-      <w:lvlJc w:val="left"/>
-      <w:pPr>
-        <w:ind w:left="3600" w:hanging="360"/>
-      </w:pPr>
-    </w:lvl>
-    <w:lvl w:ilvl="5" w:tplc="4009001B" w:tentative="1">
-      <w:start w:val="1"/>
-      <w:numFmt w:val="lowerRoman"/>
-      <w:lvlText w:val="%6."/>
-      <w:lvlJc w:val="right"/>
-      <w:pPr>
-        <w:ind w:left="4320" w:hanging="180"/>
-      </w:pPr>
-    </w:lvl>
-    <w:lvl w:ilvl="6" w:tplc="4009000F" w:tentative="1">
-      <w:start w:val="1"/>
-      <w:numFmt w:val="decimal"/>
-      <w:lvlText w:val="%7."/>
-      <w:lvlJc w:val="left"/>
-      <w:pPr>
-        <w:ind w:left="5040" w:hanging="360"/>
-      </w:pPr>
-    </w:lvl>
-    <w:lvl w:ilvl="7" w:tplc="40090019" w:tentative="1">
-      <w:start w:val="1"/>
-      <w:numFmt w:val="lowerLetter"/>
-      <w:lvlText w:val="%8."/>
-      <w:lvlJc w:val="left"/>
-      <w:pPr>
-        <w:ind w:left="5760" w:hanging="360"/>
-      </w:pPr>
-    </w:lvl>
-    <w:lvl w:ilvl="8" w:tplc="4009001B" w:tentative="1">
-      <w:start w:val="1"/>
-      <w:numFmt w:val="lowerRoman"/>
-      <w:lvlText w:val="%9."/>
-      <w:lvlJc w:val="right"/>
-      <w:pPr>
-        <w:ind w:left="6480" w:hanging="180"/>
-      </w:pPr>
-    </w:lvl>
-  </w:abstractNum>
-  <w:abstractNum w:abstractNumId="2" w15:restartNumberingAfterBreak="0">
-    <w:nsid w:val="39180E00"/>
-    <w:multiLevelType w:val="hybridMultilevel"/>
-    <w:tmpl w:val="1654FAC0"/>
-    <w:lvl w:ilvl="0" w:tplc="5CD6D158">
+    <w:tmpl w:val="6B3679DC"/>
+    <w:lvl w:ilvl="0" w:tplc="08FE5B4E">
       <w:start w:val="51"/>
       <w:numFmt w:val="decimal"/>
       <w:lvlText w:val="%1."/>
@@ -18502,7 +20143,271 @@
       </w:pPr>
     </w:lvl>
   </w:abstractNum>
+  <w:abstractNum w:abstractNumId="2" w15:restartNumberingAfterBreak="0">
+    <w:nsid w:val="28532EBA"/>
+    <w:multiLevelType w:val="hybridMultilevel"/>
+    <w:tmpl w:val="9F96DAF4"/>
+    <w:lvl w:ilvl="0" w:tplc="4009000F">
+      <w:start w:val="1"/>
+      <w:numFmt w:val="decimal"/>
+      <w:lvlText w:val="%1."/>
+      <w:lvlJc w:val="left"/>
+      <w:pPr>
+        <w:ind w:left="720" w:hanging="360"/>
+      </w:pPr>
+    </w:lvl>
+    <w:lvl w:ilvl="1" w:tplc="40090019" w:tentative="1">
+      <w:start w:val="1"/>
+      <w:numFmt w:val="lowerLetter"/>
+      <w:lvlText w:val="%2."/>
+      <w:lvlJc w:val="left"/>
+      <w:pPr>
+        <w:ind w:left="1440" w:hanging="360"/>
+      </w:pPr>
+    </w:lvl>
+    <w:lvl w:ilvl="2" w:tplc="4009001B" w:tentative="1">
+      <w:start w:val="1"/>
+      <w:numFmt w:val="lowerRoman"/>
+      <w:lvlText w:val="%3."/>
+      <w:lvlJc w:val="right"/>
+      <w:pPr>
+        <w:ind w:left="2160" w:hanging="180"/>
+      </w:pPr>
+    </w:lvl>
+    <w:lvl w:ilvl="3" w:tplc="4009000F" w:tentative="1">
+      <w:start w:val="1"/>
+      <w:numFmt w:val="decimal"/>
+      <w:lvlText w:val="%4."/>
+      <w:lvlJc w:val="left"/>
+      <w:pPr>
+        <w:ind w:left="2880" w:hanging="360"/>
+      </w:pPr>
+    </w:lvl>
+    <w:lvl w:ilvl="4" w:tplc="40090019" w:tentative="1">
+      <w:start w:val="1"/>
+      <w:numFmt w:val="lowerLetter"/>
+      <w:lvlText w:val="%5."/>
+      <w:lvlJc w:val="left"/>
+      <w:pPr>
+        <w:ind w:left="3600" w:hanging="360"/>
+      </w:pPr>
+    </w:lvl>
+    <w:lvl w:ilvl="5" w:tplc="4009001B" w:tentative="1">
+      <w:start w:val="1"/>
+      <w:numFmt w:val="lowerRoman"/>
+      <w:lvlText w:val="%6."/>
+      <w:lvlJc w:val="right"/>
+      <w:pPr>
+        <w:ind w:left="4320" w:hanging="180"/>
+      </w:pPr>
+    </w:lvl>
+    <w:lvl w:ilvl="6" w:tplc="4009000F" w:tentative="1">
+      <w:start w:val="1"/>
+      <w:numFmt w:val="decimal"/>
+      <w:lvlText w:val="%7."/>
+      <w:lvlJc w:val="left"/>
+      <w:pPr>
+        <w:ind w:left="5040" w:hanging="360"/>
+      </w:pPr>
+    </w:lvl>
+    <w:lvl w:ilvl="7" w:tplc="40090019" w:tentative="1">
+      <w:start w:val="1"/>
+      <w:numFmt w:val="lowerLetter"/>
+      <w:lvlText w:val="%8."/>
+      <w:lvlJc w:val="left"/>
+      <w:pPr>
+        <w:ind w:left="5760" w:hanging="360"/>
+      </w:pPr>
+    </w:lvl>
+    <w:lvl w:ilvl="8" w:tplc="4009001B" w:tentative="1">
+      <w:start w:val="1"/>
+      <w:numFmt w:val="lowerRoman"/>
+      <w:lvlText w:val="%9."/>
+      <w:lvlJc w:val="right"/>
+      <w:pPr>
+        <w:ind w:left="6480" w:hanging="180"/>
+      </w:pPr>
+    </w:lvl>
+  </w:abstractNum>
   <w:abstractNum w:abstractNumId="3" w15:restartNumberingAfterBreak="0">
+    <w:nsid w:val="39180E00"/>
+    <w:multiLevelType w:val="hybridMultilevel"/>
+    <w:tmpl w:val="D32AA360"/>
+    <w:lvl w:ilvl="0" w:tplc="5CD6D158">
+      <w:start w:val="51"/>
+      <w:numFmt w:val="decimal"/>
+      <w:lvlText w:val="%1."/>
+      <w:lvlJc w:val="left"/>
+      <w:pPr>
+        <w:ind w:left="720" w:hanging="360"/>
+      </w:pPr>
+      <w:rPr>
+        <w:rFonts w:hint="default"/>
+      </w:rPr>
+    </w:lvl>
+    <w:lvl w:ilvl="1" w:tplc="40090019" w:tentative="1">
+      <w:start w:val="1"/>
+      <w:numFmt w:val="lowerLetter"/>
+      <w:lvlText w:val="%2."/>
+      <w:lvlJc w:val="left"/>
+      <w:pPr>
+        <w:ind w:left="1440" w:hanging="360"/>
+      </w:pPr>
+    </w:lvl>
+    <w:lvl w:ilvl="2" w:tplc="4009001B" w:tentative="1">
+      <w:start w:val="1"/>
+      <w:numFmt w:val="lowerRoman"/>
+      <w:lvlText w:val="%3."/>
+      <w:lvlJc w:val="right"/>
+      <w:pPr>
+        <w:ind w:left="2160" w:hanging="180"/>
+      </w:pPr>
+    </w:lvl>
+    <w:lvl w:ilvl="3" w:tplc="4009000F" w:tentative="1">
+      <w:start w:val="1"/>
+      <w:numFmt w:val="decimal"/>
+      <w:lvlText w:val="%4."/>
+      <w:lvlJc w:val="left"/>
+      <w:pPr>
+        <w:ind w:left="2880" w:hanging="360"/>
+      </w:pPr>
+    </w:lvl>
+    <w:lvl w:ilvl="4" w:tplc="40090019" w:tentative="1">
+      <w:start w:val="1"/>
+      <w:numFmt w:val="lowerLetter"/>
+      <w:lvlText w:val="%5."/>
+      <w:lvlJc w:val="left"/>
+      <w:pPr>
+        <w:ind w:left="3600" w:hanging="360"/>
+      </w:pPr>
+    </w:lvl>
+    <w:lvl w:ilvl="5" w:tplc="4009001B" w:tentative="1">
+      <w:start w:val="1"/>
+      <w:numFmt w:val="lowerRoman"/>
+      <w:lvlText w:val="%6."/>
+      <w:lvlJc w:val="right"/>
+      <w:pPr>
+        <w:ind w:left="4320" w:hanging="180"/>
+      </w:pPr>
+    </w:lvl>
+    <w:lvl w:ilvl="6" w:tplc="4009000F" w:tentative="1">
+      <w:start w:val="1"/>
+      <w:numFmt w:val="decimal"/>
+      <w:lvlText w:val="%7."/>
+      <w:lvlJc w:val="left"/>
+      <w:pPr>
+        <w:ind w:left="5040" w:hanging="360"/>
+      </w:pPr>
+    </w:lvl>
+    <w:lvl w:ilvl="7" w:tplc="40090019" w:tentative="1">
+      <w:start w:val="1"/>
+      <w:numFmt w:val="lowerLetter"/>
+      <w:lvlText w:val="%8."/>
+      <w:lvlJc w:val="left"/>
+      <w:pPr>
+        <w:ind w:left="5760" w:hanging="360"/>
+      </w:pPr>
+    </w:lvl>
+    <w:lvl w:ilvl="8" w:tplc="4009001B" w:tentative="1">
+      <w:start w:val="1"/>
+      <w:numFmt w:val="lowerRoman"/>
+      <w:lvlText w:val="%9."/>
+      <w:lvlJc w:val="right"/>
+      <w:pPr>
+        <w:ind w:left="6480" w:hanging="180"/>
+      </w:pPr>
+    </w:lvl>
+  </w:abstractNum>
+  <w:abstractNum w:abstractNumId="4" w15:restartNumberingAfterBreak="0">
+    <w:nsid w:val="3E017397"/>
+    <w:multiLevelType w:val="hybridMultilevel"/>
+    <w:tmpl w:val="6DA24F34"/>
+    <w:lvl w:ilvl="0" w:tplc="5CD6D158">
+      <w:start w:val="51"/>
+      <w:numFmt w:val="decimal"/>
+      <w:lvlText w:val="%1."/>
+      <w:lvlJc w:val="left"/>
+      <w:pPr>
+        <w:ind w:left="720" w:hanging="360"/>
+      </w:pPr>
+      <w:rPr>
+        <w:rFonts w:hint="default"/>
+      </w:rPr>
+    </w:lvl>
+    <w:lvl w:ilvl="1" w:tplc="40090019" w:tentative="1">
+      <w:start w:val="1"/>
+      <w:numFmt w:val="lowerLetter"/>
+      <w:lvlText w:val="%2."/>
+      <w:lvlJc w:val="left"/>
+      <w:pPr>
+        <w:ind w:left="1440" w:hanging="360"/>
+      </w:pPr>
+    </w:lvl>
+    <w:lvl w:ilvl="2" w:tplc="4009001B" w:tentative="1">
+      <w:start w:val="1"/>
+      <w:numFmt w:val="lowerRoman"/>
+      <w:lvlText w:val="%3."/>
+      <w:lvlJc w:val="right"/>
+      <w:pPr>
+        <w:ind w:left="2160" w:hanging="180"/>
+      </w:pPr>
+    </w:lvl>
+    <w:lvl w:ilvl="3" w:tplc="4009000F" w:tentative="1">
+      <w:start w:val="1"/>
+      <w:numFmt w:val="decimal"/>
+      <w:lvlText w:val="%4."/>
+      <w:lvlJc w:val="left"/>
+      <w:pPr>
+        <w:ind w:left="2880" w:hanging="360"/>
+      </w:pPr>
+    </w:lvl>
+    <w:lvl w:ilvl="4" w:tplc="40090019" w:tentative="1">
+      <w:start w:val="1"/>
+      <w:numFmt w:val="lowerLetter"/>
+      <w:lvlText w:val="%5."/>
+      <w:lvlJc w:val="left"/>
+      <w:pPr>
+        <w:ind w:left="3600" w:hanging="360"/>
+      </w:pPr>
+    </w:lvl>
+    <w:lvl w:ilvl="5" w:tplc="4009001B" w:tentative="1">
+      <w:start w:val="1"/>
+      <w:numFmt w:val="lowerRoman"/>
+      <w:lvlText w:val="%6."/>
+      <w:lvlJc w:val="right"/>
+      <w:pPr>
+        <w:ind w:left="4320" w:hanging="180"/>
+      </w:pPr>
+    </w:lvl>
+    <w:lvl w:ilvl="6" w:tplc="4009000F" w:tentative="1">
+      <w:start w:val="1"/>
+      <w:numFmt w:val="decimal"/>
+      <w:lvlText w:val="%7."/>
+      <w:lvlJc w:val="left"/>
+      <w:pPr>
+        <w:ind w:left="5040" w:hanging="360"/>
+      </w:pPr>
+    </w:lvl>
+    <w:lvl w:ilvl="7" w:tplc="40090019" w:tentative="1">
+      <w:start w:val="1"/>
+      <w:numFmt w:val="lowerLetter"/>
+      <w:lvlText w:val="%8."/>
+      <w:lvlJc w:val="left"/>
+      <w:pPr>
+        <w:ind w:left="5760" w:hanging="360"/>
+      </w:pPr>
+    </w:lvl>
+    <w:lvl w:ilvl="8" w:tplc="4009001B" w:tentative="1">
+      <w:start w:val="1"/>
+      <w:numFmt w:val="lowerRoman"/>
+      <w:lvlText w:val="%9."/>
+      <w:lvlJc w:val="right"/>
+      <w:pPr>
+        <w:ind w:left="6480" w:hanging="180"/>
+      </w:pPr>
+    </w:lvl>
+  </w:abstractNum>
+  <w:abstractNum w:abstractNumId="5" w15:restartNumberingAfterBreak="0">
     <w:nsid w:val="4CD00690"/>
     <w:multiLevelType w:val="hybridMultilevel"/>
     <w:tmpl w:val="400A3EE6"/>
@@ -18592,7 +20497,7 @@
       </w:pPr>
     </w:lvl>
   </w:abstractNum>
-  <w:abstractNum w:abstractNumId="4" w15:restartNumberingAfterBreak="0">
+  <w:abstractNum w:abstractNumId="6" w15:restartNumberingAfterBreak="0">
     <w:nsid w:val="56EC7022"/>
     <w:multiLevelType w:val="hybridMultilevel"/>
     <w:tmpl w:val="3DCAEEDE"/>
@@ -18681,20 +20586,118 @@
       </w:pPr>
     </w:lvl>
   </w:abstractNum>
+  <w:abstractNum w:abstractNumId="7" w15:restartNumberingAfterBreak="0">
+    <w:nsid w:val="58FD1C79"/>
+    <w:multiLevelType w:val="hybridMultilevel"/>
+    <w:tmpl w:val="C952E366"/>
+    <w:lvl w:ilvl="0" w:tplc="08FE5B4E">
+      <w:start w:val="51"/>
+      <w:numFmt w:val="decimal"/>
+      <w:lvlText w:val="%1."/>
+      <w:lvlJc w:val="left"/>
+      <w:pPr>
+        <w:ind w:left="720" w:hanging="360"/>
+      </w:pPr>
+      <w:rPr>
+        <w:rFonts w:hint="default"/>
+      </w:rPr>
+    </w:lvl>
+    <w:lvl w:ilvl="1" w:tplc="40090019" w:tentative="1">
+      <w:start w:val="1"/>
+      <w:numFmt w:val="lowerLetter"/>
+      <w:lvlText w:val="%2."/>
+      <w:lvlJc w:val="left"/>
+      <w:pPr>
+        <w:ind w:left="1440" w:hanging="360"/>
+      </w:pPr>
+    </w:lvl>
+    <w:lvl w:ilvl="2" w:tplc="4009001B" w:tentative="1">
+      <w:start w:val="1"/>
+      <w:numFmt w:val="lowerRoman"/>
+      <w:lvlText w:val="%3."/>
+      <w:lvlJc w:val="right"/>
+      <w:pPr>
+        <w:ind w:left="2160" w:hanging="180"/>
+      </w:pPr>
+    </w:lvl>
+    <w:lvl w:ilvl="3" w:tplc="4009000F" w:tentative="1">
+      <w:start w:val="1"/>
+      <w:numFmt w:val="decimal"/>
+      <w:lvlText w:val="%4."/>
+      <w:lvlJc w:val="left"/>
+      <w:pPr>
+        <w:ind w:left="2880" w:hanging="360"/>
+      </w:pPr>
+    </w:lvl>
+    <w:lvl w:ilvl="4" w:tplc="40090019" w:tentative="1">
+      <w:start w:val="1"/>
+      <w:numFmt w:val="lowerLetter"/>
+      <w:lvlText w:val="%5."/>
+      <w:lvlJc w:val="left"/>
+      <w:pPr>
+        <w:ind w:left="3600" w:hanging="360"/>
+      </w:pPr>
+    </w:lvl>
+    <w:lvl w:ilvl="5" w:tplc="4009001B" w:tentative="1">
+      <w:start w:val="1"/>
+      <w:numFmt w:val="lowerRoman"/>
+      <w:lvlText w:val="%6."/>
+      <w:lvlJc w:val="right"/>
+      <w:pPr>
+        <w:ind w:left="4320" w:hanging="180"/>
+      </w:pPr>
+    </w:lvl>
+    <w:lvl w:ilvl="6" w:tplc="4009000F" w:tentative="1">
+      <w:start w:val="1"/>
+      <w:numFmt w:val="decimal"/>
+      <w:lvlText w:val="%7."/>
+      <w:lvlJc w:val="left"/>
+      <w:pPr>
+        <w:ind w:left="5040" w:hanging="360"/>
+      </w:pPr>
+    </w:lvl>
+    <w:lvl w:ilvl="7" w:tplc="40090019" w:tentative="1">
+      <w:start w:val="1"/>
+      <w:numFmt w:val="lowerLetter"/>
+      <w:lvlText w:val="%8."/>
+      <w:lvlJc w:val="left"/>
+      <w:pPr>
+        <w:ind w:left="5760" w:hanging="360"/>
+      </w:pPr>
+    </w:lvl>
+    <w:lvl w:ilvl="8" w:tplc="4009001B" w:tentative="1">
+      <w:start w:val="1"/>
+      <w:numFmt w:val="lowerRoman"/>
+      <w:lvlText w:val="%9."/>
+      <w:lvlJc w:val="right"/>
+      <w:pPr>
+        <w:ind w:left="6480" w:hanging="180"/>
+      </w:pPr>
+    </w:lvl>
+  </w:abstractNum>
   <w:num w:numId="1" w16cid:durableId="881209741">
-    <w:abstractNumId w:val="1"/>
+    <w:abstractNumId w:val="2"/>
   </w:num>
   <w:num w:numId="2" w16cid:durableId="1715155157">
-    <w:abstractNumId w:val="3"/>
+    <w:abstractNumId w:val="5"/>
   </w:num>
   <w:num w:numId="3" w16cid:durableId="1679231501">
-    <w:abstractNumId w:val="4"/>
+    <w:abstractNumId w:val="6"/>
   </w:num>
   <w:num w:numId="4" w16cid:durableId="1333487200">
-    <w:abstractNumId w:val="2"/>
+    <w:abstractNumId w:val="3"/>
   </w:num>
   <w:num w:numId="5" w16cid:durableId="1379931744">
     <w:abstractNumId w:val="0"/>
+  </w:num>
+  <w:num w:numId="6" w16cid:durableId="1383822585">
+    <w:abstractNumId w:val="4"/>
+  </w:num>
+  <w:num w:numId="7" w16cid:durableId="974138980">
+    <w:abstractNumId w:val="7"/>
+  </w:num>
+  <w:num w:numId="8" w16cid:durableId="749738149">
+    <w:abstractNumId w:val="1"/>
   </w:num>
 </w:numbering>
 </file>
@@ -19301,7 +21304,6 @@
   <w:style w:type="character" w:default="1" w:styleId="DefaultParagraphFont">
     <w:name w:val="Default Paragraph Font"/>
     <w:uiPriority w:val="1"/>
-    <w:semiHidden/>
     <w:unhideWhenUsed/>
   </w:style>
   <w:style w:type="table" w:default="1" w:styleId="TableNormal">
@@ -19759,9 +21761,11 @@
     <w:rsid w:val="003B65BF"/>
     <w:rsid w:val="004057C9"/>
     <w:rsid w:val="00495092"/>
+    <w:rsid w:val="0055380E"/>
     <w:rsid w:val="0071112B"/>
     <w:rsid w:val="009D4A4A"/>
     <w:rsid w:val="00C3627A"/>
+    <w:rsid w:val="00C7492E"/>
     <w:rsid w:val="00D61E8D"/>
     <w:rsid w:val="00F342DD"/>
   </w:rsids>

--- a/Self Study MCQ/Self Study DBT MCQ Session 01  to 04.docx
+++ b/Self Study MCQ/Self Study DBT MCQ Session 01  to 04.docx
@@ -108,7 +108,7 @@
         <w:sectPr>
           <w:headerReference w:type="default" r:id="rId8"/>
           <w:pgSz w:w="11906" w:h="16838"/>
-          <w:pgMar w:top="426" w:right="1440" w:bottom="1440" w:left="1440" w:header="284" w:footer="708" w:gutter="0"/>
+          <w:pgMar w:top="426" w:right="1440" w:bottom="284" w:left="1440" w:header="284" w:footer="708" w:gutter="0"/>
           <w:cols w:space="708"/>
           <w:docGrid w:linePitch="360"/>
         </w:sectPr>
@@ -1539,30 +1539,6 @@
         <w:spacing w:after="0" w:line="240" w:lineRule="auto"/>
         <w:rPr>
           <w:rFonts w:ascii="Arial" w:hAnsi="Arial" w:cs="Arial"/>
-          <w:b/>
-          <w:bCs/>
-          <w:sz w:val="20"/>
-          <w:szCs w:val="20"/>
-        </w:rPr>
-      </w:pPr>
-    </w:p>
-    <w:p>
-      <w:pPr>
-        <w:spacing w:after="0" w:line="240" w:lineRule="auto"/>
-        <w:rPr>
-          <w:rFonts w:ascii="Arial" w:hAnsi="Arial" w:cs="Arial"/>
-          <w:b/>
-          <w:bCs/>
-          <w:sz w:val="20"/>
-          <w:szCs w:val="20"/>
-        </w:rPr>
-      </w:pPr>
-    </w:p>
-    <w:p>
-      <w:pPr>
-        <w:spacing w:after="0" w:line="240" w:lineRule="auto"/>
-        <w:rPr>
-          <w:rFonts w:ascii="Arial" w:hAnsi="Arial" w:cs="Arial"/>
           <w:sz w:val="20"/>
           <w:szCs w:val="20"/>
         </w:rPr>
@@ -1582,7 +1558,6 @@
           <w:sz w:val="20"/>
           <w:szCs w:val="20"/>
         </w:rPr>
-        <w:lastRenderedPageBreak/>
         <w:t>14. A diamond shape in an ER diagram represents:</w:t>
       </w:r>
     </w:p>
@@ -1619,6 +1594,13 @@
           <w:szCs w:val="20"/>
         </w:rPr>
         <w:br/>
+      </w:r>
+      <w:r>
+        <w:rPr>
+          <w:rFonts w:ascii="Arial" w:hAnsi="Arial" w:cs="Arial"/>
+          <w:sz w:val="20"/>
+          <w:szCs w:val="20"/>
+        </w:rPr>
         <w:t>C) Relationship</w:t>
       </w:r>
       <w:r>
@@ -1686,29 +1668,7 @@
           <w:sz w:val="20"/>
           <w:szCs w:val="20"/>
         </w:rPr>
-        <w:t xml:space="preserve">15. Which of the following is NOT a type of relationship in ER </w:t>
-      </w:r>
-      <w:proofErr w:type="spellStart"/>
-      <w:r>
-        <w:rPr>
-          <w:rFonts w:ascii="Arial" w:hAnsi="Arial" w:cs="Arial"/>
-          <w:b/>
-          <w:bCs/>
-          <w:sz w:val="20"/>
-          <w:szCs w:val="20"/>
-        </w:rPr>
-        <w:t>modeling</w:t>
-      </w:r>
-      <w:proofErr w:type="spellEnd"/>
-      <w:r>
-        <w:rPr>
-          <w:rFonts w:ascii="Arial" w:hAnsi="Arial" w:cs="Arial"/>
-          <w:b/>
-          <w:bCs/>
-          <w:sz w:val="20"/>
-          <w:szCs w:val="20"/>
-        </w:rPr>
-        <w:t>?</w:t>
+        <w:t>15. Which of the following is NOT a type of relationship in ER modeling?</w:t>
       </w:r>
     </w:p>
     <w:p>
@@ -1744,6 +1704,13 @@
           <w:szCs w:val="20"/>
         </w:rPr>
         <w:br/>
+      </w:r>
+      <w:r>
+        <w:rPr>
+          <w:rFonts w:ascii="Arial" w:hAnsi="Arial" w:cs="Arial"/>
+          <w:sz w:val="20"/>
+          <w:szCs w:val="20"/>
+        </w:rPr>
         <w:t>C) Many-to-One</w:t>
       </w:r>
       <w:r>
@@ -2062,25 +2029,7 @@
           <w:szCs w:val="20"/>
         </w:rPr>
         <w:br/>
-        <w:t>D) Rule 12 (</w:t>
-      </w:r>
-      <w:proofErr w:type="spellStart"/>
-      <w:r>
-        <w:rPr>
-          <w:rFonts w:ascii="Arial" w:hAnsi="Arial" w:cs="Arial"/>
-          <w:sz w:val="20"/>
-          <w:szCs w:val="20"/>
-        </w:rPr>
-        <w:t>Nonsubversion</w:t>
-      </w:r>
-      <w:proofErr w:type="spellEnd"/>
-      <w:r>
-        <w:rPr>
-          <w:rFonts w:ascii="Arial" w:hAnsi="Arial" w:cs="Arial"/>
-          <w:sz w:val="20"/>
-          <w:szCs w:val="20"/>
-        </w:rPr>
-        <w:t>)</w:t>
+        <w:t>D) Rule 12 (Nonsubversion)</w:t>
       </w:r>
     </w:p>
     <w:p>
@@ -3046,30 +2995,6 @@
         <w:spacing w:after="0" w:line="240" w:lineRule="auto"/>
         <w:rPr>
           <w:rFonts w:ascii="Arial" w:hAnsi="Arial" w:cs="Arial"/>
-          <w:b/>
-          <w:bCs/>
-          <w:sz w:val="20"/>
-          <w:szCs w:val="20"/>
-        </w:rPr>
-      </w:pPr>
-    </w:p>
-    <w:p>
-      <w:pPr>
-        <w:spacing w:after="0" w:line="240" w:lineRule="auto"/>
-        <w:rPr>
-          <w:rFonts w:ascii="Arial" w:hAnsi="Arial" w:cs="Arial"/>
-          <w:b/>
-          <w:bCs/>
-          <w:sz w:val="20"/>
-          <w:szCs w:val="20"/>
-        </w:rPr>
-      </w:pPr>
-    </w:p>
-    <w:p>
-      <w:pPr>
-        <w:spacing w:after="0" w:line="240" w:lineRule="auto"/>
-        <w:rPr>
-          <w:rFonts w:ascii="Arial" w:hAnsi="Arial" w:cs="Arial"/>
           <w:sz w:val="20"/>
           <w:szCs w:val="20"/>
         </w:rPr>
@@ -3134,25 +3059,7 @@
           <w:szCs w:val="20"/>
         </w:rPr>
         <w:br/>
-        <w:t xml:space="preserve">D) </w:t>
-      </w:r>
-      <w:proofErr w:type="spellStart"/>
-      <w:r>
-        <w:rPr>
-          <w:rFonts w:ascii="Arial" w:hAnsi="Arial" w:cs="Arial"/>
-          <w:sz w:val="20"/>
-          <w:szCs w:val="20"/>
-        </w:rPr>
-        <w:t>Denormalize</w:t>
-      </w:r>
-      <w:proofErr w:type="spellEnd"/>
-      <w:r>
-        <w:rPr>
-          <w:rFonts w:ascii="Arial" w:hAnsi="Arial" w:cs="Arial"/>
-          <w:sz w:val="20"/>
-          <w:szCs w:val="20"/>
-        </w:rPr>
-        <w:t xml:space="preserve"> the database</w:t>
+        <w:t>D) Denormalize the database</w:t>
       </w:r>
     </w:p>
     <w:p>
@@ -3939,73 +3846,7 @@
           <w:sz w:val="20"/>
           <w:szCs w:val="20"/>
         </w:rPr>
-        <w:t xml:space="preserve">36. Given a table: </w:t>
-      </w:r>
-      <w:proofErr w:type="spellStart"/>
-      <w:r>
-        <w:rPr>
-          <w:rFonts w:ascii="Arial" w:hAnsi="Arial" w:cs="Arial"/>
-          <w:b/>
-          <w:bCs/>
-          <w:sz w:val="20"/>
-          <w:szCs w:val="20"/>
-        </w:rPr>
-        <w:t>Student_Course</w:t>
-      </w:r>
-      <w:proofErr w:type="spellEnd"/>
-      <w:r>
-        <w:rPr>
-          <w:rFonts w:ascii="Arial" w:hAnsi="Arial" w:cs="Arial"/>
-          <w:b/>
-          <w:bCs/>
-          <w:sz w:val="20"/>
-          <w:szCs w:val="20"/>
-        </w:rPr>
-        <w:t xml:space="preserve"> (StudentID, StudentName, CourseID, </w:t>
-      </w:r>
-      <w:proofErr w:type="spellStart"/>
-      <w:r>
-        <w:rPr>
-          <w:rFonts w:ascii="Arial" w:hAnsi="Arial" w:cs="Arial"/>
-          <w:b/>
-          <w:bCs/>
-          <w:sz w:val="20"/>
-          <w:szCs w:val="20"/>
-        </w:rPr>
-        <w:t>CourseName</w:t>
-      </w:r>
-      <w:proofErr w:type="spellEnd"/>
-      <w:r>
-        <w:rPr>
-          <w:rFonts w:ascii="Arial" w:hAnsi="Arial" w:cs="Arial"/>
-          <w:b/>
-          <w:bCs/>
-          <w:sz w:val="20"/>
-          <w:szCs w:val="20"/>
-        </w:rPr>
-        <w:t xml:space="preserve">). If StudentID determines StudentName, and CourseID determines </w:t>
-      </w:r>
-      <w:proofErr w:type="spellStart"/>
-      <w:r>
-        <w:rPr>
-          <w:rFonts w:ascii="Arial" w:hAnsi="Arial" w:cs="Arial"/>
-          <w:b/>
-          <w:bCs/>
-          <w:sz w:val="20"/>
-          <w:szCs w:val="20"/>
-        </w:rPr>
-        <w:t>CourseName</w:t>
-      </w:r>
-      <w:proofErr w:type="spellEnd"/>
-      <w:r>
-        <w:rPr>
-          <w:rFonts w:ascii="Arial" w:hAnsi="Arial" w:cs="Arial"/>
-          <w:b/>
-          <w:bCs/>
-          <w:sz w:val="20"/>
-          <w:szCs w:val="20"/>
-        </w:rPr>
-        <w:t>, but the key is (StudentID, CourseID). Which normal form violation?</w:t>
+        <w:t>36. Given a table: Student_Course (StudentID, StudentName, CourseID, CourseName). If StudentID determines StudentName, and CourseID determines CourseName, but the key is (StudentID, CourseID). Which normal form violation?</w:t>
       </w:r>
     </w:p>
     <w:p>
@@ -4108,161 +3949,7 @@
           <w:sz w:val="20"/>
           <w:szCs w:val="20"/>
         </w:rPr>
-        <w:t xml:space="preserve">37. An </w:t>
-      </w:r>
-      <w:proofErr w:type="gramStart"/>
-      <w:r>
-        <w:rPr>
-          <w:rFonts w:ascii="Arial" w:hAnsi="Arial" w:cs="Arial"/>
-          <w:b/>
-          <w:bCs/>
-          <w:sz w:val="20"/>
-          <w:szCs w:val="20"/>
-        </w:rPr>
-        <w:t>Employee</w:t>
-      </w:r>
-      <w:proofErr w:type="gramEnd"/>
-      <w:r>
-        <w:rPr>
-          <w:rFonts w:ascii="Arial" w:hAnsi="Arial" w:cs="Arial"/>
-          <w:b/>
-          <w:bCs/>
-          <w:sz w:val="20"/>
-          <w:szCs w:val="20"/>
-        </w:rPr>
-        <w:t xml:space="preserve"> table: EmpID, </w:t>
-      </w:r>
-      <w:proofErr w:type="spellStart"/>
-      <w:r>
-        <w:rPr>
-          <w:rFonts w:ascii="Arial" w:hAnsi="Arial" w:cs="Arial"/>
-          <w:b/>
-          <w:bCs/>
-          <w:sz w:val="20"/>
-          <w:szCs w:val="20"/>
-        </w:rPr>
-        <w:t>DeptID</w:t>
-      </w:r>
-      <w:proofErr w:type="spellEnd"/>
-      <w:r>
-        <w:rPr>
-          <w:rFonts w:ascii="Arial" w:hAnsi="Arial" w:cs="Arial"/>
-          <w:b/>
-          <w:bCs/>
-          <w:sz w:val="20"/>
-          <w:szCs w:val="20"/>
-        </w:rPr>
-        <w:t xml:space="preserve">, </w:t>
-      </w:r>
-      <w:proofErr w:type="spellStart"/>
-      <w:r>
-        <w:rPr>
-          <w:rFonts w:ascii="Arial" w:hAnsi="Arial" w:cs="Arial"/>
-          <w:b/>
-          <w:bCs/>
-          <w:sz w:val="20"/>
-          <w:szCs w:val="20"/>
-        </w:rPr>
-        <w:t>DeptName</w:t>
-      </w:r>
-      <w:proofErr w:type="spellEnd"/>
-      <w:r>
-        <w:rPr>
-          <w:rFonts w:ascii="Arial" w:hAnsi="Arial" w:cs="Arial"/>
-          <w:b/>
-          <w:bCs/>
-          <w:sz w:val="20"/>
-          <w:szCs w:val="20"/>
-        </w:rPr>
-        <w:t xml:space="preserve">. If </w:t>
-      </w:r>
-      <w:proofErr w:type="spellStart"/>
-      <w:r>
-        <w:rPr>
-          <w:rFonts w:ascii="Arial" w:hAnsi="Arial" w:cs="Arial"/>
-          <w:b/>
-          <w:bCs/>
-          <w:sz w:val="20"/>
-          <w:szCs w:val="20"/>
-        </w:rPr>
-        <w:t>DeptID</w:t>
-      </w:r>
-      <w:proofErr w:type="spellEnd"/>
-      <w:r>
-        <w:rPr>
-          <w:rFonts w:ascii="Arial" w:hAnsi="Arial" w:cs="Arial"/>
-          <w:b/>
-          <w:bCs/>
-          <w:sz w:val="20"/>
-          <w:szCs w:val="20"/>
-        </w:rPr>
-        <w:t xml:space="preserve"> → </w:t>
-      </w:r>
-      <w:proofErr w:type="spellStart"/>
-      <w:r>
-        <w:rPr>
-          <w:rFonts w:ascii="Arial" w:hAnsi="Arial" w:cs="Arial"/>
-          <w:b/>
-          <w:bCs/>
-          <w:sz w:val="20"/>
-          <w:szCs w:val="20"/>
-        </w:rPr>
-        <w:t>DeptName</w:t>
-      </w:r>
-      <w:proofErr w:type="spellEnd"/>
-      <w:r>
-        <w:rPr>
-          <w:rFonts w:ascii="Arial" w:hAnsi="Arial" w:cs="Arial"/>
-          <w:b/>
-          <w:bCs/>
-          <w:sz w:val="20"/>
-          <w:szCs w:val="20"/>
-        </w:rPr>
-        <w:t xml:space="preserve"> and EmpID → </w:t>
-      </w:r>
-      <w:proofErr w:type="spellStart"/>
-      <w:r>
-        <w:rPr>
-          <w:rFonts w:ascii="Arial" w:hAnsi="Arial" w:cs="Arial"/>
-          <w:b/>
-          <w:bCs/>
-          <w:sz w:val="20"/>
-          <w:szCs w:val="20"/>
-        </w:rPr>
-        <w:t>DeptID</w:t>
-      </w:r>
-      <w:proofErr w:type="spellEnd"/>
-      <w:r>
-        <w:rPr>
-          <w:rFonts w:ascii="Arial" w:hAnsi="Arial" w:cs="Arial"/>
-          <w:b/>
-          <w:bCs/>
-          <w:sz w:val="20"/>
-          <w:szCs w:val="20"/>
-        </w:rPr>
-        <w:t xml:space="preserve">, then </w:t>
-      </w:r>
-      <w:proofErr w:type="spellStart"/>
-      <w:r>
-        <w:rPr>
-          <w:rFonts w:ascii="Arial" w:hAnsi="Arial" w:cs="Arial"/>
-          <w:b/>
-          <w:bCs/>
-          <w:sz w:val="20"/>
-          <w:szCs w:val="20"/>
-        </w:rPr>
-        <w:t>DeptName</w:t>
-      </w:r>
-      <w:proofErr w:type="spellEnd"/>
-      <w:r>
-        <w:rPr>
-          <w:rFonts w:ascii="Arial" w:hAnsi="Arial" w:cs="Arial"/>
-          <w:b/>
-          <w:bCs/>
-          <w:sz w:val="20"/>
-          <w:szCs w:val="20"/>
-        </w:rPr>
-        <w:t xml:space="preserve"> depends transitively on EmpID. The table is in 1NF but violates:</w:t>
+        <w:t>37. An Employee table: EmpID, DeptID, DeptName. If DeptID → DeptName and EmpID → DeptID, then DeptName depends transitively on EmpID. The table is in 1NF but violates:</w:t>
       </w:r>
     </w:p>
     <w:p>
@@ -4552,18 +4239,6 @@
         <w:spacing w:after="0" w:line="240" w:lineRule="auto"/>
         <w:rPr>
           <w:rFonts w:ascii="Arial" w:hAnsi="Arial" w:cs="Arial"/>
-          <w:b/>
-          <w:bCs/>
-          <w:sz w:val="20"/>
-          <w:szCs w:val="20"/>
-        </w:rPr>
-      </w:pPr>
-    </w:p>
-    <w:p>
-      <w:pPr>
-        <w:spacing w:after="0" w:line="240" w:lineRule="auto"/>
-        <w:rPr>
-          <w:rFonts w:ascii="Arial" w:hAnsi="Arial" w:cs="Arial"/>
           <w:sz w:val="20"/>
           <w:szCs w:val="20"/>
         </w:rPr>
@@ -4667,18 +4342,6 @@
         <w:spacing w:after="0" w:line="240" w:lineRule="auto"/>
         <w:rPr>
           <w:rFonts w:ascii="Arial" w:hAnsi="Arial" w:cs="Arial"/>
-          <w:b/>
-          <w:bCs/>
-          <w:sz w:val="20"/>
-          <w:szCs w:val="20"/>
-        </w:rPr>
-      </w:pPr>
-    </w:p>
-    <w:p>
-      <w:pPr>
-        <w:spacing w:after="0" w:line="240" w:lineRule="auto"/>
-        <w:rPr>
-          <w:rFonts w:ascii="Arial" w:hAnsi="Arial" w:cs="Arial"/>
           <w:sz w:val="20"/>
           <w:szCs w:val="20"/>
         </w:rPr>
@@ -4698,20 +4361,8 @@
           <w:sz w:val="20"/>
           <w:szCs w:val="20"/>
         </w:rPr>
-        <w:t>41. What happens if you run DELETE FROM student WHERE 1=</w:t>
-      </w:r>
-      <w:proofErr w:type="gramStart"/>
-      <w:r>
-        <w:rPr>
-          <w:rFonts w:ascii="Arial" w:hAnsi="Arial" w:cs="Arial"/>
-          <w:b/>
-          <w:bCs/>
-          <w:sz w:val="20"/>
-          <w:szCs w:val="20"/>
-        </w:rPr>
-        <w:t>1;?</w:t>
-      </w:r>
-      <w:proofErr w:type="gramEnd"/>
+        <w:t>41. What happens if you run DELETE FROM student WHERE 1=1;?</w:t>
+      </w:r>
     </w:p>
     <w:p>
       <w:pPr>
@@ -4952,25 +4603,7 @@
           <w:szCs w:val="20"/>
         </w:rPr>
         <w:br/>
-        <w:t xml:space="preserve">C) ALTER TABLE users ADD email </w:t>
-      </w:r>
-      <w:proofErr w:type="gramStart"/>
-      <w:r>
-        <w:rPr>
-          <w:rFonts w:ascii="Arial" w:hAnsi="Arial" w:cs="Arial"/>
-          <w:sz w:val="20"/>
-          <w:szCs w:val="20"/>
-        </w:rPr>
-        <w:t>VARCHAR(</w:t>
-      </w:r>
-      <w:proofErr w:type="gramEnd"/>
-      <w:r>
-        <w:rPr>
-          <w:rFonts w:ascii="Arial" w:hAnsi="Arial" w:cs="Arial"/>
-          <w:sz w:val="20"/>
-          <w:szCs w:val="20"/>
-        </w:rPr>
-        <w:t>100);</w:t>
+        <w:t>C) ALTER TABLE users ADD email VARCHAR(100);</w:t>
       </w:r>
       <w:r>
         <w:rPr>
@@ -5288,18 +4921,8 @@
           <w:szCs w:val="20"/>
         </w:rPr>
         <w:br/>
-        <w:t xml:space="preserve">D) </w:t>
-      </w:r>
-      <w:proofErr w:type="spellStart"/>
-      <w:r>
-        <w:rPr>
-          <w:rFonts w:ascii="Arial" w:hAnsi="Arial" w:cs="Arial"/>
-          <w:sz w:val="20"/>
-          <w:szCs w:val="20"/>
-        </w:rPr>
-        <w:t>mysqladmin</w:t>
-      </w:r>
-      <w:proofErr w:type="spellEnd"/>
+        <w:t>D) mysqladmin</w:t>
+      </w:r>
     </w:p>
     <w:p>
       <w:pPr>
@@ -6189,16 +5812,6 @@
         <w:spacing w:after="0" w:line="240" w:lineRule="auto"/>
         <w:rPr>
           <w:rFonts w:ascii="Arial" w:hAnsi="Arial" w:cs="Arial"/>
-          <w:sz w:val="20"/>
-          <w:szCs w:val="20"/>
-        </w:rPr>
-      </w:pPr>
-    </w:p>
-    <w:p>
-      <w:pPr>
-        <w:spacing w:after="0" w:line="240" w:lineRule="auto"/>
-        <w:rPr>
-          <w:rFonts w:ascii="Arial" w:hAnsi="Arial" w:cs="Arial"/>
           <w:b/>
           <w:bCs/>
           <w:sz w:val="20"/>
@@ -6683,29 +6296,7 @@
           <w:sz w:val="20"/>
           <w:szCs w:val="20"/>
         </w:rPr>
-        <w:t xml:space="preserve">9. The </w:t>
-      </w:r>
-      <w:proofErr w:type="gramStart"/>
-      <w:r>
-        <w:rPr>
-          <w:rFonts w:ascii="Arial" w:hAnsi="Arial" w:cs="Arial"/>
-          <w:b/>
-          <w:bCs/>
-          <w:sz w:val="20"/>
-          <w:szCs w:val="20"/>
-        </w:rPr>
-        <w:t>command !</w:t>
-      </w:r>
-      <w:proofErr w:type="gramEnd"/>
-      <w:r>
-        <w:rPr>
-          <w:rFonts w:ascii="Arial" w:hAnsi="Arial" w:cs="Arial"/>
-          <w:b/>
-          <w:bCs/>
-          <w:sz w:val="20"/>
-          <w:szCs w:val="20"/>
-        </w:rPr>
-        <w:t xml:space="preserve"> ls in MySQL Monitor (mysql client) does what?</w:t>
+        <w:t>9. The command ! ls in MySQL Monitor (mysql client) does what?</w:t>
       </w:r>
     </w:p>
     <w:p>
@@ -6816,29 +6407,7 @@
           <w:sz w:val="20"/>
           <w:szCs w:val="20"/>
         </w:rPr>
-        <w:t xml:space="preserve">0. During conceptual </w:t>
-      </w:r>
-      <w:proofErr w:type="spellStart"/>
-      <w:r>
-        <w:rPr>
-          <w:rFonts w:ascii="Arial" w:hAnsi="Arial" w:cs="Arial"/>
-          <w:b/>
-          <w:bCs/>
-          <w:sz w:val="20"/>
-          <w:szCs w:val="20"/>
-        </w:rPr>
-        <w:t>modeling</w:t>
-      </w:r>
-      <w:proofErr w:type="spellEnd"/>
-      <w:r>
-        <w:rPr>
-          <w:rFonts w:ascii="Arial" w:hAnsi="Arial" w:cs="Arial"/>
-          <w:b/>
-          <w:bCs/>
-          <w:sz w:val="20"/>
-          <w:szCs w:val="20"/>
-        </w:rPr>
-        <w:t>, an "associative entity" is used to:</w:t>
+        <w:t>0. During conceptual modeling, an "associative entity" is used to:</w:t>
       </w:r>
     </w:p>
     <w:p>
@@ -6874,25 +6443,7 @@
           <w:szCs w:val="20"/>
         </w:rPr>
         <w:br/>
-        <w:t xml:space="preserve">C) </w:t>
-      </w:r>
-      <w:proofErr w:type="spellStart"/>
-      <w:r>
-        <w:rPr>
-          <w:rFonts w:ascii="Arial" w:hAnsi="Arial" w:cs="Arial"/>
-          <w:sz w:val="20"/>
-          <w:szCs w:val="20"/>
-        </w:rPr>
-        <w:t>Denormalize</w:t>
-      </w:r>
-      <w:proofErr w:type="spellEnd"/>
-      <w:r>
-        <w:rPr>
-          <w:rFonts w:ascii="Arial" w:hAnsi="Arial" w:cs="Arial"/>
-          <w:sz w:val="20"/>
-          <w:szCs w:val="20"/>
-        </w:rPr>
-        <w:t xml:space="preserve"> the model</w:t>
+        <w:t>C) Denormalize the model</w:t>
       </w:r>
       <w:r>
         <w:rPr>
@@ -7096,43 +6647,7 @@
           <w:sz w:val="20"/>
           <w:szCs w:val="20"/>
         </w:rPr>
-        <w:t>A) Which storage engine (</w:t>
-      </w:r>
-      <w:proofErr w:type="spellStart"/>
-      <w:r>
-        <w:rPr>
-          <w:rFonts w:ascii="Arial" w:hAnsi="Arial" w:cs="Arial"/>
-          <w:sz w:val="20"/>
-          <w:szCs w:val="20"/>
-        </w:rPr>
-        <w:t>InnoDB</w:t>
-      </w:r>
-      <w:proofErr w:type="spellEnd"/>
-      <w:r>
-        <w:rPr>
-          <w:rFonts w:ascii="Arial" w:hAnsi="Arial" w:cs="Arial"/>
-          <w:sz w:val="20"/>
-          <w:szCs w:val="20"/>
-        </w:rPr>
-        <w:t xml:space="preserve">, </w:t>
-      </w:r>
-      <w:proofErr w:type="spellStart"/>
-      <w:r>
-        <w:rPr>
-          <w:rFonts w:ascii="Arial" w:hAnsi="Arial" w:cs="Arial"/>
-          <w:sz w:val="20"/>
-          <w:szCs w:val="20"/>
-        </w:rPr>
-        <w:t>MyISAM</w:t>
-      </w:r>
-      <w:proofErr w:type="spellEnd"/>
-      <w:r>
-        <w:rPr>
-          <w:rFonts w:ascii="Arial" w:hAnsi="Arial" w:cs="Arial"/>
-          <w:sz w:val="20"/>
-          <w:szCs w:val="20"/>
-        </w:rPr>
-        <w:t>) to use</w:t>
+        <w:t>A) Which storage engine (InnoDB, MyISAM) to use</w:t>
       </w:r>
       <w:r>
         <w:rPr>
@@ -7225,29 +6740,7 @@
           <w:sz w:val="20"/>
           <w:szCs w:val="20"/>
         </w:rPr>
-        <w:t xml:space="preserve">3. In ER </w:t>
-      </w:r>
-      <w:proofErr w:type="spellStart"/>
-      <w:r>
-        <w:rPr>
-          <w:rFonts w:ascii="Arial" w:hAnsi="Arial" w:cs="Arial"/>
-          <w:b/>
-          <w:bCs/>
-          <w:sz w:val="20"/>
-          <w:szCs w:val="20"/>
-        </w:rPr>
-        <w:t>modeling</w:t>
-      </w:r>
-      <w:proofErr w:type="spellEnd"/>
-      <w:r>
-        <w:rPr>
-          <w:rFonts w:ascii="Arial" w:hAnsi="Arial" w:cs="Arial"/>
-          <w:b/>
-          <w:bCs/>
-          <w:sz w:val="20"/>
-          <w:szCs w:val="20"/>
-        </w:rPr>
-        <w:t>, a "ternary relationship" means:</w:t>
+        <w:t>3. In ER modeling, a "ternary relationship" means:</w:t>
       </w:r>
     </w:p>
     <w:p>
@@ -7469,58 +6962,26 @@
           <w:sz w:val="20"/>
           <w:szCs w:val="20"/>
         </w:rPr>
-        <w:t xml:space="preserve">5. In EER (Enhanced ER) </w:t>
-      </w:r>
-      <w:proofErr w:type="spellStart"/>
-      <w:r>
-        <w:rPr>
-          <w:rFonts w:ascii="Arial" w:hAnsi="Arial" w:cs="Arial"/>
-          <w:b/>
-          <w:bCs/>
-          <w:sz w:val="20"/>
-          <w:szCs w:val="20"/>
-        </w:rPr>
-        <w:t>modeling</w:t>
-      </w:r>
-      <w:proofErr w:type="spellEnd"/>
-      <w:r>
-        <w:rPr>
-          <w:rFonts w:ascii="Arial" w:hAnsi="Arial" w:cs="Arial"/>
-          <w:b/>
-          <w:bCs/>
-          <w:sz w:val="20"/>
-          <w:szCs w:val="20"/>
-        </w:rPr>
-        <w:t>, "category" (union type) means:</w:t>
-      </w:r>
-    </w:p>
-    <w:p>
-      <w:pPr>
-        <w:spacing w:after="0" w:line="240" w:lineRule="auto"/>
-        <w:rPr>
-          <w:rFonts w:ascii="Arial" w:hAnsi="Arial" w:cs="Arial"/>
-          <w:sz w:val="20"/>
-          <w:szCs w:val="20"/>
-        </w:rPr>
-      </w:pPr>
-      <w:r>
-        <w:rPr>
-          <w:rFonts w:ascii="Arial" w:hAnsi="Arial" w:cs="Arial"/>
-          <w:sz w:val="20"/>
-          <w:szCs w:val="20"/>
-        </w:rPr>
-        <w:t xml:space="preserve">A) An entity that is a subclass of multiple </w:t>
-      </w:r>
-      <w:proofErr w:type="spellStart"/>
-      <w:r>
-        <w:rPr>
-          <w:rFonts w:ascii="Arial" w:hAnsi="Arial" w:cs="Arial"/>
-          <w:sz w:val="20"/>
-          <w:szCs w:val="20"/>
-        </w:rPr>
-        <w:t>superclasses</w:t>
-      </w:r>
-      <w:proofErr w:type="spellEnd"/>
+        <w:t>5. In EER (Enhanced ER) modeling, "category" (union type) means:</w:t>
+      </w:r>
+    </w:p>
+    <w:p>
+      <w:pPr>
+        <w:spacing w:after="0" w:line="240" w:lineRule="auto"/>
+        <w:rPr>
+          <w:rFonts w:ascii="Arial" w:hAnsi="Arial" w:cs="Arial"/>
+          <w:sz w:val="20"/>
+          <w:szCs w:val="20"/>
+        </w:rPr>
+      </w:pPr>
+      <w:r>
+        <w:rPr>
+          <w:rFonts w:ascii="Arial" w:hAnsi="Arial" w:cs="Arial"/>
+          <w:sz w:val="20"/>
+          <w:szCs w:val="20"/>
+        </w:rPr>
+        <w:t>A) An entity that is a subclass of multiple superclasses</w:t>
+      </w:r>
       <w:r>
         <w:rPr>
           <w:rFonts w:ascii="Arial" w:hAnsi="Arial" w:cs="Arial"/>
@@ -7723,51 +7184,7 @@
           <w:sz w:val="20"/>
           <w:szCs w:val="20"/>
         </w:rPr>
-        <w:t xml:space="preserve">7. According to Codd’s Rule 4 (Dynamic Online </w:t>
-      </w:r>
-      <w:proofErr w:type="spellStart"/>
-      <w:r>
-        <w:rPr>
-          <w:rFonts w:ascii="Arial" w:hAnsi="Arial" w:cs="Arial"/>
-          <w:b/>
-          <w:bCs/>
-          <w:sz w:val="20"/>
-          <w:szCs w:val="20"/>
-        </w:rPr>
-        <w:t>Catalog</w:t>
-      </w:r>
-      <w:proofErr w:type="spellEnd"/>
-      <w:r>
-        <w:rPr>
-          <w:rFonts w:ascii="Arial" w:hAnsi="Arial" w:cs="Arial"/>
-          <w:b/>
-          <w:bCs/>
-          <w:sz w:val="20"/>
-          <w:szCs w:val="20"/>
-        </w:rPr>
-        <w:t xml:space="preserve">), the </w:t>
-      </w:r>
-      <w:proofErr w:type="spellStart"/>
-      <w:r>
-        <w:rPr>
-          <w:rFonts w:ascii="Arial" w:hAnsi="Arial" w:cs="Arial"/>
-          <w:b/>
-          <w:bCs/>
-          <w:sz w:val="20"/>
-          <w:szCs w:val="20"/>
-        </w:rPr>
-        <w:t>catalog</w:t>
-      </w:r>
-      <w:proofErr w:type="spellEnd"/>
-      <w:r>
-        <w:rPr>
-          <w:rFonts w:ascii="Arial" w:hAnsi="Arial" w:cs="Arial"/>
-          <w:b/>
-          <w:bCs/>
-          <w:sz w:val="20"/>
-          <w:szCs w:val="20"/>
-        </w:rPr>
-        <w:t xml:space="preserve"> (data dictionary) must be:</w:t>
+        <w:t>7. According to Codd’s Rule 4 (Dynamic Online Catalog), the catalog (data dictionary) must be:</w:t>
       </w:r>
     </w:p>
     <w:p>
@@ -8118,45 +7535,17 @@
           <w:sz w:val="20"/>
           <w:szCs w:val="20"/>
         </w:rPr>
-        <w:t xml:space="preserve">A) TRUNCATE can be rolled back in </w:t>
-      </w:r>
-      <w:proofErr w:type="spellStart"/>
-      <w:r>
-        <w:rPr>
-          <w:rFonts w:ascii="Arial" w:hAnsi="Arial" w:cs="Arial"/>
-          <w:sz w:val="20"/>
-          <w:szCs w:val="20"/>
-        </w:rPr>
-        <w:t>InnoDB</w:t>
-      </w:r>
-      <w:proofErr w:type="spellEnd"/>
-      <w:r>
-        <w:rPr>
-          <w:rFonts w:ascii="Arial" w:hAnsi="Arial" w:cs="Arial"/>
-          <w:sz w:val="20"/>
-          <w:szCs w:val="20"/>
-        </w:rPr>
-        <w:t>; DROP cannot</w:t>
-      </w:r>
-      <w:r>
-        <w:rPr>
-          <w:rFonts w:ascii="Arial" w:hAnsi="Arial" w:cs="Arial"/>
-          <w:sz w:val="20"/>
-          <w:szCs w:val="20"/>
-        </w:rPr>
-        <w:br/>
-        <w:t xml:space="preserve">B) Both can be rolled back in </w:t>
-      </w:r>
-      <w:proofErr w:type="spellStart"/>
-      <w:r>
-        <w:rPr>
-          <w:rFonts w:ascii="Arial" w:hAnsi="Arial" w:cs="Arial"/>
-          <w:sz w:val="20"/>
-          <w:szCs w:val="20"/>
-        </w:rPr>
-        <w:t>InnoDB</w:t>
-      </w:r>
-      <w:proofErr w:type="spellEnd"/>
+        <w:t>A) TRUNCATE can be rolled back in InnoDB; DROP cannot</w:t>
+      </w:r>
+      <w:r>
+        <w:rPr>
+          <w:rFonts w:ascii="Arial" w:hAnsi="Arial" w:cs="Arial"/>
+          <w:sz w:val="20"/>
+          <w:szCs w:val="20"/>
+        </w:rPr>
+        <w:br/>
+        <w:t>B) Both can be rolled back in InnoDB</w:t>
+      </w:r>
       <w:r>
         <w:rPr>
           <w:rFonts w:ascii="Arial" w:hAnsi="Arial" w:cs="Arial"/>
@@ -8350,80 +7739,26 @@
           <w:sz w:val="20"/>
           <w:szCs w:val="20"/>
         </w:rPr>
-        <w:t>2. What happens when you execute ALTER TABLE t ENGINE=</w:t>
-      </w:r>
-      <w:proofErr w:type="spellStart"/>
-      <w:r>
-        <w:rPr>
-          <w:rFonts w:ascii="Arial" w:hAnsi="Arial" w:cs="Arial"/>
-          <w:b/>
-          <w:bCs/>
-          <w:sz w:val="20"/>
-          <w:szCs w:val="20"/>
-        </w:rPr>
-        <w:t>InnoDB</w:t>
-      </w:r>
-      <w:proofErr w:type="spellEnd"/>
-      <w:r>
-        <w:rPr>
-          <w:rFonts w:ascii="Arial" w:hAnsi="Arial" w:cs="Arial"/>
-          <w:b/>
-          <w:bCs/>
-          <w:sz w:val="20"/>
-          <w:szCs w:val="20"/>
-        </w:rPr>
-        <w:t xml:space="preserve">; on a </w:t>
-      </w:r>
-      <w:proofErr w:type="spellStart"/>
-      <w:r>
-        <w:rPr>
-          <w:rFonts w:ascii="Arial" w:hAnsi="Arial" w:cs="Arial"/>
-          <w:b/>
-          <w:bCs/>
-          <w:sz w:val="20"/>
-          <w:szCs w:val="20"/>
-        </w:rPr>
-        <w:t>MyISAM</w:t>
-      </w:r>
-      <w:proofErr w:type="spellEnd"/>
-      <w:r>
-        <w:rPr>
-          <w:rFonts w:ascii="Arial" w:hAnsi="Arial" w:cs="Arial"/>
-          <w:b/>
-          <w:bCs/>
-          <w:sz w:val="20"/>
-          <w:szCs w:val="20"/>
-        </w:rPr>
-        <w:t xml:space="preserve"> table?</w:t>
-      </w:r>
-    </w:p>
-    <w:p>
-      <w:pPr>
-        <w:spacing w:after="0" w:line="240" w:lineRule="auto"/>
-        <w:rPr>
-          <w:rFonts w:ascii="Arial" w:hAnsi="Arial" w:cs="Arial"/>
-          <w:sz w:val="20"/>
-          <w:szCs w:val="20"/>
-        </w:rPr>
-      </w:pPr>
-      <w:r>
-        <w:rPr>
-          <w:rFonts w:ascii="Arial" w:hAnsi="Arial" w:cs="Arial"/>
-          <w:sz w:val="20"/>
-          <w:szCs w:val="20"/>
-        </w:rPr>
-        <w:t xml:space="preserve">A) It converts the table to </w:t>
-      </w:r>
-      <w:proofErr w:type="spellStart"/>
-      <w:r>
-        <w:rPr>
-          <w:rFonts w:ascii="Arial" w:hAnsi="Arial" w:cs="Arial"/>
-          <w:sz w:val="20"/>
-          <w:szCs w:val="20"/>
-        </w:rPr>
-        <w:t>InnoDB</w:t>
-      </w:r>
-      <w:proofErr w:type="spellEnd"/>
+        <w:t>2. What happens when you execute ALTER TABLE t ENGINE=InnoDB; on a MyISAM table?</w:t>
+      </w:r>
+    </w:p>
+    <w:p>
+      <w:pPr>
+        <w:spacing w:after="0" w:line="240" w:lineRule="auto"/>
+        <w:rPr>
+          <w:rFonts w:ascii="Arial" w:hAnsi="Arial" w:cs="Arial"/>
+          <w:sz w:val="20"/>
+          <w:szCs w:val="20"/>
+        </w:rPr>
+      </w:pPr>
+      <w:r>
+        <w:rPr>
+          <w:rFonts w:ascii="Arial" w:hAnsi="Arial" w:cs="Arial"/>
+          <w:sz w:val="20"/>
+          <w:szCs w:val="20"/>
+        </w:rPr>
+        <w:t>A) It converts the table to InnoDB</w:t>
+      </w:r>
       <w:r>
         <w:rPr>
           <w:rFonts w:ascii="Arial" w:hAnsi="Arial" w:cs="Arial"/>
@@ -8440,25 +7775,7 @@
           <w:szCs w:val="20"/>
         </w:rPr>
         <w:br/>
-        <w:t xml:space="preserve">C) It copies all data to a new </w:t>
-      </w:r>
-      <w:proofErr w:type="spellStart"/>
-      <w:r>
-        <w:rPr>
-          <w:rFonts w:ascii="Arial" w:hAnsi="Arial" w:cs="Arial"/>
-          <w:sz w:val="20"/>
-          <w:szCs w:val="20"/>
-        </w:rPr>
-        <w:t>InnoDB</w:t>
-      </w:r>
-      <w:proofErr w:type="spellEnd"/>
-      <w:r>
-        <w:rPr>
-          <w:rFonts w:ascii="Arial" w:hAnsi="Arial" w:cs="Arial"/>
-          <w:sz w:val="20"/>
-          <w:szCs w:val="20"/>
-        </w:rPr>
-        <w:t xml:space="preserve"> table and drops the old one</w:t>
+        <w:t>C) It copies all data to a new InnoDB table and drops the old one</w:t>
       </w:r>
       <w:r>
         <w:rPr>
@@ -8755,29 +8072,7 @@
           <w:sz w:val="20"/>
           <w:szCs w:val="20"/>
         </w:rPr>
-        <w:t>5. A "</w:t>
-      </w:r>
-      <w:proofErr w:type="spellStart"/>
-      <w:r>
-        <w:rPr>
-          <w:rFonts w:ascii="Arial" w:hAnsi="Arial" w:cs="Arial"/>
-          <w:b/>
-          <w:bCs/>
-          <w:sz w:val="20"/>
-          <w:szCs w:val="20"/>
-        </w:rPr>
-        <w:t>superkey</w:t>
-      </w:r>
-      <w:proofErr w:type="spellEnd"/>
-      <w:r>
-        <w:rPr>
-          <w:rFonts w:ascii="Arial" w:hAnsi="Arial" w:cs="Arial"/>
-          <w:b/>
-          <w:bCs/>
-          <w:sz w:val="20"/>
-          <w:szCs w:val="20"/>
-        </w:rPr>
-        <w:t>" is defined as:</w:t>
+        <w:t>5. A "superkey" is defined as:</w:t>
       </w:r>
     </w:p>
     <w:p>
@@ -9110,51 +8405,7 @@
           <w:sz w:val="20"/>
           <w:szCs w:val="20"/>
         </w:rPr>
-        <w:t>8. R(</w:t>
-      </w:r>
-      <w:proofErr w:type="gramStart"/>
-      <w:r>
-        <w:rPr>
-          <w:rFonts w:ascii="Arial" w:hAnsi="Arial" w:cs="Arial"/>
-          <w:b/>
-          <w:bCs/>
-          <w:sz w:val="20"/>
-          <w:szCs w:val="20"/>
-        </w:rPr>
-        <w:t>A,B</w:t>
-      </w:r>
-      <w:proofErr w:type="gramEnd"/>
-      <w:r>
-        <w:rPr>
-          <w:rFonts w:ascii="Arial" w:hAnsi="Arial" w:cs="Arial"/>
-          <w:b/>
-          <w:bCs/>
-          <w:sz w:val="20"/>
-          <w:szCs w:val="20"/>
-        </w:rPr>
-        <w:t>,</w:t>
-      </w:r>
-      <w:proofErr w:type="gramStart"/>
-      <w:r>
-        <w:rPr>
-          <w:rFonts w:ascii="Arial" w:hAnsi="Arial" w:cs="Arial"/>
-          <w:b/>
-          <w:bCs/>
-          <w:sz w:val="20"/>
-          <w:szCs w:val="20"/>
-        </w:rPr>
-        <w:t>C,D</w:t>
-      </w:r>
-      <w:proofErr w:type="gramEnd"/>
-      <w:r>
-        <w:rPr>
-          <w:rFonts w:ascii="Arial" w:hAnsi="Arial" w:cs="Arial"/>
-          <w:b/>
-          <w:bCs/>
-          <w:sz w:val="20"/>
-          <w:szCs w:val="20"/>
-        </w:rPr>
-        <w:t>) with FDs: AB → C, C → D, D → A. Which of the following is a candidate key?</w:t>
+        <w:t>8. R(A,B,C,D) with FDs: AB → C, C → D, D → A. Which of the following is a candidate key?</w:t>
       </w:r>
     </w:p>
     <w:p>
@@ -9301,61 +8552,7 @@
           <w:szCs w:val="20"/>
         </w:rPr>
         <w:br/>
-        <w:t xml:space="preserve">C) 3NF (check: AB → C ok, C → D transitive? D is prime? D → A, A prime — all </w:t>
-      </w:r>
-      <w:proofErr w:type="gramStart"/>
-      <w:r>
-        <w:rPr>
-          <w:rFonts w:ascii="Arial" w:hAnsi="Arial" w:cs="Arial"/>
-          <w:sz w:val="20"/>
-          <w:szCs w:val="20"/>
-        </w:rPr>
-        <w:t>FDs</w:t>
-      </w:r>
-      <w:proofErr w:type="gramEnd"/>
-      <w:r>
-        <w:rPr>
-          <w:rFonts w:ascii="Arial" w:hAnsi="Arial" w:cs="Arial"/>
-          <w:sz w:val="20"/>
-          <w:szCs w:val="20"/>
-        </w:rPr>
-        <w:t xml:space="preserve"> left side is </w:t>
-      </w:r>
-      <w:proofErr w:type="spellStart"/>
-      <w:r>
-        <w:rPr>
-          <w:rFonts w:ascii="Arial" w:hAnsi="Arial" w:cs="Arial"/>
-          <w:sz w:val="20"/>
-          <w:szCs w:val="20"/>
-        </w:rPr>
-        <w:t>superkey</w:t>
-      </w:r>
-      <w:proofErr w:type="spellEnd"/>
-      <w:r>
-        <w:rPr>
-          <w:rFonts w:ascii="Arial" w:hAnsi="Arial" w:cs="Arial"/>
-          <w:sz w:val="20"/>
-          <w:szCs w:val="20"/>
-        </w:rPr>
-        <w:t xml:space="preserve">? C→D: C not </w:t>
-      </w:r>
-      <w:proofErr w:type="spellStart"/>
-      <w:r>
-        <w:rPr>
-          <w:rFonts w:ascii="Arial" w:hAnsi="Arial" w:cs="Arial"/>
-          <w:sz w:val="20"/>
-          <w:szCs w:val="20"/>
-        </w:rPr>
-        <w:t>superkey</w:t>
-      </w:r>
-      <w:proofErr w:type="spellEnd"/>
-      <w:r>
-        <w:rPr>
-          <w:rFonts w:ascii="Arial" w:hAnsi="Arial" w:cs="Arial"/>
-          <w:sz w:val="20"/>
-          <w:szCs w:val="20"/>
-        </w:rPr>
-        <w:t xml:space="preserve"> → violates BCNF)</w:t>
+        <w:t>C) 3NF (check: AB → C ok, C → D transitive? D is prime? D → A, A prime — all FDs left side is superkey? C→D: C not superkey → violates BCNF)</w:t>
       </w:r>
       <w:r>
         <w:rPr>
@@ -9541,73 +8738,7 @@
           <w:sz w:val="20"/>
           <w:szCs w:val="20"/>
         </w:rPr>
-        <w:t>1. Decompose R(</w:t>
-      </w:r>
-      <w:proofErr w:type="gramStart"/>
-      <w:r>
-        <w:rPr>
-          <w:rFonts w:ascii="Arial" w:hAnsi="Arial" w:cs="Arial"/>
-          <w:b/>
-          <w:bCs/>
-          <w:sz w:val="20"/>
-          <w:szCs w:val="20"/>
-        </w:rPr>
-        <w:t>A,B</w:t>
-      </w:r>
-      <w:proofErr w:type="gramEnd"/>
-      <w:r>
-        <w:rPr>
-          <w:rFonts w:ascii="Arial" w:hAnsi="Arial" w:cs="Arial"/>
-          <w:b/>
-          <w:bCs/>
-          <w:sz w:val="20"/>
-          <w:szCs w:val="20"/>
-        </w:rPr>
-        <w:t>,C) with FDs: A → B, B → C. Is the decomposition R1(</w:t>
-      </w:r>
-      <w:proofErr w:type="gramStart"/>
-      <w:r>
-        <w:rPr>
-          <w:rFonts w:ascii="Arial" w:hAnsi="Arial" w:cs="Arial"/>
-          <w:b/>
-          <w:bCs/>
-          <w:sz w:val="20"/>
-          <w:szCs w:val="20"/>
-        </w:rPr>
-        <w:t>A,B</w:t>
-      </w:r>
-      <w:proofErr w:type="gramEnd"/>
-      <w:r>
-        <w:rPr>
-          <w:rFonts w:ascii="Arial" w:hAnsi="Arial" w:cs="Arial"/>
-          <w:b/>
-          <w:bCs/>
-          <w:sz w:val="20"/>
-          <w:szCs w:val="20"/>
-        </w:rPr>
-        <w:t>), R2(</w:t>
-      </w:r>
-      <w:proofErr w:type="gramStart"/>
-      <w:r>
-        <w:rPr>
-          <w:rFonts w:ascii="Arial" w:hAnsi="Arial" w:cs="Arial"/>
-          <w:b/>
-          <w:bCs/>
-          <w:sz w:val="20"/>
-          <w:szCs w:val="20"/>
-        </w:rPr>
-        <w:t>B,C</w:t>
-      </w:r>
-      <w:proofErr w:type="gramEnd"/>
-      <w:r>
-        <w:rPr>
-          <w:rFonts w:ascii="Arial" w:hAnsi="Arial" w:cs="Arial"/>
-          <w:b/>
-          <w:bCs/>
-          <w:sz w:val="20"/>
-          <w:szCs w:val="20"/>
-        </w:rPr>
-        <w:t>) lossless?</w:t>
+        <w:t>1. Decompose R(A,B,C) with FDs: A → B, B → C. Is the decomposition R1(A,B), R2(B,C) lossless?</w:t>
       </w:r>
     </w:p>
     <w:p>
@@ -9829,29 +8960,7 @@
           <w:sz w:val="20"/>
           <w:szCs w:val="20"/>
         </w:rPr>
-        <w:t>3. A table with candidate key (</w:t>
-      </w:r>
-      <w:proofErr w:type="gramStart"/>
-      <w:r>
-        <w:rPr>
-          <w:rFonts w:ascii="Arial" w:hAnsi="Arial" w:cs="Arial"/>
-          <w:b/>
-          <w:bCs/>
-          <w:sz w:val="20"/>
-          <w:szCs w:val="20"/>
-        </w:rPr>
-        <w:t>A,B</w:t>
-      </w:r>
-      <w:proofErr w:type="gramEnd"/>
-      <w:r>
-        <w:rPr>
-          <w:rFonts w:ascii="Arial" w:hAnsi="Arial" w:cs="Arial"/>
-          <w:b/>
-          <w:bCs/>
-          <w:sz w:val="20"/>
-          <w:szCs w:val="20"/>
-        </w:rPr>
-        <w:t>) and FD: A → C (C is non-prime). This violates:</w:t>
+        <w:t>3. A table with candidate key (A,B) and FD: A → C (C is non-prime). This violates:</w:t>
       </w:r>
     </w:p>
     <w:p>
@@ -9962,29 +9071,7 @@
           <w:sz w:val="20"/>
           <w:szCs w:val="20"/>
         </w:rPr>
-        <w:t xml:space="preserve">4. Which normal form guarantees that every non-key determinant is a </w:t>
-      </w:r>
-      <w:proofErr w:type="spellStart"/>
-      <w:r>
-        <w:rPr>
-          <w:rFonts w:ascii="Arial" w:hAnsi="Arial" w:cs="Arial"/>
-          <w:b/>
-          <w:bCs/>
-          <w:sz w:val="20"/>
-          <w:szCs w:val="20"/>
-        </w:rPr>
-        <w:t>superkey</w:t>
-      </w:r>
-      <w:proofErr w:type="spellEnd"/>
-      <w:r>
-        <w:rPr>
-          <w:rFonts w:ascii="Arial" w:hAnsi="Arial" w:cs="Arial"/>
-          <w:b/>
-          <w:bCs/>
-          <w:sz w:val="20"/>
-          <w:szCs w:val="20"/>
-        </w:rPr>
-        <w:t>?</w:t>
+        <w:t>4. Which normal form guarantees that every non-key determinant is a superkey?</w:t>
       </w:r>
     </w:p>
     <w:p>
@@ -10489,25 +9576,7 @@
           <w:szCs w:val="20"/>
         </w:rPr>
         <w:br/>
-        <w:t>D) UPDATE t SET col = '</w:t>
-      </w:r>
-      <w:proofErr w:type="spellStart"/>
-      <w:r>
-        <w:rPr>
-          <w:rFonts w:ascii="Arial" w:hAnsi="Arial" w:cs="Arial"/>
-          <w:sz w:val="20"/>
-          <w:szCs w:val="20"/>
-        </w:rPr>
-        <w:t>abc</w:t>
-      </w:r>
-      <w:proofErr w:type="spellEnd"/>
-      <w:r>
-        <w:rPr>
-          <w:rFonts w:ascii="Arial" w:hAnsi="Arial" w:cs="Arial"/>
-          <w:sz w:val="20"/>
-          <w:szCs w:val="20"/>
-        </w:rPr>
-        <w:t>' WHERE col = 123;</w:t>
+        <w:t>D) UPDATE t SET col = 'abc' WHERE col = 123;</w:t>
       </w:r>
     </w:p>
     <w:p>
@@ -10795,29 +9864,7 @@
           <w:sz w:val="20"/>
           <w:szCs w:val="20"/>
         </w:rPr>
-        <w:t xml:space="preserve">1. Which lock does an UPDATE without WHERE clause typically acquire in </w:t>
-      </w:r>
-      <w:proofErr w:type="spellStart"/>
-      <w:r>
-        <w:rPr>
-          <w:rFonts w:ascii="Arial" w:hAnsi="Arial" w:cs="Arial"/>
-          <w:b/>
-          <w:bCs/>
-          <w:sz w:val="20"/>
-          <w:szCs w:val="20"/>
-        </w:rPr>
-        <w:t>InnoDB</w:t>
-      </w:r>
-      <w:proofErr w:type="spellEnd"/>
-      <w:r>
-        <w:rPr>
-          <w:rFonts w:ascii="Arial" w:hAnsi="Arial" w:cs="Arial"/>
-          <w:b/>
-          <w:bCs/>
-          <w:sz w:val="20"/>
-          <w:szCs w:val="20"/>
-        </w:rPr>
-        <w:t>?</w:t>
+        <w:t>1. Which lock does an UPDATE without WHERE clause typically acquire in InnoDB?</w:t>
       </w:r>
     </w:p>
     <w:p>
@@ -10955,52 +10002,16 @@
           <w:szCs w:val="20"/>
         </w:rPr>
         <w:br/>
-        <w:t xml:space="preserve">B) TRUNCATE TABLE </w:t>
-      </w:r>
-      <w:proofErr w:type="spellStart"/>
-      <w:r>
-        <w:rPr>
-          <w:rFonts w:ascii="Arial" w:hAnsi="Arial" w:cs="Arial"/>
-          <w:sz w:val="20"/>
-          <w:szCs w:val="20"/>
-        </w:rPr>
-        <w:t>table</w:t>
-      </w:r>
-      <w:proofErr w:type="spellEnd"/>
-      <w:r>
-        <w:rPr>
-          <w:rFonts w:ascii="Arial" w:hAnsi="Arial" w:cs="Arial"/>
-          <w:sz w:val="20"/>
-          <w:szCs w:val="20"/>
-        </w:rPr>
-        <w:t>;</w:t>
-      </w:r>
-      <w:r>
-        <w:rPr>
-          <w:rFonts w:ascii="Arial" w:hAnsi="Arial" w:cs="Arial"/>
-          <w:sz w:val="20"/>
-          <w:szCs w:val="20"/>
-        </w:rPr>
-        <w:br/>
-        <w:t xml:space="preserve">C) DROP TABLE </w:t>
-      </w:r>
-      <w:proofErr w:type="spellStart"/>
-      <w:r>
-        <w:rPr>
-          <w:rFonts w:ascii="Arial" w:hAnsi="Arial" w:cs="Arial"/>
-          <w:sz w:val="20"/>
-          <w:szCs w:val="20"/>
-        </w:rPr>
-        <w:t>table</w:t>
-      </w:r>
-      <w:proofErr w:type="spellEnd"/>
-      <w:r>
-        <w:rPr>
-          <w:rFonts w:ascii="Arial" w:hAnsi="Arial" w:cs="Arial"/>
-          <w:sz w:val="20"/>
-          <w:szCs w:val="20"/>
-        </w:rPr>
-        <w:t>; (followed by CREATE)</w:t>
+        <w:t>B) TRUNCATE TABLE table;</w:t>
+      </w:r>
+      <w:r>
+        <w:rPr>
+          <w:rFonts w:ascii="Arial" w:hAnsi="Arial" w:cs="Arial"/>
+          <w:sz w:val="20"/>
+          <w:szCs w:val="20"/>
+        </w:rPr>
+        <w:br/>
+        <w:t>C) DROP TABLE table; (followed by CREATE)</w:t>
       </w:r>
       <w:r>
         <w:rPr>
@@ -11155,26 +10166,6 @@
         <w:spacing w:after="0" w:line="240" w:lineRule="auto"/>
         <w:rPr>
           <w:rFonts w:ascii="Arial" w:hAnsi="Arial" w:cs="Arial"/>
-          <w:sz w:val="20"/>
-          <w:szCs w:val="20"/>
-        </w:rPr>
-      </w:pPr>
-    </w:p>
-    <w:p>
-      <w:pPr>
-        <w:spacing w:after="0" w:line="240" w:lineRule="auto"/>
-        <w:rPr>
-          <w:rFonts w:ascii="Arial" w:hAnsi="Arial" w:cs="Arial"/>
-          <w:sz w:val="20"/>
-          <w:szCs w:val="20"/>
-        </w:rPr>
-      </w:pPr>
-    </w:p>
-    <w:p>
-      <w:pPr>
-        <w:spacing w:after="0" w:line="240" w:lineRule="auto"/>
-        <w:rPr>
-          <w:rFonts w:ascii="Arial" w:hAnsi="Arial" w:cs="Arial"/>
           <w:b/>
           <w:bCs/>
           <w:sz w:val="20"/>
@@ -11206,29 +10197,7 @@
           <w:sz w:val="20"/>
           <w:szCs w:val="20"/>
         </w:rPr>
-        <w:t>4. A foreign key constraint in MySQL (</w:t>
-      </w:r>
-      <w:proofErr w:type="spellStart"/>
-      <w:r>
-        <w:rPr>
-          <w:rFonts w:ascii="Arial" w:hAnsi="Arial" w:cs="Arial"/>
-          <w:b/>
-          <w:bCs/>
-          <w:sz w:val="20"/>
-          <w:szCs w:val="20"/>
-        </w:rPr>
-        <w:t>InnoDB</w:t>
-      </w:r>
-      <w:proofErr w:type="spellEnd"/>
-      <w:r>
-        <w:rPr>
-          <w:rFonts w:ascii="Arial" w:hAnsi="Arial" w:cs="Arial"/>
-          <w:b/>
-          <w:bCs/>
-          <w:sz w:val="20"/>
-          <w:szCs w:val="20"/>
-        </w:rPr>
-        <w:t>) with ON DELETE CASCADE means:</w:t>
+        <w:t>4. A foreign key constraint in MySQL (InnoDB) with ON DELETE CASCADE means:</w:t>
       </w:r>
     </w:p>
     <w:p>
@@ -11450,29 +10419,7 @@
           <w:sz w:val="20"/>
           <w:szCs w:val="20"/>
         </w:rPr>
-        <w:t xml:space="preserve">6. A transaction with isolation level REPEATABLE READ in MySQL </w:t>
-      </w:r>
-      <w:proofErr w:type="spellStart"/>
-      <w:r>
-        <w:rPr>
-          <w:rFonts w:ascii="Arial" w:hAnsi="Arial" w:cs="Arial"/>
-          <w:b/>
-          <w:bCs/>
-          <w:sz w:val="20"/>
-          <w:szCs w:val="20"/>
-        </w:rPr>
-        <w:t>InnoDB</w:t>
-      </w:r>
-      <w:proofErr w:type="spellEnd"/>
-      <w:r>
-        <w:rPr>
-          <w:rFonts w:ascii="Arial" w:hAnsi="Arial" w:cs="Arial"/>
-          <w:b/>
-          <w:bCs/>
-          <w:sz w:val="20"/>
-          <w:szCs w:val="20"/>
-        </w:rPr>
-        <w:t xml:space="preserve"> prevents:</w:t>
+        <w:t>6. A transaction with isolation level REPEATABLE READ in MySQL InnoDB prevents:</w:t>
       </w:r>
     </w:p>
     <w:p>
@@ -11850,43 +10797,7 @@
           <w:szCs w:val="20"/>
         </w:rPr>
         <w:br/>
-        <w:t xml:space="preserve">D) </w:t>
-      </w:r>
-      <w:proofErr w:type="gramStart"/>
-      <w:r>
-        <w:rPr>
-          <w:rFonts w:ascii="Arial" w:hAnsi="Arial" w:cs="Arial"/>
-          <w:sz w:val="20"/>
-          <w:szCs w:val="20"/>
-        </w:rPr>
-        <w:t>VARCHAR(</w:t>
-      </w:r>
-      <w:proofErr w:type="gramEnd"/>
-      <w:r>
-        <w:rPr>
-          <w:rFonts w:ascii="Arial" w:hAnsi="Arial" w:cs="Arial"/>
-          <w:sz w:val="20"/>
-          <w:szCs w:val="20"/>
-        </w:rPr>
-        <w:t xml:space="preserve">255) uses 1 byte for length, </w:t>
-      </w:r>
-      <w:proofErr w:type="gramStart"/>
-      <w:r>
-        <w:rPr>
-          <w:rFonts w:ascii="Arial" w:hAnsi="Arial" w:cs="Arial"/>
-          <w:sz w:val="20"/>
-          <w:szCs w:val="20"/>
-        </w:rPr>
-        <w:t>VARHAR(</w:t>
-      </w:r>
-      <w:proofErr w:type="gramEnd"/>
-      <w:r>
-        <w:rPr>
-          <w:rFonts w:ascii="Arial" w:hAnsi="Arial" w:cs="Arial"/>
-          <w:sz w:val="20"/>
-          <w:szCs w:val="20"/>
-        </w:rPr>
-        <w:t>65535) uses 2 bytes</w:t>
+        <w:t>D) VARCHAR(255) uses 1 byte for length, VARHAR(65535) uses 2 bytes</w:t>
       </w:r>
     </w:p>
     <w:p>
@@ -21304,6 +20215,7 @@
   <w:style w:type="character" w:default="1" w:styleId="DefaultParagraphFont">
     <w:name w:val="Default Paragraph Font"/>
     <w:uiPriority w:val="1"/>
+    <w:semiHidden/>
     <w:unhideWhenUsed/>
   </w:style>
   <w:style w:type="table" w:default="1" w:styleId="TableNormal">
@@ -21763,9 +20675,11 @@
     <w:rsid w:val="00495092"/>
     <w:rsid w:val="0055380E"/>
     <w:rsid w:val="0071112B"/>
+    <w:rsid w:val="007B473C"/>
     <w:rsid w:val="009D4A4A"/>
     <w:rsid w:val="00C3627A"/>
     <w:rsid w:val="00C7492E"/>
+    <w:rsid w:val="00CE4C98"/>
     <w:rsid w:val="00D61E8D"/>
     <w:rsid w:val="00F342DD"/>
   </w:rsids>

--- a/Self Study MCQ/Self Study DBT MCQ Session 01  to 04.docx
+++ b/Self Study MCQ/Self Study DBT MCQ Session 01  to 04.docx
@@ -10993,7 +10993,27 @@
           <w:sz w:val="20"/>
           <w:szCs w:val="20"/>
         </w:rPr>
-        <w:t xml:space="preserve"> 01 to 30</w:t>
+        <w:t xml:space="preserve"> 01 to </w:t>
+      </w:r>
+      <w:r>
+        <w:rPr>
+          <w:rFonts w:ascii="Arial" w:hAnsi="Arial" w:cs="Arial"/>
+          <w:b/>
+          <w:bCs/>
+          <w:sz w:val="20"/>
+          <w:szCs w:val="20"/>
+        </w:rPr>
+        <w:t>5</w:t>
+      </w:r>
+      <w:r>
+        <w:rPr>
+          <w:rFonts w:ascii="Arial" w:hAnsi="Arial" w:cs="Arial"/>
+          <w:b/>
+          <w:bCs/>
+          <w:sz w:val="20"/>
+          <w:szCs w:val="20"/>
+        </w:rPr>
+        <w:t>0</w:t>
       </w:r>
     </w:p>
     <w:p>
@@ -20673,7 +20693,9 @@
     <w:rsid w:val="003B65BF"/>
     <w:rsid w:val="004057C9"/>
     <w:rsid w:val="00495092"/>
+    <w:rsid w:val="004D145F"/>
     <w:rsid w:val="0055380E"/>
+    <w:rsid w:val="006B005D"/>
     <w:rsid w:val="0071112B"/>
     <w:rsid w:val="007B473C"/>
     <w:rsid w:val="009D4A4A"/>
